--- a/mathe1.docx
+++ b/mathe1.docx
@@ -12,6 +12,7 @@
           <w:docPartUnique/>
         </w:docPartObj>
       </w:sdtPr>
+      <w:sdtEndPr/>
       <w:sdtContent>
         <w:p>
           <w:r>
@@ -21,7 +22,7 @@
             <mc:AlternateContent>
               <mc:Choice Requires="wpg">
                 <w:drawing>
-                  <wp:anchor distT="0" distB="0" distL="114300" distR="114300" simplePos="0" relativeHeight="251658240" behindDoc="1" locked="0" layoutInCell="1" allowOverlap="1" wp14:anchorId="5B1FF4A3" wp14:editId="562610C7">
+                  <wp:anchor distT="0" distB="0" distL="114300" distR="114300" simplePos="0" relativeHeight="251658240" behindDoc="1" locked="0" layoutInCell="1" allowOverlap="1" wp14:anchorId="5B1FF4A3" wp14:editId="4C0634D0">
                     <wp:simplePos x="0" y="0"/>
                     <wp:positionH relativeFrom="page">
                       <wp:align>center</wp:align>
@@ -141,6 +142,7 @@
                                     <w:dataBinding w:prefixMappings="xmlns:ns0='http://purl.org/dc/elements/1.1/' xmlns:ns1='http://schemas.openxmlformats.org/package/2006/metadata/core-properties' " w:xpath="/ns1:coreProperties[1]/ns0:creator[1]" w:storeItemID="{6C3C8BC8-F283-45AE-878A-BAB7291924A1}"/>
                                     <w:text/>
                                   </w:sdtPr>
+                                  <w:sdtEndPr/>
                                   <w:sdtContent>
                                     <w:p>
                                       <w:pPr>
@@ -228,7 +230,7 @@
                                       <w:sz w:val="20"/>
                                       <w:szCs w:val="20"/>
                                     </w:rPr>
-                                    <w:t>05.09.2026</w:t>
+                                    <w:t>23.09.2026</w:t>
                                   </w:r>
                                   <w:r>
                                     <w:rPr>
@@ -296,6 +298,7 @@
                                     <w:dataBinding w:prefixMappings="xmlns:ns0='http://purl.org/dc/elements/1.1/' xmlns:ns1='http://schemas.openxmlformats.org/package/2006/metadata/core-properties' " w:xpath="/ns1:coreProperties[1]/ns0:title[1]" w:storeItemID="{6C3C8BC8-F283-45AE-878A-BAB7291924A1}"/>
                                     <w:text/>
                                   </w:sdtPr>
+                                  <w:sdtEndPr/>
                                   <w:sdtContent>
                                     <w:p>
                                       <w:pPr>
@@ -371,6 +374,7 @@
                               <w:dataBinding w:prefixMappings="xmlns:ns0='http://purl.org/dc/elements/1.1/' xmlns:ns1='http://schemas.openxmlformats.org/package/2006/metadata/core-properties' " w:xpath="/ns1:coreProperties[1]/ns0:creator[1]" w:storeItemID="{6C3C8BC8-F283-45AE-878A-BAB7291924A1}"/>
                               <w:text/>
                             </w:sdtPr>
+                            <w:sdtEndPr/>
                             <w:sdtContent>
                               <w:p>
                                 <w:pPr>
@@ -458,7 +462,7 @@
                                 <w:sz w:val="20"/>
                                 <w:szCs w:val="20"/>
                               </w:rPr>
-                              <w:t>05.09.2026</w:t>
+                              <w:t>23.09.2026</w:t>
                             </w:r>
                             <w:r>
                               <w:rPr>
@@ -494,6 +498,7 @@
                               <w:dataBinding w:prefixMappings="xmlns:ns0='http://purl.org/dc/elements/1.1/' xmlns:ns1='http://schemas.openxmlformats.org/package/2006/metadata/core-properties' " w:xpath="/ns1:coreProperties[1]/ns0:title[1]" w:storeItemID="{6C3C8BC8-F283-45AE-878A-BAB7291924A1}"/>
                               <w:text/>
                             </w:sdtPr>
+                            <w:sdtEndPr/>
                             <w:sdtContent>
                               <w:p>
                                 <w:pPr>
@@ -536,6 +541,172 @@
               <w:rFonts w:asciiTheme="majorHAnsi" w:eastAsiaTheme="majorEastAsia" w:hAnsiTheme="majorHAnsi" w:cstheme="majorBidi"/>
             </w:rPr>
           </w:pPr>
+          <w:r>
+            <w:rPr>
+              <w:noProof/>
+            </w:rPr>
+            <mc:AlternateContent>
+              <mc:Choice Requires="wps">
+                <w:drawing>
+                  <wp:anchor distT="0" distB="0" distL="114300" distR="114300" simplePos="0" relativeHeight="251660288" behindDoc="0" locked="0" layoutInCell="1" allowOverlap="1" wp14:anchorId="5A7FCA20" wp14:editId="61B16474">
+                    <wp:simplePos x="0" y="0"/>
+                    <wp:positionH relativeFrom="margin">
+                      <wp:align>center</wp:align>
+                    </wp:positionH>
+                    <wp:positionV relativeFrom="paragraph">
+                      <wp:posOffset>6278245</wp:posOffset>
+                    </wp:positionV>
+                    <wp:extent cx="2408464" cy="302079"/>
+                    <wp:effectExtent l="0" t="0" r="5080" b="3175"/>
+                    <wp:wrapNone/>
+                    <wp:docPr id="1263043882" name="Textfeld 5"/>
+                    <wp:cNvGraphicFramePr/>
+                    <a:graphic xmlns:a="http://schemas.openxmlformats.org/drawingml/2006/main">
+                      <a:graphicData uri="http://schemas.microsoft.com/office/word/2010/wordprocessingShape">
+                        <wps:wsp>
+                          <wps:cNvSpPr txBox="1"/>
+                          <wps:spPr>
+                            <a:xfrm>
+                              <a:off x="0" y="0"/>
+                              <a:ext cx="2408464" cy="302079"/>
+                            </a:xfrm>
+                            <a:prstGeom prst="rect">
+                              <a:avLst/>
+                            </a:prstGeom>
+                            <a:solidFill>
+                              <a:schemeClr val="lt1"/>
+                            </a:solidFill>
+                            <a:ln w="6350">
+                              <a:noFill/>
+                            </a:ln>
+                          </wps:spPr>
+                          <wps:txbx>
+                            <w:txbxContent>
+                              <w:p>
+                                <w:pPr>
+                                  <w:jc w:val="center"/>
+                                </w:pPr>
+                                <w:hyperlink r:id="rId8" w:history="1">
+                                  <w:r>
+                                    <w:rPr>
+                                      <w:rStyle w:val="Hyperlink"/>
+                                    </w:rPr>
+                                    <w:t>Hier</w:t>
+                                  </w:r>
+                                </w:hyperlink>
+                                <w:r>
+                                  <w:t xml:space="preserve"> geht’s zum Download</w:t>
+                                </w:r>
+                              </w:p>
+                            </w:txbxContent>
+                          </wps:txbx>
+                          <wps:bodyPr rot="0" spcFirstLastPara="0" vertOverflow="overflow" horzOverflow="overflow" vert="horz" wrap="square" lIns="91440" tIns="45720" rIns="91440" bIns="45720" numCol="1" spcCol="0" rtlCol="0" fromWordArt="0" anchor="t" anchorCtr="0" forceAA="0" compatLnSpc="1">
+                            <a:prstTxWarp prst="textNoShape">
+                              <a:avLst/>
+                            </a:prstTxWarp>
+                            <a:noAutofit/>
+                          </wps:bodyPr>
+                        </wps:wsp>
+                      </a:graphicData>
+                    </a:graphic>
+                    <wp14:sizeRelH relativeFrom="margin">
+                      <wp14:pctWidth>0</wp14:pctWidth>
+                    </wp14:sizeRelH>
+                    <wp14:sizeRelV relativeFrom="margin">
+                      <wp14:pctHeight>0</wp14:pctHeight>
+                    </wp14:sizeRelV>
+                  </wp:anchor>
+                </w:drawing>
+              </mc:Choice>
+              <mc:Fallback>
+                <w:pict>
+                  <v:shape w14:anchorId="5A7FCA20" id="Textfeld 5" o:spid="_x0000_s1030" type="#_x0000_t202" style="position:absolute;margin-left:0;margin-top:494.35pt;width:189.65pt;height:23.8pt;z-index:251660288;visibility:visible;mso-wrap-style:square;mso-width-percent:0;mso-height-percent:0;mso-wrap-distance-left:9pt;mso-wrap-distance-top:0;mso-wrap-distance-right:9pt;mso-wrap-distance-bottom:0;mso-position-horizontal:center;mso-position-horizontal-relative:margin;mso-position-vertical:absolute;mso-position-vertical-relative:text;mso-width-percent:0;mso-height-percent:0;mso-width-relative:margin;mso-height-relative:margin;v-text-anchor:top" o:gfxdata="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" fillcolor="white [3201]" stroked="f" strokeweight=".5pt">
+                    <v:textbox>
+                      <w:txbxContent>
+                        <w:p>
+                          <w:pPr>
+                            <w:jc w:val="center"/>
+                          </w:pPr>
+                          <w:hyperlink r:id="rId9" w:history="1">
+                            <w:r>
+                              <w:rPr>
+                                <w:rStyle w:val="Hyperlink"/>
+                              </w:rPr>
+                              <w:t>Hier</w:t>
+                            </w:r>
+                          </w:hyperlink>
+                          <w:r>
+                            <w:t xml:space="preserve"> geht’s zum Download</w:t>
+                          </w:r>
+                        </w:p>
+                      </w:txbxContent>
+                    </v:textbox>
+                    <w10:wrap anchorx="margin"/>
+                  </v:shape>
+                </w:pict>
+              </mc:Fallback>
+            </mc:AlternateContent>
+          </w:r>
+          <w:r>
+            <w:rPr>
+              <w:noProof/>
+            </w:rPr>
+            <w:drawing>
+              <wp:anchor distT="0" distB="0" distL="114300" distR="114300" simplePos="0" relativeHeight="251659264" behindDoc="0" locked="0" layoutInCell="1" allowOverlap="1" wp14:anchorId="47101A0D" wp14:editId="2A143DF3">
+                <wp:simplePos x="0" y="0"/>
+                <wp:positionH relativeFrom="margin">
+                  <wp:align>center</wp:align>
+                </wp:positionH>
+                <wp:positionV relativeFrom="paragraph">
+                  <wp:posOffset>4108421</wp:posOffset>
+                </wp:positionV>
+                <wp:extent cx="2245179" cy="2245179"/>
+                <wp:effectExtent l="0" t="0" r="3175" b="3175"/>
+                <wp:wrapNone/>
+                <wp:docPr id="1767105130" name="Grafik 4"/>
+                <wp:cNvGraphicFramePr>
+                  <a:graphicFrameLocks xmlns:a="http://schemas.openxmlformats.org/drawingml/2006/main" noChangeAspect="1"/>
+                </wp:cNvGraphicFramePr>
+                <a:graphic xmlns:a="http://schemas.openxmlformats.org/drawingml/2006/main">
+                  <a:graphicData uri="http://schemas.openxmlformats.org/drawingml/2006/picture">
+                    <pic:pic xmlns:pic="http://schemas.openxmlformats.org/drawingml/2006/picture">
+                      <pic:nvPicPr>
+                        <pic:cNvPr id="1767105130" name="Grafik 1767105130"/>
+                        <pic:cNvPicPr/>
+                      </pic:nvPicPr>
+                      <pic:blipFill>
+                        <a:blip r:embed="rId10">
+                          <a:extLst>
+                            <a:ext uri="{28A0092B-C50C-407E-A947-70E740481C1C}">
+                              <a14:useLocalDpi xmlns:a14="http://schemas.microsoft.com/office/drawing/2010/main" val="0"/>
+                            </a:ext>
+                          </a:extLst>
+                        </a:blip>
+                        <a:stretch>
+                          <a:fillRect/>
+                        </a:stretch>
+                      </pic:blipFill>
+                      <pic:spPr>
+                        <a:xfrm>
+                          <a:off x="0" y="0"/>
+                          <a:ext cx="2245179" cy="2245179"/>
+                        </a:xfrm>
+                        <a:prstGeom prst="rect">
+                          <a:avLst/>
+                        </a:prstGeom>
+                      </pic:spPr>
+                    </pic:pic>
+                  </a:graphicData>
+                </a:graphic>
+                <wp14:sizeRelH relativeFrom="page">
+                  <wp14:pctWidth>0</wp14:pctWidth>
+                </wp14:sizeRelH>
+                <wp14:sizeRelV relativeFrom="page">
+                  <wp14:pctHeight>0</wp14:pctHeight>
+                </wp14:sizeRelV>
+              </wp:anchor>
+            </w:drawing>
+          </w:r>
           <w:r>
             <w:br w:type="page"/>
           </w:r>
@@ -5234,7 +5405,7 @@
           <w:bCs/>
         </w:rPr>
         <w:sectPr>
-          <w:footerReference w:type="default" r:id="rId8"/>
+          <w:footerReference w:type="default" r:id="rId11"/>
           <w:pgSz w:w="11906" w:h="16838"/>
           <w:pgMar w:top="720" w:right="567" w:bottom="720" w:left="567" w:header="709" w:footer="709" w:gutter="0"/>
           <w:pgNumType w:start="0"/>
@@ -5639,7 +5810,19 @@
                       <w:rPr>
                         <w:rFonts w:ascii="Cambria Math" w:eastAsiaTheme="minorEastAsia" w:hAnsi="Cambria Math"/>
                       </w:rPr>
-                      <m:t>A∧B</m:t>
+                      <m:t>A</m:t>
+                    </m:r>
+                    <m:r>
+                      <w:rPr>
+                        <w:rFonts w:ascii="Cambria Math" w:eastAsiaTheme="minorEastAsia" w:hAnsi="Cambria Math"/>
+                      </w:rPr>
+                      <m:t>∧</m:t>
+                    </m:r>
+                    <m:r>
+                      <w:rPr>
+                        <w:rFonts w:ascii="Cambria Math" w:eastAsiaTheme="minorEastAsia" w:hAnsi="Cambria Math"/>
+                      </w:rPr>
+                      <m:t>B</m:t>
                     </m:r>
                   </m:e>
                 </m:d>
@@ -5647,7 +5830,31 @@
                   <w:rPr>
                     <w:rFonts w:ascii="Cambria Math" w:eastAsiaTheme="minorEastAsia" w:hAnsi="Cambria Math"/>
                   </w:rPr>
-                  <m:t>∧C≡A∧</m:t>
+                  <m:t>∧</m:t>
+                </m:r>
+                <m:r>
+                  <w:rPr>
+                    <w:rFonts w:ascii="Cambria Math" w:eastAsiaTheme="minorEastAsia" w:hAnsi="Cambria Math"/>
+                  </w:rPr>
+                  <m:t>C</m:t>
+                </m:r>
+                <m:r>
+                  <w:rPr>
+                    <w:rFonts w:ascii="Cambria Math" w:eastAsiaTheme="minorEastAsia" w:hAnsi="Cambria Math"/>
+                  </w:rPr>
+                  <m:t>≡</m:t>
+                </m:r>
+                <m:r>
+                  <w:rPr>
+                    <w:rFonts w:ascii="Cambria Math" w:eastAsiaTheme="minorEastAsia" w:hAnsi="Cambria Math"/>
+                  </w:rPr>
+                  <m:t>A</m:t>
+                </m:r>
+                <m:r>
+                  <w:rPr>
+                    <w:rFonts w:ascii="Cambria Math" w:eastAsiaTheme="minorEastAsia" w:hAnsi="Cambria Math"/>
+                  </w:rPr>
+                  <m:t>∧</m:t>
                 </m:r>
                 <m:d>
                   <m:dPr>
@@ -5663,7 +5870,19 @@
                       <w:rPr>
                         <w:rFonts w:ascii="Cambria Math" w:eastAsiaTheme="minorEastAsia" w:hAnsi="Cambria Math"/>
                       </w:rPr>
-                      <m:t>B∧C</m:t>
+                      <m:t>B</m:t>
+                    </m:r>
+                    <m:r>
+                      <w:rPr>
+                        <w:rFonts w:ascii="Cambria Math" w:eastAsiaTheme="minorEastAsia" w:hAnsi="Cambria Math"/>
+                      </w:rPr>
+                      <m:t>∧</m:t>
+                    </m:r>
+                    <m:r>
+                      <w:rPr>
+                        <w:rFonts w:ascii="Cambria Math" w:eastAsiaTheme="minorEastAsia" w:hAnsi="Cambria Math"/>
+                      </w:rPr>
+                      <m:t>C</m:t>
                     </m:r>
                   </m:e>
                 </m:d>
@@ -5690,7 +5909,19 @@
                       <w:rPr>
                         <w:rFonts w:ascii="Cambria Math" w:eastAsiaTheme="minorEastAsia" w:hAnsi="Cambria Math"/>
                       </w:rPr>
-                      <m:t>A∨B</m:t>
+                      <m:t>A</m:t>
+                    </m:r>
+                    <m:r>
+                      <w:rPr>
+                        <w:rFonts w:ascii="Cambria Math" w:eastAsiaTheme="minorEastAsia" w:hAnsi="Cambria Math"/>
+                      </w:rPr>
+                      <m:t>∨</m:t>
+                    </m:r>
+                    <m:r>
+                      <w:rPr>
+                        <w:rFonts w:ascii="Cambria Math" w:eastAsiaTheme="minorEastAsia" w:hAnsi="Cambria Math"/>
+                      </w:rPr>
+                      <m:t>B</m:t>
                     </m:r>
                   </m:e>
                 </m:d>
@@ -5698,7 +5929,31 @@
                   <w:rPr>
                     <w:rFonts w:ascii="Cambria Math" w:eastAsiaTheme="minorEastAsia" w:hAnsi="Cambria Math"/>
                   </w:rPr>
-                  <m:t>∨C≡A∨</m:t>
+                  <m:t>∨</m:t>
+                </m:r>
+                <m:r>
+                  <w:rPr>
+                    <w:rFonts w:ascii="Cambria Math" w:eastAsiaTheme="minorEastAsia" w:hAnsi="Cambria Math"/>
+                  </w:rPr>
+                  <m:t>C</m:t>
+                </m:r>
+                <m:r>
+                  <w:rPr>
+                    <w:rFonts w:ascii="Cambria Math" w:eastAsiaTheme="minorEastAsia" w:hAnsi="Cambria Math"/>
+                  </w:rPr>
+                  <m:t>≡</m:t>
+                </m:r>
+                <m:r>
+                  <w:rPr>
+                    <w:rFonts w:ascii="Cambria Math" w:eastAsiaTheme="minorEastAsia" w:hAnsi="Cambria Math"/>
+                  </w:rPr>
+                  <m:t>A</m:t>
+                </m:r>
+                <m:r>
+                  <w:rPr>
+                    <w:rFonts w:ascii="Cambria Math" w:eastAsiaTheme="minorEastAsia" w:hAnsi="Cambria Math"/>
+                  </w:rPr>
+                  <m:t>∨</m:t>
                 </m:r>
                 <m:d>
                   <m:dPr>
@@ -5714,7 +5969,19 @@
                       <w:rPr>
                         <w:rFonts w:ascii="Cambria Math" w:eastAsiaTheme="minorEastAsia" w:hAnsi="Cambria Math"/>
                       </w:rPr>
-                      <m:t>B∨C</m:t>
+                      <m:t>B</m:t>
+                    </m:r>
+                    <m:r>
+                      <w:rPr>
+                        <w:rFonts w:ascii="Cambria Math" w:eastAsiaTheme="minorEastAsia" w:hAnsi="Cambria Math"/>
+                      </w:rPr>
+                      <m:t>∨</m:t>
+                    </m:r>
+                    <m:r>
+                      <w:rPr>
+                        <w:rFonts w:ascii="Cambria Math" w:eastAsiaTheme="minorEastAsia" w:hAnsi="Cambria Math"/>
+                      </w:rPr>
+                      <m:t>C</m:t>
                     </m:r>
                   </m:e>
                 </m:d>
@@ -5926,7 +6193,13 @@
                   <w:rPr>
                     <w:rFonts w:ascii="Cambria Math" w:eastAsia="Times New Roman" w:hAnsi="Cambria Math" w:cs="Times New Roman"/>
                   </w:rPr>
-                  <m:t>≡A</m:t>
+                  <m:t>≡</m:t>
+                </m:r>
+                <m:r>
+                  <w:rPr>
+                    <w:rFonts w:ascii="Cambria Math" w:eastAsia="Times New Roman" w:hAnsi="Cambria Math" w:cs="Times New Roman"/>
+                  </w:rPr>
+                  <m:t>A</m:t>
                 </m:r>
               </m:oMath>
             </m:oMathPara>
@@ -5943,8 +6216,8 @@
           <w:bCs/>
         </w:rPr>
         <w:sectPr>
-          <w:footerReference w:type="default" r:id="rId9"/>
-          <w:footerReference w:type="first" r:id="rId10"/>
+          <w:footerReference w:type="default" r:id="rId12"/>
+          <w:footerReference w:type="first" r:id="rId13"/>
           <w:pgSz w:w="11906" w:h="16838"/>
           <w:pgMar w:top="720" w:right="567" w:bottom="720" w:left="567" w:header="709" w:footer="709" w:gutter="0"/>
           <w:pgNumType w:start="1"/>
@@ -5977,6 +6250,7 @@
                 <w:bCs/>
               </w:rPr>
             </w:pPr>
+            <w:proofErr w:type="spellStart"/>
             <w:r>
               <w:rPr>
                 <w:rFonts w:eastAsiaTheme="minorEastAsia"/>
@@ -5985,6 +6259,7 @@
               </w:rPr>
               <w:t>Distributivität</w:t>
             </w:r>
+            <w:proofErr w:type="spellEnd"/>
           </w:p>
         </w:tc>
         <w:tc>
@@ -6337,7 +6612,19 @@
                       <w:rPr>
                         <w:rFonts w:ascii="Cambria Math" w:eastAsia="Times New Roman" w:hAnsi="Cambria Math" w:cs="Times New Roman"/>
                       </w:rPr>
-                      <m:t>A∧B</m:t>
+                      <m:t>A</m:t>
+                    </m:r>
+                    <m:r>
+                      <w:rPr>
+                        <w:rFonts w:ascii="Cambria Math" w:eastAsia="Times New Roman" w:hAnsi="Cambria Math" w:cs="Times New Roman"/>
+                      </w:rPr>
+                      <m:t>∧</m:t>
+                    </m:r>
+                    <m:r>
+                      <w:rPr>
+                        <w:rFonts w:ascii="Cambria Math" w:eastAsia="Times New Roman" w:hAnsi="Cambria Math" w:cs="Times New Roman"/>
+                      </w:rPr>
+                      <m:t>B</m:t>
                     </m:r>
                   </m:e>
                 </m:bar>
@@ -6420,7 +6707,19 @@
                       <w:rPr>
                         <w:rFonts w:ascii="Cambria Math" w:eastAsia="Times New Roman" w:hAnsi="Cambria Math" w:cs="Times New Roman"/>
                       </w:rPr>
-                      <m:t>A∨B</m:t>
+                      <m:t>A</m:t>
+                    </m:r>
+                    <m:r>
+                      <w:rPr>
+                        <w:rFonts w:ascii="Cambria Math" w:eastAsia="Times New Roman" w:hAnsi="Cambria Math" w:cs="Times New Roman"/>
+                      </w:rPr>
+                      <m:t>∨</m:t>
+                    </m:r>
+                    <m:r>
+                      <w:rPr>
+                        <w:rFonts w:ascii="Cambria Math" w:eastAsia="Times New Roman" w:hAnsi="Cambria Math" w:cs="Times New Roman"/>
+                      </w:rPr>
+                      <m:t>B</m:t>
                     </m:r>
                   </m:e>
                 </m:bar>
@@ -6503,7 +6802,19 @@
                       <w:rPr>
                         <w:rFonts w:ascii="Cambria Math" w:eastAsia="Times New Roman" w:hAnsi="Cambria Math" w:cs="Times New Roman"/>
                       </w:rPr>
-                      <m:t>A→B</m:t>
+                      <m:t>A</m:t>
+                    </m:r>
+                    <m:r>
+                      <w:rPr>
+                        <w:rFonts w:ascii="Cambria Math" w:eastAsia="Times New Roman" w:hAnsi="Cambria Math" w:cs="Times New Roman"/>
+                      </w:rPr>
+                      <m:t>→</m:t>
+                    </m:r>
+                    <m:r>
+                      <w:rPr>
+                        <w:rFonts w:ascii="Cambria Math" w:eastAsia="Times New Roman" w:hAnsi="Cambria Math" w:cs="Times New Roman"/>
+                      </w:rPr>
+                      <m:t>B</m:t>
                     </m:r>
                   </m:e>
                 </m:bar>
@@ -6511,7 +6822,19 @@
                   <w:rPr>
                     <w:rFonts w:ascii="Cambria Math" w:eastAsia="Times New Roman" w:hAnsi="Cambria Math" w:cs="Times New Roman"/>
                   </w:rPr>
-                  <m:t>≡A∧</m:t>
+                  <m:t>≡</m:t>
+                </m:r>
+                <m:r>
+                  <w:rPr>
+                    <w:rFonts w:ascii="Cambria Math" w:eastAsia="Times New Roman" w:hAnsi="Cambria Math" w:cs="Times New Roman"/>
+                  </w:rPr>
+                  <m:t>A</m:t>
+                </m:r>
+                <m:r>
+                  <w:rPr>
+                    <w:rFonts w:ascii="Cambria Math" w:eastAsia="Times New Roman" w:hAnsi="Cambria Math" w:cs="Times New Roman"/>
+                  </w:rPr>
+                  <m:t>∧</m:t>
                 </m:r>
                 <m:bar>
                   <m:barPr>
@@ -7030,7 +7353,19 @@
                       <w:rPr>
                         <w:rFonts w:ascii="Cambria Math" w:hAnsi="Cambria Math"/>
                       </w:rPr>
-                      <m:t>(M)</m:t>
+                      <m:t>(</m:t>
+                    </m:r>
+                    <m:r>
+                      <w:rPr>
+                        <w:rFonts w:ascii="Cambria Math" w:hAnsi="Cambria Math"/>
+                      </w:rPr>
+                      <m:t>M</m:t>
+                    </m:r>
+                    <m:r>
+                      <w:rPr>
+                        <w:rFonts w:ascii="Cambria Math" w:hAnsi="Cambria Math"/>
+                      </w:rPr>
+                      <m:t>)</m:t>
                     </m:r>
                   </m:sub>
                 </m:sSub>
@@ -7096,7 +7431,19 @@
                           <w:rPr>
                             <w:rFonts w:ascii="Cambria Math" w:hAnsi="Cambria Math"/>
                           </w:rPr>
-                          <m:t>(M)</m:t>
+                          <m:t>(</m:t>
+                        </m:r>
+                        <m:r>
+                          <w:rPr>
+                            <w:rFonts w:ascii="Cambria Math" w:hAnsi="Cambria Math"/>
+                          </w:rPr>
+                          <m:t>M</m:t>
+                        </m:r>
+                        <m:r>
+                          <w:rPr>
+                            <w:rFonts w:ascii="Cambria Math" w:hAnsi="Cambria Math"/>
+                          </w:rPr>
+                          <m:t>)</m:t>
                         </m:r>
                       </m:sub>
                     </m:sSub>
@@ -7370,7 +7717,19 @@
                       <w:rPr>
                         <w:rFonts w:ascii="Cambria Math" w:eastAsia="Calibri" w:hAnsi="Cambria Math" w:cs="Times New Roman"/>
                       </w:rPr>
-                      <m:t>M×N</m:t>
+                      <m:t>M</m:t>
+                    </m:r>
+                    <m:r>
+                      <w:rPr>
+                        <w:rFonts w:ascii="Cambria Math" w:eastAsia="Calibri" w:hAnsi="Cambria Math" w:cs="Times New Roman"/>
+                      </w:rPr>
+                      <m:t>×</m:t>
+                    </m:r>
+                    <m:r>
+                      <w:rPr>
+                        <w:rFonts w:ascii="Cambria Math" w:eastAsia="Calibri" w:hAnsi="Cambria Math" w:cs="Times New Roman"/>
+                      </w:rPr>
+                      <m:t>N</m:t>
                     </m:r>
                   </m:e>
                 </m:d>
@@ -7914,7 +8273,7 @@
       <w:pPr>
         <w:pStyle w:val="berschrift2"/>
       </w:pPr>
-      <w:hyperlink r:id="rId11" w:history="1">
+      <w:hyperlink r:id="rId14" w:history="1">
         <w:bookmarkStart w:id="10" w:name="_Toc216535183"/>
         <w:r>
           <w:rPr>
@@ -7991,7 +8350,13 @@
                           <w:rPr>
                             <w:rFonts w:ascii="Cambria Math" w:hAnsi="Cambria Math"/>
                           </w:rPr>
-                          <m:t>n!</m:t>
+                          <m:t>n</m:t>
+                        </m:r>
+                        <m:r>
+                          <w:rPr>
+                            <w:rFonts w:ascii="Cambria Math" w:hAnsi="Cambria Math"/>
+                          </w:rPr>
+                          <m:t>!</m:t>
                         </m:r>
                       </m:num>
                       <m:den>
@@ -8009,7 +8374,19 @@
                               <w:rPr>
                                 <w:rFonts w:ascii="Cambria Math" w:hAnsi="Cambria Math"/>
                               </w:rPr>
-                              <m:t>n-k</m:t>
+                              <m:t>n</m:t>
+                            </m:r>
+                            <m:r>
+                              <w:rPr>
+                                <w:rFonts w:ascii="Cambria Math" w:hAnsi="Cambria Math"/>
+                              </w:rPr>
+                              <m:t>-</m:t>
+                            </m:r>
+                            <m:r>
+                              <w:rPr>
+                                <w:rFonts w:ascii="Cambria Math" w:hAnsi="Cambria Math"/>
+                              </w:rPr>
+                              <m:t>k</m:t>
                             </m:r>
                           </m:e>
                         </m:d>
@@ -8135,7 +8512,13 @@
                           <w:rPr>
                             <w:rFonts w:ascii="Cambria Math" w:hAnsi="Cambria Math"/>
                           </w:rPr>
-                          <m:t>n!</m:t>
+                          <m:t>n</m:t>
+                        </m:r>
+                        <m:r>
+                          <w:rPr>
+                            <w:rFonts w:ascii="Cambria Math" w:hAnsi="Cambria Math"/>
+                          </w:rPr>
+                          <m:t>!</m:t>
                         </m:r>
                       </m:num>
                       <m:den>
@@ -8153,7 +8536,19 @@
                               <w:rPr>
                                 <w:rFonts w:ascii="Cambria Math" w:hAnsi="Cambria Math"/>
                               </w:rPr>
-                              <m:t>n-k</m:t>
+                              <m:t>n</m:t>
+                            </m:r>
+                            <m:r>
+                              <w:rPr>
+                                <w:rFonts w:ascii="Cambria Math" w:hAnsi="Cambria Math"/>
+                              </w:rPr>
+                              <m:t>-</m:t>
+                            </m:r>
+                            <m:r>
+                              <w:rPr>
+                                <w:rFonts w:ascii="Cambria Math" w:hAnsi="Cambria Math"/>
+                              </w:rPr>
+                              <m:t>k</m:t>
                             </m:r>
                           </m:e>
                         </m:d>
@@ -8161,7 +8556,19 @@
                           <w:rPr>
                             <w:rFonts w:ascii="Cambria Math" w:hAnsi="Cambria Math"/>
                           </w:rPr>
-                          <m:t>!⋅k!</m:t>
+                          <m:t>!⋅</m:t>
+                        </m:r>
+                        <m:r>
+                          <w:rPr>
+                            <w:rFonts w:ascii="Cambria Math" w:hAnsi="Cambria Math"/>
+                          </w:rPr>
+                          <m:t>k</m:t>
+                        </m:r>
+                        <m:r>
+                          <w:rPr>
+                            <w:rFonts w:ascii="Cambria Math" w:hAnsi="Cambria Math"/>
+                          </w:rPr>
+                          <m:t>!</m:t>
                         </m:r>
                       </m:den>
                     </m:f>
@@ -8194,7 +8601,35 @@
         <w:rPr>
           <w:rStyle w:val="Hyperlink"/>
         </w:rPr>
-        <w:t>Euklidischer Algorithmus ggT(a,b)</w:t>
+        <w:t xml:space="preserve">Euklidischer Algorithmus </w:t>
+      </w:r>
+      <w:proofErr w:type="spellStart"/>
+      <w:r>
+        <w:rPr>
+          <w:rStyle w:val="Hyperlink"/>
+        </w:rPr>
+        <w:t>ggT</w:t>
+      </w:r>
+      <w:proofErr w:type="spellEnd"/>
+      <w:r>
+        <w:rPr>
+          <w:rStyle w:val="Hyperlink"/>
+        </w:rPr>
+        <w:t>(</w:t>
+      </w:r>
+      <w:proofErr w:type="spellStart"/>
+      <w:r>
+        <w:rPr>
+          <w:rStyle w:val="Hyperlink"/>
+        </w:rPr>
+        <w:t>a,b</w:t>
+      </w:r>
+      <w:proofErr w:type="spellEnd"/>
+      <w:r>
+        <w:rPr>
+          <w:rStyle w:val="Hyperlink"/>
+        </w:rPr>
+        <w:t>)</w:t>
       </w:r>
       <w:bookmarkEnd w:id="11"/>
       <w:bookmarkEnd w:id="12"/>
@@ -9193,7 +9628,13 @@
                   <w:rPr>
                     <w:rFonts w:ascii="Cambria Math" w:hAnsi="Cambria Math"/>
                   </w:rPr>
-                  <m:t>i+1</m:t>
+                  <m:t>i</m:t>
+                </m:r>
+                <m:r>
+                  <w:rPr>
+                    <w:rFonts w:ascii="Cambria Math" w:hAnsi="Cambria Math"/>
+                  </w:rPr>
+                  <m:t>+1</m:t>
                 </m:r>
               </m:sub>
             </m:sSub>
@@ -9271,7 +9712,13 @@
                   <w:rPr>
                     <w:rFonts w:ascii="Cambria Math" w:eastAsiaTheme="minorEastAsia" w:hAnsi="Cambria Math"/>
                   </w:rPr>
-                  <m:t>i+1</m:t>
+                  <m:t>i</m:t>
+                </m:r>
+                <m:r>
+                  <w:rPr>
+                    <w:rFonts w:ascii="Cambria Math" w:eastAsiaTheme="minorEastAsia" w:hAnsi="Cambria Math"/>
+                  </w:rPr>
+                  <m:t>+1</m:t>
                 </m:r>
               </m:sub>
             </m:sSub>
@@ -9335,7 +9782,13 @@
                   <w:rPr>
                     <w:rFonts w:ascii="Cambria Math" w:eastAsiaTheme="minorEastAsia" w:hAnsi="Cambria Math"/>
                   </w:rPr>
-                  <m:t>i+1</m:t>
+                  <m:t>i</m:t>
+                </m:r>
+                <m:r>
+                  <w:rPr>
+                    <w:rFonts w:ascii="Cambria Math" w:eastAsiaTheme="minorEastAsia" w:hAnsi="Cambria Math"/>
+                  </w:rPr>
+                  <m:t>+1</m:t>
                 </m:r>
               </m:sub>
             </m:sSub>
@@ -9379,7 +9832,19 @@
                   <w:rPr>
                     <w:rFonts w:ascii="Cambria Math" w:hAnsi="Cambria Math"/>
                   </w:rPr>
-                  <m:t>a,b</m:t>
+                  <m:t>a</m:t>
+                </m:r>
+                <m:r>
+                  <w:rPr>
+                    <w:rFonts w:ascii="Cambria Math" w:hAnsi="Cambria Math"/>
+                  </w:rPr>
+                  <m:t>,</m:t>
+                </m:r>
+                <m:r>
+                  <w:rPr>
+                    <w:rFonts w:ascii="Cambria Math" w:hAnsi="Cambria Math"/>
+                  </w:rPr>
+                  <m:t>b</m:t>
                 </m:r>
               </m:e>
             </m:d>
@@ -9610,7 +10075,13 @@
                     <w:rPr>
                       <w:rFonts w:ascii="Cambria Math" w:hAnsi="Cambria Math"/>
                     </w:rPr>
-                    <m:t>i+1</m:t>
+                    <m:t>i</m:t>
+                  </m:r>
+                  <m:r>
+                    <w:rPr>
+                      <w:rFonts w:ascii="Cambria Math" w:hAnsi="Cambria Math"/>
+                    </w:rPr>
+                    <m:t>+1</m:t>
                   </m:r>
                 </m:sub>
               </m:sSub>
@@ -9634,7 +10105,13 @@
                     <w:rPr>
                       <w:rFonts w:ascii="Cambria Math" w:hAnsi="Cambria Math"/>
                     </w:rPr>
-                    <m:t>a⋅</m:t>
+                    <m:t>a</m:t>
+                  </m:r>
+                  <m:r>
+                    <w:rPr>
+                      <w:rFonts w:ascii="Cambria Math" w:hAnsi="Cambria Math"/>
+                    </w:rPr>
+                    <m:t>⋅</m:t>
                   </m:r>
                   <m:sSub>
                     <m:sSubPr>
@@ -9666,7 +10143,13 @@
                     <w:rPr>
                       <w:rFonts w:ascii="Cambria Math" w:hAnsi="Cambria Math"/>
                     </w:rPr>
-                    <m:t>+r</m:t>
+                    <m:t>+</m:t>
+                  </m:r>
+                  <m:r>
+                    <w:rPr>
+                      <w:rFonts w:ascii="Cambria Math" w:hAnsi="Cambria Math"/>
+                    </w:rPr>
+                    <m:t>r</m:t>
                   </m:r>
                 </m:e>
               </m:d>
@@ -9674,7 +10157,31 @@
                 <w:rPr>
                   <w:rFonts w:ascii="Cambria Math" w:hAnsi="Cambria Math"/>
                 </w:rPr>
-                <m:t xml:space="preserve"> mod m⇔</m:t>
+                <m:t xml:space="preserve"> </m:t>
+              </m:r>
+              <m:r>
+                <w:rPr>
+                  <w:rFonts w:ascii="Cambria Math" w:hAnsi="Cambria Math"/>
+                </w:rPr>
+                <m:t>mod</m:t>
+              </m:r>
+              <m:r>
+                <w:rPr>
+                  <w:rFonts w:ascii="Cambria Math" w:hAnsi="Cambria Math"/>
+                </w:rPr>
+                <m:t xml:space="preserve"> </m:t>
+              </m:r>
+              <m:r>
+                <w:rPr>
+                  <w:rFonts w:ascii="Cambria Math" w:hAnsi="Cambria Math"/>
+                </w:rPr>
+                <m:t>m</m:t>
+              </m:r>
+              <m:r>
+                <w:rPr>
+                  <w:rFonts w:ascii="Cambria Math" w:hAnsi="Cambria Math"/>
+                </w:rPr>
+                <m:t>⇔</m:t>
               </m:r>
               <m:sSub>
                 <m:sSubPr>
@@ -9698,7 +10205,13 @@
                     <w:rPr>
                       <w:rFonts w:ascii="Cambria Math" w:hAnsi="Cambria Math"/>
                     </w:rPr>
-                    <m:t>i+1</m:t>
+                    <m:t>i</m:t>
+                  </m:r>
+                  <m:r>
+                    <w:rPr>
+                      <w:rFonts w:ascii="Cambria Math" w:hAnsi="Cambria Math"/>
+                    </w:rPr>
+                    <m:t>+1</m:t>
                   </m:r>
                 </m:sub>
               </m:sSub>
@@ -9722,7 +10235,13 @@
                     <w:rPr>
                       <w:rFonts w:ascii="Cambria Math" w:eastAsiaTheme="minorEastAsia" w:hAnsi="Cambria Math"/>
                     </w:rPr>
-                    <m:t>a⋅</m:t>
+                    <m:t>a</m:t>
+                  </m:r>
+                  <m:r>
+                    <w:rPr>
+                      <w:rFonts w:ascii="Cambria Math" w:eastAsiaTheme="minorEastAsia" w:hAnsi="Cambria Math"/>
+                    </w:rPr>
+                    <m:t>⋅</m:t>
                   </m:r>
                   <m:sSub>
                     <m:sSubPr>
@@ -9754,7 +10273,13 @@
                     <w:rPr>
                       <w:rFonts w:ascii="Cambria Math" w:eastAsiaTheme="minorEastAsia" w:hAnsi="Cambria Math"/>
                     </w:rPr>
-                    <m:t>+r</m:t>
+                    <m:t>+</m:t>
+                  </m:r>
+                  <m:r>
+                    <w:rPr>
+                      <w:rFonts w:ascii="Cambria Math" w:eastAsiaTheme="minorEastAsia" w:hAnsi="Cambria Math"/>
+                    </w:rPr>
+                    <m:t>r</m:t>
                   </m:r>
                 </m:e>
               </m:d>
@@ -9762,7 +10287,13 @@
                 <w:rPr>
                   <w:rFonts w:ascii="Cambria Math" w:hAnsi="Cambria Math"/>
                 </w:rPr>
-                <m:t>%m</m:t>
+                <m:t>%</m:t>
+              </m:r>
+              <m:r>
+                <w:rPr>
+                  <w:rFonts w:ascii="Cambria Math" w:hAnsi="Cambria Math"/>
+                </w:rPr>
+                <m:t>m</m:t>
               </m:r>
             </m:e>
           </m:borderBox>
@@ -9776,7 +10307,7 @@
           <w:rFonts w:eastAsiaTheme="minorEastAsia"/>
         </w:rPr>
       </w:pPr>
-      <w:hyperlink r:id="rId12" w:history="1">
+      <w:hyperlink r:id="rId15" w:history="1">
         <w:bookmarkStart w:id="16" w:name="_Toc216535187"/>
         <w:r>
           <w:rPr>
@@ -9794,6 +10325,7 @@
           <w:rFonts w:eastAsiaTheme="minorEastAsia"/>
         </w:rPr>
       </w:pPr>
+      <w:proofErr w:type="spellStart"/>
       <w:r>
         <w:rPr>
           <w:rFonts w:eastAsiaTheme="minorEastAsia" w:cstheme="majorBidi"/>
@@ -9802,7 +10334,18 @@
           <w:i/>
           <w:iCs/>
         </w:rPr>
-        <w:t>geg:</w:t>
+        <w:t>geg</w:t>
+      </w:r>
+      <w:proofErr w:type="spellEnd"/>
+      <w:r>
+        <w:rPr>
+          <w:rFonts w:eastAsiaTheme="minorEastAsia" w:cstheme="majorBidi"/>
+          <w:b/>
+          <w:bCs/>
+          <w:i/>
+          <w:iCs/>
+        </w:rPr>
+        <w:t>:</w:t>
       </w:r>
       <w:r>
         <w:rPr>
@@ -9884,6 +10427,7 @@
         </w:rPr>
         <w:tab/>
       </w:r>
+      <w:proofErr w:type="spellStart"/>
       <w:r>
         <w:rPr>
           <w:rFonts w:eastAsiaTheme="minorEastAsia" w:cstheme="majorBidi"/>
@@ -9892,7 +10436,18 @@
           <w:i/>
           <w:iCs/>
         </w:rPr>
-        <w:t>ges:</w:t>
+        <w:t>ges</w:t>
+      </w:r>
+      <w:proofErr w:type="spellEnd"/>
+      <w:r>
+        <w:rPr>
+          <w:rFonts w:eastAsiaTheme="minorEastAsia" w:cstheme="majorBidi"/>
+          <w:b/>
+          <w:bCs/>
+          <w:i/>
+          <w:iCs/>
+        </w:rPr>
+        <w:t>:</w:t>
       </w:r>
       <w:r>
         <w:rPr>
@@ -10329,7 +10884,7 @@
           <w:rFonts w:eastAsiaTheme="minorEastAsia"/>
         </w:rPr>
       </w:pPr>
-      <w:hyperlink r:id="rId13" w:history="1">
+      <w:hyperlink r:id="rId16" w:history="1">
         <w:bookmarkStart w:id="18" w:name="_Toc216535189"/>
         <w:r>
           <w:rPr>
@@ -10517,7 +11072,31 @@
                 <w:rPr>
                   <w:rFonts w:ascii="Cambria Math" w:hAnsi="Cambria Math"/>
                 </w:rPr>
-                <m:t>z=a,bc</m:t>
+                <m:t>z</m:t>
+              </m:r>
+              <m:r>
+                <w:rPr>
+                  <w:rFonts w:ascii="Cambria Math" w:hAnsi="Cambria Math"/>
+                </w:rPr>
+                <m:t>=</m:t>
+              </m:r>
+              <m:r>
+                <w:rPr>
+                  <w:rFonts w:ascii="Cambria Math" w:hAnsi="Cambria Math"/>
+                </w:rPr>
+                <m:t>a</m:t>
+              </m:r>
+              <m:r>
+                <w:rPr>
+                  <w:rFonts w:ascii="Cambria Math" w:hAnsi="Cambria Math"/>
+                </w:rPr>
+                <m:t>,</m:t>
+              </m:r>
+              <m:r>
+                <w:rPr>
+                  <w:rFonts w:ascii="Cambria Math" w:hAnsi="Cambria Math"/>
+                </w:rPr>
+                <m:t>bc</m:t>
               </m:r>
               <m:acc>
                 <m:accPr>
@@ -10558,7 +11137,19 @@
                     <w:rPr>
                       <w:rFonts w:ascii="Cambria Math" w:eastAsiaTheme="minorEastAsia" w:hAnsi="Cambria Math"/>
                     </w:rPr>
-                    <m:t>abcde-abc</m:t>
+                    <m:t>abcde</m:t>
+                  </m:r>
+                  <m:r>
+                    <w:rPr>
+                      <w:rFonts w:ascii="Cambria Math" w:eastAsiaTheme="minorEastAsia" w:hAnsi="Cambria Math"/>
+                    </w:rPr>
+                    <m:t>-</m:t>
+                  </m:r>
+                  <m:r>
+                    <w:rPr>
+                      <w:rFonts w:ascii="Cambria Math" w:eastAsiaTheme="minorEastAsia" w:hAnsi="Cambria Math"/>
+                    </w:rPr>
+                    <m:t>abc</m:t>
                   </m:r>
                 </m:num>
                 <m:den>
@@ -10629,7 +11220,19 @@
               <w:rPr>
                 <w:rFonts w:ascii="Cambria Math" w:hAnsi="Cambria Math"/>
               </w:rPr>
-              <m:t>ax+b</m:t>
+              <m:t>ax</m:t>
+            </m:r>
+            <m:r>
+              <w:rPr>
+                <w:rFonts w:ascii="Cambria Math" w:hAnsi="Cambria Math"/>
+              </w:rPr>
+              <m:t>+</m:t>
+            </m:r>
+            <m:r>
+              <w:rPr>
+                <w:rFonts w:ascii="Cambria Math" w:hAnsi="Cambria Math"/>
+              </w:rPr>
+              <m:t>b</m:t>
             </m:r>
           </m:e>
         </m:d>
@@ -10637,7 +11240,13 @@
           <w:rPr>
             <w:rFonts w:ascii="Cambria Math" w:hAnsi="Cambria Math"/>
           </w:rPr>
-          <m:t>~c</m:t>
+          <m:t>~</m:t>
+        </m:r>
+        <m:r>
+          <w:rPr>
+            <w:rFonts w:ascii="Cambria Math" w:hAnsi="Cambria Math"/>
+          </w:rPr>
+          <m:t>c</m:t>
         </m:r>
       </m:oMath>
     </w:p>
@@ -10900,7 +11509,19 @@
               <w:rPr>
                 <w:rFonts w:ascii="Cambria Math" w:eastAsiaTheme="minorEastAsia" w:hAnsi="Cambria Math"/>
               </w:rPr>
-              <m:t>≤a⟺</m:t>
+              <m:t>≤</m:t>
+            </m:r>
+            <m:r>
+              <w:rPr>
+                <w:rFonts w:ascii="Cambria Math" w:eastAsiaTheme="minorEastAsia" w:hAnsi="Cambria Math"/>
+              </w:rPr>
+              <m:t>a</m:t>
+            </m:r>
+            <m:r>
+              <w:rPr>
+                <w:rFonts w:ascii="Cambria Math" w:eastAsiaTheme="minorEastAsia" w:hAnsi="Cambria Math"/>
+              </w:rPr>
+              <m:t>⟺</m:t>
             </m:r>
             <m:m>
               <m:mPr>
@@ -11096,7 +11717,19 @@
               <w:rPr>
                 <w:rFonts w:ascii="Cambria Math" w:eastAsiaTheme="minorEastAsia" w:hAnsi="Cambria Math"/>
               </w:rPr>
-              <m:t>≥a⟺</m:t>
+              <m:t>≥</m:t>
+            </m:r>
+            <m:r>
+              <w:rPr>
+                <w:rFonts w:ascii="Cambria Math" w:eastAsiaTheme="minorEastAsia" w:hAnsi="Cambria Math"/>
+              </w:rPr>
+              <m:t>a</m:t>
+            </m:r>
+            <m:r>
+              <w:rPr>
+                <w:rFonts w:ascii="Cambria Math" w:eastAsiaTheme="minorEastAsia" w:hAnsi="Cambria Math"/>
+              </w:rPr>
+              <m:t>⟺</m:t>
             </m:r>
             <m:m>
               <m:mPr>
@@ -13223,7 +13856,7 @@
           <w:rFonts w:eastAsiaTheme="minorEastAsia"/>
         </w:rPr>
       </w:pPr>
-      <w:hyperlink r:id="rId14" w:history="1">
+      <w:hyperlink r:id="rId17" w:history="1">
         <w:bookmarkStart w:id="25" w:name="_Toc216535192"/>
         <w:r>
           <w:rPr>
@@ -13241,12 +13874,21 @@
           <w:rFonts w:eastAsiaTheme="minorEastAsia"/>
         </w:rPr>
       </w:pPr>
+      <w:proofErr w:type="spellStart"/>
       <w:r>
         <w:rPr>
           <w:i/>
           <w:iCs/>
         </w:rPr>
-        <w:t>geg:</w:t>
+        <w:t>geg</w:t>
+      </w:r>
+      <w:proofErr w:type="spellEnd"/>
+      <w:r>
+        <w:rPr>
+          <w:i/>
+          <w:iCs/>
+        </w:rPr>
+        <w:t>:</w:t>
       </w:r>
       <w:r>
         <w:t xml:space="preserve"> </w:t>
@@ -13331,7 +13973,43 @@
                 <w:rPr>
                   <w:rFonts w:ascii="Cambria Math" w:hAnsi="Cambria Math"/>
                 </w:rPr>
-                <m:t>=a-f(a)⋅</m:t>
+                <m:t>=</m:t>
+              </m:r>
+              <m:r>
+                <w:rPr>
+                  <w:rFonts w:ascii="Cambria Math" w:hAnsi="Cambria Math"/>
+                </w:rPr>
+                <m:t>a</m:t>
+              </m:r>
+              <m:r>
+                <w:rPr>
+                  <w:rFonts w:ascii="Cambria Math" w:hAnsi="Cambria Math"/>
+                </w:rPr>
+                <m:t>-</m:t>
+              </m:r>
+              <m:r>
+                <w:rPr>
+                  <w:rFonts w:ascii="Cambria Math" w:hAnsi="Cambria Math"/>
+                </w:rPr>
+                <m:t>f</m:t>
+              </m:r>
+              <m:r>
+                <w:rPr>
+                  <w:rFonts w:ascii="Cambria Math" w:hAnsi="Cambria Math"/>
+                </w:rPr>
+                <m:t>(</m:t>
+              </m:r>
+              <m:r>
+                <w:rPr>
+                  <w:rFonts w:ascii="Cambria Math" w:hAnsi="Cambria Math"/>
+                </w:rPr>
+                <m:t>a</m:t>
+              </m:r>
+              <m:r>
+                <w:rPr>
+                  <w:rFonts w:ascii="Cambria Math" w:hAnsi="Cambria Math"/>
+                </w:rPr>
+                <m:t>)⋅</m:t>
               </m:r>
               <m:f>
                 <m:fPr>
@@ -13347,7 +14025,19 @@
                     <w:rPr>
                       <w:rFonts w:ascii="Cambria Math" w:hAnsi="Cambria Math"/>
                     </w:rPr>
-                    <m:t>b-a</m:t>
+                    <m:t>b</m:t>
+                  </m:r>
+                  <m:r>
+                    <w:rPr>
+                      <w:rFonts w:ascii="Cambria Math" w:hAnsi="Cambria Math"/>
+                    </w:rPr>
+                    <m:t>-</m:t>
+                  </m:r>
+                  <m:r>
+                    <w:rPr>
+                      <w:rFonts w:ascii="Cambria Math" w:hAnsi="Cambria Math"/>
+                    </w:rPr>
+                    <m:t>a</m:t>
                   </m:r>
                 </m:num>
                 <m:den>
@@ -13355,7 +14045,49 @@
                     <w:rPr>
                       <w:rFonts w:ascii="Cambria Math" w:hAnsi="Cambria Math"/>
                     </w:rPr>
-                    <m:t>f(b)-f(a)</m:t>
+                    <m:t>f</m:t>
+                  </m:r>
+                  <m:r>
+                    <w:rPr>
+                      <w:rFonts w:ascii="Cambria Math" w:hAnsi="Cambria Math"/>
+                    </w:rPr>
+                    <m:t>(</m:t>
+                  </m:r>
+                  <m:r>
+                    <w:rPr>
+                      <w:rFonts w:ascii="Cambria Math" w:hAnsi="Cambria Math"/>
+                    </w:rPr>
+                    <m:t>b</m:t>
+                  </m:r>
+                  <m:r>
+                    <w:rPr>
+                      <w:rFonts w:ascii="Cambria Math" w:hAnsi="Cambria Math"/>
+                    </w:rPr>
+                    <m:t>)-</m:t>
+                  </m:r>
+                  <m:r>
+                    <w:rPr>
+                      <w:rFonts w:ascii="Cambria Math" w:hAnsi="Cambria Math"/>
+                    </w:rPr>
+                    <m:t>f</m:t>
+                  </m:r>
+                  <m:r>
+                    <w:rPr>
+                      <w:rFonts w:ascii="Cambria Math" w:hAnsi="Cambria Math"/>
+                    </w:rPr>
+                    <m:t>(</m:t>
+                  </m:r>
+                  <m:r>
+                    <w:rPr>
+                      <w:rFonts w:ascii="Cambria Math" w:hAnsi="Cambria Math"/>
+                    </w:rPr>
+                    <m:t>a</m:t>
+                  </m:r>
+                  <m:r>
+                    <w:rPr>
+                      <w:rFonts w:ascii="Cambria Math" w:hAnsi="Cambria Math"/>
+                    </w:rPr>
+                    <m:t>)</m:t>
                   </m:r>
                 </m:den>
               </m:f>
@@ -13757,12 +14489,21 @@
           <w:rFonts w:eastAsiaTheme="minorEastAsia"/>
         </w:rPr>
       </w:pPr>
+      <w:proofErr w:type="spellStart"/>
       <w:r>
         <w:rPr>
           <w:i/>
           <w:iCs/>
         </w:rPr>
-        <w:t>geg:</w:t>
+        <w:t>geg</w:t>
+      </w:r>
+      <w:proofErr w:type="spellEnd"/>
+      <w:r>
+        <w:rPr>
+          <w:i/>
+          <w:iCs/>
+        </w:rPr>
+        <w:t>:</w:t>
       </w:r>
       <w:r>
         <w:t xml:space="preserve"> </w:t>
@@ -13957,7 +14698,13 @@
                     <w:rPr>
                       <w:rFonts w:ascii="Cambria Math" w:hAnsi="Cambria Math"/>
                     </w:rPr>
-                    <m:t>x-</m:t>
+                    <m:t>x</m:t>
+                  </m:r>
+                  <m:r>
+                    <w:rPr>
+                      <w:rFonts w:ascii="Cambria Math" w:hAnsi="Cambria Math"/>
+                    </w:rPr>
+                    <m:t>-</m:t>
                   </m:r>
                   <m:sSub>
                     <m:sSubPr>
@@ -13991,7 +14738,19 @@
                 <w:rPr>
                   <w:rFonts w:ascii="Cambria Math" w:hAnsi="Cambria Math"/>
                 </w:rPr>
-                <m:t>+f(</m:t>
+                <m:t>+</m:t>
+              </m:r>
+              <m:r>
+                <w:rPr>
+                  <w:rFonts w:ascii="Cambria Math" w:hAnsi="Cambria Math"/>
+                </w:rPr>
+                <m:t>f</m:t>
+              </m:r>
+              <m:r>
+                <w:rPr>
+                  <w:rFonts w:ascii="Cambria Math" w:hAnsi="Cambria Math"/>
+                </w:rPr>
+                <m:t>(</m:t>
               </m:r>
               <m:sSub>
                 <m:sSubPr>
@@ -14077,7 +14836,25 @@
           <w:rPr>
             <w:rFonts w:ascii="Cambria Math" w:eastAsiaTheme="minorEastAsia" w:hAnsi="Cambria Math"/>
           </w:rPr>
-          <m:t>f(x)</m:t>
+          <m:t>f</m:t>
+        </m:r>
+        <m:r>
+          <w:rPr>
+            <w:rFonts w:ascii="Cambria Math" w:eastAsiaTheme="minorEastAsia" w:hAnsi="Cambria Math"/>
+          </w:rPr>
+          <m:t>(</m:t>
+        </m:r>
+        <m:r>
+          <w:rPr>
+            <w:rFonts w:ascii="Cambria Math" w:eastAsiaTheme="minorEastAsia" w:hAnsi="Cambria Math"/>
+          </w:rPr>
+          <m:t>x</m:t>
+        </m:r>
+        <m:r>
+          <w:rPr>
+            <w:rFonts w:ascii="Cambria Math" w:eastAsiaTheme="minorEastAsia" w:hAnsi="Cambria Math"/>
+          </w:rPr>
+          <m:t>)</m:t>
         </m:r>
       </m:oMath>
       <w:r>
@@ -14163,7 +14940,25 @@
           <w:rPr>
             <w:rFonts w:ascii="Cambria Math" w:hAnsi="Cambria Math"/>
           </w:rPr>
-          <m:t>f'(x)</m:t>
+          <m:t>f</m:t>
+        </m:r>
+        <m:r>
+          <w:rPr>
+            <w:rFonts w:ascii="Cambria Math" w:hAnsi="Cambria Math"/>
+          </w:rPr>
+          <m:t>'(</m:t>
+        </m:r>
+        <m:r>
+          <w:rPr>
+            <w:rFonts w:ascii="Cambria Math" w:hAnsi="Cambria Math"/>
+          </w:rPr>
+          <m:t>x</m:t>
+        </m:r>
+        <m:r>
+          <w:rPr>
+            <w:rFonts w:ascii="Cambria Math" w:hAnsi="Cambria Math"/>
+          </w:rPr>
+          <m:t>)</m:t>
         </m:r>
       </m:oMath>
       <w:r>
@@ -14212,7 +15007,19 @@
           <w:rPr>
             <w:rFonts w:ascii="Cambria Math" w:hAnsi="Cambria Math"/>
           </w:rPr>
-          <m:t>(x)</m:t>
+          <m:t>(</m:t>
+        </m:r>
+        <m:r>
+          <w:rPr>
+            <w:rFonts w:ascii="Cambria Math" w:hAnsi="Cambria Math"/>
+          </w:rPr>
+          <m:t>x</m:t>
+        </m:r>
+        <m:r>
+          <w:rPr>
+            <w:rFonts w:ascii="Cambria Math" w:hAnsi="Cambria Math"/>
+          </w:rPr>
+          <m:t>)</m:t>
         </m:r>
       </m:oMath>
       <w:r>
@@ -14248,12 +15055,21 @@
           <w:rFonts w:eastAsiaTheme="minorEastAsia"/>
         </w:rPr>
       </w:pPr>
+      <w:proofErr w:type="spellStart"/>
       <w:r>
         <w:rPr>
           <w:i/>
           <w:iCs/>
         </w:rPr>
-        <w:t>geg:</w:t>
+        <w:t>geg</w:t>
+      </w:r>
+      <w:proofErr w:type="spellEnd"/>
+      <w:r>
+        <w:rPr>
+          <w:i/>
+          <w:iCs/>
+        </w:rPr>
+        <w:t>:</w:t>
       </w:r>
       <w:r>
         <w:t xml:space="preserve"> </w:t>
@@ -14336,7 +15152,13 @@
                     <w:rPr>
                       <w:rFonts w:ascii="Cambria Math" w:hAnsi="Cambria Math"/>
                     </w:rPr>
-                    <m:t>n+1</m:t>
+                    <m:t>n</m:t>
+                  </m:r>
+                  <m:r>
+                    <w:rPr>
+                      <w:rFonts w:ascii="Cambria Math" w:hAnsi="Cambria Math"/>
+                    </w:rPr>
+                    <m:t>+1</m:t>
                   </m:r>
                 </m:sub>
               </m:sSub>
@@ -14392,7 +15214,13 @@
                     <w:rPr>
                       <w:rFonts w:ascii="Cambria Math" w:hAnsi="Cambria Math"/>
                     </w:rPr>
-                    <m:t>f(</m:t>
+                    <m:t>f</m:t>
+                  </m:r>
+                  <m:r>
+                    <w:rPr>
+                      <w:rFonts w:ascii="Cambria Math" w:hAnsi="Cambria Math"/>
+                    </w:rPr>
+                    <m:t>(</m:t>
                   </m:r>
                   <m:sSub>
                     <m:sSubPr>
@@ -14432,7 +15260,13 @@
                     <w:rPr>
                       <w:rFonts w:ascii="Cambria Math" w:hAnsi="Cambria Math"/>
                     </w:rPr>
-                    <m:t>f'(</m:t>
+                    <m:t>f</m:t>
+                  </m:r>
+                  <m:r>
+                    <w:rPr>
+                      <w:rFonts w:ascii="Cambria Math" w:hAnsi="Cambria Math"/>
+                    </w:rPr>
+                    <m:t>'(</m:t>
                   </m:r>
                   <m:sSub>
                     <m:sSubPr>
@@ -14549,7 +15383,25 @@
           <w:rPr>
             <w:rFonts w:ascii="Cambria Math" w:eastAsiaTheme="minorEastAsia" w:hAnsi="Cambria Math"/>
           </w:rPr>
-          <m:t>f(x)</m:t>
+          <m:t>f</m:t>
+        </m:r>
+        <m:r>
+          <w:rPr>
+            <w:rFonts w:ascii="Cambria Math" w:eastAsiaTheme="minorEastAsia" w:hAnsi="Cambria Math"/>
+          </w:rPr>
+          <m:t>(</m:t>
+        </m:r>
+        <m:r>
+          <w:rPr>
+            <w:rFonts w:ascii="Cambria Math" w:eastAsiaTheme="minorEastAsia" w:hAnsi="Cambria Math"/>
+          </w:rPr>
+          <m:t>x</m:t>
+        </m:r>
+        <m:r>
+          <w:rPr>
+            <w:rFonts w:ascii="Cambria Math" w:eastAsiaTheme="minorEastAsia" w:hAnsi="Cambria Math"/>
+          </w:rPr>
+          <m:t>)</m:t>
         </m:r>
       </m:oMath>
       <w:r>
@@ -14606,7 +15458,25 @@
           <w:rPr>
             <w:rFonts w:ascii="Cambria Math" w:hAnsi="Cambria Math"/>
           </w:rPr>
-          <m:t>f'(x)</m:t>
+          <m:t>f</m:t>
+        </m:r>
+        <m:r>
+          <w:rPr>
+            <w:rFonts w:ascii="Cambria Math" w:hAnsi="Cambria Math"/>
+          </w:rPr>
+          <m:t>'(</m:t>
+        </m:r>
+        <m:r>
+          <w:rPr>
+            <w:rFonts w:ascii="Cambria Math" w:hAnsi="Cambria Math"/>
+          </w:rPr>
+          <m:t>x</m:t>
+        </m:r>
+        <m:r>
+          <w:rPr>
+            <w:rFonts w:ascii="Cambria Math" w:hAnsi="Cambria Math"/>
+          </w:rPr>
+          <m:t>)</m:t>
         </m:r>
       </m:oMath>
       <w:r>
@@ -14759,12 +15629,14 @@
       <w:bookmarkStart w:id="32" w:name="_Toc200639513"/>
       <w:bookmarkStart w:id="33" w:name="_Toc209358183"/>
       <w:bookmarkStart w:id="34" w:name="_Toc216535195"/>
+      <w:proofErr w:type="spellStart"/>
       <w:r>
         <w:t>l’Hospital</w:t>
       </w:r>
       <w:bookmarkEnd w:id="32"/>
       <w:bookmarkEnd w:id="33"/>
       <w:bookmarkEnd w:id="34"/>
+      <w:proofErr w:type="spellEnd"/>
     </w:p>
     <w:p>
       <w:pPr>
@@ -15247,7 +16119,7 @@
       <w:pPr>
         <w:pStyle w:val="berschrift1"/>
       </w:pPr>
-      <w:hyperlink r:id="rId15" w:history="1">
+      <w:hyperlink r:id="rId18" w:history="1">
         <w:bookmarkStart w:id="35" w:name="_Toc216535196"/>
         <w:r>
           <w:rPr>
@@ -15472,7 +16344,25 @@
                 <w:rPr>
                   <w:rFonts w:ascii="Cambria Math" w:hAnsi="Cambria Math"/>
                 </w:rPr>
-                <m:t>n=n+1</m:t>
+                <m:t>n</m:t>
+              </m:r>
+              <m:r>
+                <w:rPr>
+                  <w:rFonts w:ascii="Cambria Math" w:hAnsi="Cambria Math"/>
+                </w:rPr>
+                <m:t>=</m:t>
+              </m:r>
+              <m:r>
+                <w:rPr>
+                  <w:rFonts w:ascii="Cambria Math" w:hAnsi="Cambria Math"/>
+                </w:rPr>
+                <m:t>n</m:t>
+              </m:r>
+              <m:r>
+                <w:rPr>
+                  <w:rFonts w:ascii="Cambria Math" w:hAnsi="Cambria Math"/>
+                </w:rPr>
+                <m:t>+1</m:t>
               </m:r>
             </m:e>
           </m:d>
@@ -15662,7 +16552,15 @@
                     <w:sz w:val="20"/>
                     <w:szCs w:val="20"/>
                   </w:rPr>
-                  <m:t>k=0</m:t>
+                  <m:t>k</m:t>
+                </m:r>
+                <m:r>
+                  <w:rPr>
+                    <w:rFonts w:ascii="Cambria Math" w:eastAsiaTheme="minorEastAsia" w:hAnsi="Cambria Math"/>
+                    <w:sz w:val="20"/>
+                    <w:szCs w:val="20"/>
+                  </w:rPr>
+                  <m:t>=0</m:t>
                 </m:r>
               </m:sub>
               <m:sup>
@@ -15746,7 +16644,15 @@
                     <w:sz w:val="20"/>
                     <w:szCs w:val="20"/>
                   </w:rPr>
-                  <m:t>1-q</m:t>
+                  <m:t>1-</m:t>
+                </m:r>
+                <m:r>
+                  <w:rPr>
+                    <w:rFonts w:ascii="Cambria Math" w:eastAsiaTheme="minorEastAsia" w:hAnsi="Cambria Math"/>
+                    <w:sz w:val="20"/>
+                    <w:szCs w:val="20"/>
+                  </w:rPr>
+                  <m:t>q</m:t>
                 </m:r>
               </m:den>
             </m:f>
@@ -16073,7 +16979,15 @@
                       <w:sz w:val="20"/>
                       <w:szCs w:val="20"/>
                     </w:rPr>
-                    <m:t>n=0</m:t>
+                    <m:t>n</m:t>
+                  </m:r>
+                  <m:r>
+                    <w:rPr>
+                      <w:rFonts w:ascii="Cambria Math" w:eastAsiaTheme="minorEastAsia" w:hAnsi="Cambria Math"/>
+                      <w:sz w:val="20"/>
+                      <w:szCs w:val="20"/>
+                    </w:rPr>
+                    <m:t>=0</m:t>
                   </m:r>
                 </m:sub>
                 <m:sup>
@@ -16203,7 +17117,15 @@
                       <w:sz w:val="20"/>
                       <w:szCs w:val="20"/>
                     </w:rPr>
-                    <m:t>n=0</m:t>
+                    <m:t>n</m:t>
+                  </m:r>
+                  <m:r>
+                    <w:rPr>
+                      <w:rFonts w:ascii="Cambria Math" w:eastAsiaTheme="minorEastAsia" w:hAnsi="Cambria Math"/>
+                      <w:sz w:val="20"/>
+                      <w:szCs w:val="20"/>
+                    </w:rPr>
+                    <m:t>=0</m:t>
                   </m:r>
                 </m:sub>
                 <m:sup>
@@ -16279,7 +17201,15 @@
                       <w:sz w:val="20"/>
                       <w:szCs w:val="20"/>
                     </w:rPr>
-                    <m:t>n=0</m:t>
+                    <m:t>n</m:t>
+                  </m:r>
+                  <m:r>
+                    <w:rPr>
+                      <w:rFonts w:ascii="Cambria Math" w:eastAsiaTheme="minorEastAsia" w:hAnsi="Cambria Math"/>
+                      <w:sz w:val="20"/>
+                      <w:szCs w:val="20"/>
+                    </w:rPr>
+                    <m:t>=0</m:t>
                   </m:r>
                 </m:sub>
                 <m:sup>
@@ -16361,7 +17291,15 @@
                       <w:sz w:val="20"/>
                       <w:szCs w:val="20"/>
                     </w:rPr>
-                    <m:t>n=0</m:t>
+                    <m:t>n</m:t>
+                  </m:r>
+                  <m:r>
+                    <w:rPr>
+                      <w:rFonts w:ascii="Cambria Math" w:eastAsiaTheme="minorEastAsia" w:hAnsi="Cambria Math"/>
+                      <w:sz w:val="20"/>
+                      <w:szCs w:val="20"/>
+                    </w:rPr>
+                    <m:t>=0</m:t>
                   </m:r>
                 </m:sub>
                 <m:sup>
@@ -16405,7 +17343,23 @@
                               <w:sz w:val="20"/>
                               <w:szCs w:val="20"/>
                             </w:rPr>
-                            <m:t>c⋅a</m:t>
+                            <m:t>c</m:t>
+                          </m:r>
+                          <m:r>
+                            <w:rPr>
+                              <w:rFonts w:ascii="Cambria Math" w:eastAsiaTheme="minorEastAsia" w:hAnsi="Cambria Math"/>
+                              <w:sz w:val="20"/>
+                              <w:szCs w:val="20"/>
+                            </w:rPr>
+                            <m:t>⋅</m:t>
+                          </m:r>
+                          <m:r>
+                            <w:rPr>
+                              <w:rFonts w:ascii="Cambria Math" w:eastAsiaTheme="minorEastAsia" w:hAnsi="Cambria Math"/>
+                              <w:sz w:val="20"/>
+                              <w:szCs w:val="20"/>
+                            </w:rPr>
+                            <m:t>a</m:t>
                           </m:r>
                         </m:e>
                         <m:sub>
@@ -16429,7 +17383,23 @@
                   <w:sz w:val="20"/>
                   <w:szCs w:val="20"/>
                 </w:rPr>
-                <m:t>=c⋅</m:t>
+                <m:t>=</m:t>
+              </m:r>
+              <m:r>
+                <w:rPr>
+                  <w:rFonts w:ascii="Cambria Math" w:eastAsiaTheme="minorEastAsia" w:hAnsi="Cambria Math"/>
+                  <w:sz w:val="20"/>
+                  <w:szCs w:val="20"/>
+                </w:rPr>
+                <m:t>c</m:t>
+              </m:r>
+              <m:r>
+                <w:rPr>
+                  <w:rFonts w:ascii="Cambria Math" w:eastAsiaTheme="minorEastAsia" w:hAnsi="Cambria Math"/>
+                  <w:sz w:val="20"/>
+                  <w:szCs w:val="20"/>
+                </w:rPr>
+                <m:t>⋅</m:t>
               </m:r>
               <m:nary>
                 <m:naryPr>
@@ -16451,7 +17421,15 @@
                       <w:sz w:val="20"/>
                       <w:szCs w:val="20"/>
                     </w:rPr>
-                    <m:t>n=0</m:t>
+                    <m:t>n</m:t>
+                  </m:r>
+                  <m:r>
+                    <w:rPr>
+                      <w:rFonts w:ascii="Cambria Math" w:eastAsiaTheme="minorEastAsia" w:hAnsi="Cambria Math"/>
+                      <w:sz w:val="20"/>
+                      <w:szCs w:val="20"/>
+                    </w:rPr>
+                    <m:t>=0</m:t>
                   </m:r>
                 </m:sub>
                 <m:sup>
@@ -16604,7 +17582,8 @@
           <w:rFonts w:eastAsiaTheme="minorEastAsia"/>
         </w:rPr>
       </w:pPr>
-      <w:hyperlink r:id="rId16" w:history="1">
+      <w:hyperlink r:id="rId19" w:history="1">
+        <w:proofErr w:type="spellStart"/>
         <w:r>
           <w:rPr>
             <w:rStyle w:val="Hyperlink"/>
@@ -16612,6 +17591,7 @@
           </w:rPr>
           <w:t>Quotientenkriterium</w:t>
         </w:r>
+        <w:proofErr w:type="spellEnd"/>
       </w:hyperlink>
     </w:p>
     <w:p>
@@ -16671,7 +17651,15 @@
                       <w:sz w:val="20"/>
                       <w:szCs w:val="20"/>
                     </w:rPr>
-                    <m:t>n→∞</m:t>
+                    <m:t>n</m:t>
+                  </m:r>
+                  <m:r>
+                    <w:rPr>
+                      <w:rFonts w:ascii="Cambria Math" w:hAnsi="Cambria Math"/>
+                      <w:sz w:val="20"/>
+                      <w:szCs w:val="20"/>
+                    </w:rPr>
+                    <m:t>→∞</m:t>
                   </m:r>
                 </m:lim>
               </m:limLow>
@@ -16697,7 +17685,15 @@
                       <w:sz w:val="20"/>
                       <w:szCs w:val="20"/>
                     </w:rPr>
-                    <m:t>k=1</m:t>
+                    <m:t>k</m:t>
+                  </m:r>
+                  <m:r>
+                    <w:rPr>
+                      <w:rFonts w:ascii="Cambria Math" w:eastAsiaTheme="minorEastAsia" w:hAnsi="Cambria Math"/>
+                      <w:sz w:val="20"/>
+                      <w:szCs w:val="20"/>
+                    </w:rPr>
+                    <m:t>=1</m:t>
                   </m:r>
                 </m:sub>
                 <m:sup>
@@ -16798,7 +17794,15 @@
                       <w:sz w:val="20"/>
                       <w:szCs w:val="20"/>
                     </w:rPr>
-                    <m:t>n→∞</m:t>
+                    <m:t>n</m:t>
+                  </m:r>
+                  <m:r>
+                    <w:rPr>
+                      <w:rFonts w:ascii="Cambria Math" w:hAnsi="Cambria Math"/>
+                      <w:sz w:val="20"/>
+                      <w:szCs w:val="20"/>
+                    </w:rPr>
+                    <m:t>→∞</m:t>
                   </m:r>
                 </m:lim>
               </m:limLow>
@@ -16858,7 +17862,15 @@
                               <w:sz w:val="20"/>
                               <w:szCs w:val="20"/>
                             </w:rPr>
-                            <m:t>k+1</m:t>
+                            <m:t>k</m:t>
+                          </m:r>
+                          <m:r>
+                            <w:rPr>
+                              <w:rFonts w:ascii="Cambria Math" w:eastAsiaTheme="minorEastAsia" w:hAnsi="Cambria Math"/>
+                              <w:sz w:val="20"/>
+                              <w:szCs w:val="20"/>
+                            </w:rPr>
+                            <m:t>+1</m:t>
                           </m:r>
                         </m:sub>
                       </m:sSub>
@@ -16940,7 +17952,23 @@
                           <w:sz w:val="20"/>
                           <w:szCs w:val="20"/>
                         </w:rPr>
-                        <m:t xml:space="preserve">&lt;1 konvergent      </m:t>
+                        <m:t xml:space="preserve">&lt;1 </m:t>
+                      </m:r>
+                      <m:r>
+                        <w:rPr>
+                          <w:rFonts w:ascii="Cambria Math" w:eastAsiaTheme="minorEastAsia" w:hAnsi="Cambria Math"/>
+                          <w:sz w:val="20"/>
+                          <w:szCs w:val="20"/>
+                        </w:rPr>
+                        <m:t>konvergent</m:t>
+                      </m:r>
+                      <m:r>
+                        <w:rPr>
+                          <w:rFonts w:ascii="Cambria Math" w:eastAsiaTheme="minorEastAsia" w:hAnsi="Cambria Math"/>
+                          <w:sz w:val="20"/>
+                          <w:szCs w:val="20"/>
+                        </w:rPr>
+                        <m:t xml:space="preserve">      </m:t>
                       </m:r>
                     </m:e>
                     <m:e>
@@ -16950,7 +17978,23 @@
                           <w:sz w:val="20"/>
                           <w:szCs w:val="20"/>
                         </w:rPr>
-                        <m:t xml:space="preserve">&gt;1 divergent         </m:t>
+                        <m:t xml:space="preserve">&gt;1 </m:t>
+                      </m:r>
+                      <m:r>
+                        <w:rPr>
+                          <w:rFonts w:ascii="Cambria Math" w:eastAsiaTheme="minorEastAsia" w:hAnsi="Cambria Math"/>
+                          <w:sz w:val="20"/>
+                          <w:szCs w:val="20"/>
+                        </w:rPr>
+                        <m:t>divergent</m:t>
+                      </m:r>
+                      <m:r>
+                        <w:rPr>
+                          <w:rFonts w:ascii="Cambria Math" w:eastAsiaTheme="minorEastAsia" w:hAnsi="Cambria Math"/>
+                          <w:sz w:val="20"/>
+                          <w:szCs w:val="20"/>
+                        </w:rPr>
+                        <m:t xml:space="preserve">         </m:t>
                       </m:r>
                     </m:e>
                     <m:e>
@@ -16960,7 +18004,31 @@
                           <w:sz w:val="20"/>
                           <w:szCs w:val="20"/>
                         </w:rPr>
-                        <m:t>=1 keine Aussage</m:t>
+                        <m:t xml:space="preserve">=1 </m:t>
+                      </m:r>
+                      <m:r>
+                        <w:rPr>
+                          <w:rFonts w:ascii="Cambria Math" w:eastAsiaTheme="minorEastAsia" w:hAnsi="Cambria Math"/>
+                          <w:sz w:val="20"/>
+                          <w:szCs w:val="20"/>
+                        </w:rPr>
+                        <m:t>keine</m:t>
+                      </m:r>
+                      <m:r>
+                        <w:rPr>
+                          <w:rFonts w:ascii="Cambria Math" w:eastAsiaTheme="minorEastAsia" w:hAnsi="Cambria Math"/>
+                          <w:sz w:val="20"/>
+                          <w:szCs w:val="20"/>
+                        </w:rPr>
+                        <m:t xml:space="preserve"> </m:t>
+                      </m:r>
+                      <m:r>
+                        <w:rPr>
+                          <w:rFonts w:ascii="Cambria Math" w:eastAsiaTheme="minorEastAsia" w:hAnsi="Cambria Math"/>
+                          <w:sz w:val="20"/>
+                          <w:szCs w:val="20"/>
+                        </w:rPr>
+                        <m:t>Aussage</m:t>
                       </m:r>
                     </m:e>
                   </m:eqArr>
@@ -17063,7 +18131,8 @@
           <w:rFonts w:eastAsiaTheme="minorEastAsia"/>
         </w:rPr>
       </w:pPr>
-      <w:hyperlink r:id="rId17" w:history="1">
+      <w:hyperlink r:id="rId20" w:history="1">
+        <w:proofErr w:type="spellStart"/>
         <w:r>
           <w:rPr>
             <w:rStyle w:val="Hyperlink"/>
@@ -17071,6 +18140,7 @@
           </w:rPr>
           <w:t>Majorantenkriterium</w:t>
         </w:r>
+        <w:proofErr w:type="spellEnd"/>
       </w:hyperlink>
     </w:p>
     <w:p>
@@ -17710,7 +18780,15 @@
                     <w:sz w:val="20"/>
                     <w:szCs w:val="20"/>
                   </w:rPr>
-                  <m:t>n=1</m:t>
+                  <m:t>n</m:t>
+                </m:r>
+                <m:r>
+                  <w:rPr>
+                    <w:rFonts w:ascii="Cambria Math" w:eastAsiaTheme="minorEastAsia" w:hAnsi="Cambria Math"/>
+                    <w:sz w:val="20"/>
+                    <w:szCs w:val="20"/>
+                  </w:rPr>
+                  <m:t>=1</m:t>
                 </m:r>
               </m:sub>
               <m:sup>
@@ -17854,7 +18932,15 @@
                     <w:sz w:val="20"/>
                     <w:szCs w:val="20"/>
                   </w:rPr>
-                  <m:t>n=1</m:t>
+                  <m:t>n</m:t>
+                </m:r>
+                <m:r>
+                  <w:rPr>
+                    <w:rFonts w:ascii="Cambria Math" w:eastAsiaTheme="minorEastAsia" w:hAnsi="Cambria Math"/>
+                    <w:sz w:val="20"/>
+                    <w:szCs w:val="20"/>
+                  </w:rPr>
+                  <m:t>=1</m:t>
                 </m:r>
               </m:sub>
               <m:sup>
@@ -17996,7 +19082,15 @@
                     <w:sz w:val="20"/>
                     <w:szCs w:val="20"/>
                   </w:rPr>
-                  <m:t>n=1</m:t>
+                  <m:t>n</m:t>
+                </m:r>
+                <m:r>
+                  <w:rPr>
+                    <w:rFonts w:ascii="Cambria Math" w:eastAsiaTheme="minorEastAsia" w:hAnsi="Cambria Math"/>
+                    <w:sz w:val="20"/>
+                    <w:szCs w:val="20"/>
+                  </w:rPr>
+                  <m:t>=1</m:t>
                 </m:r>
               </m:sub>
               <m:sup>
@@ -18076,7 +19170,23 @@
                             <w:sz w:val="20"/>
                             <w:szCs w:val="20"/>
                           </w:rPr>
-                          <m:t>c*a</m:t>
+                          <m:t>c</m:t>
+                        </m:r>
+                        <m:r>
+                          <w:rPr>
+                            <w:rFonts w:ascii="Cambria Math" w:eastAsiaTheme="minorEastAsia" w:hAnsi="Cambria Math"/>
+                            <w:sz w:val="20"/>
+                            <w:szCs w:val="20"/>
+                          </w:rPr>
+                          <m:t>*</m:t>
+                        </m:r>
+                        <m:r>
+                          <w:rPr>
+                            <w:rFonts w:ascii="Cambria Math" w:eastAsiaTheme="minorEastAsia" w:hAnsi="Cambria Math"/>
+                            <w:sz w:val="20"/>
+                            <w:szCs w:val="20"/>
+                          </w:rPr>
+                          <m:t>a</m:t>
                         </m:r>
                       </m:e>
                       <m:sub>
@@ -18100,7 +19210,15 @@
                     <w:sz w:val="20"/>
                     <w:szCs w:val="20"/>
                   </w:rPr>
-                  <m:t>n=1</m:t>
+                  <m:t>n</m:t>
+                </m:r>
+                <m:r>
+                  <w:rPr>
+                    <w:rFonts w:ascii="Cambria Math" w:eastAsiaTheme="minorEastAsia" w:hAnsi="Cambria Math"/>
+                    <w:sz w:val="20"/>
+                    <w:szCs w:val="20"/>
+                  </w:rPr>
+                  <m:t>=1</m:t>
                 </m:r>
               </m:sub>
               <m:sup>
@@ -18663,7 +19781,15 @@
                         <w:sz w:val="20"/>
                         <w:szCs w:val="20"/>
                       </w:rPr>
-                      <m:t>n→∞</m:t>
+                      <m:t>n</m:t>
+                    </m:r>
+                    <m:r>
+                      <w:rPr>
+                        <w:rFonts w:ascii="Cambria Math" w:hAnsi="Cambria Math"/>
+                        <w:sz w:val="20"/>
+                        <w:szCs w:val="20"/>
+                      </w:rPr>
+                      <m:t>→∞</m:t>
                     </m:r>
                   </m:lim>
                 </m:limLow>
@@ -18761,7 +19887,31 @@
                     <w:sz w:val="20"/>
                     <w:szCs w:val="20"/>
                   </w:rPr>
-                  <m:t>=a±b</m:t>
+                  <m:t>=</m:t>
+                </m:r>
+                <m:r>
+                  <w:rPr>
+                    <w:rFonts w:ascii="Cambria Math" w:eastAsiaTheme="minorEastAsia" w:hAnsi="Cambria Math"/>
+                    <w:sz w:val="20"/>
+                    <w:szCs w:val="20"/>
+                  </w:rPr>
+                  <m:t>a</m:t>
+                </m:r>
+                <m:r>
+                  <w:rPr>
+                    <w:rFonts w:ascii="Cambria Math" w:eastAsiaTheme="minorEastAsia" w:hAnsi="Cambria Math"/>
+                    <w:sz w:val="20"/>
+                    <w:szCs w:val="20"/>
+                  </w:rPr>
+                  <m:t>±</m:t>
+                </m:r>
+                <m:r>
+                  <w:rPr>
+                    <w:rFonts w:ascii="Cambria Math" w:eastAsiaTheme="minorEastAsia" w:hAnsi="Cambria Math"/>
+                    <w:sz w:val="20"/>
+                    <w:szCs w:val="20"/>
+                  </w:rPr>
+                  <m:t>b</m:t>
                 </m:r>
               </m:e>
             </m:func>
@@ -18832,7 +19982,15 @@
                         <w:sz w:val="20"/>
                         <w:szCs w:val="20"/>
                       </w:rPr>
-                      <m:t>n→∞</m:t>
+                      <m:t>n</m:t>
+                    </m:r>
+                    <m:r>
+                      <w:rPr>
+                        <w:rFonts w:ascii="Cambria Math" w:hAnsi="Cambria Math"/>
+                        <w:sz w:val="20"/>
+                        <w:szCs w:val="20"/>
+                      </w:rPr>
+                      <m:t>→∞</m:t>
                     </m:r>
                   </m:lim>
                 </m:limLow>
@@ -18930,7 +20088,31 @@
                     <w:sz w:val="20"/>
                     <w:szCs w:val="20"/>
                   </w:rPr>
-                  <m:t>=a*b</m:t>
+                  <m:t>=</m:t>
+                </m:r>
+                <m:r>
+                  <w:rPr>
+                    <w:rFonts w:ascii="Cambria Math" w:eastAsiaTheme="minorEastAsia" w:hAnsi="Cambria Math"/>
+                    <w:sz w:val="20"/>
+                    <w:szCs w:val="20"/>
+                  </w:rPr>
+                  <m:t>a</m:t>
+                </m:r>
+                <m:r>
+                  <w:rPr>
+                    <w:rFonts w:ascii="Cambria Math" w:eastAsiaTheme="minorEastAsia" w:hAnsi="Cambria Math"/>
+                    <w:sz w:val="20"/>
+                    <w:szCs w:val="20"/>
+                  </w:rPr>
+                  <m:t>*</m:t>
+                </m:r>
+                <m:r>
+                  <w:rPr>
+                    <w:rFonts w:ascii="Cambria Math" w:eastAsiaTheme="minorEastAsia" w:hAnsi="Cambria Math"/>
+                    <w:sz w:val="20"/>
+                    <w:szCs w:val="20"/>
+                  </w:rPr>
+                  <m:t>b</m:t>
                 </m:r>
               </m:e>
             </m:func>
@@ -19001,7 +20183,15 @@
                         <w:sz w:val="20"/>
                         <w:szCs w:val="20"/>
                       </w:rPr>
-                      <m:t>n→∞</m:t>
+                      <m:t>n</m:t>
+                    </m:r>
+                    <m:r>
+                      <w:rPr>
+                        <w:rFonts w:ascii="Cambria Math" w:hAnsi="Cambria Math"/>
+                        <w:sz w:val="20"/>
+                        <w:szCs w:val="20"/>
+                      </w:rPr>
+                      <m:t>→∞</m:t>
                     </m:r>
                   </m:lim>
                 </m:limLow>
@@ -19218,7 +20408,15 @@
                         <w:sz w:val="20"/>
                         <w:szCs w:val="20"/>
                       </w:rPr>
-                      <m:t>n→∞</m:t>
+                      <m:t>n</m:t>
+                    </m:r>
+                    <m:r>
+                      <w:rPr>
+                        <w:rFonts w:ascii="Cambria Math" w:hAnsi="Cambria Math"/>
+                        <w:sz w:val="20"/>
+                        <w:szCs w:val="20"/>
+                      </w:rPr>
+                      <m:t>→∞</m:t>
                     </m:r>
                   </m:lim>
                 </m:limLow>
@@ -19333,7 +20531,15 @@
                         <w:sz w:val="20"/>
                         <w:szCs w:val="20"/>
                       </w:rPr>
-                      <m:t>n→∞</m:t>
+                      <m:t>n</m:t>
+                    </m:r>
+                    <m:r>
+                      <w:rPr>
+                        <w:rFonts w:ascii="Cambria Math" w:hAnsi="Cambria Math"/>
+                        <w:sz w:val="20"/>
+                        <w:szCs w:val="20"/>
+                      </w:rPr>
+                      <m:t>→∞</m:t>
                     </m:r>
                   </m:lim>
                 </m:limLow>
@@ -19391,7 +20597,15 @@
                         <w:sz w:val="20"/>
                         <w:szCs w:val="20"/>
                       </w:rPr>
-                      <m:t>n!</m:t>
+                      <m:t>n</m:t>
+                    </m:r>
+                    <m:r>
+                      <w:rPr>
+                        <w:rFonts w:ascii="Cambria Math" w:eastAsiaTheme="minorEastAsia" w:hAnsi="Cambria Math"/>
+                        <w:sz w:val="20"/>
+                        <w:szCs w:val="20"/>
+                      </w:rPr>
+                      <m:t>!</m:t>
                     </m:r>
                   </m:den>
                 </m:f>
@@ -21135,7 +22349,25 @@
               <w:rPr>
                 <w:rFonts w:ascii="Cambria Math" w:hAnsi="Cambria Math"/>
               </w:rPr>
-              <m:t>f(x)∘</m:t>
+              <m:t>f</m:t>
+            </m:r>
+            <m:r>
+              <w:rPr>
+                <w:rFonts w:ascii="Cambria Math" w:hAnsi="Cambria Math"/>
+              </w:rPr>
+              <m:t>(</m:t>
+            </m:r>
+            <m:r>
+              <w:rPr>
+                <w:rFonts w:ascii="Cambria Math" w:hAnsi="Cambria Math"/>
+              </w:rPr>
+              <m:t>x</m:t>
+            </m:r>
+            <m:r>
+              <w:rPr>
+                <w:rFonts w:ascii="Cambria Math" w:hAnsi="Cambria Math"/>
+              </w:rPr>
+              <m:t>)∘</m:t>
             </m:r>
             <m:r>
               <w:rPr>
@@ -21165,7 +22397,25 @@
               <w:rPr>
                 <w:rFonts w:ascii="Cambria Math" w:hAnsi="Cambria Math"/>
               </w:rPr>
-              <m:t>=f(g</m:t>
+              <m:t>=</m:t>
+            </m:r>
+            <m:r>
+              <w:rPr>
+                <w:rFonts w:ascii="Cambria Math" w:hAnsi="Cambria Math"/>
+              </w:rPr>
+              <m:t>f</m:t>
+            </m:r>
+            <m:r>
+              <w:rPr>
+                <w:rFonts w:ascii="Cambria Math" w:hAnsi="Cambria Math"/>
+              </w:rPr>
+              <m:t>(</m:t>
+            </m:r>
+            <m:r>
+              <w:rPr>
+                <w:rFonts w:ascii="Cambria Math" w:hAnsi="Cambria Math"/>
+              </w:rPr>
+              <m:t>g</m:t>
             </m:r>
             <m:d>
               <m:dPr>
@@ -21225,7 +22475,13 @@
                   <w:rPr>
                     <w:rFonts w:ascii="Cambria Math" w:eastAsiaTheme="minorEastAsia" w:hAnsi="Cambria Math"/>
                   </w:rPr>
-                  <m:t>f∘</m:t>
+                  <m:t>f</m:t>
+                </m:r>
+                <m:r>
+                  <w:rPr>
+                    <w:rFonts w:ascii="Cambria Math" w:eastAsiaTheme="minorEastAsia" w:hAnsi="Cambria Math"/>
+                  </w:rPr>
+                  <m:t>∘</m:t>
                 </m:r>
                 <m:sSup>
                   <m:sSupPr>
@@ -21249,7 +22505,13 @@
                       <w:rPr>
                         <w:rFonts w:ascii="Cambria Math" w:eastAsiaTheme="minorEastAsia" w:hAnsi="Cambria Math"/>
                       </w:rPr>
-                      <m:t>-1</m:t>
+                      <m:t>-</m:t>
+                    </m:r>
+                    <m:r>
+                      <w:rPr>
+                        <w:rFonts w:ascii="Cambria Math" w:eastAsiaTheme="minorEastAsia" w:hAnsi="Cambria Math"/>
+                      </w:rPr>
+                      <m:t>1</m:t>
                     </m:r>
                   </m:sup>
                 </m:sSup>
@@ -21277,7 +22539,19 @@
               <w:rPr>
                 <w:rFonts w:ascii="Cambria Math" w:eastAsiaTheme="minorEastAsia" w:hAnsi="Cambria Math"/>
               </w:rPr>
-              <m:t>=x=</m:t>
+              <m:t>=</m:t>
+            </m:r>
+            <m:r>
+              <w:rPr>
+                <w:rFonts w:ascii="Cambria Math" w:eastAsiaTheme="minorEastAsia" w:hAnsi="Cambria Math"/>
+              </w:rPr>
+              <m:t>x</m:t>
+            </m:r>
+            <m:r>
+              <w:rPr>
+                <w:rFonts w:ascii="Cambria Math" w:eastAsiaTheme="minorEastAsia" w:hAnsi="Cambria Math"/>
+              </w:rPr>
+              <m:t>=</m:t>
             </m:r>
             <m:d>
               <m:dPr>
@@ -21311,7 +22585,13 @@
                       <w:rPr>
                         <w:rFonts w:ascii="Cambria Math" w:eastAsiaTheme="minorEastAsia" w:hAnsi="Cambria Math"/>
                       </w:rPr>
-                      <m:t>-1</m:t>
+                      <m:t>-</m:t>
+                    </m:r>
+                    <m:r>
+                      <w:rPr>
+                        <w:rFonts w:ascii="Cambria Math" w:eastAsiaTheme="minorEastAsia" w:hAnsi="Cambria Math"/>
+                      </w:rPr>
+                      <m:t>1</m:t>
                     </m:r>
                   </m:sup>
                 </m:sSup>
@@ -21319,7 +22599,13 @@
                   <w:rPr>
                     <w:rFonts w:ascii="Cambria Math" w:eastAsiaTheme="minorEastAsia" w:hAnsi="Cambria Math"/>
                   </w:rPr>
-                  <m:t>∘f</m:t>
+                  <m:t>∘</m:t>
+                </m:r>
+                <m:r>
+                  <w:rPr>
+                    <w:rFonts w:ascii="Cambria Math" w:eastAsiaTheme="minorEastAsia" w:hAnsi="Cambria Math"/>
+                  </w:rPr>
+                  <m:t>f</m:t>
                 </m:r>
               </m:e>
             </m:d>
@@ -21367,12 +22653,21 @@
           <w:rFonts w:eastAsiaTheme="minorEastAsia"/>
         </w:rPr>
       </w:pPr>
+      <w:proofErr w:type="spellStart"/>
       <w:r>
         <w:rPr>
           <w:i/>
           <w:iCs/>
         </w:rPr>
-        <w:t>geg:</w:t>
+        <w:t>geg</w:t>
+      </w:r>
+      <w:proofErr w:type="spellEnd"/>
+      <w:r>
+        <w:rPr>
+          <w:i/>
+          <w:iCs/>
+        </w:rPr>
+        <w:t>:</w:t>
       </w:r>
       <w:r>
         <w:t xml:space="preserve"> </w:t>
@@ -21637,7 +22932,13 @@
                     <w:rPr>
                       <w:rFonts w:ascii="Cambria Math" w:hAnsi="Cambria Math"/>
                     </w:rPr>
-                    <m:t>y=</m:t>
+                    <m:t>y</m:t>
+                  </m:r>
+                  <m:r>
+                    <w:rPr>
+                      <w:rFonts w:ascii="Cambria Math" w:hAnsi="Cambria Math"/>
+                    </w:rPr>
+                    <m:t>=</m:t>
                   </m:r>
                   <m:sSub>
                     <m:sSubPr>
@@ -21701,7 +23002,13 @@
                     <w:rPr>
                       <w:rFonts w:ascii="Cambria Math" w:hAnsi="Cambria Math"/>
                     </w:rPr>
-                    <m:t>*x</m:t>
+                    <m:t>*</m:t>
+                  </m:r>
+                  <m:r>
+                    <w:rPr>
+                      <w:rFonts w:ascii="Cambria Math" w:hAnsi="Cambria Math"/>
+                    </w:rPr>
+                    <m:t>x</m:t>
                   </m:r>
                 </m:e>
               </m:borderBox>
@@ -21965,7 +23272,19 @@
                     <w:rPr>
                       <w:rFonts w:ascii="Cambria Math" w:eastAsiaTheme="minorEastAsia" w:hAnsi="Cambria Math"/>
                     </w:rPr>
-                    <m:t>=y-</m:t>
+                    <m:t>=</m:t>
+                  </m:r>
+                  <m:r>
+                    <w:rPr>
+                      <w:rFonts w:ascii="Cambria Math" w:eastAsiaTheme="minorEastAsia" w:hAnsi="Cambria Math"/>
+                    </w:rPr>
+                    <m:t>y</m:t>
+                  </m:r>
+                  <m:r>
+                    <w:rPr>
+                      <w:rFonts w:ascii="Cambria Math" w:eastAsiaTheme="minorEastAsia" w:hAnsi="Cambria Math"/>
+                    </w:rPr>
+                    <m:t>-</m:t>
                   </m:r>
                   <m:sSub>
                     <m:sSubPr>
@@ -21997,7 +23316,13 @@
                     <w:rPr>
                       <w:rFonts w:ascii="Cambria Math" w:eastAsiaTheme="minorEastAsia" w:hAnsi="Cambria Math"/>
                     </w:rPr>
-                    <m:t>*x</m:t>
+                    <m:t>*</m:t>
+                  </m:r>
+                  <m:r>
+                    <w:rPr>
+                      <w:rFonts w:ascii="Cambria Math" w:eastAsiaTheme="minorEastAsia" w:hAnsi="Cambria Math"/>
+                    </w:rPr>
+                    <m:t>x</m:t>
                   </m:r>
                 </m:e>
               </m:borderBox>
@@ -22780,7 +24105,13 @@
                     <w:rPr>
                       <w:rFonts w:ascii="Cambria Math" w:hAnsi="Cambria Math"/>
                     </w:rPr>
-                    <m:t>-q</m:t>
+                    <m:t>-</m:t>
+                  </m:r>
+                  <m:r>
+                    <w:rPr>
+                      <w:rFonts w:ascii="Cambria Math" w:hAnsi="Cambria Math"/>
+                    </w:rPr>
+                    <m:t>q</m:t>
                   </m:r>
                 </m:e>
               </m:rad>
@@ -22929,7 +24260,13 @@
           <w:rPr>
             <w:rFonts w:ascii="Cambria Math" w:eastAsiaTheme="minorEastAsia" w:hAnsi="Cambria Math"/>
           </w:rPr>
-          <m:t>=z</m:t>
+          <m:t>=</m:t>
+        </m:r>
+        <m:r>
+          <w:rPr>
+            <w:rFonts w:ascii="Cambria Math" w:eastAsiaTheme="minorEastAsia" w:hAnsi="Cambria Math"/>
+          </w:rPr>
+          <m:t>z</m:t>
         </m:r>
       </m:oMath>
     </w:p>
@@ -23262,7 +24599,27 @@
           <w:iCs/>
           <w:lang w:val="en-US"/>
         </w:rPr>
-        <w:t>(Polynomdivision)</w:t>
+        <w:t>(</w:t>
+      </w:r>
+      <w:proofErr w:type="spellStart"/>
+      <w:r>
+        <w:rPr>
+          <w:rFonts w:eastAsiaTheme="minorEastAsia"/>
+          <w:i/>
+          <w:iCs/>
+          <w:lang w:val="en-US"/>
+        </w:rPr>
+        <w:t>Polynomdivision</w:t>
+      </w:r>
+      <w:proofErr w:type="spellEnd"/>
+      <w:r>
+        <w:rPr>
+          <w:rFonts w:eastAsiaTheme="minorEastAsia"/>
+          <w:i/>
+          <w:iCs/>
+          <w:lang w:val="en-US"/>
+        </w:rPr>
+        <w:t>)</w:t>
       </w:r>
     </w:p>
     <w:p>
@@ -23332,13 +24689,23 @@
           <w:rFonts w:eastAsiaTheme="minorEastAsia"/>
         </w:rPr>
       </w:pPr>
+      <w:proofErr w:type="spellStart"/>
       <w:r>
         <w:rPr>
           <w:rFonts w:eastAsiaTheme="minorEastAsia"/>
           <w:i/>
           <w:iCs/>
         </w:rPr>
-        <w:t>geg:</w:t>
+        <w:t>geg</w:t>
+      </w:r>
+      <w:proofErr w:type="spellEnd"/>
+      <w:r>
+        <w:rPr>
+          <w:rFonts w:eastAsiaTheme="minorEastAsia"/>
+          <w:i/>
+          <w:iCs/>
+        </w:rPr>
+        <w:t>:</w:t>
       </w:r>
       <w:r>
         <w:rPr>
@@ -23996,7 +25363,13 @@
                       <w:rPr>
                         <w:rFonts w:ascii="Cambria Math" w:eastAsiaTheme="minorEastAsia" w:hAnsi="Cambria Math"/>
                       </w:rPr>
-                      <m:t>⋅a</m:t>
+                      <m:t>⋅</m:t>
+                    </m:r>
+                    <m:r>
+                      <w:rPr>
+                        <w:rFonts w:ascii="Cambria Math" w:eastAsiaTheme="minorEastAsia" w:hAnsi="Cambria Math"/>
+                      </w:rPr>
+                      <m:t>a</m:t>
                     </m:r>
                   </m:e>
                 </m:d>
@@ -24061,7 +25434,19 @@
                       <w:rPr>
                         <w:rFonts w:ascii="Cambria Math" w:eastAsiaTheme="minorEastAsia" w:hAnsi="Cambria Math"/>
                       </w:rPr>
-                      <m:t>⋅b'</m:t>
+                      <m:t>⋅</m:t>
+                    </m:r>
+                    <m:r>
+                      <w:rPr>
+                        <w:rFonts w:ascii="Cambria Math" w:eastAsiaTheme="minorEastAsia" w:hAnsi="Cambria Math"/>
+                      </w:rPr>
+                      <m:t>b</m:t>
+                    </m:r>
+                    <m:r>
+                      <w:rPr>
+                        <w:rFonts w:ascii="Cambria Math" w:eastAsiaTheme="minorEastAsia" w:hAnsi="Cambria Math"/>
+                      </w:rPr>
+                      <m:t>'</m:t>
                     </m:r>
                   </m:e>
                 </m:d>
@@ -24126,7 +25511,19 @@
                       <w:rPr>
                         <w:rFonts w:ascii="Cambria Math" w:eastAsiaTheme="minorEastAsia" w:hAnsi="Cambria Math"/>
                       </w:rPr>
-                      <m:t>⋅c'</m:t>
+                      <m:t>⋅</m:t>
+                    </m:r>
+                    <m:r>
+                      <w:rPr>
+                        <w:rFonts w:ascii="Cambria Math" w:eastAsiaTheme="minorEastAsia" w:hAnsi="Cambria Math"/>
+                      </w:rPr>
+                      <m:t>c</m:t>
+                    </m:r>
+                    <m:r>
+                      <w:rPr>
+                        <w:rFonts w:ascii="Cambria Math" w:eastAsiaTheme="minorEastAsia" w:hAnsi="Cambria Math"/>
+                      </w:rPr>
+                      <m:t>'</m:t>
                     </m:r>
                   </m:e>
                 </m:d>
@@ -24191,7 +25588,19 @@
                       <w:rPr>
                         <w:rFonts w:ascii="Cambria Math" w:eastAsiaTheme="minorEastAsia" w:hAnsi="Cambria Math"/>
                       </w:rPr>
-                      <m:t>⋅d'</m:t>
+                      <m:t>⋅</m:t>
+                    </m:r>
+                    <m:r>
+                      <w:rPr>
+                        <w:rFonts w:ascii="Cambria Math" w:eastAsiaTheme="minorEastAsia" w:hAnsi="Cambria Math"/>
+                      </w:rPr>
+                      <m:t>d</m:t>
+                    </m:r>
+                    <m:r>
+                      <w:rPr>
+                        <w:rFonts w:ascii="Cambria Math" w:eastAsiaTheme="minorEastAsia" w:hAnsi="Cambria Math"/>
+                      </w:rPr>
+                      <m:t>'</m:t>
                     </m:r>
                   </m:e>
                 </m:d>
@@ -24645,7 +26054,25 @@
               <w:rPr>
                 <w:rFonts w:ascii="Cambria Math" w:hAnsi="Cambria Math"/>
               </w:rPr>
-              <m:t>p(x)</m:t>
+              <m:t>p</m:t>
+            </m:r>
+            <m:r>
+              <w:rPr>
+                <w:rFonts w:ascii="Cambria Math" w:hAnsi="Cambria Math"/>
+              </w:rPr>
+              <m:t>(</m:t>
+            </m:r>
+            <m:r>
+              <w:rPr>
+                <w:rFonts w:ascii="Cambria Math" w:hAnsi="Cambria Math"/>
+              </w:rPr>
+              <m:t>x</m:t>
+            </m:r>
+            <m:r>
+              <w:rPr>
+                <w:rFonts w:ascii="Cambria Math" w:hAnsi="Cambria Math"/>
+              </w:rPr>
+              <m:t>)</m:t>
             </m:r>
             <m:r>
               <w:rPr>
@@ -24667,7 +26094,13 @@
                   <w:rPr>
                     <w:rFonts w:ascii="Cambria Math" w:eastAsiaTheme="minorEastAsia" w:hAnsi="Cambria Math"/>
                   </w:rPr>
-                  <m:t>x-</m:t>
+                  <m:t>x</m:t>
+                </m:r>
+                <m:r>
+                  <w:rPr>
+                    <w:rFonts w:ascii="Cambria Math" w:eastAsiaTheme="minorEastAsia" w:hAnsi="Cambria Math"/>
+                  </w:rPr>
+                  <m:t>-</m:t>
                 </m:r>
                 <m:sSub>
                   <m:sSubPr>
@@ -24739,7 +26172,19 @@
               <w:rPr>
                 <w:rFonts w:ascii="Cambria Math" w:hAnsi="Cambria Math"/>
               </w:rPr>
-              <m:t>(x)</m:t>
+              <m:t>(</m:t>
+            </m:r>
+            <m:r>
+              <w:rPr>
+                <w:rFonts w:ascii="Cambria Math" w:hAnsi="Cambria Math"/>
+              </w:rPr>
+              <m:t>x</m:t>
+            </m:r>
+            <m:r>
+              <w:rPr>
+                <w:rFonts w:ascii="Cambria Math" w:hAnsi="Cambria Math"/>
+              </w:rPr>
+              <m:t>)</m:t>
             </m:r>
             <m:r>
               <w:rPr>
@@ -24751,7 +26196,19 @@
               <w:rPr>
                 <w:rFonts w:ascii="Cambria Math" w:hAnsi="Cambria Math"/>
               </w:rPr>
-              <m:t xml:space="preserve"> p(</m:t>
+              <m:t xml:space="preserve"> </m:t>
+            </m:r>
+            <m:r>
+              <w:rPr>
+                <w:rFonts w:ascii="Cambria Math" w:hAnsi="Cambria Math"/>
+              </w:rPr>
+              <m:t>p</m:t>
+            </m:r>
+            <m:r>
+              <w:rPr>
+                <w:rFonts w:ascii="Cambria Math" w:hAnsi="Cambria Math"/>
+              </w:rPr>
+              <m:t>(</m:t>
             </m:r>
             <m:sSub>
               <m:sSubPr>
@@ -24809,7 +26266,25 @@
               <w:rPr>
                 <w:rFonts w:ascii="Cambria Math" w:hAnsi="Cambria Math"/>
               </w:rPr>
-              <m:t>p(x)</m:t>
+              <m:t>p</m:t>
+            </m:r>
+            <m:r>
+              <w:rPr>
+                <w:rFonts w:ascii="Cambria Math" w:hAnsi="Cambria Math"/>
+              </w:rPr>
+              <m:t>(</m:t>
+            </m:r>
+            <m:r>
+              <w:rPr>
+                <w:rFonts w:ascii="Cambria Math" w:hAnsi="Cambria Math"/>
+              </w:rPr>
+              <m:t>x</m:t>
+            </m:r>
+            <m:r>
+              <w:rPr>
+                <w:rFonts w:ascii="Cambria Math" w:hAnsi="Cambria Math"/>
+              </w:rPr>
+              <m:t>)</m:t>
             </m:r>
             <m:r>
               <w:rPr>
@@ -24831,7 +26306,13 @@
                   <w:rPr>
                     <w:rFonts w:ascii="Cambria Math" w:eastAsiaTheme="minorEastAsia" w:hAnsi="Cambria Math"/>
                   </w:rPr>
-                  <m:t>x-</m:t>
+                  <m:t>x</m:t>
+                </m:r>
+                <m:r>
+                  <w:rPr>
+                    <w:rFonts w:ascii="Cambria Math" w:eastAsiaTheme="minorEastAsia" w:hAnsi="Cambria Math"/>
+                  </w:rPr>
+                  <m:t>-</m:t>
                 </m:r>
                 <m:sSub>
                   <m:sSubPr>
@@ -24881,7 +26362,13 @@
                   <w:rPr>
                     <w:rFonts w:ascii="Cambria Math" w:eastAsiaTheme="minorEastAsia" w:hAnsi="Cambria Math"/>
                   </w:rPr>
-                  <m:t>x-</m:t>
+                  <m:t>x</m:t>
+                </m:r>
+                <m:r>
+                  <w:rPr>
+                    <w:rFonts w:ascii="Cambria Math" w:eastAsiaTheme="minorEastAsia" w:hAnsi="Cambria Math"/>
+                  </w:rPr>
+                  <m:t>-</m:t>
                 </m:r>
                 <m:sSub>
                   <m:sSubPr>
@@ -24928,8 +26415,13 @@
       <w:bookmarkStart w:id="82" w:name="_Toc200639538"/>
       <w:bookmarkStart w:id="83" w:name="_Toc209358208"/>
       <w:bookmarkStart w:id="84" w:name="_Toc216535217"/>
+      <w:proofErr w:type="spellStart"/>
       <w:r>
-        <w:t>Gebrochenrationale Funktionen</w:t>
+        <w:t>Gebrochenrationale</w:t>
+      </w:r>
+      <w:proofErr w:type="spellEnd"/>
+      <w:r>
+        <w:t xml:space="preserve"> Funktionen</w:t>
       </w:r>
       <w:bookmarkEnd w:id="82"/>
       <w:bookmarkEnd w:id="83"/>
@@ -25177,7 +26669,7 @@
           <w:rFonts w:eastAsiaTheme="minorEastAsia"/>
         </w:rPr>
       </w:pPr>
-      <w:hyperlink r:id="rId18" w:history="1">
+      <w:hyperlink r:id="rId21" w:history="1">
         <w:bookmarkStart w:id="85" w:name="_Toc216535218"/>
         <w:r>
           <w:rPr>
@@ -25549,7 +27041,19 @@
                 <w:rPr>
                   <w:rFonts w:ascii="Cambria Math" w:eastAsiaTheme="minorEastAsia" w:hAnsi="Cambria Math"/>
                 </w:rPr>
-                <m:t>=0⟹Sattelpunkt</m:t>
+                <m:t>=0</m:t>
+              </m:r>
+              <m:r>
+                <w:rPr>
+                  <w:rFonts w:ascii="Cambria Math" w:eastAsiaTheme="minorEastAsia" w:hAnsi="Cambria Math"/>
+                </w:rPr>
+                <m:t>⟹</m:t>
+              </m:r>
+              <m:r>
+                <w:rPr>
+                  <w:rFonts w:ascii="Cambria Math" w:eastAsiaTheme="minorEastAsia" w:hAnsi="Cambria Math"/>
+                </w:rPr>
+                <m:t>Sattelpunkt</m:t>
               </m:r>
             </m:oMath>
           </w:p>
@@ -26083,7 +27587,25 @@
                   <w:rPr>
                     <w:rFonts w:ascii="Cambria Math" w:hAnsi="Cambria Math"/>
                   </w:rPr>
-                  <m:t>h(x)</m:t>
+                  <m:t>h</m:t>
+                </m:r>
+                <m:r>
+                  <w:rPr>
+                    <w:rFonts w:ascii="Cambria Math" w:hAnsi="Cambria Math"/>
+                  </w:rPr>
+                  <m:t>(</m:t>
+                </m:r>
+                <m:r>
+                  <w:rPr>
+                    <w:rFonts w:ascii="Cambria Math" w:hAnsi="Cambria Math"/>
+                  </w:rPr>
+                  <m:t>x</m:t>
+                </m:r>
+                <m:r>
+                  <w:rPr>
+                    <w:rFonts w:ascii="Cambria Math" w:hAnsi="Cambria Math"/>
+                  </w:rPr>
+                  <m:t>)</m:t>
                 </m:r>
               </m:num>
               <m:den>
@@ -26091,7 +27613,25 @@
                   <w:rPr>
                     <w:rFonts w:ascii="Cambria Math" w:hAnsi="Cambria Math"/>
                   </w:rPr>
-                  <m:t>g(x)</m:t>
+                  <m:t>g</m:t>
+                </m:r>
+                <m:r>
+                  <w:rPr>
+                    <w:rFonts w:ascii="Cambria Math" w:hAnsi="Cambria Math"/>
+                  </w:rPr>
+                  <m:t>(</m:t>
+                </m:r>
+                <m:r>
+                  <w:rPr>
+                    <w:rFonts w:ascii="Cambria Math" w:hAnsi="Cambria Math"/>
+                  </w:rPr>
+                  <m:t>x</m:t>
+                </m:r>
+                <m:r>
+                  <w:rPr>
+                    <w:rFonts w:ascii="Cambria Math" w:hAnsi="Cambria Math"/>
+                  </w:rPr>
+                  <m:t>)</m:t>
                 </m:r>
               </m:den>
             </m:f>
@@ -26099,7 +27639,13 @@
               <w:rPr>
                 <w:rFonts w:ascii="Cambria Math" w:hAnsi="Cambria Math"/>
               </w:rPr>
-              <m:t>=p</m:t>
+              <m:t>=</m:t>
+            </m:r>
+            <m:r>
+              <w:rPr>
+                <w:rFonts w:ascii="Cambria Math" w:hAnsi="Cambria Math"/>
+              </w:rPr>
+              <m:t>p</m:t>
             </m:r>
             <m:d>
               <m:dPr>
@@ -26139,7 +27685,25 @@
                   <w:rPr>
                     <w:rFonts w:ascii="Cambria Math" w:hAnsi="Cambria Math"/>
                   </w:rPr>
-                  <m:t>r(x)</m:t>
+                  <m:t>r</m:t>
+                </m:r>
+                <m:r>
+                  <w:rPr>
+                    <w:rFonts w:ascii="Cambria Math" w:hAnsi="Cambria Math"/>
+                  </w:rPr>
+                  <m:t>(</m:t>
+                </m:r>
+                <m:r>
+                  <w:rPr>
+                    <w:rFonts w:ascii="Cambria Math" w:hAnsi="Cambria Math"/>
+                  </w:rPr>
+                  <m:t>x</m:t>
+                </m:r>
+                <m:r>
+                  <w:rPr>
+                    <w:rFonts w:ascii="Cambria Math" w:hAnsi="Cambria Math"/>
+                  </w:rPr>
+                  <m:t>)</m:t>
                 </m:r>
               </m:num>
               <m:den>
@@ -26147,7 +27711,25 @@
                   <w:rPr>
                     <w:rFonts w:ascii="Cambria Math" w:hAnsi="Cambria Math"/>
                   </w:rPr>
-                  <m:t>q(x)</m:t>
+                  <m:t>q</m:t>
+                </m:r>
+                <m:r>
+                  <w:rPr>
+                    <w:rFonts w:ascii="Cambria Math" w:hAnsi="Cambria Math"/>
+                  </w:rPr>
+                  <m:t>(</m:t>
+                </m:r>
+                <m:r>
+                  <w:rPr>
+                    <w:rFonts w:ascii="Cambria Math" w:hAnsi="Cambria Math"/>
+                  </w:rPr>
+                  <m:t>x</m:t>
+                </m:r>
+                <m:r>
+                  <w:rPr>
+                    <w:rFonts w:ascii="Cambria Math" w:hAnsi="Cambria Math"/>
+                  </w:rPr>
+                  <m:t>)</m:t>
                 </m:r>
               </m:den>
             </m:f>
@@ -26165,7 +27747,25 @@
           <w:rPr>
             <w:rFonts w:ascii="Cambria Math" w:hAnsi="Cambria Math"/>
           </w:rPr>
-          <m:t>p(x)</m:t>
+          <m:t>p</m:t>
+        </m:r>
+        <m:r>
+          <w:rPr>
+            <w:rFonts w:ascii="Cambria Math" w:hAnsi="Cambria Math"/>
+          </w:rPr>
+          <m:t>(</m:t>
+        </m:r>
+        <m:r>
+          <w:rPr>
+            <w:rFonts w:ascii="Cambria Math" w:hAnsi="Cambria Math"/>
+          </w:rPr>
+          <m:t>x</m:t>
+        </m:r>
+        <m:r>
+          <w:rPr>
+            <w:rFonts w:ascii="Cambria Math" w:hAnsi="Cambria Math"/>
+          </w:rPr>
+          <m:t>)</m:t>
         </m:r>
       </m:oMath>
       <w:r>
@@ -26179,7 +27779,25 @@
           <w:rPr>
             <w:rFonts w:ascii="Cambria Math" w:eastAsiaTheme="minorEastAsia" w:hAnsi="Cambria Math"/>
           </w:rPr>
-          <m:t>f(x)</m:t>
+          <m:t>f</m:t>
+        </m:r>
+        <m:r>
+          <w:rPr>
+            <w:rFonts w:ascii="Cambria Math" w:eastAsiaTheme="minorEastAsia" w:hAnsi="Cambria Math"/>
+          </w:rPr>
+          <m:t>(</m:t>
+        </m:r>
+        <m:r>
+          <w:rPr>
+            <w:rFonts w:ascii="Cambria Math" w:eastAsiaTheme="minorEastAsia" w:hAnsi="Cambria Math"/>
+          </w:rPr>
+          <m:t>x</m:t>
+        </m:r>
+        <m:r>
+          <w:rPr>
+            <w:rFonts w:ascii="Cambria Math" w:eastAsiaTheme="minorEastAsia" w:hAnsi="Cambria Math"/>
+          </w:rPr>
+          <m:t>)</m:t>
         </m:r>
       </m:oMath>
     </w:p>
@@ -26454,11 +28072,13 @@
       </w:pPr>
       <w:bookmarkStart w:id="97" w:name="_Toc209358210"/>
       <w:bookmarkStart w:id="98" w:name="_Toc216535223"/>
+      <w:proofErr w:type="spellStart"/>
       <w:r>
         <w:t>Differenziationsregeln</w:t>
       </w:r>
       <w:bookmarkEnd w:id="97"/>
       <w:bookmarkEnd w:id="98"/>
+      <w:proofErr w:type="spellEnd"/>
     </w:p>
     <w:p>
       <m:oMath>
@@ -26486,7 +28106,13 @@
                   <w:rPr>
                     <w:rFonts w:ascii="Cambria Math" w:eastAsiaTheme="minorEastAsia" w:hAnsi="Cambria Math"/>
                   </w:rPr>
-                  <m:t>g±h</m:t>
+                  <m:t>g</m:t>
+                </m:r>
+                <m:r>
+                  <w:rPr>
+                    <w:rFonts w:ascii="Cambria Math" w:eastAsiaTheme="minorEastAsia" w:hAnsi="Cambria Math"/>
+                  </w:rPr>
+                  <m:t>±h</m:t>
                 </m:r>
               </m:e>
             </m:d>
@@ -26494,7 +28120,19 @@
               <w:rPr>
                 <w:rFonts w:ascii="Cambria Math" w:eastAsiaTheme="minorEastAsia" w:hAnsi="Cambria Math"/>
               </w:rPr>
-              <m:t>'=g'±h'</m:t>
+              <m:t>'=</m:t>
+            </m:r>
+            <m:r>
+              <w:rPr>
+                <w:rFonts w:ascii="Cambria Math" w:eastAsiaTheme="minorEastAsia" w:hAnsi="Cambria Math"/>
+              </w:rPr>
+              <m:t>g</m:t>
+            </m:r>
+            <m:r>
+              <w:rPr>
+                <w:rFonts w:ascii="Cambria Math" w:eastAsiaTheme="minorEastAsia" w:hAnsi="Cambria Math"/>
+              </w:rPr>
+              <m:t>'±h'</m:t>
             </m:r>
           </m:e>
         </m:borderBox>
@@ -26540,7 +28178,13 @@
                       <w:rPr>
                         <w:rFonts w:ascii="Cambria Math" w:eastAsiaTheme="minorEastAsia" w:hAnsi="Cambria Math"/>
                       </w:rPr>
-                      <m:t>g⋅h</m:t>
+                      <m:t>g</m:t>
+                    </m:r>
+                    <m:r>
+                      <w:rPr>
+                        <w:rFonts w:ascii="Cambria Math" w:eastAsiaTheme="minorEastAsia" w:hAnsi="Cambria Math"/>
+                      </w:rPr>
+                      <m:t>⋅h</m:t>
                     </m:r>
                   </m:e>
                 </m:d>
@@ -26590,7 +28234,25 @@
               <w:rPr>
                 <w:rFonts w:ascii="Cambria Math" w:eastAsiaTheme="minorEastAsia" w:hAnsi="Cambria Math"/>
               </w:rPr>
-              <m:t>⋅h+g⋅h'</m:t>
+              <m:t>⋅h</m:t>
+            </m:r>
+            <m:r>
+              <w:rPr>
+                <w:rFonts w:ascii="Cambria Math" w:eastAsiaTheme="minorEastAsia" w:hAnsi="Cambria Math"/>
+              </w:rPr>
+              <m:t>+</m:t>
+            </m:r>
+            <m:r>
+              <w:rPr>
+                <w:rFonts w:ascii="Cambria Math" w:eastAsiaTheme="minorEastAsia" w:hAnsi="Cambria Math"/>
+              </w:rPr>
+              <m:t>g</m:t>
+            </m:r>
+            <m:r>
+              <w:rPr>
+                <w:rFonts w:ascii="Cambria Math" w:eastAsiaTheme="minorEastAsia" w:hAnsi="Cambria Math"/>
+              </w:rPr>
+              <m:t>⋅h'</m:t>
             </m:r>
           </m:e>
         </m:borderBox>
@@ -26716,7 +28378,19 @@
                   <w:rPr>
                     <w:rFonts w:ascii="Cambria Math" w:eastAsiaTheme="minorEastAsia" w:hAnsi="Cambria Math"/>
                   </w:rPr>
-                  <m:t>⋅h-g⋅</m:t>
+                  <m:t>⋅h-</m:t>
+                </m:r>
+                <m:r>
+                  <w:rPr>
+                    <w:rFonts w:ascii="Cambria Math" w:eastAsiaTheme="minorEastAsia" w:hAnsi="Cambria Math"/>
+                  </w:rPr>
+                  <m:t>g</m:t>
+                </m:r>
+                <m:r>
+                  <w:rPr>
+                    <w:rFonts w:ascii="Cambria Math" w:eastAsiaTheme="minorEastAsia" w:hAnsi="Cambria Math"/>
+                  </w:rPr>
+                  <m:t>⋅</m:t>
                 </m:r>
                 <m:sSup>
                   <m:sSupPr>
@@ -26818,7 +28492,19 @@
                       <w:rPr>
                         <w:rFonts w:ascii="Cambria Math" w:eastAsia="Times New Roman" w:hAnsi="Cambria Math" w:cs="Times New Roman"/>
                       </w:rPr>
-                      <m:t>c⋅g</m:t>
+                      <m:t>c</m:t>
+                    </m:r>
+                    <m:r>
+                      <w:rPr>
+                        <w:rFonts w:ascii="Cambria Math" w:eastAsia="Times New Roman" w:hAnsi="Cambria Math" w:cs="Times New Roman"/>
+                      </w:rPr>
+                      <m:t>⋅</m:t>
+                    </m:r>
+                    <m:r>
+                      <w:rPr>
+                        <w:rFonts w:ascii="Cambria Math" w:eastAsia="Times New Roman" w:hAnsi="Cambria Math" w:cs="Times New Roman"/>
+                      </w:rPr>
+                      <m:t>g</m:t>
                     </m:r>
                   </m:e>
                 </m:d>
@@ -26836,7 +28522,31 @@
               <w:rPr>
                 <w:rFonts w:ascii="Cambria Math" w:eastAsia="Times New Roman" w:hAnsi="Cambria Math" w:cs="Times New Roman"/>
               </w:rPr>
-              <m:t>=c⋅g'</m:t>
+              <m:t>=</m:t>
+            </m:r>
+            <m:r>
+              <w:rPr>
+                <w:rFonts w:ascii="Cambria Math" w:eastAsia="Times New Roman" w:hAnsi="Cambria Math" w:cs="Times New Roman"/>
+              </w:rPr>
+              <m:t>c</m:t>
+            </m:r>
+            <m:r>
+              <w:rPr>
+                <w:rFonts w:ascii="Cambria Math" w:eastAsia="Times New Roman" w:hAnsi="Cambria Math" w:cs="Times New Roman"/>
+              </w:rPr>
+              <m:t>⋅</m:t>
+            </m:r>
+            <m:r>
+              <w:rPr>
+                <w:rFonts w:ascii="Cambria Math" w:eastAsia="Times New Roman" w:hAnsi="Cambria Math" w:cs="Times New Roman"/>
+              </w:rPr>
+              <m:t>g</m:t>
+            </m:r>
+            <m:r>
+              <w:rPr>
+                <w:rFonts w:ascii="Cambria Math" w:eastAsia="Times New Roman" w:hAnsi="Cambria Math" w:cs="Times New Roman"/>
+              </w:rPr>
+              <m:t>'</m:t>
             </m:r>
           </m:e>
         </m:borderBox>
@@ -26882,7 +28592,19 @@
                       <w:rPr>
                         <w:rFonts w:ascii="Cambria Math" w:eastAsia="Times New Roman" w:hAnsi="Cambria Math" w:cs="Times New Roman"/>
                       </w:rPr>
-                      <m:t xml:space="preserve"> h(g)</m:t>
+                      <m:t xml:space="preserve"> h(</m:t>
+                    </m:r>
+                    <m:r>
+                      <w:rPr>
+                        <w:rFonts w:ascii="Cambria Math" w:eastAsia="Times New Roman" w:hAnsi="Cambria Math" w:cs="Times New Roman"/>
+                      </w:rPr>
+                      <m:t>g</m:t>
+                    </m:r>
+                    <m:r>
+                      <w:rPr>
+                        <w:rFonts w:ascii="Cambria Math" w:eastAsia="Times New Roman" w:hAnsi="Cambria Math" w:cs="Times New Roman"/>
+                      </w:rPr>
+                      <m:t>)</m:t>
                     </m:r>
                   </m:e>
                 </m:d>
@@ -26932,7 +28654,25 @@
               <w:rPr>
                 <w:rFonts w:ascii="Cambria Math" w:eastAsia="Times New Roman" w:hAnsi="Cambria Math" w:cs="Times New Roman"/>
               </w:rPr>
-              <m:t>⋅h'(g)</m:t>
+              <m:t>⋅h'</m:t>
+            </m:r>
+            <m:r>
+              <w:rPr>
+                <w:rFonts w:ascii="Cambria Math" w:eastAsia="Times New Roman" w:hAnsi="Cambria Math" w:cs="Times New Roman"/>
+              </w:rPr>
+              <m:t>(</m:t>
+            </m:r>
+            <m:r>
+              <w:rPr>
+                <w:rFonts w:ascii="Cambria Math" w:eastAsia="Times New Roman" w:hAnsi="Cambria Math" w:cs="Times New Roman"/>
+              </w:rPr>
+              <m:t>g</m:t>
+            </m:r>
+            <m:r>
+              <w:rPr>
+                <w:rFonts w:ascii="Cambria Math" w:eastAsia="Times New Roman" w:hAnsi="Cambria Math" w:cs="Times New Roman"/>
+              </w:rPr>
+              <m:t>)</m:t>
             </m:r>
           </m:e>
         </m:borderBox>
@@ -26968,7 +28708,13 @@
                   <w:rPr>
                     <w:rFonts w:ascii="Cambria Math" w:eastAsia="Times New Roman" w:hAnsi="Cambria Math" w:cs="Times New Roman"/>
                   </w:rPr>
-                  <m:t>(x</m:t>
+                  <m:t>(</m:t>
+                </m:r>
+                <m:r>
+                  <w:rPr>
+                    <w:rFonts w:ascii="Cambria Math" w:eastAsia="Times New Roman" w:hAnsi="Cambria Math" w:cs="Times New Roman"/>
+                  </w:rPr>
+                  <m:t>x</m:t>
                 </m:r>
               </m:e>
               <m:sup>
@@ -26984,7 +28730,13 @@
               <w:rPr>
                 <w:rFonts w:ascii="Cambria Math" w:eastAsia="Times New Roman" w:hAnsi="Cambria Math" w:cs="Times New Roman"/>
               </w:rPr>
-              <m:t>)'=n</m:t>
+              <m:t>)'=</m:t>
+            </m:r>
+            <m:r>
+              <w:rPr>
+                <w:rFonts w:ascii="Cambria Math" w:eastAsia="Times New Roman" w:hAnsi="Cambria Math" w:cs="Times New Roman"/>
+              </w:rPr>
+              <m:t>n</m:t>
             </m:r>
             <m:sSup>
               <m:sSupPr>
@@ -27008,7 +28760,13 @@
                   <w:rPr>
                     <w:rFonts w:ascii="Cambria Math" w:eastAsia="Times New Roman" w:hAnsi="Cambria Math" w:cs="Times New Roman"/>
                   </w:rPr>
-                  <m:t>n-1</m:t>
+                  <m:t>n</m:t>
+                </m:r>
+                <m:r>
+                  <w:rPr>
+                    <w:rFonts w:ascii="Cambria Math" w:eastAsia="Times New Roman" w:hAnsi="Cambria Math" w:cs="Times New Roman"/>
+                  </w:rPr>
+                  <m:t>-1</m:t>
                 </m:r>
               </m:sup>
             </m:sSup>
@@ -27594,7 +29352,19 @@
                       <w:rPr>
                         <w:rFonts w:ascii="Cambria Math" w:eastAsia="Calibri" w:hAnsi="Cambria Math" w:cs="Times New Roman"/>
                       </w:rPr>
-                      <m:t>(a)</m:t>
+                      <m:t>(</m:t>
+                    </m:r>
+                    <m:r>
+                      <w:rPr>
+                        <w:rFonts w:ascii="Cambria Math" w:eastAsia="Calibri" w:hAnsi="Cambria Math" w:cs="Times New Roman"/>
+                      </w:rPr>
+                      <m:t>a</m:t>
+                    </m:r>
+                    <m:r>
+                      <w:rPr>
+                        <w:rFonts w:ascii="Cambria Math" w:eastAsia="Calibri" w:hAnsi="Cambria Math" w:cs="Times New Roman"/>
+                      </w:rPr>
+                      <m:t>)</m:t>
                     </m:r>
                   </m:e>
                 </m:func>
@@ -27672,7 +29442,19 @@
                           <w:rPr>
                             <w:rFonts w:ascii="Cambria Math" w:eastAsia="Calibri" w:hAnsi="Cambria Math" w:cs="Times New Roman"/>
                           </w:rPr>
-                          <m:t>(a)</m:t>
+                          <m:t>(</m:t>
+                        </m:r>
+                        <m:r>
+                          <w:rPr>
+                            <w:rFonts w:ascii="Cambria Math" w:eastAsia="Calibri" w:hAnsi="Cambria Math" w:cs="Times New Roman"/>
+                          </w:rPr>
+                          <m:t>a</m:t>
+                        </m:r>
+                        <m:r>
+                          <w:rPr>
+                            <w:rFonts w:ascii="Cambria Math" w:eastAsia="Calibri" w:hAnsi="Cambria Math" w:cs="Times New Roman"/>
+                          </w:rPr>
+                          <m:t>)</m:t>
                         </m:r>
                       </m:e>
                     </m:d>
@@ -27790,7 +29572,13 @@
                       <w:rPr>
                         <w:rFonts w:ascii="Cambria Math" w:eastAsia="Calibri" w:hAnsi="Cambria Math" w:cs="Times New Roman"/>
                       </w:rPr>
-                      <m:t>x⋅</m:t>
+                      <m:t>x</m:t>
+                    </m:r>
+                    <m:r>
+                      <w:rPr>
+                        <w:rFonts w:ascii="Cambria Math" w:eastAsia="Calibri" w:hAnsi="Cambria Math" w:cs="Times New Roman"/>
+                      </w:rPr>
+                      <m:t>⋅</m:t>
                     </m:r>
                     <m:func>
                       <m:funcPr>
@@ -27817,7 +29605,19 @@
                           <w:rPr>
                             <w:rFonts w:ascii="Cambria Math" w:eastAsia="Calibri" w:hAnsi="Cambria Math" w:cs="Times New Roman"/>
                           </w:rPr>
-                          <m:t>(a)</m:t>
+                          <m:t>(</m:t>
+                        </m:r>
+                        <m:r>
+                          <w:rPr>
+                            <w:rFonts w:ascii="Cambria Math" w:eastAsia="Calibri" w:hAnsi="Cambria Math" w:cs="Times New Roman"/>
+                          </w:rPr>
+                          <m:t>a</m:t>
+                        </m:r>
+                        <m:r>
+                          <w:rPr>
+                            <w:rFonts w:ascii="Cambria Math" w:eastAsia="Calibri" w:hAnsi="Cambria Math" w:cs="Times New Roman"/>
+                          </w:rPr>
+                          <m:t>)</m:t>
                         </m:r>
                       </m:e>
                     </m:func>
@@ -28481,7 +30281,19 @@
                       <w:rPr>
                         <w:rFonts w:ascii="Cambria Math" w:eastAsia="Calibri" w:hAnsi="Cambria Math" w:cs="Times New Roman"/>
                       </w:rPr>
-                      <m:t>(x)</m:t>
+                      <m:t>(</m:t>
+                    </m:r>
+                    <m:r>
+                      <w:rPr>
+                        <w:rFonts w:ascii="Cambria Math" w:eastAsia="Calibri" w:hAnsi="Cambria Math" w:cs="Times New Roman"/>
+                      </w:rPr>
+                      <m:t>x</m:t>
+                    </m:r>
+                    <m:r>
+                      <w:rPr>
+                        <w:rFonts w:ascii="Cambria Math" w:eastAsia="Calibri" w:hAnsi="Cambria Math" w:cs="Times New Roman"/>
+                      </w:rPr>
+                      <m:t>)</m:t>
                     </m:r>
                   </m:e>
                 </m:func>
@@ -28643,7 +30455,13 @@
                       <w:rPr>
                         <w:rFonts w:ascii="Cambria Math" w:eastAsia="Calibri" w:hAnsi="Cambria Math" w:cs="Times New Roman"/>
                       </w:rPr>
-                      <m:t>-x</m:t>
+                      <m:t>-</m:t>
+                    </m:r>
+                    <m:r>
+                      <w:rPr>
+                        <w:rFonts w:ascii="Cambria Math" w:eastAsia="Calibri" w:hAnsi="Cambria Math" w:cs="Times New Roman"/>
+                      </w:rPr>
+                      <m:t>x</m:t>
                     </m:r>
                   </m:sup>
                 </m:sSup>
@@ -28680,7 +30498,13 @@
                       <w:rPr>
                         <w:rFonts w:ascii="Cambria Math" w:eastAsia="Calibri" w:hAnsi="Cambria Math" w:cs="Times New Roman"/>
                       </w:rPr>
-                      <m:t>-e</m:t>
+                      <m:t>-</m:t>
+                    </m:r>
+                    <m:r>
+                      <w:rPr>
+                        <w:rFonts w:ascii="Cambria Math" w:eastAsia="Calibri" w:hAnsi="Cambria Math" w:cs="Times New Roman"/>
+                      </w:rPr>
+                      <m:t>e</m:t>
                     </m:r>
                   </m:e>
                   <m:sup>
@@ -28688,7 +30512,13 @@
                       <w:rPr>
                         <w:rFonts w:ascii="Cambria Math" w:eastAsia="Calibri" w:hAnsi="Cambria Math" w:cs="Times New Roman"/>
                       </w:rPr>
-                      <m:t>-x</m:t>
+                      <m:t>-</m:t>
+                    </m:r>
+                    <m:r>
+                      <w:rPr>
+                        <w:rFonts w:ascii="Cambria Math" w:eastAsia="Calibri" w:hAnsi="Cambria Math" w:cs="Times New Roman"/>
+                      </w:rPr>
+                      <m:t>x</m:t>
                     </m:r>
                   </m:sup>
                 </m:sSup>
@@ -28732,7 +30562,13 @@
                       <w:rPr>
                         <w:rFonts w:ascii="Cambria Math" w:eastAsia="Calibri" w:hAnsi="Cambria Math" w:cs="Times New Roman"/>
                       </w:rPr>
-                      <m:t>-x</m:t>
+                      <m:t>-</m:t>
+                    </m:r>
+                    <m:r>
+                      <w:rPr>
+                        <w:rFonts w:ascii="Cambria Math" w:eastAsia="Calibri" w:hAnsi="Cambria Math" w:cs="Times New Roman"/>
+                      </w:rPr>
+                      <m:t>x</m:t>
                     </m:r>
                   </m:sup>
                 </m:sSup>
@@ -28768,7 +30604,13 @@
                       <w:rPr>
                         <w:rFonts w:ascii="Cambria Math" w:eastAsia="Calibri" w:hAnsi="Cambria Math" w:cs="Times New Roman"/>
                       </w:rPr>
-                      <m:t>-e</m:t>
+                      <m:t>-</m:t>
+                    </m:r>
+                    <m:r>
+                      <w:rPr>
+                        <w:rFonts w:ascii="Cambria Math" w:eastAsia="Calibri" w:hAnsi="Cambria Math" w:cs="Times New Roman"/>
+                      </w:rPr>
+                      <m:t>e</m:t>
                     </m:r>
                   </m:e>
                   <m:sup>
@@ -28776,7 +30618,13 @@
                       <w:rPr>
                         <w:rFonts w:ascii="Cambria Math" w:eastAsia="Calibri" w:hAnsi="Cambria Math" w:cs="Times New Roman"/>
                       </w:rPr>
-                      <m:t>-x</m:t>
+                      <m:t>-</m:t>
+                    </m:r>
+                    <m:r>
+                      <w:rPr>
+                        <w:rFonts w:ascii="Cambria Math" w:eastAsia="Calibri" w:hAnsi="Cambria Math" w:cs="Times New Roman"/>
+                      </w:rPr>
+                      <m:t>x</m:t>
                     </m:r>
                   </m:sup>
                 </m:sSup>
@@ -28947,7 +30795,13 @@
                           <w:rPr>
                             <w:rFonts w:ascii="Cambria Math" w:eastAsia="Times New Roman" w:hAnsi="Cambria Math" w:cs="Times New Roman"/>
                           </w:rPr>
-                          <m:t>n-1</m:t>
+                          <m:t>n</m:t>
+                        </m:r>
+                        <m:r>
+                          <w:rPr>
+                            <w:rFonts w:ascii="Cambria Math" w:eastAsia="Times New Roman" w:hAnsi="Cambria Math" w:cs="Times New Roman"/>
+                          </w:rPr>
+                          <m:t>-1</m:t>
                         </m:r>
                       </m:sup>
                     </m:sSup>
@@ -29041,7 +30895,19 @@
                                   <w:rPr>
                                     <w:rFonts w:ascii="Cambria Math" w:eastAsia="Calibri" w:hAnsi="Cambria Math" w:cs="Times New Roman"/>
                                   </w:rPr>
-                                  <m:t>x-a</m:t>
+                                  <m:t>x</m:t>
+                                </m:r>
+                                <m:r>
+                                  <w:rPr>
+                                    <w:rFonts w:ascii="Cambria Math" w:eastAsia="Calibri" w:hAnsi="Cambria Math" w:cs="Times New Roman"/>
+                                  </w:rPr>
+                                  <m:t>-</m:t>
+                                </m:r>
+                                <m:r>
+                                  <w:rPr>
+                                    <w:rFonts w:ascii="Cambria Math" w:eastAsia="Calibri" w:hAnsi="Cambria Math" w:cs="Times New Roman"/>
+                                  </w:rPr>
+                                  <m:t>a</m:t>
                                 </m:r>
                               </m:e>
                             </m:d>
@@ -29089,7 +30955,19 @@
                   <w:rPr>
                     <w:rFonts w:ascii="Cambria Math" w:eastAsia="Calibri" w:hAnsi="Cambria Math" w:cs="Times New Roman"/>
                   </w:rPr>
-                  <m:t>x-a</m:t>
+                  <m:t>x</m:t>
+                </m:r>
+                <m:r>
+                  <w:rPr>
+                    <w:rFonts w:ascii="Cambria Math" w:eastAsia="Calibri" w:hAnsi="Cambria Math" w:cs="Times New Roman"/>
+                  </w:rPr>
+                  <m:t>-</m:t>
+                </m:r>
+                <m:r>
+                  <w:rPr>
+                    <w:rFonts w:ascii="Cambria Math" w:eastAsia="Calibri" w:hAnsi="Cambria Math" w:cs="Times New Roman"/>
+                  </w:rPr>
+                  <m:t>a</m:t>
                 </m:r>
               </m:den>
             </m:f>
@@ -29146,7 +31024,13 @@
                           <w:rPr>
                             <w:rFonts w:ascii="Cambria Math" w:eastAsia="Calibri" w:hAnsi="Cambria Math" w:cs="Times New Roman"/>
                           </w:rPr>
-                          <m:t>-1</m:t>
+                          <m:t>-</m:t>
+                        </m:r>
+                        <m:r>
+                          <w:rPr>
+                            <w:rFonts w:ascii="Cambria Math" w:eastAsia="Calibri" w:hAnsi="Cambria Math" w:cs="Times New Roman"/>
+                          </w:rPr>
+                          <m:t>1</m:t>
                         </m:r>
                       </m:num>
                       <m:den>
@@ -29154,7 +31038,19 @@
                           <w:rPr>
                             <w:rFonts w:ascii="Cambria Math" w:eastAsia="Calibri" w:hAnsi="Cambria Math" w:cs="Times New Roman"/>
                           </w:rPr>
-                          <m:t>k-1</m:t>
+                          <m:t>k</m:t>
+                        </m:r>
+                        <m:r>
+                          <w:rPr>
+                            <w:rFonts w:ascii="Cambria Math" w:eastAsia="Calibri" w:hAnsi="Cambria Math" w:cs="Times New Roman"/>
+                          </w:rPr>
+                          <m:t>-</m:t>
+                        </m:r>
+                        <m:r>
+                          <w:rPr>
+                            <w:rFonts w:ascii="Cambria Math" w:eastAsia="Calibri" w:hAnsi="Cambria Math" w:cs="Times New Roman"/>
+                          </w:rPr>
+                          <m:t>1</m:t>
                         </m:r>
                       </m:den>
                     </m:f>
@@ -29206,7 +31102,19 @@
                                   <w:rPr>
                                     <w:rFonts w:ascii="Cambria Math" w:eastAsia="Calibri" w:hAnsi="Cambria Math" w:cs="Times New Roman"/>
                                   </w:rPr>
-                                  <m:t>x-a</m:t>
+                                  <m:t>x</m:t>
+                                </m:r>
+                                <m:r>
+                                  <w:rPr>
+                                    <w:rFonts w:ascii="Cambria Math" w:eastAsia="Calibri" w:hAnsi="Cambria Math" w:cs="Times New Roman"/>
+                                  </w:rPr>
+                                  <m:t>-</m:t>
+                                </m:r>
+                                <m:r>
+                                  <w:rPr>
+                                    <w:rFonts w:ascii="Cambria Math" w:eastAsia="Calibri" w:hAnsi="Cambria Math" w:cs="Times New Roman"/>
+                                  </w:rPr>
+                                  <m:t>a</m:t>
                                 </m:r>
                               </m:e>
                             </m:d>
@@ -29216,7 +31124,19 @@
                               <w:rPr>
                                 <w:rFonts w:ascii="Cambria Math" w:eastAsia="Calibri" w:hAnsi="Cambria Math" w:cs="Times New Roman"/>
                               </w:rPr>
-                              <m:t>k-1</m:t>
+                              <m:t>k</m:t>
+                            </m:r>
+                            <m:r>
+                              <w:rPr>
+                                <w:rFonts w:ascii="Cambria Math" w:eastAsia="Calibri" w:hAnsi="Cambria Math" w:cs="Times New Roman"/>
+                              </w:rPr>
+                              <m:t>-</m:t>
+                            </m:r>
+                            <m:r>
+                              <w:rPr>
+                                <w:rFonts w:ascii="Cambria Math" w:eastAsia="Calibri" w:hAnsi="Cambria Math" w:cs="Times New Roman"/>
+                              </w:rPr>
+                              <m:t>1</m:t>
                             </m:r>
                           </m:sup>
                         </m:sSup>
@@ -29282,7 +31202,19 @@
                           <w:rPr>
                             <w:rFonts w:ascii="Cambria Math" w:eastAsia="Calibri" w:hAnsi="Cambria Math" w:cs="Times New Roman"/>
                           </w:rPr>
-                          <m:t>x-a</m:t>
+                          <m:t>x</m:t>
+                        </m:r>
+                        <m:r>
+                          <w:rPr>
+                            <w:rFonts w:ascii="Cambria Math" w:eastAsia="Calibri" w:hAnsi="Cambria Math" w:cs="Times New Roman"/>
+                          </w:rPr>
+                          <m:t>-</m:t>
+                        </m:r>
+                        <m:r>
+                          <w:rPr>
+                            <w:rFonts w:ascii="Cambria Math" w:eastAsia="Calibri" w:hAnsi="Cambria Math" w:cs="Times New Roman"/>
+                          </w:rPr>
+                          <m:t>a</m:t>
                         </m:r>
                       </m:e>
                     </m:d>
@@ -29488,7 +31420,13 @@
               <w:rPr>
                 <w:rFonts w:ascii="Cambria Math" w:eastAsia="Times New Roman" w:hAnsi="Cambria Math" w:cs="Times New Roman"/>
               </w:rPr>
-              <m:t>=a</m:t>
+              <m:t>=</m:t>
+            </m:r>
+            <m:r>
+              <w:rPr>
+                <w:rFonts w:ascii="Cambria Math" w:eastAsia="Times New Roman" w:hAnsi="Cambria Math" w:cs="Times New Roman"/>
+              </w:rPr>
+              <m:t>a</m:t>
             </m:r>
             <m:sSup>
               <m:sSupPr>
@@ -29663,7 +31601,19 @@
                       <w:rPr>
                         <w:rFonts w:ascii="Cambria Math" w:eastAsia="Calibri" w:hAnsi="Cambria Math" w:cs="Times New Roman"/>
                       </w:rPr>
-                      <m:t>(x)</m:t>
+                      <m:t>(</m:t>
+                    </m:r>
+                    <m:r>
+                      <w:rPr>
+                        <w:rFonts w:ascii="Cambria Math" w:eastAsia="Calibri" w:hAnsi="Cambria Math" w:cs="Times New Roman"/>
+                      </w:rPr>
+                      <m:t>x</m:t>
+                    </m:r>
+                    <m:r>
+                      <w:rPr>
+                        <w:rFonts w:ascii="Cambria Math" w:eastAsia="Calibri" w:hAnsi="Cambria Math" w:cs="Times New Roman"/>
+                      </w:rPr>
+                      <m:t>)</m:t>
                     </m:r>
                   </m:e>
                 </m:func>
@@ -30398,7 +32348,13 @@
                 <w:rPr>
                   <w:rFonts w:ascii="Cambria Math" w:eastAsia="Calibri" w:hAnsi="Cambria Math" w:cs="Times New Roman"/>
                 </w:rPr>
-                <m:t>⟹-</m:t>
+                <m:t>⟹</m:t>
+              </m:r>
+              <m:r>
+                <w:rPr>
+                  <w:rFonts w:ascii="Cambria Math" w:eastAsia="Calibri" w:hAnsi="Cambria Math" w:cs="Times New Roman"/>
+                </w:rPr>
+                <m:t>-</m:t>
               </m:r>
               <m:func>
                 <m:funcPr>
@@ -30433,7 +32389,13 @@
                 <w:rPr>
                   <w:rFonts w:ascii="Cambria Math" w:eastAsia="Calibri" w:hAnsi="Cambria Math" w:cs="Times New Roman"/>
                 </w:rPr>
-                <m:t>⟹-</m:t>
+                <m:t>⟹</m:t>
+              </m:r>
+              <m:r>
+                <w:rPr>
+                  <w:rFonts w:ascii="Cambria Math" w:eastAsia="Calibri" w:hAnsi="Cambria Math" w:cs="Times New Roman"/>
+                </w:rPr>
+                <m:t>-</m:t>
               </m:r>
               <m:func>
                 <m:funcPr>
@@ -30558,7 +32520,31 @@
                   <w:rPr>
                     <w:rFonts w:ascii="Cambria Math" w:hAnsi="Cambria Math"/>
                   </w:rPr>
-                  <m:t>f(x)dx</m:t>
+                  <m:t>f</m:t>
+                </m:r>
+                <m:r>
+                  <w:rPr>
+                    <w:rFonts w:ascii="Cambria Math" w:hAnsi="Cambria Math"/>
+                  </w:rPr>
+                  <m:t>(</m:t>
+                </m:r>
+                <m:r>
+                  <w:rPr>
+                    <w:rFonts w:ascii="Cambria Math" w:hAnsi="Cambria Math"/>
+                  </w:rPr>
+                  <m:t>x</m:t>
+                </m:r>
+                <m:r>
+                  <w:rPr>
+                    <w:rFonts w:ascii="Cambria Math" w:hAnsi="Cambria Math"/>
+                  </w:rPr>
+                  <m:t>)</m:t>
+                </m:r>
+                <m:r>
+                  <w:rPr>
+                    <w:rFonts w:ascii="Cambria Math" w:hAnsi="Cambria Math"/>
+                  </w:rPr>
+                  <m:t>dx</m:t>
                 </m:r>
               </m:e>
             </m:nary>
@@ -30590,7 +32576,19 @@
                   <w:rPr>
                     <w:rFonts w:ascii="Cambria Math" w:hAnsi="Cambria Math"/>
                   </w:rPr>
-                  <m:t>(x)</m:t>
+                  <m:t>(</m:t>
+                </m:r>
+                <m:r>
+                  <w:rPr>
+                    <w:rFonts w:ascii="Cambria Math" w:hAnsi="Cambria Math"/>
+                  </w:rPr>
+                  <m:t>x</m:t>
+                </m:r>
+                <m:r>
+                  <w:rPr>
+                    <w:rFonts w:ascii="Cambria Math" w:hAnsi="Cambria Math"/>
+                  </w:rPr>
+                  <m:t>)</m:t>
                 </m:r>
               </m:sub>
             </m:sSub>
@@ -30691,7 +32689,13 @@
                   <w:rPr>
                     <w:rFonts w:ascii="Cambria Math" w:eastAsiaTheme="minorEastAsia" w:hAnsi="Cambria Math"/>
                   </w:rPr>
-                  <m:t>n+1</m:t>
+                  <m:t>n</m:t>
+                </m:r>
+                <m:r>
+                  <w:rPr>
+                    <w:rFonts w:ascii="Cambria Math" w:eastAsiaTheme="minorEastAsia" w:hAnsi="Cambria Math"/>
+                  </w:rPr>
+                  <m:t>+1</m:t>
                 </m:r>
               </m:den>
             </m:f>
@@ -30723,7 +32727,13 @@
                   <w:rPr>
                     <w:rFonts w:ascii="Cambria Math" w:eastAsiaTheme="minorEastAsia" w:hAnsi="Cambria Math"/>
                   </w:rPr>
-                  <m:t>n+1</m:t>
+                  <m:t>n</m:t>
+                </m:r>
+                <m:r>
+                  <w:rPr>
+                    <w:rFonts w:ascii="Cambria Math" w:eastAsiaTheme="minorEastAsia" w:hAnsi="Cambria Math"/>
+                  </w:rPr>
+                  <m:t>+1</m:t>
                 </m:r>
               </m:sup>
             </m:sSup>
@@ -30731,7 +32741,13 @@
               <w:rPr>
                 <w:rFonts w:ascii="Cambria Math" w:eastAsiaTheme="minorEastAsia" w:hAnsi="Cambria Math"/>
               </w:rPr>
-              <m:t>+c</m:t>
+              <m:t>+</m:t>
+            </m:r>
+            <m:r>
+              <w:rPr>
+                <w:rFonts w:ascii="Cambria Math" w:eastAsiaTheme="minorEastAsia" w:hAnsi="Cambria Math"/>
+              </w:rPr>
+              <m:t>c</m:t>
             </m:r>
           </m:e>
         </m:borderBox>
@@ -30830,7 +32846,13 @@
                   <w:rPr>
                     <w:rFonts w:ascii="Cambria Math" w:eastAsiaTheme="minorEastAsia" w:hAnsi="Cambria Math"/>
                   </w:rPr>
-                  <m:t>n+1</m:t>
+                  <m:t>n</m:t>
+                </m:r>
+                <m:r>
+                  <w:rPr>
+                    <w:rFonts w:ascii="Cambria Math" w:eastAsiaTheme="minorEastAsia" w:hAnsi="Cambria Math"/>
+                  </w:rPr>
+                  <m:t>+1</m:t>
                 </m:r>
               </m:den>
             </m:f>
@@ -30862,7 +32884,13 @@
                   <w:rPr>
                     <w:rFonts w:ascii="Cambria Math" w:eastAsiaTheme="minorEastAsia" w:hAnsi="Cambria Math"/>
                   </w:rPr>
-                  <m:t>n+1</m:t>
+                  <m:t>n</m:t>
+                </m:r>
+                <m:r>
+                  <w:rPr>
+                    <w:rFonts w:ascii="Cambria Math" w:eastAsiaTheme="minorEastAsia" w:hAnsi="Cambria Math"/>
+                  </w:rPr>
+                  <m:t>+1</m:t>
                 </m:r>
               </m:sup>
             </m:sSup>
@@ -30870,7 +32898,13 @@
               <w:rPr>
                 <w:rFonts w:ascii="Cambria Math" w:eastAsiaTheme="minorEastAsia" w:hAnsi="Cambria Math"/>
               </w:rPr>
-              <m:t>+c</m:t>
+              <m:t>+</m:t>
+            </m:r>
+            <m:r>
+              <w:rPr>
+                <w:rFonts w:ascii="Cambria Math" w:eastAsiaTheme="minorEastAsia" w:hAnsi="Cambria Math"/>
+              </w:rPr>
+              <m:t>c</m:t>
             </m:r>
           </m:e>
         </m:borderBox>
@@ -30911,7 +32945,25 @@
                   <w:rPr>
                     <w:rFonts w:ascii="Cambria Math" w:hAnsi="Cambria Math"/>
                   </w:rPr>
-                  <m:t>f(x)</m:t>
+                  <m:t>f</m:t>
+                </m:r>
+                <m:r>
+                  <w:rPr>
+                    <w:rFonts w:ascii="Cambria Math" w:hAnsi="Cambria Math"/>
+                  </w:rPr>
+                  <m:t>(</m:t>
+                </m:r>
+                <m:r>
+                  <w:rPr>
+                    <w:rFonts w:ascii="Cambria Math" w:hAnsi="Cambria Math"/>
+                  </w:rPr>
+                  <m:t>x</m:t>
+                </m:r>
+                <m:r>
+                  <w:rPr>
+                    <w:rFonts w:ascii="Cambria Math" w:hAnsi="Cambria Math"/>
+                  </w:rPr>
+                  <m:t>)</m:t>
                 </m:r>
                 <m:r>
                   <w:rPr>
@@ -30923,7 +32975,25 @@
                   <w:rPr>
                     <w:rFonts w:ascii="Cambria Math" w:hAnsi="Cambria Math"/>
                   </w:rPr>
-                  <m:t>g(x)</m:t>
+                  <m:t>g</m:t>
+                </m:r>
+                <m:r>
+                  <w:rPr>
+                    <w:rFonts w:ascii="Cambria Math" w:hAnsi="Cambria Math"/>
+                  </w:rPr>
+                  <m:t>(</m:t>
+                </m:r>
+                <m:r>
+                  <w:rPr>
+                    <w:rFonts w:ascii="Cambria Math" w:hAnsi="Cambria Math"/>
+                  </w:rPr>
+                  <m:t>x</m:t>
+                </m:r>
+                <m:r>
+                  <w:rPr>
+                    <w:rFonts w:ascii="Cambria Math" w:hAnsi="Cambria Math"/>
+                  </w:rPr>
+                  <m:t>)</m:t>
                 </m:r>
                 <m:r>
                   <w:rPr>
@@ -30958,7 +33028,25 @@
                   <w:rPr>
                     <w:rFonts w:ascii="Cambria Math" w:hAnsi="Cambria Math"/>
                   </w:rPr>
-                  <m:t>f(x)</m:t>
+                  <m:t>f</m:t>
+                </m:r>
+                <m:r>
+                  <w:rPr>
+                    <w:rFonts w:ascii="Cambria Math" w:hAnsi="Cambria Math"/>
+                  </w:rPr>
+                  <m:t>(</m:t>
+                </m:r>
+                <m:r>
+                  <w:rPr>
+                    <w:rFonts w:ascii="Cambria Math" w:hAnsi="Cambria Math"/>
+                  </w:rPr>
+                  <m:t>x</m:t>
+                </m:r>
+                <m:r>
+                  <w:rPr>
+                    <w:rFonts w:ascii="Cambria Math" w:hAnsi="Cambria Math"/>
+                  </w:rPr>
+                  <m:t>)</m:t>
                 </m:r>
                 <m:r>
                   <w:rPr>
@@ -30993,7 +33081,25 @@
                   <w:rPr>
                     <w:rFonts w:ascii="Cambria Math" w:hAnsi="Cambria Math"/>
                   </w:rPr>
-                  <m:t>g(x)</m:t>
+                  <m:t>g</m:t>
+                </m:r>
+                <m:r>
+                  <w:rPr>
+                    <w:rFonts w:ascii="Cambria Math" w:hAnsi="Cambria Math"/>
+                  </w:rPr>
+                  <m:t>(</m:t>
+                </m:r>
+                <m:r>
+                  <w:rPr>
+                    <w:rFonts w:ascii="Cambria Math" w:hAnsi="Cambria Math"/>
+                  </w:rPr>
+                  <m:t>x</m:t>
+                </m:r>
+                <m:r>
+                  <w:rPr>
+                    <w:rFonts w:ascii="Cambria Math" w:hAnsi="Cambria Math"/>
+                  </w:rPr>
+                  <m:t>)</m:t>
                 </m:r>
                 <m:r>
                   <w:rPr>
@@ -31042,13 +33148,37 @@
                   <w:rPr>
                     <w:rFonts w:ascii="Cambria Math" w:eastAsiaTheme="minorEastAsia" w:hAnsi="Cambria Math"/>
                   </w:rPr>
-                  <m:t>c⋅</m:t>
-                </m:r>
-                <m:r>
-                  <w:rPr>
-                    <w:rFonts w:ascii="Cambria Math" w:hAnsi="Cambria Math"/>
-                  </w:rPr>
-                  <m:t>f(x)</m:t>
+                  <m:t>c</m:t>
+                </m:r>
+                <m:r>
+                  <w:rPr>
+                    <w:rFonts w:ascii="Cambria Math" w:eastAsiaTheme="minorEastAsia" w:hAnsi="Cambria Math"/>
+                  </w:rPr>
+                  <m:t>⋅</m:t>
+                </m:r>
+                <m:r>
+                  <w:rPr>
+                    <w:rFonts w:ascii="Cambria Math" w:hAnsi="Cambria Math"/>
+                  </w:rPr>
+                  <m:t>f</m:t>
+                </m:r>
+                <m:r>
+                  <w:rPr>
+                    <w:rFonts w:ascii="Cambria Math" w:hAnsi="Cambria Math"/>
+                  </w:rPr>
+                  <m:t>(</m:t>
+                </m:r>
+                <m:r>
+                  <w:rPr>
+                    <w:rFonts w:ascii="Cambria Math" w:hAnsi="Cambria Math"/>
+                  </w:rPr>
+                  <m:t>x</m:t>
+                </m:r>
+                <m:r>
+                  <w:rPr>
+                    <w:rFonts w:ascii="Cambria Math" w:hAnsi="Cambria Math"/>
+                  </w:rPr>
+                  <m:t>)</m:t>
                 </m:r>
               </m:e>
             </m:nary>
@@ -31056,7 +33186,25 @@
               <w:rPr>
                 <w:rFonts w:ascii="Cambria Math" w:eastAsiaTheme="minorEastAsia" w:hAnsi="Cambria Math"/>
               </w:rPr>
-              <m:t>dx=c⋅</m:t>
+              <m:t>dx</m:t>
+            </m:r>
+            <m:r>
+              <w:rPr>
+                <w:rFonts w:ascii="Cambria Math" w:eastAsiaTheme="minorEastAsia" w:hAnsi="Cambria Math"/>
+              </w:rPr>
+              <m:t>=</m:t>
+            </m:r>
+            <m:r>
+              <w:rPr>
+                <w:rFonts w:ascii="Cambria Math" w:eastAsiaTheme="minorEastAsia" w:hAnsi="Cambria Math"/>
+              </w:rPr>
+              <m:t>c</m:t>
+            </m:r>
+            <m:r>
+              <w:rPr>
+                <w:rFonts w:ascii="Cambria Math" w:eastAsiaTheme="minorEastAsia" w:hAnsi="Cambria Math"/>
+              </w:rPr>
+              <m:t>⋅</m:t>
             </m:r>
             <m:nary>
               <m:naryPr>
@@ -31077,7 +33225,25 @@
                   <w:rPr>
                     <w:rFonts w:ascii="Cambria Math" w:hAnsi="Cambria Math"/>
                   </w:rPr>
-                  <m:t>f(x)</m:t>
+                  <m:t>f</m:t>
+                </m:r>
+                <m:r>
+                  <w:rPr>
+                    <w:rFonts w:ascii="Cambria Math" w:hAnsi="Cambria Math"/>
+                  </w:rPr>
+                  <m:t>(</m:t>
+                </m:r>
+                <m:r>
+                  <w:rPr>
+                    <w:rFonts w:ascii="Cambria Math" w:hAnsi="Cambria Math"/>
+                  </w:rPr>
+                  <m:t>x</m:t>
+                </m:r>
+                <m:r>
+                  <w:rPr>
+                    <w:rFonts w:ascii="Cambria Math" w:hAnsi="Cambria Math"/>
+                  </w:rPr>
+                  <m:t>)</m:t>
                 </m:r>
                 <m:r>
                   <w:rPr>
@@ -31138,7 +33304,25 @@
                   <w:rPr>
                     <w:rFonts w:ascii="Cambria Math" w:hAnsi="Cambria Math"/>
                   </w:rPr>
-                  <m:t>f(x)</m:t>
+                  <m:t>f</m:t>
+                </m:r>
+                <m:r>
+                  <w:rPr>
+                    <w:rFonts w:ascii="Cambria Math" w:hAnsi="Cambria Math"/>
+                  </w:rPr>
+                  <m:t>(</m:t>
+                </m:r>
+                <m:r>
+                  <w:rPr>
+                    <w:rFonts w:ascii="Cambria Math" w:hAnsi="Cambria Math"/>
+                  </w:rPr>
+                  <m:t>x</m:t>
+                </m:r>
+                <m:r>
+                  <w:rPr>
+                    <w:rFonts w:ascii="Cambria Math" w:hAnsi="Cambria Math"/>
+                  </w:rPr>
+                  <m:t>)</m:t>
                 </m:r>
                 <m:r>
                   <w:rPr>
@@ -31150,7 +33334,25 @@
                   <w:rPr>
                     <w:rFonts w:ascii="Cambria Math" w:hAnsi="Cambria Math"/>
                   </w:rPr>
-                  <m:t>g(x)</m:t>
+                  <m:t>g</m:t>
+                </m:r>
+                <m:r>
+                  <w:rPr>
+                    <w:rFonts w:ascii="Cambria Math" w:hAnsi="Cambria Math"/>
+                  </w:rPr>
+                  <m:t>(</m:t>
+                </m:r>
+                <m:r>
+                  <w:rPr>
+                    <w:rFonts w:ascii="Cambria Math" w:hAnsi="Cambria Math"/>
+                  </w:rPr>
+                  <m:t>x</m:t>
+                </m:r>
+                <m:r>
+                  <w:rPr>
+                    <w:rFonts w:ascii="Cambria Math" w:hAnsi="Cambria Math"/>
+                  </w:rPr>
+                  <m:t>)</m:t>
                 </m:r>
                 <m:r>
                   <w:rPr>
@@ -31197,7 +33399,25 @@
                   <w:rPr>
                     <w:rFonts w:ascii="Cambria Math" w:hAnsi="Cambria Math"/>
                   </w:rPr>
-                  <m:t>f(x)</m:t>
+                  <m:t>f</m:t>
+                </m:r>
+                <m:r>
+                  <w:rPr>
+                    <w:rFonts w:ascii="Cambria Math" w:hAnsi="Cambria Math"/>
+                  </w:rPr>
+                  <m:t>(</m:t>
+                </m:r>
+                <m:r>
+                  <w:rPr>
+                    <w:rFonts w:ascii="Cambria Math" w:hAnsi="Cambria Math"/>
+                  </w:rPr>
+                  <m:t>x</m:t>
+                </m:r>
+                <m:r>
+                  <w:rPr>
+                    <w:rFonts w:ascii="Cambria Math" w:hAnsi="Cambria Math"/>
+                  </w:rPr>
+                  <m:t>)</m:t>
                 </m:r>
                 <m:r>
                   <w:rPr>
@@ -31244,7 +33464,25 @@
                   <w:rPr>
                     <w:rFonts w:ascii="Cambria Math" w:hAnsi="Cambria Math"/>
                   </w:rPr>
-                  <m:t>g(x)</m:t>
+                  <m:t>g</m:t>
+                </m:r>
+                <m:r>
+                  <w:rPr>
+                    <w:rFonts w:ascii="Cambria Math" w:hAnsi="Cambria Math"/>
+                  </w:rPr>
+                  <m:t>(</m:t>
+                </m:r>
+                <m:r>
+                  <w:rPr>
+                    <w:rFonts w:ascii="Cambria Math" w:hAnsi="Cambria Math"/>
+                  </w:rPr>
+                  <m:t>x</m:t>
+                </m:r>
+                <m:r>
+                  <w:rPr>
+                    <w:rFonts w:ascii="Cambria Math" w:hAnsi="Cambria Math"/>
+                  </w:rPr>
+                  <m:t>)</m:t>
                 </m:r>
                 <m:r>
                   <w:rPr>
@@ -31305,7 +33543,37 @@
                   <w:rPr>
                     <w:rFonts w:ascii="Cambria Math" w:hAnsi="Cambria Math"/>
                   </w:rPr>
-                  <m:t>c⋅f(x)</m:t>
+                  <m:t>c</m:t>
+                </m:r>
+                <m:r>
+                  <w:rPr>
+                    <w:rFonts w:ascii="Cambria Math" w:hAnsi="Cambria Math"/>
+                  </w:rPr>
+                  <m:t>⋅</m:t>
+                </m:r>
+                <m:r>
+                  <w:rPr>
+                    <w:rFonts w:ascii="Cambria Math" w:hAnsi="Cambria Math"/>
+                  </w:rPr>
+                  <m:t>f</m:t>
+                </m:r>
+                <m:r>
+                  <w:rPr>
+                    <w:rFonts w:ascii="Cambria Math" w:hAnsi="Cambria Math"/>
+                  </w:rPr>
+                  <m:t>(</m:t>
+                </m:r>
+                <m:r>
+                  <w:rPr>
+                    <w:rFonts w:ascii="Cambria Math" w:hAnsi="Cambria Math"/>
+                  </w:rPr>
+                  <m:t>x</m:t>
+                </m:r>
+                <m:r>
+                  <w:rPr>
+                    <w:rFonts w:ascii="Cambria Math" w:hAnsi="Cambria Math"/>
+                  </w:rPr>
+                  <m:t>)</m:t>
                 </m:r>
                 <m:r>
                   <w:rPr>
@@ -31319,7 +33587,19 @@
               <w:rPr>
                 <w:rFonts w:ascii="Cambria Math" w:eastAsiaTheme="minorEastAsia" w:hAnsi="Cambria Math"/>
               </w:rPr>
-              <m:t>=c⋅</m:t>
+              <m:t>=</m:t>
+            </m:r>
+            <m:r>
+              <w:rPr>
+                <w:rFonts w:ascii="Cambria Math" w:eastAsiaTheme="minorEastAsia" w:hAnsi="Cambria Math"/>
+              </w:rPr>
+              <m:t>c</m:t>
+            </m:r>
+            <m:r>
+              <w:rPr>
+                <w:rFonts w:ascii="Cambria Math" w:eastAsiaTheme="minorEastAsia" w:hAnsi="Cambria Math"/>
+              </w:rPr>
+              <m:t>⋅</m:t>
             </m:r>
             <m:nary>
               <m:naryPr>
@@ -31352,7 +33632,25 @@
                   <w:rPr>
                     <w:rFonts w:ascii="Cambria Math" w:hAnsi="Cambria Math"/>
                   </w:rPr>
-                  <m:t>f(x)</m:t>
+                  <m:t>f</m:t>
+                </m:r>
+                <m:r>
+                  <w:rPr>
+                    <w:rFonts w:ascii="Cambria Math" w:hAnsi="Cambria Math"/>
+                  </w:rPr>
+                  <m:t>(</m:t>
+                </m:r>
+                <m:r>
+                  <w:rPr>
+                    <w:rFonts w:ascii="Cambria Math" w:hAnsi="Cambria Math"/>
+                  </w:rPr>
+                  <m:t>x</m:t>
+                </m:r>
+                <m:r>
+                  <w:rPr>
+                    <w:rFonts w:ascii="Cambria Math" w:hAnsi="Cambria Math"/>
+                  </w:rPr>
+                  <m:t>)</m:t>
                 </m:r>
                 <m:r>
                   <w:rPr>
@@ -31413,7 +33711,25 @@
                   <w:rPr>
                     <w:rFonts w:ascii="Cambria Math" w:hAnsi="Cambria Math"/>
                   </w:rPr>
-                  <m:t>f(x)</m:t>
+                  <m:t>f</m:t>
+                </m:r>
+                <m:r>
+                  <w:rPr>
+                    <w:rFonts w:ascii="Cambria Math" w:hAnsi="Cambria Math"/>
+                  </w:rPr>
+                  <m:t>(</m:t>
+                </m:r>
+                <m:r>
+                  <w:rPr>
+                    <w:rFonts w:ascii="Cambria Math" w:hAnsi="Cambria Math"/>
+                  </w:rPr>
+                  <m:t>x</m:t>
+                </m:r>
+                <m:r>
+                  <w:rPr>
+                    <w:rFonts w:ascii="Cambria Math" w:hAnsi="Cambria Math"/>
+                  </w:rPr>
+                  <m:t>)</m:t>
                 </m:r>
                 <m:r>
                   <w:rPr>
@@ -31460,7 +33776,25 @@
                   <w:rPr>
                     <w:rFonts w:ascii="Cambria Math" w:hAnsi="Cambria Math"/>
                   </w:rPr>
-                  <m:t>f(x)</m:t>
+                  <m:t>f</m:t>
+                </m:r>
+                <m:r>
+                  <w:rPr>
+                    <w:rFonts w:ascii="Cambria Math" w:hAnsi="Cambria Math"/>
+                  </w:rPr>
+                  <m:t>(</m:t>
+                </m:r>
+                <m:r>
+                  <w:rPr>
+                    <w:rFonts w:ascii="Cambria Math" w:hAnsi="Cambria Math"/>
+                  </w:rPr>
+                  <m:t>x</m:t>
+                </m:r>
+                <m:r>
+                  <w:rPr>
+                    <w:rFonts w:ascii="Cambria Math" w:hAnsi="Cambria Math"/>
+                  </w:rPr>
+                  <m:t>)</m:t>
                 </m:r>
                 <m:r>
                   <w:rPr>
@@ -31507,7 +33841,25 @@
                   <w:rPr>
                     <w:rFonts w:ascii="Cambria Math" w:hAnsi="Cambria Math"/>
                   </w:rPr>
-                  <m:t>f(x)</m:t>
+                  <m:t>f</m:t>
+                </m:r>
+                <m:r>
+                  <w:rPr>
+                    <w:rFonts w:ascii="Cambria Math" w:hAnsi="Cambria Math"/>
+                  </w:rPr>
+                  <m:t>(</m:t>
+                </m:r>
+                <m:r>
+                  <w:rPr>
+                    <w:rFonts w:ascii="Cambria Math" w:hAnsi="Cambria Math"/>
+                  </w:rPr>
+                  <m:t>x</m:t>
+                </m:r>
+                <m:r>
+                  <w:rPr>
+                    <w:rFonts w:ascii="Cambria Math" w:hAnsi="Cambria Math"/>
+                  </w:rPr>
+                  <m:t>)</m:t>
                 </m:r>
                 <m:r>
                   <w:rPr>
@@ -32363,7 +34715,13 @@
                   <w:rPr>
                     <w:rFonts w:ascii="Cambria Math" w:hAnsi="Cambria Math"/>
                   </w:rPr>
-                  <m:t xml:space="preserve"> dx</m:t>
+                  <m:t xml:space="preserve"> </m:t>
+                </m:r>
+                <m:r>
+                  <w:rPr>
+                    <w:rFonts w:ascii="Cambria Math" w:hAnsi="Cambria Math"/>
+                  </w:rPr>
+                  <m:t>dx</m:t>
                 </m:r>
               </m:e>
             </m:nary>
@@ -32427,7 +34785,13 @@
               <w:rPr>
                 <w:rFonts w:ascii="Cambria Math" w:hAnsi="Cambria Math"/>
               </w:rPr>
-              <m:t>=F</m:t>
+              <m:t>=</m:t>
+            </m:r>
+            <m:r>
+              <w:rPr>
+                <w:rFonts w:ascii="Cambria Math" w:hAnsi="Cambria Math"/>
+              </w:rPr>
+              <m:t>F</m:t>
             </m:r>
             <m:d>
               <m:dPr>
@@ -32650,7 +35014,13 @@
                   <w:rPr>
                     <w:rFonts w:ascii="Cambria Math" w:hAnsi="Cambria Math"/>
                   </w:rPr>
-                  <m:t xml:space="preserve"> dx</m:t>
+                  <m:t xml:space="preserve"> </m:t>
+                </m:r>
+                <m:r>
+                  <w:rPr>
+                    <w:rFonts w:ascii="Cambria Math" w:hAnsi="Cambria Math"/>
+                  </w:rPr>
+                  <m:t>dx</m:t>
                 </m:r>
               </m:e>
             </m:nary>
@@ -32952,7 +35322,31 @@
           <w:rPr>
             <w:rFonts w:ascii="Cambria Math" w:eastAsiaTheme="minorEastAsia" w:hAnsi="Cambria Math" w:cstheme="majorBidi"/>
           </w:rPr>
-          <m:t>Wenn: u=f</m:t>
+          <m:t>Wenn</m:t>
+        </m:r>
+        <m:r>
+          <w:rPr>
+            <w:rFonts w:ascii="Cambria Math" w:eastAsiaTheme="minorEastAsia" w:hAnsi="Cambria Math" w:cstheme="majorBidi"/>
+          </w:rPr>
+          <m:t xml:space="preserve">: </m:t>
+        </m:r>
+        <m:r>
+          <w:rPr>
+            <w:rFonts w:ascii="Cambria Math" w:eastAsiaTheme="minorEastAsia" w:hAnsi="Cambria Math" w:cstheme="majorBidi"/>
+          </w:rPr>
+          <m:t>u</m:t>
+        </m:r>
+        <m:r>
+          <w:rPr>
+            <w:rFonts w:ascii="Cambria Math" w:eastAsiaTheme="minorEastAsia" w:hAnsi="Cambria Math" w:cstheme="majorBidi"/>
+          </w:rPr>
+          <m:t>=</m:t>
+        </m:r>
+        <m:r>
+          <w:rPr>
+            <w:rFonts w:ascii="Cambria Math" w:eastAsiaTheme="minorEastAsia" w:hAnsi="Cambria Math" w:cstheme="majorBidi"/>
+          </w:rPr>
+          <m:t>f</m:t>
         </m:r>
         <m:d>
           <m:dPr>
@@ -32976,7 +35370,37 @@
           <w:rPr>
             <w:rFonts w:ascii="Cambria Math" w:eastAsiaTheme="minorEastAsia" w:hAnsi="Cambria Math" w:cstheme="majorBidi"/>
           </w:rPr>
-          <m:t>=g(x)⟹</m:t>
+          <m:t>=</m:t>
+        </m:r>
+        <m:r>
+          <w:rPr>
+            <w:rFonts w:ascii="Cambria Math" w:eastAsiaTheme="minorEastAsia" w:hAnsi="Cambria Math" w:cstheme="majorBidi"/>
+          </w:rPr>
+          <m:t>g</m:t>
+        </m:r>
+        <m:r>
+          <w:rPr>
+            <w:rFonts w:ascii="Cambria Math" w:eastAsiaTheme="minorEastAsia" w:hAnsi="Cambria Math" w:cstheme="majorBidi"/>
+          </w:rPr>
+          <m:t>(</m:t>
+        </m:r>
+        <m:r>
+          <w:rPr>
+            <w:rFonts w:ascii="Cambria Math" w:eastAsiaTheme="minorEastAsia" w:hAnsi="Cambria Math" w:cstheme="majorBidi"/>
+          </w:rPr>
+          <m:t>x</m:t>
+        </m:r>
+        <m:r>
+          <w:rPr>
+            <w:rFonts w:ascii="Cambria Math" w:eastAsiaTheme="minorEastAsia" w:hAnsi="Cambria Math" w:cstheme="majorBidi"/>
+          </w:rPr>
+          <m:t>)</m:t>
+        </m:r>
+        <m:r>
+          <w:rPr>
+            <w:rFonts w:ascii="Cambria Math" w:eastAsiaTheme="minorEastAsia" w:hAnsi="Cambria Math" w:cstheme="majorBidi"/>
+          </w:rPr>
+          <m:t>⟹</m:t>
         </m:r>
         <m:nary>
           <m:naryPr>
@@ -33106,7 +35530,13 @@
               <w:rPr>
                 <w:rFonts w:ascii="Cambria Math" w:hAnsi="Cambria Math"/>
               </w:rPr>
-              <m:t xml:space="preserve"> dx</m:t>
+              <m:t xml:space="preserve"> </m:t>
+            </m:r>
+            <m:r>
+              <w:rPr>
+                <w:rFonts w:ascii="Cambria Math" w:hAnsi="Cambria Math"/>
+              </w:rPr>
+              <m:t>dx</m:t>
             </m:r>
           </m:e>
         </m:nary>
@@ -33142,7 +35572,13 @@
               <w:rPr>
                 <w:rFonts w:ascii="Cambria Math" w:hAnsi="Cambria Math"/>
               </w:rPr>
-              <m:t xml:space="preserve"> du</m:t>
+              <m:t xml:space="preserve"> </m:t>
+            </m:r>
+            <m:r>
+              <w:rPr>
+                <w:rFonts w:ascii="Cambria Math" w:hAnsi="Cambria Math"/>
+              </w:rPr>
+              <m:t>du</m:t>
             </m:r>
           </m:e>
         </m:nary>
@@ -33216,12 +35652,21 @@
           <w:rFonts w:eastAsiaTheme="minorEastAsia"/>
         </w:rPr>
       </w:pPr>
+      <w:proofErr w:type="spellStart"/>
       <w:r>
         <w:rPr>
           <w:i/>
           <w:iCs/>
         </w:rPr>
-        <w:t>geg:</w:t>
+        <w:t>geg</w:t>
+      </w:r>
+      <w:proofErr w:type="spellEnd"/>
+      <w:r>
+        <w:rPr>
+          <w:i/>
+          <w:iCs/>
+        </w:rPr>
+        <w:t>:</w:t>
       </w:r>
       <w:r>
         <w:t xml:space="preserve"> </w:t>
@@ -33550,7 +35995,27 @@
           <w:iCs/>
           <w:lang w:val="en-US"/>
         </w:rPr>
-        <w:t>(Polynomdivision)</w:t>
+        <w:t>(</w:t>
+      </w:r>
+      <w:proofErr w:type="spellStart"/>
+      <w:r>
+        <w:rPr>
+          <w:rFonts w:eastAsiaTheme="minorEastAsia"/>
+          <w:i/>
+          <w:iCs/>
+          <w:lang w:val="en-US"/>
+        </w:rPr>
+        <w:t>Polynomdivision</w:t>
+      </w:r>
+      <w:proofErr w:type="spellEnd"/>
+      <w:r>
+        <w:rPr>
+          <w:rFonts w:eastAsiaTheme="minorEastAsia"/>
+          <w:i/>
+          <w:iCs/>
+          <w:lang w:val="en-US"/>
+        </w:rPr>
+        <w:t>)</w:t>
       </w:r>
     </w:p>
     <w:p>
@@ -33580,7 +36045,25 @@
               <w:rPr>
                 <w:rFonts w:ascii="Cambria Math" w:hAnsi="Cambria Math"/>
               </w:rPr>
-              <m:t>s(x)</m:t>
+              <m:t>s</m:t>
+            </m:r>
+            <m:r>
+              <w:rPr>
+                <w:rFonts w:ascii="Cambria Math" w:hAnsi="Cambria Math"/>
+              </w:rPr>
+              <m:t>(</m:t>
+            </m:r>
+            <m:r>
+              <w:rPr>
+                <w:rFonts w:ascii="Cambria Math" w:hAnsi="Cambria Math"/>
+              </w:rPr>
+              <m:t>x</m:t>
+            </m:r>
+            <m:r>
+              <w:rPr>
+                <w:rFonts w:ascii="Cambria Math" w:hAnsi="Cambria Math"/>
+              </w:rPr>
+              <m:t>)</m:t>
             </m:r>
           </m:num>
           <m:den>
@@ -33588,7 +36071,25 @@
               <w:rPr>
                 <w:rFonts w:ascii="Cambria Math" w:hAnsi="Cambria Math"/>
               </w:rPr>
-              <m:t>h(x)</m:t>
+              <m:t>h</m:t>
+            </m:r>
+            <m:r>
+              <w:rPr>
+                <w:rFonts w:ascii="Cambria Math" w:hAnsi="Cambria Math"/>
+              </w:rPr>
+              <m:t>(</m:t>
+            </m:r>
+            <m:r>
+              <w:rPr>
+                <w:rFonts w:ascii="Cambria Math" w:hAnsi="Cambria Math"/>
+              </w:rPr>
+              <m:t>x</m:t>
+            </m:r>
+            <m:r>
+              <w:rPr>
+                <w:rFonts w:ascii="Cambria Math" w:hAnsi="Cambria Math"/>
+              </w:rPr>
+              <m:t>)</m:t>
             </m:r>
           </m:den>
         </m:f>
@@ -33630,7 +36131,13 @@
                   <w:rPr>
                     <w:rFonts w:ascii="Cambria Math" w:hAnsi="Cambria Math"/>
                   </w:rPr>
-                  <m:t>x-</m:t>
+                  <m:t>x</m:t>
+                </m:r>
+                <m:r>
+                  <w:rPr>
+                    <w:rFonts w:ascii="Cambria Math" w:hAnsi="Cambria Math"/>
+                  </w:rPr>
+                  <m:t>-</m:t>
                 </m:r>
                 <m:sSub>
                   <m:sSubPr>
@@ -33700,7 +36207,13 @@
                   <w:rPr>
                     <w:rFonts w:ascii="Cambria Math" w:hAnsi="Cambria Math"/>
                   </w:rPr>
-                  <m:t>x-</m:t>
+                  <m:t>x</m:t>
+                </m:r>
+                <m:r>
+                  <w:rPr>
+                    <w:rFonts w:ascii="Cambria Math" w:hAnsi="Cambria Math"/>
+                  </w:rPr>
+                  <m:t>-</m:t>
                 </m:r>
                 <m:sSub>
                   <m:sSubPr>
@@ -34441,7 +36954,13 @@
                     <w:rPr>
                       <w:rFonts w:ascii="Cambria Math" w:hAnsi="Cambria Math"/>
                     </w:rPr>
-                    <m:t xml:space="preserve"> dx</m:t>
+                    <m:t xml:space="preserve"> </m:t>
+                  </m:r>
+                  <m:r>
+                    <w:rPr>
+                      <w:rFonts w:ascii="Cambria Math" w:hAnsi="Cambria Math"/>
+                    </w:rPr>
+                    <m:t>dx</m:t>
                   </m:r>
                 </m:e>
               </m:nary>
@@ -34486,7 +37005,13 @@
                         <w:rPr>
                           <w:rFonts w:ascii="Cambria Math" w:hAnsi="Cambria Math"/>
                         </w:rPr>
-                        <m:t>t→∞</m:t>
+                        <m:t>t</m:t>
+                      </m:r>
+                      <m:r>
+                        <w:rPr>
+                          <w:rFonts w:ascii="Cambria Math" w:hAnsi="Cambria Math"/>
+                        </w:rPr>
+                        <m:t>→∞</m:t>
                       </m:r>
                     </m:lim>
                   </m:limLow>
@@ -34547,7 +37072,13 @@
                         <w:rPr>
                           <w:rFonts w:ascii="Cambria Math" w:hAnsi="Cambria Math"/>
                         </w:rPr>
-                        <m:t xml:space="preserve"> dx</m:t>
+                        <m:t xml:space="preserve"> </m:t>
+                      </m:r>
+                      <m:r>
+                        <w:rPr>
+                          <w:rFonts w:ascii="Cambria Math" w:hAnsi="Cambria Math"/>
+                        </w:rPr>
+                        <m:t>dx</m:t>
                       </m:r>
                     </m:e>
                   </m:nary>
@@ -34594,7 +37125,13 @@
                         <w:rPr>
                           <w:rFonts w:ascii="Cambria Math" w:hAnsi="Cambria Math"/>
                         </w:rPr>
-                        <m:t>t→∞</m:t>
+                        <m:t>t</m:t>
+                      </m:r>
+                      <m:r>
+                        <w:rPr>
+                          <w:rFonts w:ascii="Cambria Math" w:hAnsi="Cambria Math"/>
+                        </w:rPr>
+                        <m:t>→∞</m:t>
                       </m:r>
                     </m:lim>
                   </m:limLow>
@@ -34726,7 +37263,7 @@
                     </pic:cNvPicPr>
                   </pic:nvPicPr>
                   <pic:blipFill>
-                    <a:blip r:embed="rId19">
+                    <a:blip r:embed="rId22">
                       <a:extLst>
                         <a:ext uri="{28A0092B-C50C-407E-A947-70E740481C1C}">
                           <a14:useLocalDpi xmlns:a14="http://schemas.microsoft.com/office/drawing/2010/main" val="0"/>
@@ -34779,7 +37316,7 @@
                     </pic:cNvPicPr>
                   </pic:nvPicPr>
                   <pic:blipFill>
-                    <a:blip r:embed="rId20" cstate="print">
+                    <a:blip r:embed="rId23" cstate="print">
                       <a:extLst>
                         <a:ext uri="{28A0092B-C50C-407E-A947-70E740481C1C}">
                           <a14:useLocalDpi xmlns:a14="http://schemas.microsoft.com/office/drawing/2010/main" val="0"/>
@@ -35224,7 +37761,13 @@
                       <w:rPr>
                         <w:rFonts w:ascii="Cambria Math" w:hAnsi="Cambria Math"/>
                       </w:rPr>
-                      <m:t>-t</m:t>
+                      <m:t>-</m:t>
+                    </m:r>
+                    <m:r>
+                      <w:rPr>
+                        <w:rFonts w:ascii="Cambria Math" w:hAnsi="Cambria Math"/>
+                      </w:rPr>
+                      <m:t>t</m:t>
                     </m:r>
                   </m:e>
                 </m:d>
@@ -35336,7 +37879,13 @@
                       <w:rPr>
                         <w:rFonts w:ascii="Cambria Math" w:eastAsiaTheme="minorEastAsia" w:hAnsi="Cambria Math"/>
                       </w:rPr>
-                      <m:t>-t</m:t>
+                      <m:t>-</m:t>
+                    </m:r>
+                    <m:r>
+                      <w:rPr>
+                        <w:rFonts w:ascii="Cambria Math" w:eastAsiaTheme="minorEastAsia" w:hAnsi="Cambria Math"/>
+                      </w:rPr>
+                      <m:t>t</m:t>
                     </m:r>
                   </m:e>
                 </m:d>
@@ -35361,7 +37910,19 @@
               <w:rPr>
                 <w:rFonts w:ascii="Cambria Math" w:eastAsiaTheme="minorEastAsia" w:hAnsi="Cambria Math"/>
               </w:rPr>
-              <m:t>(t)</m:t>
+              <m:t>(</m:t>
+            </m:r>
+            <m:r>
+              <w:rPr>
+                <w:rFonts w:ascii="Cambria Math" w:eastAsiaTheme="minorEastAsia" w:hAnsi="Cambria Math"/>
+              </w:rPr>
+              <m:t>t</m:t>
+            </m:r>
+            <m:r>
+              <w:rPr>
+                <w:rFonts w:ascii="Cambria Math" w:eastAsiaTheme="minorEastAsia" w:hAnsi="Cambria Math"/>
+              </w:rPr>
+              <m:t>)</m:t>
             </m:r>
           </m:e>
         </m:borderBox>
@@ -35417,7 +37978,19 @@
                       <w:rPr>
                         <w:rFonts w:ascii="Cambria Math" w:hAnsi="Cambria Math"/>
                       </w:rPr>
-                      <m:t>π-t</m:t>
+                      <m:t>π</m:t>
+                    </m:r>
+                    <m:r>
+                      <w:rPr>
+                        <w:rFonts w:ascii="Cambria Math" w:hAnsi="Cambria Math"/>
+                      </w:rPr>
+                      <m:t>-</m:t>
+                    </m:r>
+                    <m:r>
+                      <w:rPr>
+                        <w:rFonts w:ascii="Cambria Math" w:hAnsi="Cambria Math"/>
+                      </w:rPr>
+                      <m:t>t</m:t>
                     </m:r>
                   </m:e>
                 </m:d>
@@ -35529,7 +38102,19 @@
                       <w:rPr>
                         <w:rFonts w:ascii="Cambria Math" w:eastAsiaTheme="minorEastAsia" w:hAnsi="Cambria Math"/>
                       </w:rPr>
-                      <m:t>π-t</m:t>
+                      <m:t>π</m:t>
+                    </m:r>
+                    <m:r>
+                      <w:rPr>
+                        <w:rFonts w:ascii="Cambria Math" w:eastAsiaTheme="minorEastAsia" w:hAnsi="Cambria Math"/>
+                      </w:rPr>
+                      <m:t>-</m:t>
+                    </m:r>
+                    <m:r>
+                      <w:rPr>
+                        <w:rFonts w:ascii="Cambria Math" w:eastAsiaTheme="minorEastAsia" w:hAnsi="Cambria Math"/>
+                      </w:rPr>
+                      <m:t>t</m:t>
                     </m:r>
                   </m:e>
                 </m:d>
@@ -35554,7 +38139,19 @@
               <w:rPr>
                 <w:rFonts w:ascii="Cambria Math" w:eastAsiaTheme="minorEastAsia" w:hAnsi="Cambria Math"/>
               </w:rPr>
-              <m:t>(t)</m:t>
+              <m:t>(</m:t>
+            </m:r>
+            <m:r>
+              <w:rPr>
+                <w:rFonts w:ascii="Cambria Math" w:eastAsiaTheme="minorEastAsia" w:hAnsi="Cambria Math"/>
+              </w:rPr>
+              <m:t>t</m:t>
+            </m:r>
+            <m:r>
+              <w:rPr>
+                <w:rFonts w:ascii="Cambria Math" w:eastAsiaTheme="minorEastAsia" w:hAnsi="Cambria Math"/>
+              </w:rPr>
+              <m:t>)</m:t>
             </m:r>
           </m:e>
         </m:borderBox>
@@ -35610,7 +38207,13 @@
                       <w:rPr>
                         <w:rFonts w:ascii="Cambria Math" w:hAnsi="Cambria Math"/>
                       </w:rPr>
-                      <m:t>t±</m:t>
+                      <m:t>t</m:t>
+                    </m:r>
+                    <m:r>
+                      <w:rPr>
+                        <w:rFonts w:ascii="Cambria Math" w:hAnsi="Cambria Math"/>
+                      </w:rPr>
+                      <m:t>±</m:t>
                     </m:r>
                     <m:f>
                       <m:fPr>
@@ -35661,7 +38264,19 @@
               <w:rPr>
                 <w:rFonts w:ascii="Cambria Math" w:hAnsi="Cambria Math"/>
               </w:rPr>
-              <m:t>(t)</m:t>
+              <m:t>(</m:t>
+            </m:r>
+            <m:r>
+              <w:rPr>
+                <w:rFonts w:ascii="Cambria Math" w:hAnsi="Cambria Math"/>
+              </w:rPr>
+              <m:t>t</m:t>
+            </m:r>
+            <m:r>
+              <w:rPr>
+                <w:rFonts w:ascii="Cambria Math" w:hAnsi="Cambria Math"/>
+              </w:rPr>
+              <m:t>)</m:t>
             </m:r>
           </m:e>
         </m:borderBox>
@@ -35717,7 +38332,13 @@
                       <w:rPr>
                         <w:rFonts w:ascii="Cambria Math" w:hAnsi="Cambria Math"/>
                       </w:rPr>
-                      <m:t>t±</m:t>
+                      <m:t>t</m:t>
+                    </m:r>
+                    <m:r>
+                      <w:rPr>
+                        <w:rFonts w:ascii="Cambria Math" w:hAnsi="Cambria Math"/>
+                      </w:rPr>
+                      <m:t>±</m:t>
                     </m:r>
                     <m:f>
                       <m:fPr>
@@ -35768,7 +38389,19 @@
               <w:rPr>
                 <w:rFonts w:ascii="Cambria Math" w:eastAsiaTheme="minorEastAsia" w:hAnsi="Cambria Math"/>
               </w:rPr>
-              <m:t>(t)</m:t>
+              <m:t>(</m:t>
+            </m:r>
+            <m:r>
+              <w:rPr>
+                <w:rFonts w:ascii="Cambria Math" w:eastAsiaTheme="minorEastAsia" w:hAnsi="Cambria Math"/>
+              </w:rPr>
+              <m:t>t</m:t>
+            </m:r>
+            <m:r>
+              <w:rPr>
+                <w:rFonts w:ascii="Cambria Math" w:eastAsiaTheme="minorEastAsia" w:hAnsi="Cambria Math"/>
+              </w:rPr>
+              <m:t>)</m:t>
             </m:r>
           </m:e>
         </m:borderBox>
@@ -35824,7 +38457,19 @@
                       <w:rPr>
                         <w:rFonts w:ascii="Cambria Math" w:hAnsi="Cambria Math"/>
                       </w:rPr>
-                      <m:t>t+2πk</m:t>
+                      <m:t>t</m:t>
+                    </m:r>
+                    <m:r>
+                      <w:rPr>
+                        <w:rFonts w:ascii="Cambria Math" w:hAnsi="Cambria Math"/>
+                      </w:rPr>
+                      <m:t>+2</m:t>
+                    </m:r>
+                    <m:r>
+                      <w:rPr>
+                        <w:rFonts w:ascii="Cambria Math" w:hAnsi="Cambria Math"/>
+                      </w:rPr>
+                      <m:t>πk</m:t>
                     </m:r>
                   </m:e>
                 </m:d>
@@ -35936,7 +38581,19 @@
                       <w:rPr>
                         <w:rFonts w:ascii="Cambria Math" w:eastAsiaTheme="minorEastAsia" w:hAnsi="Cambria Math"/>
                       </w:rPr>
-                      <m:t>t+2πk</m:t>
+                      <m:t>t</m:t>
+                    </m:r>
+                    <m:r>
+                      <w:rPr>
+                        <w:rFonts w:ascii="Cambria Math" w:eastAsiaTheme="minorEastAsia" w:hAnsi="Cambria Math"/>
+                      </w:rPr>
+                      <m:t>+2</m:t>
+                    </m:r>
+                    <m:r>
+                      <w:rPr>
+                        <w:rFonts w:ascii="Cambria Math" w:eastAsiaTheme="minorEastAsia" w:hAnsi="Cambria Math"/>
+                      </w:rPr>
+                      <m:t>πk</m:t>
                     </m:r>
                   </m:e>
                 </m:d>
@@ -35961,7 +38618,19 @@
               <w:rPr>
                 <w:rFonts w:ascii="Cambria Math" w:eastAsiaTheme="minorEastAsia" w:hAnsi="Cambria Math"/>
               </w:rPr>
-              <m:t>(t)</m:t>
+              <m:t>(</m:t>
+            </m:r>
+            <m:r>
+              <w:rPr>
+                <w:rFonts w:ascii="Cambria Math" w:eastAsiaTheme="minorEastAsia" w:hAnsi="Cambria Math"/>
+              </w:rPr>
+              <m:t>t</m:t>
+            </m:r>
+            <m:r>
+              <w:rPr>
+                <w:rFonts w:ascii="Cambria Math" w:eastAsiaTheme="minorEastAsia" w:hAnsi="Cambria Math"/>
+              </w:rPr>
+              <m:t>)</m:t>
             </m:r>
           </m:e>
         </m:borderBox>
@@ -36109,7 +38778,13 @@
                       <w:rPr>
                         <w:rFonts w:ascii="Cambria Math" w:eastAsiaTheme="minorEastAsia" w:hAnsi="Cambria Math"/>
                       </w:rPr>
-                      <m:t>+kπ</m:t>
+                      <m:t>+</m:t>
+                    </m:r>
+                    <m:r>
+                      <w:rPr>
+                        <w:rFonts w:ascii="Cambria Math" w:eastAsiaTheme="minorEastAsia" w:hAnsi="Cambria Math"/>
+                      </w:rPr>
+                      <m:t>kπ</m:t>
                     </m:r>
                   </m:e>
                 </m:d>
@@ -36201,7 +38876,13 @@
                       <w:rPr>
                         <w:rFonts w:ascii="Cambria Math" w:eastAsiaTheme="minorEastAsia" w:hAnsi="Cambria Math"/>
                       </w:rPr>
-                      <m:t>+kπ</m:t>
+                      <m:t>+</m:t>
+                    </m:r>
+                    <m:r>
+                      <w:rPr>
+                        <w:rFonts w:ascii="Cambria Math" w:eastAsiaTheme="minorEastAsia" w:hAnsi="Cambria Math"/>
+                      </w:rPr>
+                      <m:t>kπ</m:t>
                     </m:r>
                   </m:e>
                 </m:d>
@@ -36237,7 +38918,13 @@
                       <w:rPr>
                         <w:rFonts w:ascii="Cambria Math" w:hAnsi="Cambria Math"/>
                       </w:rPr>
-                      <m:t>-1</m:t>
+                      <m:t>-</m:t>
+                    </m:r>
+                    <m:r>
+                      <w:rPr>
+                        <w:rFonts w:ascii="Cambria Math" w:hAnsi="Cambria Math"/>
+                      </w:rPr>
+                      <m:t>1</m:t>
                     </m:r>
                   </m:e>
                 </m:d>
@@ -36341,7 +39028,13 @@
                       <w:rPr>
                         <w:rFonts w:ascii="Cambria Math" w:hAnsi="Cambria Math"/>
                       </w:rPr>
-                      <m:t>-1</m:t>
+                      <m:t>-</m:t>
+                    </m:r>
+                    <m:r>
+                      <w:rPr>
+                        <w:rFonts w:ascii="Cambria Math" w:hAnsi="Cambria Math"/>
+                      </w:rPr>
+                      <m:t>1</m:t>
                     </m:r>
                   </m:e>
                 </m:d>
@@ -36563,7 +39256,19 @@
                       <w:rPr>
                         <w:rFonts w:ascii="Cambria Math" w:hAnsi="Cambria Math"/>
                       </w:rPr>
-                      <m:t>x±y</m:t>
+                      <m:t>x</m:t>
+                    </m:r>
+                    <m:r>
+                      <w:rPr>
+                        <w:rFonts w:ascii="Cambria Math" w:hAnsi="Cambria Math"/>
+                      </w:rPr>
+                      <m:t>±</m:t>
+                    </m:r>
+                    <m:r>
+                      <w:rPr>
+                        <w:rFonts w:ascii="Cambria Math" w:hAnsi="Cambria Math"/>
+                      </w:rPr>
+                      <m:t>y</m:t>
                     </m:r>
                   </m:e>
                 </m:d>
@@ -36738,7 +39443,19 @@
               <w:rPr>
                 <w:rFonts w:ascii="Cambria Math" w:hAnsi="Cambria Math"/>
               </w:rPr>
-              <m:t>(y)</m:t>
+              <m:t>(</m:t>
+            </m:r>
+            <m:r>
+              <w:rPr>
+                <w:rFonts w:ascii="Cambria Math" w:hAnsi="Cambria Math"/>
+              </w:rPr>
+              <m:t>y</m:t>
+            </m:r>
+            <m:r>
+              <w:rPr>
+                <w:rFonts w:ascii="Cambria Math" w:hAnsi="Cambria Math"/>
+              </w:rPr>
+              <m:t>)</m:t>
             </m:r>
           </m:e>
         </m:borderBox>
@@ -36794,69 +39511,14 @@
                       <w:rPr>
                         <w:rFonts w:ascii="Cambria Math" w:hAnsi="Cambria Math"/>
                       </w:rPr>
-                      <m:t>x±y</m:t>
+                      <m:t>x</m:t>
                     </m:r>
-                  </m:e>
-                </m:d>
-              </m:e>
-            </m:func>
-            <m:r>
-              <w:rPr>
-                <w:rFonts w:ascii="Cambria Math" w:hAnsi="Cambria Math"/>
-              </w:rPr>
-              <m:t>=</m:t>
-            </m:r>
-            <m:r>
-              <m:rPr>
-                <m:sty m:val="p"/>
-              </m:rPr>
-              <w:rPr>
-                <w:rFonts w:ascii="Cambria Math" w:hAnsi="Cambria Math"/>
-              </w:rPr>
-              <m:t>cos⁡</m:t>
-            </m:r>
-            <m:r>
-              <w:rPr>
-                <w:rFonts w:ascii="Cambria Math" w:hAnsi="Cambria Math"/>
-              </w:rPr>
-              <m:t>(x)⋅</m:t>
-            </m:r>
-            <m:func>
-              <m:funcPr>
-                <m:ctrlPr>
-                  <w:rPr>
-                    <w:rFonts w:ascii="Cambria Math" w:hAnsi="Cambria Math"/>
-                  </w:rPr>
-                </m:ctrlPr>
-              </m:funcPr>
-              <m:fName>
-                <m:r>
-                  <m:rPr>
-                    <m:sty m:val="p"/>
-                  </m:rPr>
-                  <w:rPr>
-                    <w:rFonts w:ascii="Cambria Math" w:hAnsi="Cambria Math"/>
-                  </w:rPr>
-                  <m:t>cos</m:t>
-                </m:r>
-                <m:ctrlPr>
-                  <w:rPr>
-                    <w:rFonts w:ascii="Cambria Math" w:hAnsi="Cambria Math"/>
-                    <w:i/>
-                  </w:rPr>
-                </m:ctrlPr>
-              </m:fName>
-              <m:e>
-                <m:d>
-                  <m:dPr>
-                    <m:ctrlPr>
+                    <m:r>
                       <w:rPr>
                         <w:rFonts w:ascii="Cambria Math" w:hAnsi="Cambria Math"/>
-                        <w:i/>
-                      </w:rPr>
-                    </m:ctrlPr>
-                  </m:dPr>
-                  <m:e>
+                      </w:rPr>
+                      <m:t>±</m:t>
+                    </m:r>
                     <m:r>
                       <w:rPr>
                         <w:rFonts w:ascii="Cambria Math" w:hAnsi="Cambria Math"/>
@@ -36871,6 +39533,85 @@
               <w:rPr>
                 <w:rFonts w:ascii="Cambria Math" w:hAnsi="Cambria Math"/>
               </w:rPr>
+              <m:t>=</m:t>
+            </m:r>
+            <m:r>
+              <m:rPr>
+                <m:sty m:val="p"/>
+              </m:rPr>
+              <w:rPr>
+                <w:rFonts w:ascii="Cambria Math" w:hAnsi="Cambria Math"/>
+              </w:rPr>
+              <m:t>cos⁡</m:t>
+            </m:r>
+            <m:r>
+              <w:rPr>
+                <w:rFonts w:ascii="Cambria Math" w:hAnsi="Cambria Math"/>
+              </w:rPr>
+              <m:t>(</m:t>
+            </m:r>
+            <m:r>
+              <w:rPr>
+                <w:rFonts w:ascii="Cambria Math" w:hAnsi="Cambria Math"/>
+              </w:rPr>
+              <m:t>x</m:t>
+            </m:r>
+            <m:r>
+              <w:rPr>
+                <w:rFonts w:ascii="Cambria Math" w:hAnsi="Cambria Math"/>
+              </w:rPr>
+              <m:t>)⋅</m:t>
+            </m:r>
+            <m:func>
+              <m:funcPr>
+                <m:ctrlPr>
+                  <w:rPr>
+                    <w:rFonts w:ascii="Cambria Math" w:hAnsi="Cambria Math"/>
+                  </w:rPr>
+                </m:ctrlPr>
+              </m:funcPr>
+              <m:fName>
+                <m:r>
+                  <m:rPr>
+                    <m:sty m:val="p"/>
+                  </m:rPr>
+                  <w:rPr>
+                    <w:rFonts w:ascii="Cambria Math" w:hAnsi="Cambria Math"/>
+                  </w:rPr>
+                  <m:t>cos</m:t>
+                </m:r>
+                <m:ctrlPr>
+                  <w:rPr>
+                    <w:rFonts w:ascii="Cambria Math" w:hAnsi="Cambria Math"/>
+                    <w:i/>
+                  </w:rPr>
+                </m:ctrlPr>
+              </m:fName>
+              <m:e>
+                <m:d>
+                  <m:dPr>
+                    <m:ctrlPr>
+                      <w:rPr>
+                        <w:rFonts w:ascii="Cambria Math" w:hAnsi="Cambria Math"/>
+                        <w:i/>
+                      </w:rPr>
+                    </m:ctrlPr>
+                  </m:dPr>
+                  <m:e>
+                    <m:r>
+                      <w:rPr>
+                        <w:rFonts w:ascii="Cambria Math" w:hAnsi="Cambria Math"/>
+                      </w:rPr>
+                      <m:t>y</m:t>
+                    </m:r>
+                  </m:e>
+                </m:d>
+              </m:e>
+            </m:func>
+            <m:r>
+              <w:rPr>
+                <w:rFonts w:ascii="Cambria Math" w:hAnsi="Cambria Math"/>
+              </w:rPr>
               <m:t>∓</m:t>
             </m:r>
             <m:func>
@@ -36938,7 +39679,19 @@
               <w:rPr>
                 <w:rFonts w:ascii="Cambria Math" w:hAnsi="Cambria Math"/>
               </w:rPr>
-              <m:t>(y)</m:t>
+              <m:t>(</m:t>
+            </m:r>
+            <m:r>
+              <w:rPr>
+                <w:rFonts w:ascii="Cambria Math" w:hAnsi="Cambria Math"/>
+              </w:rPr>
+              <m:t>y</m:t>
+            </m:r>
+            <m:r>
+              <w:rPr>
+                <w:rFonts w:ascii="Cambria Math" w:hAnsi="Cambria Math"/>
+              </w:rPr>
+              <m:t>)</m:t>
             </m:r>
             <m:r>
               <m:rPr>
@@ -36959,8 +39712,21 @@
       </w:pPr>
       <w:bookmarkStart w:id="116" w:name="_Toc200639500"/>
       <w:bookmarkStart w:id="117" w:name="_Toc216535232"/>
+      <w:proofErr w:type="spellStart"/>
       <w:r>
-        <w:t>sinh/cosh Rechengesetze</w:t>
+        <w:t>sinh</w:t>
+      </w:r>
+      <w:proofErr w:type="spellEnd"/>
+      <w:r>
+        <w:t>/</w:t>
+      </w:r>
+      <w:proofErr w:type="spellStart"/>
+      <w:r>
+        <w:t>cosh</w:t>
+      </w:r>
+      <w:proofErr w:type="spellEnd"/>
+      <w:r>
+        <w:t xml:space="preserve"> Rechengesetze</w:t>
       </w:r>
       <w:bookmarkEnd w:id="116"/>
       <w:bookmarkEnd w:id="117"/>
@@ -37006,7 +39772,19 @@
                   <w:rPr>
                     <w:rFonts w:ascii="Cambria Math" w:hAnsi="Cambria Math"/>
                   </w:rPr>
-                  <m:t>(x)</m:t>
+                  <m:t>(</m:t>
+                </m:r>
+                <m:r>
+                  <w:rPr>
+                    <w:rFonts w:ascii="Cambria Math" w:hAnsi="Cambria Math"/>
+                  </w:rPr>
+                  <m:t>x</m:t>
+                </m:r>
+                <m:r>
+                  <w:rPr>
+                    <w:rFonts w:ascii="Cambria Math" w:hAnsi="Cambria Math"/>
+                  </w:rPr>
+                  <m:t>)</m:t>
                 </m:r>
               </m:e>
             </m:func>
@@ -37154,7 +39932,19 @@
                   <w:rPr>
                     <w:rFonts w:ascii="Cambria Math" w:hAnsi="Cambria Math"/>
                   </w:rPr>
-                  <m:t>(x)</m:t>
+                  <m:t>(</m:t>
+                </m:r>
+                <m:r>
+                  <w:rPr>
+                    <w:rFonts w:ascii="Cambria Math" w:hAnsi="Cambria Math"/>
+                  </w:rPr>
+                  <m:t>x</m:t>
+                </m:r>
+                <m:r>
+                  <w:rPr>
+                    <w:rFonts w:ascii="Cambria Math" w:hAnsi="Cambria Math"/>
+                  </w:rPr>
+                  <m:t>)</m:t>
                 </m:r>
               </m:e>
             </m:func>
@@ -37209,7 +39999,19 @@
                   <w:rPr>
                     <w:rFonts w:ascii="Cambria Math" w:eastAsiaTheme="minorEastAsia" w:hAnsi="Cambria Math"/>
                   </w:rPr>
-                  <m:t>(x)</m:t>
+                  <m:t>(</m:t>
+                </m:r>
+                <m:r>
+                  <w:rPr>
+                    <w:rFonts w:ascii="Cambria Math" w:eastAsiaTheme="minorEastAsia" w:hAnsi="Cambria Math"/>
+                  </w:rPr>
+                  <m:t>x</m:t>
+                </m:r>
+                <m:r>
+                  <w:rPr>
+                    <w:rFonts w:ascii="Cambria Math" w:eastAsiaTheme="minorEastAsia" w:hAnsi="Cambria Math"/>
+                  </w:rPr>
+                  <m:t>)</m:t>
                 </m:r>
               </m:e>
             </m:func>
@@ -37273,7 +40075,19 @@
                       <w:rPr>
                         <w:rFonts w:ascii="Cambria Math" w:eastAsiaTheme="minorEastAsia" w:hAnsi="Cambria Math"/>
                       </w:rPr>
-                      <m:t>x±y</m:t>
+                      <m:t>x</m:t>
+                    </m:r>
+                    <m:r>
+                      <w:rPr>
+                        <w:rFonts w:ascii="Cambria Math" w:eastAsiaTheme="minorEastAsia" w:hAnsi="Cambria Math"/>
+                      </w:rPr>
+                      <m:t>±</m:t>
+                    </m:r>
+                    <m:r>
+                      <w:rPr>
+                        <w:rFonts w:ascii="Cambria Math" w:eastAsiaTheme="minorEastAsia" w:hAnsi="Cambria Math"/>
+                      </w:rPr>
+                      <m:t>y</m:t>
                     </m:r>
                   </m:e>
                 </m:d>
@@ -37535,7 +40349,19 @@
                       <w:rPr>
                         <w:rFonts w:ascii="Cambria Math" w:eastAsiaTheme="minorEastAsia" w:hAnsi="Cambria Math"/>
                       </w:rPr>
-                      <m:t>x±y</m:t>
+                      <m:t>x</m:t>
+                    </m:r>
+                    <m:r>
+                      <w:rPr>
+                        <w:rFonts w:ascii="Cambria Math" w:eastAsiaTheme="minorEastAsia" w:hAnsi="Cambria Math"/>
+                      </w:rPr>
+                      <m:t>±</m:t>
+                    </m:r>
+                    <m:r>
+                      <w:rPr>
+                        <w:rFonts w:ascii="Cambria Math" w:eastAsiaTheme="minorEastAsia" w:hAnsi="Cambria Math"/>
+                      </w:rPr>
+                      <m:t>y</m:t>
                     </m:r>
                   </m:e>
                 </m:d>
@@ -37750,12 +40576,14 @@
         </w:rPr>
       </w:pPr>
       <w:bookmarkStart w:id="118" w:name="_Toc216535233"/>
+      <w:proofErr w:type="spellStart"/>
       <w:r>
         <w:rPr>
           <w:rFonts w:eastAsiaTheme="minorEastAsia"/>
         </w:rPr>
         <w:t>arctan</w:t>
       </w:r>
+      <w:proofErr w:type="spellEnd"/>
       <w:r>
         <w:rPr>
           <w:rFonts w:eastAsiaTheme="minorEastAsia"/>
@@ -37819,7 +40647,13 @@
                         <w:rPr>
                           <w:rFonts w:ascii="Cambria Math" w:hAnsi="Cambria Math"/>
                         </w:rPr>
-                        <m:t>-x</m:t>
+                        <m:t>-</m:t>
+                      </m:r>
+                      <m:r>
+                        <w:rPr>
+                          <w:rFonts w:ascii="Cambria Math" w:hAnsi="Cambria Math"/>
+                        </w:rPr>
+                        <m:t>x</m:t>
                       </m:r>
                     </m:e>
                   </m:d>
@@ -37844,7 +40678,19 @@
                 <w:rPr>
                   <w:rFonts w:ascii="Cambria Math" w:hAnsi="Cambria Math"/>
                 </w:rPr>
-                <m:t>(x)</m:t>
+                <m:t>(</m:t>
+              </m:r>
+              <m:r>
+                <w:rPr>
+                  <w:rFonts w:ascii="Cambria Math" w:hAnsi="Cambria Math"/>
+                </w:rPr>
+                <m:t>x</m:t>
+              </m:r>
+              <m:r>
+                <w:rPr>
+                  <w:rFonts w:ascii="Cambria Math" w:hAnsi="Cambria Math"/>
+                </w:rPr>
+                <m:t>)</m:t>
               </m:r>
             </m:e>
           </m:borderBox>
@@ -39158,7 +42004,16 @@
               <w:rPr>
                 <w:rFonts w:ascii="Cambria Math" w:eastAsiaTheme="minorEastAsia" w:hAnsi="Cambria Math"/>
               </w:rPr>
-              <m:t xml:space="preserve">Frage: </m:t>
+              <m:t>Frage</m:t>
+            </m:r>
+            <m:r>
+              <m:rPr>
+                <m:sty m:val="b"/>
+              </m:rPr>
+              <w:rPr>
+                <w:rFonts w:ascii="Cambria Math" w:eastAsiaTheme="minorEastAsia" w:hAnsi="Cambria Math"/>
+              </w:rPr>
+              <m:t xml:space="preserve">: </m:t>
             </m:r>
             <m:r>
               <m:rPr>
@@ -43182,7 +46037,19 @@
                       <w:rPr>
                         <w:rFonts w:ascii="Cambria Math" w:hAnsi="Cambria Math"/>
                       </w:rPr>
-                      <m:t>a+b</m:t>
+                      <m:t>a</m:t>
+                    </m:r>
+                    <m:r>
+                      <w:rPr>
+                        <w:rFonts w:ascii="Cambria Math" w:hAnsi="Cambria Math"/>
+                      </w:rPr>
+                      <m:t>+</m:t>
+                    </m:r>
+                    <m:r>
+                      <w:rPr>
+                        <w:rFonts w:ascii="Cambria Math" w:hAnsi="Cambria Math"/>
+                      </w:rPr>
+                      <m:t>b</m:t>
                     </m:r>
                   </m:e>
                 </m:d>
@@ -43232,7 +46099,19 @@
               <w:rPr>
                 <w:rFonts w:ascii="Cambria Math" w:hAnsi="Cambria Math"/>
               </w:rPr>
-              <m:t>+2ab+</m:t>
+              <m:t>+2</m:t>
+            </m:r>
+            <m:r>
+              <w:rPr>
+                <w:rFonts w:ascii="Cambria Math" w:hAnsi="Cambria Math"/>
+              </w:rPr>
+              <m:t>ab</m:t>
+            </m:r>
+            <m:r>
+              <w:rPr>
+                <w:rFonts w:ascii="Cambria Math" w:hAnsi="Cambria Math"/>
+              </w:rPr>
+              <m:t>+</m:t>
             </m:r>
             <m:sSup>
               <m:sSupPr>
@@ -43304,7 +46183,19 @@
                       <w:rPr>
                         <w:rFonts w:ascii="Cambria Math" w:hAnsi="Cambria Math"/>
                       </w:rPr>
-                      <m:t>a-b</m:t>
+                      <m:t>a</m:t>
+                    </m:r>
+                    <m:r>
+                      <w:rPr>
+                        <w:rFonts w:ascii="Cambria Math" w:hAnsi="Cambria Math"/>
+                      </w:rPr>
+                      <m:t>-</m:t>
+                    </m:r>
+                    <m:r>
+                      <w:rPr>
+                        <w:rFonts w:ascii="Cambria Math" w:hAnsi="Cambria Math"/>
+                      </w:rPr>
+                      <m:t>b</m:t>
                     </m:r>
                   </m:e>
                 </m:d>
@@ -43354,7 +46245,25 @@
               <w:rPr>
                 <w:rFonts w:ascii="Cambria Math" w:hAnsi="Cambria Math"/>
               </w:rPr>
-              <m:t>-2ab+</m:t>
+              <m:t>-</m:t>
+            </m:r>
+            <m:r>
+              <w:rPr>
+                <w:rFonts w:ascii="Cambria Math" w:hAnsi="Cambria Math"/>
+              </w:rPr>
+              <m:t>2</m:t>
+            </m:r>
+            <m:r>
+              <w:rPr>
+                <w:rFonts w:ascii="Cambria Math" w:hAnsi="Cambria Math"/>
+              </w:rPr>
+              <m:t>ab</m:t>
+            </m:r>
+            <m:r>
+              <w:rPr>
+                <w:rFonts w:ascii="Cambria Math" w:hAnsi="Cambria Math"/>
+              </w:rPr>
+              <m:t>+</m:t>
             </m:r>
             <m:sSup>
               <m:sSupPr>
@@ -43416,7 +46325,19 @@
                   <w:rPr>
                     <w:rFonts w:ascii="Cambria Math" w:hAnsi="Cambria Math"/>
                   </w:rPr>
-                  <m:t>a+b</m:t>
+                  <m:t>a</m:t>
+                </m:r>
+                <m:r>
+                  <w:rPr>
+                    <w:rFonts w:ascii="Cambria Math" w:hAnsi="Cambria Math"/>
+                  </w:rPr>
+                  <m:t>+</m:t>
+                </m:r>
+                <m:r>
+                  <w:rPr>
+                    <w:rFonts w:ascii="Cambria Math" w:hAnsi="Cambria Math"/>
+                  </w:rPr>
+                  <m:t>b</m:t>
                 </m:r>
               </m:e>
             </m:d>
@@ -43434,7 +46355,19 @@
                   <w:rPr>
                     <w:rFonts w:ascii="Cambria Math" w:hAnsi="Cambria Math"/>
                   </w:rPr>
-                  <m:t>a-b</m:t>
+                  <m:t>a</m:t>
+                </m:r>
+                <m:r>
+                  <w:rPr>
+                    <w:rFonts w:ascii="Cambria Math" w:hAnsi="Cambria Math"/>
+                  </w:rPr>
+                  <m:t>-</m:t>
+                </m:r>
+                <m:r>
+                  <w:rPr>
+                    <w:rFonts w:ascii="Cambria Math" w:hAnsi="Cambria Math"/>
+                  </w:rPr>
+                  <m:t>b</m:t>
                 </m:r>
               </m:e>
             </m:d>
@@ -43546,7 +46479,19 @@
                       <w:rPr>
                         <w:rFonts w:ascii="Cambria Math" w:eastAsiaTheme="minorEastAsia" w:hAnsi="Cambria Math"/>
                       </w:rPr>
-                      <m:t>a+b</m:t>
+                      <m:t>a</m:t>
+                    </m:r>
+                    <m:r>
+                      <w:rPr>
+                        <w:rFonts w:ascii="Cambria Math" w:eastAsiaTheme="minorEastAsia" w:hAnsi="Cambria Math"/>
+                      </w:rPr>
+                      <m:t>+</m:t>
+                    </m:r>
+                    <m:r>
+                      <w:rPr>
+                        <w:rFonts w:ascii="Cambria Math" w:eastAsiaTheme="minorEastAsia" w:hAnsi="Cambria Math"/>
+                      </w:rPr>
+                      <m:t>b</m:t>
                     </m:r>
                   </m:e>
                 </m:d>
@@ -43628,7 +46573,19 @@
               <w:rPr>
                 <w:rFonts w:ascii="Cambria Math" w:eastAsiaTheme="minorEastAsia" w:hAnsi="Cambria Math"/>
               </w:rPr>
-              <m:t>b+3a</m:t>
+              <m:t>b</m:t>
+            </m:r>
+            <m:r>
+              <w:rPr>
+                <w:rFonts w:ascii="Cambria Math" w:eastAsiaTheme="minorEastAsia" w:hAnsi="Cambria Math"/>
+              </w:rPr>
+              <m:t>+3</m:t>
+            </m:r>
+            <m:r>
+              <w:rPr>
+                <w:rFonts w:ascii="Cambria Math" w:eastAsiaTheme="minorEastAsia" w:hAnsi="Cambria Math"/>
+              </w:rPr>
+              <m:t>a</m:t>
             </m:r>
             <m:sSup>
               <m:sSupPr>
@@ -43732,7 +46689,19 @@
                       <w:rPr>
                         <w:rFonts w:ascii="Cambria Math" w:eastAsiaTheme="minorEastAsia" w:hAnsi="Cambria Math"/>
                       </w:rPr>
-                      <m:t>a-b</m:t>
+                      <m:t>a</m:t>
+                    </m:r>
+                    <m:r>
+                      <w:rPr>
+                        <w:rFonts w:ascii="Cambria Math" w:eastAsiaTheme="minorEastAsia" w:hAnsi="Cambria Math"/>
+                      </w:rPr>
+                      <m:t>-</m:t>
+                    </m:r>
+                    <m:r>
+                      <w:rPr>
+                        <w:rFonts w:ascii="Cambria Math" w:eastAsiaTheme="minorEastAsia" w:hAnsi="Cambria Math"/>
+                      </w:rPr>
+                      <m:t>b</m:t>
                     </m:r>
                   </m:e>
                 </m:d>
@@ -43782,7 +46751,13 @@
               <w:rPr>
                 <w:rFonts w:ascii="Cambria Math" w:eastAsiaTheme="minorEastAsia" w:hAnsi="Cambria Math"/>
               </w:rPr>
-              <m:t>-3</m:t>
+              <m:t>-</m:t>
+            </m:r>
+            <m:r>
+              <w:rPr>
+                <w:rFonts w:ascii="Cambria Math" w:eastAsiaTheme="minorEastAsia" w:hAnsi="Cambria Math"/>
+              </w:rPr>
+              <m:t>3</m:t>
             </m:r>
             <m:sSup>
               <m:sSupPr>
@@ -43814,7 +46789,19 @@
               <w:rPr>
                 <w:rFonts w:ascii="Cambria Math" w:eastAsiaTheme="minorEastAsia" w:hAnsi="Cambria Math"/>
               </w:rPr>
-              <m:t>b+3a</m:t>
+              <m:t>b</m:t>
+            </m:r>
+            <m:r>
+              <w:rPr>
+                <w:rFonts w:ascii="Cambria Math" w:eastAsiaTheme="minorEastAsia" w:hAnsi="Cambria Math"/>
+              </w:rPr>
+              <m:t>+3</m:t>
+            </m:r>
+            <m:r>
+              <w:rPr>
+                <w:rFonts w:ascii="Cambria Math" w:eastAsiaTheme="minorEastAsia" w:hAnsi="Cambria Math"/>
+              </w:rPr>
+              <m:t>a</m:t>
             </m:r>
             <m:sSup>
               <m:sSupPr>
@@ -43918,7 +46905,19 @@
                       <w:rPr>
                         <w:rFonts w:ascii="Cambria Math" w:eastAsiaTheme="minorEastAsia" w:hAnsi="Cambria Math"/>
                       </w:rPr>
-                      <m:t>a+b</m:t>
+                      <m:t>a</m:t>
+                    </m:r>
+                    <m:r>
+                      <w:rPr>
+                        <w:rFonts w:ascii="Cambria Math" w:eastAsiaTheme="minorEastAsia" w:hAnsi="Cambria Math"/>
+                      </w:rPr>
+                      <m:t>+</m:t>
+                    </m:r>
+                    <m:r>
+                      <w:rPr>
+                        <w:rFonts w:ascii="Cambria Math" w:eastAsiaTheme="minorEastAsia" w:hAnsi="Cambria Math"/>
+                      </w:rPr>
+                      <m:t>b</m:t>
                     </m:r>
                   </m:e>
                 </m:d>
@@ -44000,7 +46999,13 @@
               <w:rPr>
                 <w:rFonts w:ascii="Cambria Math" w:eastAsiaTheme="minorEastAsia" w:hAnsi="Cambria Math"/>
               </w:rPr>
-              <m:t>b+6</m:t>
+              <m:t>b</m:t>
+            </m:r>
+            <m:r>
+              <w:rPr>
+                <w:rFonts w:ascii="Cambria Math" w:eastAsiaTheme="minorEastAsia" w:hAnsi="Cambria Math"/>
+              </w:rPr>
+              <m:t>+6</m:t>
             </m:r>
             <m:sSup>
               <m:sSupPr>
@@ -44058,7 +47063,13 @@
               <w:rPr>
                 <w:rFonts w:ascii="Cambria Math" w:eastAsiaTheme="minorEastAsia" w:hAnsi="Cambria Math"/>
               </w:rPr>
-              <m:t>+4a</m:t>
+              <m:t>+4</m:t>
+            </m:r>
+            <m:r>
+              <w:rPr>
+                <w:rFonts w:ascii="Cambria Math" w:eastAsiaTheme="minorEastAsia" w:hAnsi="Cambria Math"/>
+              </w:rPr>
+              <m:t>a</m:t>
             </m:r>
             <m:sSup>
               <m:sSupPr>
@@ -44162,7 +47173,19 @@
                       <w:rPr>
                         <w:rFonts w:ascii="Cambria Math" w:eastAsiaTheme="minorEastAsia" w:hAnsi="Cambria Math"/>
                       </w:rPr>
-                      <m:t>a-b</m:t>
+                      <m:t>a</m:t>
+                    </m:r>
+                    <m:r>
+                      <w:rPr>
+                        <w:rFonts w:ascii="Cambria Math" w:eastAsiaTheme="minorEastAsia" w:hAnsi="Cambria Math"/>
+                      </w:rPr>
+                      <m:t>-</m:t>
+                    </m:r>
+                    <m:r>
+                      <w:rPr>
+                        <w:rFonts w:ascii="Cambria Math" w:eastAsiaTheme="minorEastAsia" w:hAnsi="Cambria Math"/>
+                      </w:rPr>
+                      <m:t>b</m:t>
                     </m:r>
                   </m:e>
                 </m:d>
@@ -44212,7 +47235,13 @@
               <w:rPr>
                 <w:rFonts w:ascii="Cambria Math" w:eastAsiaTheme="minorEastAsia" w:hAnsi="Cambria Math"/>
               </w:rPr>
-              <m:t>-4</m:t>
+              <m:t>-</m:t>
+            </m:r>
+            <m:r>
+              <w:rPr>
+                <w:rFonts w:ascii="Cambria Math" w:eastAsiaTheme="minorEastAsia" w:hAnsi="Cambria Math"/>
+              </w:rPr>
+              <m:t>4</m:t>
             </m:r>
             <m:sSup>
               <m:sSupPr>
@@ -44244,7 +47273,13 @@
               <w:rPr>
                 <w:rFonts w:ascii="Cambria Math" w:eastAsiaTheme="minorEastAsia" w:hAnsi="Cambria Math"/>
               </w:rPr>
-              <m:t>b+6</m:t>
+              <m:t>b</m:t>
+            </m:r>
+            <m:r>
+              <w:rPr>
+                <w:rFonts w:ascii="Cambria Math" w:eastAsiaTheme="minorEastAsia" w:hAnsi="Cambria Math"/>
+              </w:rPr>
+              <m:t>+6</m:t>
             </m:r>
             <m:sSup>
               <m:sSupPr>
@@ -44302,7 +47337,19 @@
               <w:rPr>
                 <w:rFonts w:ascii="Cambria Math" w:eastAsiaTheme="minorEastAsia" w:hAnsi="Cambria Math"/>
               </w:rPr>
-              <m:t>-4a</m:t>
+              <m:t>-</m:t>
+            </m:r>
+            <m:r>
+              <w:rPr>
+                <w:rFonts w:ascii="Cambria Math" w:eastAsiaTheme="minorEastAsia" w:hAnsi="Cambria Math"/>
+              </w:rPr>
+              <m:t>4</m:t>
+            </m:r>
+            <m:r>
+              <w:rPr>
+                <w:rFonts w:ascii="Cambria Math" w:eastAsiaTheme="minorEastAsia" w:hAnsi="Cambria Math"/>
+              </w:rPr>
+              <m:t>a</m:t>
             </m:r>
             <m:sSup>
               <m:sSupPr>
@@ -44406,7 +47453,19 @@
                       <w:rPr>
                         <w:rFonts w:ascii="Cambria Math" w:eastAsiaTheme="minorEastAsia" w:hAnsi="Cambria Math"/>
                       </w:rPr>
-                      <m:t>a+b</m:t>
+                      <m:t>a</m:t>
+                    </m:r>
+                    <m:r>
+                      <w:rPr>
+                        <w:rFonts w:ascii="Cambria Math" w:eastAsiaTheme="minorEastAsia" w:hAnsi="Cambria Math"/>
+                      </w:rPr>
+                      <m:t>+</m:t>
+                    </m:r>
+                    <m:r>
+                      <w:rPr>
+                        <w:rFonts w:ascii="Cambria Math" w:eastAsiaTheme="minorEastAsia" w:hAnsi="Cambria Math"/>
+                      </w:rPr>
+                      <m:t>b</m:t>
                     </m:r>
                   </m:e>
                 </m:d>
@@ -44488,7 +47547,13 @@
               <w:rPr>
                 <w:rFonts w:ascii="Cambria Math" w:eastAsiaTheme="minorEastAsia" w:hAnsi="Cambria Math"/>
               </w:rPr>
-              <m:t>b+10</m:t>
+              <m:t>b</m:t>
+            </m:r>
+            <m:r>
+              <w:rPr>
+                <w:rFonts w:ascii="Cambria Math" w:eastAsiaTheme="minorEastAsia" w:hAnsi="Cambria Math"/>
+              </w:rPr>
+              <m:t>+10</m:t>
             </m:r>
             <m:sSup>
               <m:sSupPr>
@@ -44604,7 +47669,13 @@
               <w:rPr>
                 <w:rFonts w:ascii="Cambria Math" w:eastAsiaTheme="minorEastAsia" w:hAnsi="Cambria Math"/>
               </w:rPr>
-              <m:t>+5a</m:t>
+              <m:t>+5</m:t>
+            </m:r>
+            <m:r>
+              <w:rPr>
+                <w:rFonts w:ascii="Cambria Math" w:eastAsiaTheme="minorEastAsia" w:hAnsi="Cambria Math"/>
+              </w:rPr>
+              <m:t>a</m:t>
             </m:r>
             <m:sSup>
               <m:sSupPr>
@@ -44708,7 +47779,19 @@
                       <w:rPr>
                         <w:rFonts w:ascii="Cambria Math" w:eastAsiaTheme="minorEastAsia" w:hAnsi="Cambria Math"/>
                       </w:rPr>
-                      <m:t>a-b</m:t>
+                      <m:t>a</m:t>
+                    </m:r>
+                    <m:r>
+                      <w:rPr>
+                        <w:rFonts w:ascii="Cambria Math" w:eastAsiaTheme="minorEastAsia" w:hAnsi="Cambria Math"/>
+                      </w:rPr>
+                      <m:t>-</m:t>
+                    </m:r>
+                    <m:r>
+                      <w:rPr>
+                        <w:rFonts w:ascii="Cambria Math" w:eastAsiaTheme="minorEastAsia" w:hAnsi="Cambria Math"/>
+                      </w:rPr>
+                      <m:t>b</m:t>
                     </m:r>
                   </m:e>
                 </m:d>
@@ -44758,7 +47841,13 @@
               <w:rPr>
                 <w:rFonts w:ascii="Cambria Math" w:eastAsiaTheme="minorEastAsia" w:hAnsi="Cambria Math"/>
               </w:rPr>
-              <m:t>-5</m:t>
+              <m:t>-</m:t>
+            </m:r>
+            <m:r>
+              <w:rPr>
+                <w:rFonts w:ascii="Cambria Math" w:eastAsiaTheme="minorEastAsia" w:hAnsi="Cambria Math"/>
+              </w:rPr>
+              <m:t>5</m:t>
             </m:r>
             <m:sSup>
               <m:sSupPr>
@@ -44790,7 +47879,13 @@
               <w:rPr>
                 <w:rFonts w:ascii="Cambria Math" w:eastAsiaTheme="minorEastAsia" w:hAnsi="Cambria Math"/>
               </w:rPr>
-              <m:t>b+10</m:t>
+              <m:t>b</m:t>
+            </m:r>
+            <m:r>
+              <w:rPr>
+                <w:rFonts w:ascii="Cambria Math" w:eastAsiaTheme="minorEastAsia" w:hAnsi="Cambria Math"/>
+              </w:rPr>
+              <m:t>+10</m:t>
             </m:r>
             <m:sSup>
               <m:sSupPr>
@@ -44848,7 +47943,13 @@
               <w:rPr>
                 <w:rFonts w:ascii="Cambria Math" w:eastAsiaTheme="minorEastAsia" w:hAnsi="Cambria Math"/>
               </w:rPr>
-              <m:t>-10</m:t>
+              <m:t>-</m:t>
+            </m:r>
+            <m:r>
+              <w:rPr>
+                <w:rFonts w:ascii="Cambria Math" w:eastAsiaTheme="minorEastAsia" w:hAnsi="Cambria Math"/>
+              </w:rPr>
+              <m:t>10</m:t>
             </m:r>
             <m:sSup>
               <m:sSupPr>
@@ -44906,7 +48007,13 @@
               <w:rPr>
                 <w:rFonts w:ascii="Cambria Math" w:eastAsiaTheme="minorEastAsia" w:hAnsi="Cambria Math"/>
               </w:rPr>
-              <m:t>+5a</m:t>
+              <m:t>+5</m:t>
+            </m:r>
+            <m:r>
+              <w:rPr>
+                <w:rFonts w:ascii="Cambria Math" w:eastAsiaTheme="minorEastAsia" w:hAnsi="Cambria Math"/>
+              </w:rPr>
+              <m:t>a</m:t>
             </m:r>
             <m:sSup>
               <m:sSupPr>
@@ -47103,6 +50210,7 @@
         <w:dataBinding w:prefixMappings="xmlns:ns0='http://purl.org/dc/elements/1.1/' xmlns:ns1='http://schemas.openxmlformats.org/package/2006/metadata/core-properties' " w:xpath="/ns1:coreProperties[1]/ns0:title[1]" w:storeItemID="{6C3C8BC8-F283-45AE-878A-BAB7291924A1}"/>
         <w:text/>
       </w:sdtPr>
+      <w:sdtEndPr/>
       <w:sdtContent>
         <w:r>
           <w:t>Inoffizielle Mathematik 1 Formelsammlung</w:t>
@@ -53166,6 +56274,7 @@
     <w:rsid w:val="0053294F"/>
     <w:rsid w:val="00556B3F"/>
     <w:rsid w:val="0056021B"/>
+    <w:rsid w:val="00566204"/>
     <w:rsid w:val="00574694"/>
     <w:rsid w:val="00602D16"/>
     <w:rsid w:val="00631D3C"/>
@@ -53207,6 +56316,7 @@
     <w:rsid w:val="009175F1"/>
     <w:rsid w:val="00957027"/>
     <w:rsid w:val="00994F45"/>
+    <w:rsid w:val="009A0DE1"/>
     <w:rsid w:val="009A1030"/>
     <w:rsid w:val="009C574F"/>
     <w:rsid w:val="009D4D3C"/>

--- a/mathe1.docx
+++ b/mathe1.docx
@@ -230,7 +230,7 @@
                                       <w:sz w:val="20"/>
                                       <w:szCs w:val="20"/>
                                     </w:rPr>
-                                    <w:t>23.09.2026</w:t>
+                                    <w:t>13.10.2026</w:t>
                                   </w:r>
                                   <w:r>
                                     <w:rPr>
@@ -462,7 +462,7 @@
                                 <w:sz w:val="20"/>
                                 <w:szCs w:val="20"/>
                               </w:rPr>
-                              <w:t>23.09.2026</w:t>
+                              <w:t>13.10.2026</w:t>
                             </w:r>
                             <w:r>
                               <w:rPr>
@@ -5415,19 +5415,46 @@
         </w:sectPr>
       </w:pPr>
     </w:p>
+    <w:bookmarkStart w:id="1" w:name="_Toc200639501"/>
+    <w:bookmarkStart w:id="2" w:name="_Toc216535178"/>
+    <w:bookmarkStart w:id="3" w:name="_Toc200639497"/>
     <w:p>
       <w:pPr>
         <w:pStyle w:val="berschrift1"/>
       </w:pPr>
-      <w:bookmarkStart w:id="1" w:name="_Toc200639501"/>
-      <w:bookmarkStart w:id="2" w:name="_Toc216535178"/>
-      <w:bookmarkStart w:id="3" w:name="_Toc200639497"/>
       <w:r>
         <w:lastRenderedPageBreak/>
-        <w:t>Aussagenlogik</w:t>
+        <w:fldChar w:fldCharType="begin"/>
+      </w:r>
+      <w:r>
+        <w:instrText>HYPERLINK "https://youtu.be/7jI0Hv9h2t8?si=1skTQApsy1zF4k8Y"</w:instrText>
+      </w:r>
+      <w:r>
+        <w:fldChar w:fldCharType="separate"/>
+      </w:r>
+      <w:r>
+        <w:rPr>
+          <w:rStyle w:val="Hyperlink"/>
+        </w:rPr>
+        <w:t>Aussagenl</w:t>
+      </w:r>
+      <w:r>
+        <w:rPr>
+          <w:rStyle w:val="Hyperlink"/>
+        </w:rPr>
+        <w:t>o</w:t>
+      </w:r>
+      <w:r>
+        <w:rPr>
+          <w:rStyle w:val="Hyperlink"/>
+        </w:rPr>
+        <w:t>gik</w:t>
       </w:r>
       <w:bookmarkEnd w:id="1"/>
       <w:bookmarkEnd w:id="2"/>
+      <w:r>
+        <w:fldChar w:fldCharType="end"/>
+      </w:r>
     </w:p>
     <w:tbl>
       <w:tblPr>
@@ -5729,7 +5756,29 @@
         </w:tc>
       </w:tr>
     </w:tbl>
-    <w:p/>
+    <w:p>
+      <w:pPr>
+        <w:pStyle w:val="Listenabsatz"/>
+        <w:numPr>
+          <w:ilvl w:val="0"/>
+          <w:numId w:val="40"/>
+        </w:numPr>
+      </w:pPr>
+      <w:hyperlink r:id="rId12" w:anchor="/tabelle" w:history="1">
+        <w:r>
+          <w:rPr>
+            <w:rStyle w:val="Hyperlink"/>
+          </w:rPr>
+          <w:t>Wahr</w:t>
+        </w:r>
+        <w:r>
+          <w:rPr>
+            <w:rStyle w:val="Hyperlink"/>
+          </w:rPr>
+          <w:t>heitstabellen Übungswebsite</w:t>
+        </w:r>
+      </w:hyperlink>
+    </w:p>
     <w:p>
       <w:pPr>
         <w:pStyle w:val="berschrift2"/>
@@ -5810,19 +5859,7 @@
                       <w:rPr>
                         <w:rFonts w:ascii="Cambria Math" w:eastAsiaTheme="minorEastAsia" w:hAnsi="Cambria Math"/>
                       </w:rPr>
-                      <m:t>A</m:t>
-                    </m:r>
-                    <m:r>
-                      <w:rPr>
-                        <w:rFonts w:ascii="Cambria Math" w:eastAsiaTheme="minorEastAsia" w:hAnsi="Cambria Math"/>
-                      </w:rPr>
-                      <m:t>∧</m:t>
-                    </m:r>
-                    <m:r>
-                      <w:rPr>
-                        <w:rFonts w:ascii="Cambria Math" w:eastAsiaTheme="minorEastAsia" w:hAnsi="Cambria Math"/>
-                      </w:rPr>
-                      <m:t>B</m:t>
+                      <m:t>A∧B</m:t>
                     </m:r>
                   </m:e>
                 </m:d>
@@ -5830,31 +5867,7 @@
                   <w:rPr>
                     <w:rFonts w:ascii="Cambria Math" w:eastAsiaTheme="minorEastAsia" w:hAnsi="Cambria Math"/>
                   </w:rPr>
-                  <m:t>∧</m:t>
-                </m:r>
-                <m:r>
-                  <w:rPr>
-                    <w:rFonts w:ascii="Cambria Math" w:eastAsiaTheme="minorEastAsia" w:hAnsi="Cambria Math"/>
-                  </w:rPr>
-                  <m:t>C</m:t>
-                </m:r>
-                <m:r>
-                  <w:rPr>
-                    <w:rFonts w:ascii="Cambria Math" w:eastAsiaTheme="minorEastAsia" w:hAnsi="Cambria Math"/>
-                  </w:rPr>
-                  <m:t>≡</m:t>
-                </m:r>
-                <m:r>
-                  <w:rPr>
-                    <w:rFonts w:ascii="Cambria Math" w:eastAsiaTheme="minorEastAsia" w:hAnsi="Cambria Math"/>
-                  </w:rPr>
-                  <m:t>A</m:t>
-                </m:r>
-                <m:r>
-                  <w:rPr>
-                    <w:rFonts w:ascii="Cambria Math" w:eastAsiaTheme="minorEastAsia" w:hAnsi="Cambria Math"/>
-                  </w:rPr>
-                  <m:t>∧</m:t>
+                  <m:t>∧C≡A∧</m:t>
                 </m:r>
                 <m:d>
                   <m:dPr>
@@ -5870,19 +5883,7 @@
                       <w:rPr>
                         <w:rFonts w:ascii="Cambria Math" w:eastAsiaTheme="minorEastAsia" w:hAnsi="Cambria Math"/>
                       </w:rPr>
-                      <m:t>B</m:t>
-                    </m:r>
-                    <m:r>
-                      <w:rPr>
-                        <w:rFonts w:ascii="Cambria Math" w:eastAsiaTheme="minorEastAsia" w:hAnsi="Cambria Math"/>
-                      </w:rPr>
-                      <m:t>∧</m:t>
-                    </m:r>
-                    <m:r>
-                      <w:rPr>
-                        <w:rFonts w:ascii="Cambria Math" w:eastAsiaTheme="minorEastAsia" w:hAnsi="Cambria Math"/>
-                      </w:rPr>
-                      <m:t>C</m:t>
+                      <m:t>B∧C</m:t>
                     </m:r>
                   </m:e>
                 </m:d>
@@ -5909,19 +5910,7 @@
                       <w:rPr>
                         <w:rFonts w:ascii="Cambria Math" w:eastAsiaTheme="minorEastAsia" w:hAnsi="Cambria Math"/>
                       </w:rPr>
-                      <m:t>A</m:t>
-                    </m:r>
-                    <m:r>
-                      <w:rPr>
-                        <w:rFonts w:ascii="Cambria Math" w:eastAsiaTheme="minorEastAsia" w:hAnsi="Cambria Math"/>
-                      </w:rPr>
-                      <m:t>∨</m:t>
-                    </m:r>
-                    <m:r>
-                      <w:rPr>
-                        <w:rFonts w:ascii="Cambria Math" w:eastAsiaTheme="minorEastAsia" w:hAnsi="Cambria Math"/>
-                      </w:rPr>
-                      <m:t>B</m:t>
+                      <m:t>A∨B</m:t>
                     </m:r>
                   </m:e>
                 </m:d>
@@ -5929,31 +5918,7 @@
                   <w:rPr>
                     <w:rFonts w:ascii="Cambria Math" w:eastAsiaTheme="minorEastAsia" w:hAnsi="Cambria Math"/>
                   </w:rPr>
-                  <m:t>∨</m:t>
-                </m:r>
-                <m:r>
-                  <w:rPr>
-                    <w:rFonts w:ascii="Cambria Math" w:eastAsiaTheme="minorEastAsia" w:hAnsi="Cambria Math"/>
-                  </w:rPr>
-                  <m:t>C</m:t>
-                </m:r>
-                <m:r>
-                  <w:rPr>
-                    <w:rFonts w:ascii="Cambria Math" w:eastAsiaTheme="minorEastAsia" w:hAnsi="Cambria Math"/>
-                  </w:rPr>
-                  <m:t>≡</m:t>
-                </m:r>
-                <m:r>
-                  <w:rPr>
-                    <w:rFonts w:ascii="Cambria Math" w:eastAsiaTheme="minorEastAsia" w:hAnsi="Cambria Math"/>
-                  </w:rPr>
-                  <m:t>A</m:t>
-                </m:r>
-                <m:r>
-                  <w:rPr>
-                    <w:rFonts w:ascii="Cambria Math" w:eastAsiaTheme="minorEastAsia" w:hAnsi="Cambria Math"/>
-                  </w:rPr>
-                  <m:t>∨</m:t>
+                  <m:t>∨C≡A∨</m:t>
                 </m:r>
                 <m:d>
                   <m:dPr>
@@ -5969,19 +5934,7 @@
                       <w:rPr>
                         <w:rFonts w:ascii="Cambria Math" w:eastAsiaTheme="minorEastAsia" w:hAnsi="Cambria Math"/>
                       </w:rPr>
-                      <m:t>B</m:t>
-                    </m:r>
-                    <m:r>
-                      <w:rPr>
-                        <w:rFonts w:ascii="Cambria Math" w:eastAsiaTheme="minorEastAsia" w:hAnsi="Cambria Math"/>
-                      </w:rPr>
-                      <m:t>∨</m:t>
-                    </m:r>
-                    <m:r>
-                      <w:rPr>
-                        <w:rFonts w:ascii="Cambria Math" w:eastAsiaTheme="minorEastAsia" w:hAnsi="Cambria Math"/>
-                      </w:rPr>
-                      <m:t>C</m:t>
+                      <m:t>B∨C</m:t>
                     </m:r>
                   </m:e>
                 </m:d>
@@ -6193,13 +6146,7 @@
                   <w:rPr>
                     <w:rFonts w:ascii="Cambria Math" w:eastAsia="Times New Roman" w:hAnsi="Cambria Math" w:cs="Times New Roman"/>
                   </w:rPr>
-                  <m:t>≡</m:t>
-                </m:r>
-                <m:r>
-                  <w:rPr>
-                    <w:rFonts w:ascii="Cambria Math" w:eastAsia="Times New Roman" w:hAnsi="Cambria Math" w:cs="Times New Roman"/>
-                  </w:rPr>
-                  <m:t>A</m:t>
+                  <m:t>≡A</m:t>
                 </m:r>
               </m:oMath>
             </m:oMathPara>
@@ -6216,8 +6163,8 @@
           <w:bCs/>
         </w:rPr>
         <w:sectPr>
-          <w:footerReference w:type="default" r:id="rId12"/>
-          <w:footerReference w:type="first" r:id="rId13"/>
+          <w:footerReference w:type="default" r:id="rId13"/>
+          <w:footerReference w:type="first" r:id="rId14"/>
           <w:pgSz w:w="11906" w:h="16838"/>
           <w:pgMar w:top="720" w:right="567" w:bottom="720" w:left="567" w:header="709" w:footer="709" w:gutter="0"/>
           <w:pgNumType w:start="1"/>
@@ -6612,19 +6559,7 @@
                       <w:rPr>
                         <w:rFonts w:ascii="Cambria Math" w:eastAsia="Times New Roman" w:hAnsi="Cambria Math" w:cs="Times New Roman"/>
                       </w:rPr>
-                      <m:t>A</m:t>
-                    </m:r>
-                    <m:r>
-                      <w:rPr>
-                        <w:rFonts w:ascii="Cambria Math" w:eastAsia="Times New Roman" w:hAnsi="Cambria Math" w:cs="Times New Roman"/>
-                      </w:rPr>
-                      <m:t>∧</m:t>
-                    </m:r>
-                    <m:r>
-                      <w:rPr>
-                        <w:rFonts w:ascii="Cambria Math" w:eastAsia="Times New Roman" w:hAnsi="Cambria Math" w:cs="Times New Roman"/>
-                      </w:rPr>
-                      <m:t>B</m:t>
+                      <m:t>A∧B</m:t>
                     </m:r>
                   </m:e>
                 </m:bar>
@@ -6707,19 +6642,7 @@
                       <w:rPr>
                         <w:rFonts w:ascii="Cambria Math" w:eastAsia="Times New Roman" w:hAnsi="Cambria Math" w:cs="Times New Roman"/>
                       </w:rPr>
-                      <m:t>A</m:t>
-                    </m:r>
-                    <m:r>
-                      <w:rPr>
-                        <w:rFonts w:ascii="Cambria Math" w:eastAsia="Times New Roman" w:hAnsi="Cambria Math" w:cs="Times New Roman"/>
-                      </w:rPr>
-                      <m:t>∨</m:t>
-                    </m:r>
-                    <m:r>
-                      <w:rPr>
-                        <w:rFonts w:ascii="Cambria Math" w:eastAsia="Times New Roman" w:hAnsi="Cambria Math" w:cs="Times New Roman"/>
-                      </w:rPr>
-                      <m:t>B</m:t>
+                      <m:t>A∨B</m:t>
                     </m:r>
                   </m:e>
                 </m:bar>
@@ -6802,19 +6725,7 @@
                       <w:rPr>
                         <w:rFonts w:ascii="Cambria Math" w:eastAsia="Times New Roman" w:hAnsi="Cambria Math" w:cs="Times New Roman"/>
                       </w:rPr>
-                      <m:t>A</m:t>
-                    </m:r>
-                    <m:r>
-                      <w:rPr>
-                        <w:rFonts w:ascii="Cambria Math" w:eastAsia="Times New Roman" w:hAnsi="Cambria Math" w:cs="Times New Roman"/>
-                      </w:rPr>
-                      <m:t>→</m:t>
-                    </m:r>
-                    <m:r>
-                      <w:rPr>
-                        <w:rFonts w:ascii="Cambria Math" w:eastAsia="Times New Roman" w:hAnsi="Cambria Math" w:cs="Times New Roman"/>
-                      </w:rPr>
-                      <m:t>B</m:t>
+                      <m:t>A→B</m:t>
                     </m:r>
                   </m:e>
                 </m:bar>
@@ -6822,19 +6733,7 @@
                   <w:rPr>
                     <w:rFonts w:ascii="Cambria Math" w:eastAsia="Times New Roman" w:hAnsi="Cambria Math" w:cs="Times New Roman"/>
                   </w:rPr>
-                  <m:t>≡</m:t>
-                </m:r>
-                <m:r>
-                  <w:rPr>
-                    <w:rFonts w:ascii="Cambria Math" w:eastAsia="Times New Roman" w:hAnsi="Cambria Math" w:cs="Times New Roman"/>
-                  </w:rPr>
-                  <m:t>A</m:t>
-                </m:r>
-                <m:r>
-                  <w:rPr>
-                    <w:rFonts w:ascii="Cambria Math" w:eastAsia="Times New Roman" w:hAnsi="Cambria Math" w:cs="Times New Roman"/>
-                  </w:rPr>
-                  <m:t>∧</m:t>
+                  <m:t>≡A∧</m:t>
                 </m:r>
                 <m:bar>
                   <m:barPr>
@@ -7353,19 +7252,7 @@
                       <w:rPr>
                         <w:rFonts w:ascii="Cambria Math" w:hAnsi="Cambria Math"/>
                       </w:rPr>
-                      <m:t>(</m:t>
-                    </m:r>
-                    <m:r>
-                      <w:rPr>
-                        <w:rFonts w:ascii="Cambria Math" w:hAnsi="Cambria Math"/>
-                      </w:rPr>
-                      <m:t>M</m:t>
-                    </m:r>
-                    <m:r>
-                      <w:rPr>
-                        <w:rFonts w:ascii="Cambria Math" w:hAnsi="Cambria Math"/>
-                      </w:rPr>
-                      <m:t>)</m:t>
+                      <m:t>(M)</m:t>
                     </m:r>
                   </m:sub>
                 </m:sSub>
@@ -7431,19 +7318,7 @@
                           <w:rPr>
                             <w:rFonts w:ascii="Cambria Math" w:hAnsi="Cambria Math"/>
                           </w:rPr>
-                          <m:t>(</m:t>
-                        </m:r>
-                        <m:r>
-                          <w:rPr>
-                            <w:rFonts w:ascii="Cambria Math" w:hAnsi="Cambria Math"/>
-                          </w:rPr>
-                          <m:t>M</m:t>
-                        </m:r>
-                        <m:r>
-                          <w:rPr>
-                            <w:rFonts w:ascii="Cambria Math" w:hAnsi="Cambria Math"/>
-                          </w:rPr>
-                          <m:t>)</m:t>
+                          <m:t>(M)</m:t>
                         </m:r>
                       </m:sub>
                     </m:sSub>
@@ -7717,19 +7592,7 @@
                       <w:rPr>
                         <w:rFonts w:ascii="Cambria Math" w:eastAsia="Calibri" w:hAnsi="Cambria Math" w:cs="Times New Roman"/>
                       </w:rPr>
-                      <m:t>M</m:t>
-                    </m:r>
-                    <m:r>
-                      <w:rPr>
-                        <w:rFonts w:ascii="Cambria Math" w:eastAsia="Calibri" w:hAnsi="Cambria Math" w:cs="Times New Roman"/>
-                      </w:rPr>
-                      <m:t>×</m:t>
-                    </m:r>
-                    <m:r>
-                      <w:rPr>
-                        <w:rFonts w:ascii="Cambria Math" w:eastAsia="Calibri" w:hAnsi="Cambria Math" w:cs="Times New Roman"/>
-                      </w:rPr>
-                      <m:t>N</m:t>
+                      <m:t>M×N</m:t>
                     </m:r>
                   </m:e>
                 </m:d>
@@ -8273,7 +8136,7 @@
       <w:pPr>
         <w:pStyle w:val="berschrift2"/>
       </w:pPr>
-      <w:hyperlink r:id="rId14" w:history="1">
+      <w:hyperlink r:id="rId15" w:history="1">
         <w:bookmarkStart w:id="10" w:name="_Toc216535183"/>
         <w:r>
           <w:rPr>
@@ -8350,13 +8213,7 @@
                           <w:rPr>
                             <w:rFonts w:ascii="Cambria Math" w:hAnsi="Cambria Math"/>
                           </w:rPr>
-                          <m:t>n</m:t>
-                        </m:r>
-                        <m:r>
-                          <w:rPr>
-                            <w:rFonts w:ascii="Cambria Math" w:hAnsi="Cambria Math"/>
-                          </w:rPr>
-                          <m:t>!</m:t>
+                          <m:t>n!</m:t>
                         </m:r>
                       </m:num>
                       <m:den>
@@ -8374,19 +8231,7 @@
                               <w:rPr>
                                 <w:rFonts w:ascii="Cambria Math" w:hAnsi="Cambria Math"/>
                               </w:rPr>
-                              <m:t>n</m:t>
-                            </m:r>
-                            <m:r>
-                              <w:rPr>
-                                <w:rFonts w:ascii="Cambria Math" w:hAnsi="Cambria Math"/>
-                              </w:rPr>
-                              <m:t>-</m:t>
-                            </m:r>
-                            <m:r>
-                              <w:rPr>
-                                <w:rFonts w:ascii="Cambria Math" w:hAnsi="Cambria Math"/>
-                              </w:rPr>
-                              <m:t>k</m:t>
+                              <m:t>n-k</m:t>
                             </m:r>
                           </m:e>
                         </m:d>
@@ -8512,13 +8357,7 @@
                           <w:rPr>
                             <w:rFonts w:ascii="Cambria Math" w:hAnsi="Cambria Math"/>
                           </w:rPr>
-                          <m:t>n</m:t>
-                        </m:r>
-                        <m:r>
-                          <w:rPr>
-                            <w:rFonts w:ascii="Cambria Math" w:hAnsi="Cambria Math"/>
-                          </w:rPr>
-                          <m:t>!</m:t>
+                          <m:t>n!</m:t>
                         </m:r>
                       </m:num>
                       <m:den>
@@ -8536,19 +8375,7 @@
                               <w:rPr>
                                 <w:rFonts w:ascii="Cambria Math" w:hAnsi="Cambria Math"/>
                               </w:rPr>
-                              <m:t>n</m:t>
-                            </m:r>
-                            <m:r>
-                              <w:rPr>
-                                <w:rFonts w:ascii="Cambria Math" w:hAnsi="Cambria Math"/>
-                              </w:rPr>
-                              <m:t>-</m:t>
-                            </m:r>
-                            <m:r>
-                              <w:rPr>
-                                <w:rFonts w:ascii="Cambria Math" w:hAnsi="Cambria Math"/>
-                              </w:rPr>
-                              <m:t>k</m:t>
+                              <m:t>n-k</m:t>
                             </m:r>
                           </m:e>
                         </m:d>
@@ -8556,19 +8383,7 @@
                           <w:rPr>
                             <w:rFonts w:ascii="Cambria Math" w:hAnsi="Cambria Math"/>
                           </w:rPr>
-                          <m:t>!⋅</m:t>
-                        </m:r>
-                        <m:r>
-                          <w:rPr>
-                            <w:rFonts w:ascii="Cambria Math" w:hAnsi="Cambria Math"/>
-                          </w:rPr>
-                          <m:t>k</m:t>
-                        </m:r>
-                        <m:r>
-                          <w:rPr>
-                            <w:rFonts w:ascii="Cambria Math" w:hAnsi="Cambria Math"/>
-                          </w:rPr>
-                          <m:t>!</m:t>
+                          <m:t>!⋅k!</m:t>
                         </m:r>
                       </m:den>
                     </m:f>
@@ -9628,13 +9443,7 @@
                   <w:rPr>
                     <w:rFonts w:ascii="Cambria Math" w:hAnsi="Cambria Math"/>
                   </w:rPr>
-                  <m:t>i</m:t>
-                </m:r>
-                <m:r>
-                  <w:rPr>
-                    <w:rFonts w:ascii="Cambria Math" w:hAnsi="Cambria Math"/>
-                  </w:rPr>
-                  <m:t>+1</m:t>
+                  <m:t>i+1</m:t>
                 </m:r>
               </m:sub>
             </m:sSub>
@@ -9712,13 +9521,7 @@
                   <w:rPr>
                     <w:rFonts w:ascii="Cambria Math" w:eastAsiaTheme="minorEastAsia" w:hAnsi="Cambria Math"/>
                   </w:rPr>
-                  <m:t>i</m:t>
-                </m:r>
-                <m:r>
-                  <w:rPr>
-                    <w:rFonts w:ascii="Cambria Math" w:eastAsiaTheme="minorEastAsia" w:hAnsi="Cambria Math"/>
-                  </w:rPr>
-                  <m:t>+1</m:t>
+                  <m:t>i+1</m:t>
                 </m:r>
               </m:sub>
             </m:sSub>
@@ -9782,13 +9585,7 @@
                   <w:rPr>
                     <w:rFonts w:ascii="Cambria Math" w:eastAsiaTheme="minorEastAsia" w:hAnsi="Cambria Math"/>
                   </w:rPr>
-                  <m:t>i</m:t>
-                </m:r>
-                <m:r>
-                  <w:rPr>
-                    <w:rFonts w:ascii="Cambria Math" w:eastAsiaTheme="minorEastAsia" w:hAnsi="Cambria Math"/>
-                  </w:rPr>
-                  <m:t>+1</m:t>
+                  <m:t>i+1</m:t>
                 </m:r>
               </m:sub>
             </m:sSub>
@@ -9832,19 +9629,7 @@
                   <w:rPr>
                     <w:rFonts w:ascii="Cambria Math" w:hAnsi="Cambria Math"/>
                   </w:rPr>
-                  <m:t>a</m:t>
-                </m:r>
-                <m:r>
-                  <w:rPr>
-                    <w:rFonts w:ascii="Cambria Math" w:hAnsi="Cambria Math"/>
-                  </w:rPr>
-                  <m:t>,</m:t>
-                </m:r>
-                <m:r>
-                  <w:rPr>
-                    <w:rFonts w:ascii="Cambria Math" w:hAnsi="Cambria Math"/>
-                  </w:rPr>
-                  <m:t>b</m:t>
+                  <m:t>a,b</m:t>
                 </m:r>
               </m:e>
             </m:d>
@@ -10075,13 +9860,7 @@
                     <w:rPr>
                       <w:rFonts w:ascii="Cambria Math" w:hAnsi="Cambria Math"/>
                     </w:rPr>
-                    <m:t>i</m:t>
-                  </m:r>
-                  <m:r>
-                    <w:rPr>
-                      <w:rFonts w:ascii="Cambria Math" w:hAnsi="Cambria Math"/>
-                    </w:rPr>
-                    <m:t>+1</m:t>
+                    <m:t>i+1</m:t>
                   </m:r>
                 </m:sub>
               </m:sSub>
@@ -10105,13 +9884,7 @@
                     <w:rPr>
                       <w:rFonts w:ascii="Cambria Math" w:hAnsi="Cambria Math"/>
                     </w:rPr>
-                    <m:t>a</m:t>
-                  </m:r>
-                  <m:r>
-                    <w:rPr>
-                      <w:rFonts w:ascii="Cambria Math" w:hAnsi="Cambria Math"/>
-                    </w:rPr>
-                    <m:t>⋅</m:t>
+                    <m:t>a⋅</m:t>
                   </m:r>
                   <m:sSub>
                     <m:sSubPr>
@@ -10143,13 +9916,7 @@
                     <w:rPr>
                       <w:rFonts w:ascii="Cambria Math" w:hAnsi="Cambria Math"/>
                     </w:rPr>
-                    <m:t>+</m:t>
-                  </m:r>
-                  <m:r>
-                    <w:rPr>
-                      <w:rFonts w:ascii="Cambria Math" w:hAnsi="Cambria Math"/>
-                    </w:rPr>
-                    <m:t>r</m:t>
+                    <m:t>+r</m:t>
                   </m:r>
                 </m:e>
               </m:d>
@@ -10157,31 +9924,7 @@
                 <w:rPr>
                   <w:rFonts w:ascii="Cambria Math" w:hAnsi="Cambria Math"/>
                 </w:rPr>
-                <m:t xml:space="preserve"> </m:t>
-              </m:r>
-              <m:r>
-                <w:rPr>
-                  <w:rFonts w:ascii="Cambria Math" w:hAnsi="Cambria Math"/>
-                </w:rPr>
-                <m:t>mod</m:t>
-              </m:r>
-              <m:r>
-                <w:rPr>
-                  <w:rFonts w:ascii="Cambria Math" w:hAnsi="Cambria Math"/>
-                </w:rPr>
-                <m:t xml:space="preserve"> </m:t>
-              </m:r>
-              <m:r>
-                <w:rPr>
-                  <w:rFonts w:ascii="Cambria Math" w:hAnsi="Cambria Math"/>
-                </w:rPr>
-                <m:t>m</m:t>
-              </m:r>
-              <m:r>
-                <w:rPr>
-                  <w:rFonts w:ascii="Cambria Math" w:hAnsi="Cambria Math"/>
-                </w:rPr>
-                <m:t>⇔</m:t>
+                <m:t xml:space="preserve"> mod m⇔</m:t>
               </m:r>
               <m:sSub>
                 <m:sSubPr>
@@ -10205,13 +9948,7 @@
                     <w:rPr>
                       <w:rFonts w:ascii="Cambria Math" w:hAnsi="Cambria Math"/>
                     </w:rPr>
-                    <m:t>i</m:t>
-                  </m:r>
-                  <m:r>
-                    <w:rPr>
-                      <w:rFonts w:ascii="Cambria Math" w:hAnsi="Cambria Math"/>
-                    </w:rPr>
-                    <m:t>+1</m:t>
+                    <m:t>i+1</m:t>
                   </m:r>
                 </m:sub>
               </m:sSub>
@@ -10235,13 +9972,7 @@
                     <w:rPr>
                       <w:rFonts w:ascii="Cambria Math" w:eastAsiaTheme="minorEastAsia" w:hAnsi="Cambria Math"/>
                     </w:rPr>
-                    <m:t>a</m:t>
-                  </m:r>
-                  <m:r>
-                    <w:rPr>
-                      <w:rFonts w:ascii="Cambria Math" w:eastAsiaTheme="minorEastAsia" w:hAnsi="Cambria Math"/>
-                    </w:rPr>
-                    <m:t>⋅</m:t>
+                    <m:t>a⋅</m:t>
                   </m:r>
                   <m:sSub>
                     <m:sSubPr>
@@ -10273,13 +10004,7 @@
                     <w:rPr>
                       <w:rFonts w:ascii="Cambria Math" w:eastAsiaTheme="minorEastAsia" w:hAnsi="Cambria Math"/>
                     </w:rPr>
-                    <m:t>+</m:t>
-                  </m:r>
-                  <m:r>
-                    <w:rPr>
-                      <w:rFonts w:ascii="Cambria Math" w:eastAsiaTheme="minorEastAsia" w:hAnsi="Cambria Math"/>
-                    </w:rPr>
-                    <m:t>r</m:t>
+                    <m:t>+r</m:t>
                   </m:r>
                 </m:e>
               </m:d>
@@ -10287,13 +10012,7 @@
                 <w:rPr>
                   <w:rFonts w:ascii="Cambria Math" w:hAnsi="Cambria Math"/>
                 </w:rPr>
-                <m:t>%</m:t>
-              </m:r>
-              <m:r>
-                <w:rPr>
-                  <w:rFonts w:ascii="Cambria Math" w:hAnsi="Cambria Math"/>
-                </w:rPr>
-                <m:t>m</m:t>
+                <m:t>%m</m:t>
               </m:r>
             </m:e>
           </m:borderBox>
@@ -10307,7 +10026,7 @@
           <w:rFonts w:eastAsiaTheme="minorEastAsia"/>
         </w:rPr>
       </w:pPr>
-      <w:hyperlink r:id="rId15" w:history="1">
+      <w:hyperlink r:id="rId16" w:history="1">
         <w:bookmarkStart w:id="16" w:name="_Toc216535187"/>
         <w:r>
           <w:rPr>
@@ -10884,7 +10603,7 @@
           <w:rFonts w:eastAsiaTheme="minorEastAsia"/>
         </w:rPr>
       </w:pPr>
-      <w:hyperlink r:id="rId16" w:history="1">
+      <w:hyperlink r:id="rId17" w:history="1">
         <w:bookmarkStart w:id="18" w:name="_Toc216535189"/>
         <w:r>
           <w:rPr>
@@ -11072,31 +10791,7 @@
                 <w:rPr>
                   <w:rFonts w:ascii="Cambria Math" w:hAnsi="Cambria Math"/>
                 </w:rPr>
-                <m:t>z</m:t>
-              </m:r>
-              <m:r>
-                <w:rPr>
-                  <w:rFonts w:ascii="Cambria Math" w:hAnsi="Cambria Math"/>
-                </w:rPr>
-                <m:t>=</m:t>
-              </m:r>
-              <m:r>
-                <w:rPr>
-                  <w:rFonts w:ascii="Cambria Math" w:hAnsi="Cambria Math"/>
-                </w:rPr>
-                <m:t>a</m:t>
-              </m:r>
-              <m:r>
-                <w:rPr>
-                  <w:rFonts w:ascii="Cambria Math" w:hAnsi="Cambria Math"/>
-                </w:rPr>
-                <m:t>,</m:t>
-              </m:r>
-              <m:r>
-                <w:rPr>
-                  <w:rFonts w:ascii="Cambria Math" w:hAnsi="Cambria Math"/>
-                </w:rPr>
-                <m:t>bc</m:t>
+                <m:t>z=a,bc</m:t>
               </m:r>
               <m:acc>
                 <m:accPr>
@@ -11137,19 +10832,7 @@
                     <w:rPr>
                       <w:rFonts w:ascii="Cambria Math" w:eastAsiaTheme="minorEastAsia" w:hAnsi="Cambria Math"/>
                     </w:rPr>
-                    <m:t>abcde</m:t>
-                  </m:r>
-                  <m:r>
-                    <w:rPr>
-                      <w:rFonts w:ascii="Cambria Math" w:eastAsiaTheme="minorEastAsia" w:hAnsi="Cambria Math"/>
-                    </w:rPr>
-                    <m:t>-</m:t>
-                  </m:r>
-                  <m:r>
-                    <w:rPr>
-                      <w:rFonts w:ascii="Cambria Math" w:eastAsiaTheme="minorEastAsia" w:hAnsi="Cambria Math"/>
-                    </w:rPr>
-                    <m:t>abc</m:t>
+                    <m:t>abcde-abc</m:t>
                   </m:r>
                 </m:num>
                 <m:den>
@@ -11226,7 +10909,7 @@
               <w:rPr>
                 <w:rFonts w:ascii="Cambria Math" w:hAnsi="Cambria Math"/>
               </w:rPr>
-              <m:t>+</m:t>
+              <m:t>∘</m:t>
             </m:r>
             <m:r>
               <w:rPr>
@@ -11240,13 +10923,7 @@
           <w:rPr>
             <w:rFonts w:ascii="Cambria Math" w:hAnsi="Cambria Math"/>
           </w:rPr>
-          <m:t>~</m:t>
-        </m:r>
-        <m:r>
-          <w:rPr>
-            <w:rFonts w:ascii="Cambria Math" w:hAnsi="Cambria Math"/>
-          </w:rPr>
-          <m:t>c</m:t>
+          <m:t>~c</m:t>
         </m:r>
       </m:oMath>
     </w:p>
@@ -11289,7 +10966,23 @@
             <w:sz w:val="18"/>
             <w:szCs w:val="18"/>
           </w:rPr>
-          <m:t>ax+b≥0</m:t>
+          <m:t>ax</m:t>
+        </m:r>
+        <m:r>
+          <w:rPr>
+            <w:rFonts w:ascii="Cambria Math" w:hAnsi="Cambria Math"/>
+            <w:sz w:val="18"/>
+            <w:szCs w:val="18"/>
+          </w:rPr>
+          <m:t>∘</m:t>
+        </m:r>
+        <m:r>
+          <w:rPr>
+            <w:rFonts w:ascii="Cambria Math" w:hAnsi="Cambria Math"/>
+            <w:sz w:val="18"/>
+            <w:szCs w:val="18"/>
+          </w:rPr>
+          <m:t>b≥0</m:t>
         </m:r>
       </m:oMath>
       <w:r>
@@ -11327,7 +11020,19 @@
           <w:rPr>
             <w:rFonts w:ascii="Cambria Math" w:hAnsi="Cambria Math"/>
           </w:rPr>
-          <m:t>ax+b~c</m:t>
+          <m:t>ax</m:t>
+        </m:r>
+        <m:r>
+          <w:rPr>
+            <w:rFonts w:ascii="Cambria Math" w:hAnsi="Cambria Math"/>
+          </w:rPr>
+          <m:t>∘</m:t>
+        </m:r>
+        <m:r>
+          <w:rPr>
+            <w:rFonts w:ascii="Cambria Math" w:hAnsi="Cambria Math"/>
+          </w:rPr>
+          <m:t>b~c</m:t>
         </m:r>
       </m:oMath>
       <w:r>
@@ -11374,7 +11079,23 @@
             <w:sz w:val="18"/>
             <w:szCs w:val="18"/>
           </w:rPr>
-          <m:t>ax+b&lt;0</m:t>
+          <m:t>ax</m:t>
+        </m:r>
+        <m:r>
+          <w:rPr>
+            <w:rFonts w:ascii="Cambria Math" w:hAnsi="Cambria Math"/>
+            <w:sz w:val="18"/>
+            <w:szCs w:val="18"/>
+          </w:rPr>
+          <m:t>∘</m:t>
+        </m:r>
+        <m:r>
+          <w:rPr>
+            <w:rFonts w:ascii="Cambria Math" w:hAnsi="Cambria Math"/>
+            <w:sz w:val="18"/>
+            <w:szCs w:val="18"/>
+          </w:rPr>
+          <m:t>b&lt;0</m:t>
         </m:r>
       </m:oMath>
       <w:r>
@@ -11418,7 +11139,19 @@
           <w:rPr>
             <w:rFonts w:ascii="Cambria Math" w:hAnsi="Cambria Math"/>
           </w:rPr>
-          <m:t>(ax+b)~c</m:t>
+          <m:t>(ax</m:t>
+        </m:r>
+        <m:r>
+          <w:rPr>
+            <w:rFonts w:ascii="Cambria Math" w:hAnsi="Cambria Math"/>
+          </w:rPr>
+          <m:t>∘</m:t>
+        </m:r>
+        <m:r>
+          <w:rPr>
+            <w:rFonts w:ascii="Cambria Math" w:hAnsi="Cambria Math"/>
+          </w:rPr>
+          <m:t>b)~c</m:t>
         </m:r>
       </m:oMath>
       <w:r>
@@ -11509,19 +11242,7 @@
               <w:rPr>
                 <w:rFonts w:ascii="Cambria Math" w:eastAsiaTheme="minorEastAsia" w:hAnsi="Cambria Math"/>
               </w:rPr>
-              <m:t>≤</m:t>
-            </m:r>
-            <m:r>
-              <w:rPr>
-                <w:rFonts w:ascii="Cambria Math" w:eastAsiaTheme="minorEastAsia" w:hAnsi="Cambria Math"/>
-              </w:rPr>
-              <m:t>a</m:t>
-            </m:r>
-            <m:r>
-              <w:rPr>
-                <w:rFonts w:ascii="Cambria Math" w:eastAsiaTheme="minorEastAsia" w:hAnsi="Cambria Math"/>
-              </w:rPr>
-              <m:t>⟺</m:t>
+              <m:t>≤a⟺</m:t>
             </m:r>
             <m:m>
               <m:mPr>
@@ -11717,19 +11438,7 @@
               <w:rPr>
                 <w:rFonts w:ascii="Cambria Math" w:eastAsiaTheme="minorEastAsia" w:hAnsi="Cambria Math"/>
               </w:rPr>
-              <m:t>≥</m:t>
-            </m:r>
-            <m:r>
-              <w:rPr>
-                <w:rFonts w:ascii="Cambria Math" w:eastAsiaTheme="minorEastAsia" w:hAnsi="Cambria Math"/>
-              </w:rPr>
-              <m:t>a</m:t>
-            </m:r>
-            <m:r>
-              <w:rPr>
-                <w:rFonts w:ascii="Cambria Math" w:eastAsiaTheme="minorEastAsia" w:hAnsi="Cambria Math"/>
-              </w:rPr>
-              <m:t>⟺</m:t>
+              <m:t>≥a⟺</m:t>
             </m:r>
             <m:m>
               <m:mPr>
@@ -13856,7 +13565,7 @@
           <w:rFonts w:eastAsiaTheme="minorEastAsia"/>
         </w:rPr>
       </w:pPr>
-      <w:hyperlink r:id="rId17" w:history="1">
+      <w:hyperlink r:id="rId18" w:history="1">
         <w:bookmarkStart w:id="25" w:name="_Toc216535192"/>
         <w:r>
           <w:rPr>
@@ -13973,43 +13682,7 @@
                 <w:rPr>
                   <w:rFonts w:ascii="Cambria Math" w:hAnsi="Cambria Math"/>
                 </w:rPr>
-                <m:t>=</m:t>
-              </m:r>
-              <m:r>
-                <w:rPr>
-                  <w:rFonts w:ascii="Cambria Math" w:hAnsi="Cambria Math"/>
-                </w:rPr>
-                <m:t>a</m:t>
-              </m:r>
-              <m:r>
-                <w:rPr>
-                  <w:rFonts w:ascii="Cambria Math" w:hAnsi="Cambria Math"/>
-                </w:rPr>
-                <m:t>-</m:t>
-              </m:r>
-              <m:r>
-                <w:rPr>
-                  <w:rFonts w:ascii="Cambria Math" w:hAnsi="Cambria Math"/>
-                </w:rPr>
-                <m:t>f</m:t>
-              </m:r>
-              <m:r>
-                <w:rPr>
-                  <w:rFonts w:ascii="Cambria Math" w:hAnsi="Cambria Math"/>
-                </w:rPr>
-                <m:t>(</m:t>
-              </m:r>
-              <m:r>
-                <w:rPr>
-                  <w:rFonts w:ascii="Cambria Math" w:hAnsi="Cambria Math"/>
-                </w:rPr>
-                <m:t>a</m:t>
-              </m:r>
-              <m:r>
-                <w:rPr>
-                  <w:rFonts w:ascii="Cambria Math" w:hAnsi="Cambria Math"/>
-                </w:rPr>
-                <m:t>)⋅</m:t>
+                <m:t>=a-f(a)⋅</m:t>
               </m:r>
               <m:f>
                 <m:fPr>
@@ -14025,19 +13698,7 @@
                     <w:rPr>
                       <w:rFonts w:ascii="Cambria Math" w:hAnsi="Cambria Math"/>
                     </w:rPr>
-                    <m:t>b</m:t>
-                  </m:r>
-                  <m:r>
-                    <w:rPr>
-                      <w:rFonts w:ascii="Cambria Math" w:hAnsi="Cambria Math"/>
-                    </w:rPr>
-                    <m:t>-</m:t>
-                  </m:r>
-                  <m:r>
-                    <w:rPr>
-                      <w:rFonts w:ascii="Cambria Math" w:hAnsi="Cambria Math"/>
-                    </w:rPr>
-                    <m:t>a</m:t>
+                    <m:t>b-a</m:t>
                   </m:r>
                 </m:num>
                 <m:den>
@@ -14045,49 +13706,7 @@
                     <w:rPr>
                       <w:rFonts w:ascii="Cambria Math" w:hAnsi="Cambria Math"/>
                     </w:rPr>
-                    <m:t>f</m:t>
-                  </m:r>
-                  <m:r>
-                    <w:rPr>
-                      <w:rFonts w:ascii="Cambria Math" w:hAnsi="Cambria Math"/>
-                    </w:rPr>
-                    <m:t>(</m:t>
-                  </m:r>
-                  <m:r>
-                    <w:rPr>
-                      <w:rFonts w:ascii="Cambria Math" w:hAnsi="Cambria Math"/>
-                    </w:rPr>
-                    <m:t>b</m:t>
-                  </m:r>
-                  <m:r>
-                    <w:rPr>
-                      <w:rFonts w:ascii="Cambria Math" w:hAnsi="Cambria Math"/>
-                    </w:rPr>
-                    <m:t>)-</m:t>
-                  </m:r>
-                  <m:r>
-                    <w:rPr>
-                      <w:rFonts w:ascii="Cambria Math" w:hAnsi="Cambria Math"/>
-                    </w:rPr>
-                    <m:t>f</m:t>
-                  </m:r>
-                  <m:r>
-                    <w:rPr>
-                      <w:rFonts w:ascii="Cambria Math" w:hAnsi="Cambria Math"/>
-                    </w:rPr>
-                    <m:t>(</m:t>
-                  </m:r>
-                  <m:r>
-                    <w:rPr>
-                      <w:rFonts w:ascii="Cambria Math" w:hAnsi="Cambria Math"/>
-                    </w:rPr>
-                    <m:t>a</m:t>
-                  </m:r>
-                  <m:r>
-                    <w:rPr>
-                      <w:rFonts w:ascii="Cambria Math" w:hAnsi="Cambria Math"/>
-                    </w:rPr>
-                    <m:t>)</m:t>
+                    <m:t>f(b)-f(a)</m:t>
                   </m:r>
                 </m:den>
               </m:f>
@@ -14698,13 +14317,7 @@
                     <w:rPr>
                       <w:rFonts w:ascii="Cambria Math" w:hAnsi="Cambria Math"/>
                     </w:rPr>
-                    <m:t>x</m:t>
-                  </m:r>
-                  <m:r>
-                    <w:rPr>
-                      <w:rFonts w:ascii="Cambria Math" w:hAnsi="Cambria Math"/>
-                    </w:rPr>
-                    <m:t>-</m:t>
+                    <m:t>x-</m:t>
                   </m:r>
                   <m:sSub>
                     <m:sSubPr>
@@ -14738,19 +14351,7 @@
                 <w:rPr>
                   <w:rFonts w:ascii="Cambria Math" w:hAnsi="Cambria Math"/>
                 </w:rPr>
-                <m:t>+</m:t>
-              </m:r>
-              <m:r>
-                <w:rPr>
-                  <w:rFonts w:ascii="Cambria Math" w:hAnsi="Cambria Math"/>
-                </w:rPr>
-                <m:t>f</m:t>
-              </m:r>
-              <m:r>
-                <w:rPr>
-                  <w:rFonts w:ascii="Cambria Math" w:hAnsi="Cambria Math"/>
-                </w:rPr>
-                <m:t>(</m:t>
+                <m:t>+f(</m:t>
               </m:r>
               <m:sSub>
                 <m:sSubPr>
@@ -14836,25 +14437,7 @@
           <w:rPr>
             <w:rFonts w:ascii="Cambria Math" w:eastAsiaTheme="minorEastAsia" w:hAnsi="Cambria Math"/>
           </w:rPr>
-          <m:t>f</m:t>
-        </m:r>
-        <m:r>
-          <w:rPr>
-            <w:rFonts w:ascii="Cambria Math" w:eastAsiaTheme="minorEastAsia" w:hAnsi="Cambria Math"/>
-          </w:rPr>
-          <m:t>(</m:t>
-        </m:r>
-        <m:r>
-          <w:rPr>
-            <w:rFonts w:ascii="Cambria Math" w:eastAsiaTheme="minorEastAsia" w:hAnsi="Cambria Math"/>
-          </w:rPr>
-          <m:t>x</m:t>
-        </m:r>
-        <m:r>
-          <w:rPr>
-            <w:rFonts w:ascii="Cambria Math" w:eastAsiaTheme="minorEastAsia" w:hAnsi="Cambria Math"/>
-          </w:rPr>
-          <m:t>)</m:t>
+          <m:t>f(x)</m:t>
         </m:r>
       </m:oMath>
       <w:r>
@@ -14940,25 +14523,7 @@
           <w:rPr>
             <w:rFonts w:ascii="Cambria Math" w:hAnsi="Cambria Math"/>
           </w:rPr>
-          <m:t>f</m:t>
-        </m:r>
-        <m:r>
-          <w:rPr>
-            <w:rFonts w:ascii="Cambria Math" w:hAnsi="Cambria Math"/>
-          </w:rPr>
-          <m:t>'(</m:t>
-        </m:r>
-        <m:r>
-          <w:rPr>
-            <w:rFonts w:ascii="Cambria Math" w:hAnsi="Cambria Math"/>
-          </w:rPr>
-          <m:t>x</m:t>
-        </m:r>
-        <m:r>
-          <w:rPr>
-            <w:rFonts w:ascii="Cambria Math" w:hAnsi="Cambria Math"/>
-          </w:rPr>
-          <m:t>)</m:t>
+          <m:t>f'(x)</m:t>
         </m:r>
       </m:oMath>
       <w:r>
@@ -15007,19 +14572,7 @@
           <w:rPr>
             <w:rFonts w:ascii="Cambria Math" w:hAnsi="Cambria Math"/>
           </w:rPr>
-          <m:t>(</m:t>
-        </m:r>
-        <m:r>
-          <w:rPr>
-            <w:rFonts w:ascii="Cambria Math" w:hAnsi="Cambria Math"/>
-          </w:rPr>
-          <m:t>x</m:t>
-        </m:r>
-        <m:r>
-          <w:rPr>
-            <w:rFonts w:ascii="Cambria Math" w:hAnsi="Cambria Math"/>
-          </w:rPr>
-          <m:t>)</m:t>
+          <m:t>(x)</m:t>
         </m:r>
       </m:oMath>
       <w:r>
@@ -15152,13 +14705,7 @@
                     <w:rPr>
                       <w:rFonts w:ascii="Cambria Math" w:hAnsi="Cambria Math"/>
                     </w:rPr>
-                    <m:t>n</m:t>
-                  </m:r>
-                  <m:r>
-                    <w:rPr>
-                      <w:rFonts w:ascii="Cambria Math" w:hAnsi="Cambria Math"/>
-                    </w:rPr>
-                    <m:t>+1</m:t>
+                    <m:t>n+1</m:t>
                   </m:r>
                 </m:sub>
               </m:sSub>
@@ -15214,13 +14761,7 @@
                     <w:rPr>
                       <w:rFonts w:ascii="Cambria Math" w:hAnsi="Cambria Math"/>
                     </w:rPr>
-                    <m:t>f</m:t>
-                  </m:r>
-                  <m:r>
-                    <w:rPr>
-                      <w:rFonts w:ascii="Cambria Math" w:hAnsi="Cambria Math"/>
-                    </w:rPr>
-                    <m:t>(</m:t>
+                    <m:t>f(</m:t>
                   </m:r>
                   <m:sSub>
                     <m:sSubPr>
@@ -15260,13 +14801,7 @@
                     <w:rPr>
                       <w:rFonts w:ascii="Cambria Math" w:hAnsi="Cambria Math"/>
                     </w:rPr>
-                    <m:t>f</m:t>
-                  </m:r>
-                  <m:r>
-                    <w:rPr>
-                      <w:rFonts w:ascii="Cambria Math" w:hAnsi="Cambria Math"/>
-                    </w:rPr>
-                    <m:t>'(</m:t>
+                    <m:t>f'(</m:t>
                   </m:r>
                   <m:sSub>
                     <m:sSubPr>
@@ -15383,25 +14918,7 @@
           <w:rPr>
             <w:rFonts w:ascii="Cambria Math" w:eastAsiaTheme="minorEastAsia" w:hAnsi="Cambria Math"/>
           </w:rPr>
-          <m:t>f</m:t>
-        </m:r>
-        <m:r>
-          <w:rPr>
-            <w:rFonts w:ascii="Cambria Math" w:eastAsiaTheme="minorEastAsia" w:hAnsi="Cambria Math"/>
-          </w:rPr>
-          <m:t>(</m:t>
-        </m:r>
-        <m:r>
-          <w:rPr>
-            <w:rFonts w:ascii="Cambria Math" w:eastAsiaTheme="minorEastAsia" w:hAnsi="Cambria Math"/>
-          </w:rPr>
-          <m:t>x</m:t>
-        </m:r>
-        <m:r>
-          <w:rPr>
-            <w:rFonts w:ascii="Cambria Math" w:eastAsiaTheme="minorEastAsia" w:hAnsi="Cambria Math"/>
-          </w:rPr>
-          <m:t>)</m:t>
+          <m:t>f(x)</m:t>
         </m:r>
       </m:oMath>
       <w:r>
@@ -15458,25 +14975,7 @@
           <w:rPr>
             <w:rFonts w:ascii="Cambria Math" w:hAnsi="Cambria Math"/>
           </w:rPr>
-          <m:t>f</m:t>
-        </m:r>
-        <m:r>
-          <w:rPr>
-            <w:rFonts w:ascii="Cambria Math" w:hAnsi="Cambria Math"/>
-          </w:rPr>
-          <m:t>'(</m:t>
-        </m:r>
-        <m:r>
-          <w:rPr>
-            <w:rFonts w:ascii="Cambria Math" w:hAnsi="Cambria Math"/>
-          </w:rPr>
-          <m:t>x</m:t>
-        </m:r>
-        <m:r>
-          <w:rPr>
-            <w:rFonts w:ascii="Cambria Math" w:hAnsi="Cambria Math"/>
-          </w:rPr>
-          <m:t>)</m:t>
+          <m:t>f'(x)</m:t>
         </m:r>
       </m:oMath>
       <w:r>
@@ -16119,7 +15618,7 @@
       <w:pPr>
         <w:pStyle w:val="berschrift1"/>
       </w:pPr>
-      <w:hyperlink r:id="rId18" w:history="1">
+      <w:hyperlink r:id="rId19" w:history="1">
         <w:bookmarkStart w:id="35" w:name="_Toc216535196"/>
         <w:r>
           <w:rPr>
@@ -16344,25 +15843,7 @@
                 <w:rPr>
                   <w:rFonts w:ascii="Cambria Math" w:hAnsi="Cambria Math"/>
                 </w:rPr>
-                <m:t>n</m:t>
-              </m:r>
-              <m:r>
-                <w:rPr>
-                  <w:rFonts w:ascii="Cambria Math" w:hAnsi="Cambria Math"/>
-                </w:rPr>
-                <m:t>=</m:t>
-              </m:r>
-              <m:r>
-                <w:rPr>
-                  <w:rFonts w:ascii="Cambria Math" w:hAnsi="Cambria Math"/>
-                </w:rPr>
-                <m:t>n</m:t>
-              </m:r>
-              <m:r>
-                <w:rPr>
-                  <w:rFonts w:ascii="Cambria Math" w:hAnsi="Cambria Math"/>
-                </w:rPr>
-                <m:t>+1</m:t>
+                <m:t>n=n+1</m:t>
               </m:r>
             </m:e>
           </m:d>
@@ -16552,15 +16033,7 @@
                     <w:sz w:val="20"/>
                     <w:szCs w:val="20"/>
                   </w:rPr>
-                  <m:t>k</m:t>
-                </m:r>
-                <m:r>
-                  <w:rPr>
-                    <w:rFonts w:ascii="Cambria Math" w:eastAsiaTheme="minorEastAsia" w:hAnsi="Cambria Math"/>
-                    <w:sz w:val="20"/>
-                    <w:szCs w:val="20"/>
-                  </w:rPr>
-                  <m:t>=0</m:t>
+                  <m:t>k=0</m:t>
                 </m:r>
               </m:sub>
               <m:sup>
@@ -16644,15 +16117,7 @@
                     <w:sz w:val="20"/>
                     <w:szCs w:val="20"/>
                   </w:rPr>
-                  <m:t>1-</m:t>
-                </m:r>
-                <m:r>
-                  <w:rPr>
-                    <w:rFonts w:ascii="Cambria Math" w:eastAsiaTheme="minorEastAsia" w:hAnsi="Cambria Math"/>
-                    <w:sz w:val="20"/>
-                    <w:szCs w:val="20"/>
-                  </w:rPr>
-                  <m:t>q</m:t>
+                  <m:t>1-q</m:t>
                 </m:r>
               </m:den>
             </m:f>
@@ -16979,15 +16444,7 @@
                       <w:sz w:val="20"/>
                       <w:szCs w:val="20"/>
                     </w:rPr>
-                    <m:t>n</m:t>
-                  </m:r>
-                  <m:r>
-                    <w:rPr>
-                      <w:rFonts w:ascii="Cambria Math" w:eastAsiaTheme="minorEastAsia" w:hAnsi="Cambria Math"/>
-                      <w:sz w:val="20"/>
-                      <w:szCs w:val="20"/>
-                    </w:rPr>
-                    <m:t>=0</m:t>
+                    <m:t>n=0</m:t>
                   </m:r>
                 </m:sub>
                 <m:sup>
@@ -17117,15 +16574,7 @@
                       <w:sz w:val="20"/>
                       <w:szCs w:val="20"/>
                     </w:rPr>
-                    <m:t>n</m:t>
-                  </m:r>
-                  <m:r>
-                    <w:rPr>
-                      <w:rFonts w:ascii="Cambria Math" w:eastAsiaTheme="minorEastAsia" w:hAnsi="Cambria Math"/>
-                      <w:sz w:val="20"/>
-                      <w:szCs w:val="20"/>
-                    </w:rPr>
-                    <m:t>=0</m:t>
+                    <m:t>n=0</m:t>
                   </m:r>
                 </m:sub>
                 <m:sup>
@@ -17201,15 +16650,7 @@
                       <w:sz w:val="20"/>
                       <w:szCs w:val="20"/>
                     </w:rPr>
-                    <m:t>n</m:t>
-                  </m:r>
-                  <m:r>
-                    <w:rPr>
-                      <w:rFonts w:ascii="Cambria Math" w:eastAsiaTheme="minorEastAsia" w:hAnsi="Cambria Math"/>
-                      <w:sz w:val="20"/>
-                      <w:szCs w:val="20"/>
-                    </w:rPr>
-                    <m:t>=0</m:t>
+                    <m:t>n=0</m:t>
                   </m:r>
                 </m:sub>
                 <m:sup>
@@ -17291,15 +16732,7 @@
                       <w:sz w:val="20"/>
                       <w:szCs w:val="20"/>
                     </w:rPr>
-                    <m:t>n</m:t>
-                  </m:r>
-                  <m:r>
-                    <w:rPr>
-                      <w:rFonts w:ascii="Cambria Math" w:eastAsiaTheme="minorEastAsia" w:hAnsi="Cambria Math"/>
-                      <w:sz w:val="20"/>
-                      <w:szCs w:val="20"/>
-                    </w:rPr>
-                    <m:t>=0</m:t>
+                    <m:t>n=0</m:t>
                   </m:r>
                 </m:sub>
                 <m:sup>
@@ -17343,23 +16776,7 @@
                               <w:sz w:val="20"/>
                               <w:szCs w:val="20"/>
                             </w:rPr>
-                            <m:t>c</m:t>
-                          </m:r>
-                          <m:r>
-                            <w:rPr>
-                              <w:rFonts w:ascii="Cambria Math" w:eastAsiaTheme="minorEastAsia" w:hAnsi="Cambria Math"/>
-                              <w:sz w:val="20"/>
-                              <w:szCs w:val="20"/>
-                            </w:rPr>
-                            <m:t>⋅</m:t>
-                          </m:r>
-                          <m:r>
-                            <w:rPr>
-                              <w:rFonts w:ascii="Cambria Math" w:eastAsiaTheme="minorEastAsia" w:hAnsi="Cambria Math"/>
-                              <w:sz w:val="20"/>
-                              <w:szCs w:val="20"/>
-                            </w:rPr>
-                            <m:t>a</m:t>
+                            <m:t>c⋅a</m:t>
                           </m:r>
                         </m:e>
                         <m:sub>
@@ -17383,23 +16800,7 @@
                   <w:sz w:val="20"/>
                   <w:szCs w:val="20"/>
                 </w:rPr>
-                <m:t>=</m:t>
-              </m:r>
-              <m:r>
-                <w:rPr>
-                  <w:rFonts w:ascii="Cambria Math" w:eastAsiaTheme="minorEastAsia" w:hAnsi="Cambria Math"/>
-                  <w:sz w:val="20"/>
-                  <w:szCs w:val="20"/>
-                </w:rPr>
-                <m:t>c</m:t>
-              </m:r>
-              <m:r>
-                <w:rPr>
-                  <w:rFonts w:ascii="Cambria Math" w:eastAsiaTheme="minorEastAsia" w:hAnsi="Cambria Math"/>
-                  <w:sz w:val="20"/>
-                  <w:szCs w:val="20"/>
-                </w:rPr>
-                <m:t>⋅</m:t>
+                <m:t>=c⋅</m:t>
               </m:r>
               <m:nary>
                 <m:naryPr>
@@ -17421,15 +16822,7 @@
                       <w:sz w:val="20"/>
                       <w:szCs w:val="20"/>
                     </w:rPr>
-                    <m:t>n</m:t>
-                  </m:r>
-                  <m:r>
-                    <w:rPr>
-                      <w:rFonts w:ascii="Cambria Math" w:eastAsiaTheme="minorEastAsia" w:hAnsi="Cambria Math"/>
-                      <w:sz w:val="20"/>
-                      <w:szCs w:val="20"/>
-                    </w:rPr>
-                    <m:t>=0</m:t>
+                    <m:t>n=0</m:t>
                   </m:r>
                 </m:sub>
                 <m:sup>
@@ -17582,7 +16975,7 @@
           <w:rFonts w:eastAsiaTheme="minorEastAsia"/>
         </w:rPr>
       </w:pPr>
-      <w:hyperlink r:id="rId19" w:history="1">
+      <w:hyperlink r:id="rId20" w:history="1">
         <w:proofErr w:type="spellStart"/>
         <w:r>
           <w:rPr>
@@ -17651,15 +17044,7 @@
                       <w:sz w:val="20"/>
                       <w:szCs w:val="20"/>
                     </w:rPr>
-                    <m:t>n</m:t>
-                  </m:r>
-                  <m:r>
-                    <w:rPr>
-                      <w:rFonts w:ascii="Cambria Math" w:hAnsi="Cambria Math"/>
-                      <w:sz w:val="20"/>
-                      <w:szCs w:val="20"/>
-                    </w:rPr>
-                    <m:t>→∞</m:t>
+                    <m:t>n→∞</m:t>
                   </m:r>
                 </m:lim>
               </m:limLow>
@@ -17685,15 +17070,7 @@
                       <w:sz w:val="20"/>
                       <w:szCs w:val="20"/>
                     </w:rPr>
-                    <m:t>k</m:t>
-                  </m:r>
-                  <m:r>
-                    <w:rPr>
-                      <w:rFonts w:ascii="Cambria Math" w:eastAsiaTheme="minorEastAsia" w:hAnsi="Cambria Math"/>
-                      <w:sz w:val="20"/>
-                      <w:szCs w:val="20"/>
-                    </w:rPr>
-                    <m:t>=1</m:t>
+                    <m:t>k=1</m:t>
                   </m:r>
                 </m:sub>
                 <m:sup>
@@ -17794,15 +17171,7 @@
                       <w:sz w:val="20"/>
                       <w:szCs w:val="20"/>
                     </w:rPr>
-                    <m:t>n</m:t>
-                  </m:r>
-                  <m:r>
-                    <w:rPr>
-                      <w:rFonts w:ascii="Cambria Math" w:hAnsi="Cambria Math"/>
-                      <w:sz w:val="20"/>
-                      <w:szCs w:val="20"/>
-                    </w:rPr>
-                    <m:t>→∞</m:t>
+                    <m:t>n→∞</m:t>
                   </m:r>
                 </m:lim>
               </m:limLow>
@@ -17862,15 +17231,7 @@
                               <w:sz w:val="20"/>
                               <w:szCs w:val="20"/>
                             </w:rPr>
-                            <m:t>k</m:t>
-                          </m:r>
-                          <m:r>
-                            <w:rPr>
-                              <w:rFonts w:ascii="Cambria Math" w:eastAsiaTheme="minorEastAsia" w:hAnsi="Cambria Math"/>
-                              <w:sz w:val="20"/>
-                              <w:szCs w:val="20"/>
-                            </w:rPr>
-                            <m:t>+1</m:t>
+                            <m:t>k+1</m:t>
                           </m:r>
                         </m:sub>
                       </m:sSub>
@@ -17952,23 +17313,7 @@
                           <w:sz w:val="20"/>
                           <w:szCs w:val="20"/>
                         </w:rPr>
-                        <m:t xml:space="preserve">&lt;1 </m:t>
-                      </m:r>
-                      <m:r>
-                        <w:rPr>
-                          <w:rFonts w:ascii="Cambria Math" w:eastAsiaTheme="minorEastAsia" w:hAnsi="Cambria Math"/>
-                          <w:sz w:val="20"/>
-                          <w:szCs w:val="20"/>
-                        </w:rPr>
-                        <m:t>konvergent</m:t>
-                      </m:r>
-                      <m:r>
-                        <w:rPr>
-                          <w:rFonts w:ascii="Cambria Math" w:eastAsiaTheme="minorEastAsia" w:hAnsi="Cambria Math"/>
-                          <w:sz w:val="20"/>
-                          <w:szCs w:val="20"/>
-                        </w:rPr>
-                        <m:t xml:space="preserve">      </m:t>
+                        <m:t xml:space="preserve">&lt;1 konvergent      </m:t>
                       </m:r>
                     </m:e>
                     <m:e>
@@ -17978,23 +17323,7 @@
                           <w:sz w:val="20"/>
                           <w:szCs w:val="20"/>
                         </w:rPr>
-                        <m:t xml:space="preserve">&gt;1 </m:t>
-                      </m:r>
-                      <m:r>
-                        <w:rPr>
-                          <w:rFonts w:ascii="Cambria Math" w:eastAsiaTheme="minorEastAsia" w:hAnsi="Cambria Math"/>
-                          <w:sz w:val="20"/>
-                          <w:szCs w:val="20"/>
-                        </w:rPr>
-                        <m:t>divergent</m:t>
-                      </m:r>
-                      <m:r>
-                        <w:rPr>
-                          <w:rFonts w:ascii="Cambria Math" w:eastAsiaTheme="minorEastAsia" w:hAnsi="Cambria Math"/>
-                          <w:sz w:val="20"/>
-                          <w:szCs w:val="20"/>
-                        </w:rPr>
-                        <m:t xml:space="preserve">         </m:t>
+                        <m:t xml:space="preserve">&gt;1 divergent         </m:t>
                       </m:r>
                     </m:e>
                     <m:e>
@@ -18004,31 +17333,7 @@
                           <w:sz w:val="20"/>
                           <w:szCs w:val="20"/>
                         </w:rPr>
-                        <m:t xml:space="preserve">=1 </m:t>
-                      </m:r>
-                      <m:r>
-                        <w:rPr>
-                          <w:rFonts w:ascii="Cambria Math" w:eastAsiaTheme="minorEastAsia" w:hAnsi="Cambria Math"/>
-                          <w:sz w:val="20"/>
-                          <w:szCs w:val="20"/>
-                        </w:rPr>
-                        <m:t>keine</m:t>
-                      </m:r>
-                      <m:r>
-                        <w:rPr>
-                          <w:rFonts w:ascii="Cambria Math" w:eastAsiaTheme="minorEastAsia" w:hAnsi="Cambria Math"/>
-                          <w:sz w:val="20"/>
-                          <w:szCs w:val="20"/>
-                        </w:rPr>
-                        <m:t xml:space="preserve"> </m:t>
-                      </m:r>
-                      <m:r>
-                        <w:rPr>
-                          <w:rFonts w:ascii="Cambria Math" w:eastAsiaTheme="minorEastAsia" w:hAnsi="Cambria Math"/>
-                          <w:sz w:val="20"/>
-                          <w:szCs w:val="20"/>
-                        </w:rPr>
-                        <m:t>Aussage</m:t>
+                        <m:t>=1 keine Aussage</m:t>
                       </m:r>
                     </m:e>
                   </m:eqArr>
@@ -18131,7 +17436,7 @@
           <w:rFonts w:eastAsiaTheme="minorEastAsia"/>
         </w:rPr>
       </w:pPr>
-      <w:hyperlink r:id="rId20" w:history="1">
+      <w:hyperlink r:id="rId21" w:history="1">
         <w:proofErr w:type="spellStart"/>
         <w:r>
           <w:rPr>
@@ -18780,15 +18085,7 @@
                     <w:sz w:val="20"/>
                     <w:szCs w:val="20"/>
                   </w:rPr>
-                  <m:t>n</m:t>
-                </m:r>
-                <m:r>
-                  <w:rPr>
-                    <w:rFonts w:ascii="Cambria Math" w:eastAsiaTheme="minorEastAsia" w:hAnsi="Cambria Math"/>
-                    <w:sz w:val="20"/>
-                    <w:szCs w:val="20"/>
-                  </w:rPr>
-                  <m:t>=1</m:t>
+                  <m:t>n=1</m:t>
                 </m:r>
               </m:sub>
               <m:sup>
@@ -18932,15 +18229,7 @@
                     <w:sz w:val="20"/>
                     <w:szCs w:val="20"/>
                   </w:rPr>
-                  <m:t>n</m:t>
-                </m:r>
-                <m:r>
-                  <w:rPr>
-                    <w:rFonts w:ascii="Cambria Math" w:eastAsiaTheme="minorEastAsia" w:hAnsi="Cambria Math"/>
-                    <w:sz w:val="20"/>
-                    <w:szCs w:val="20"/>
-                  </w:rPr>
-                  <m:t>=1</m:t>
+                  <m:t>n=1</m:t>
                 </m:r>
               </m:sub>
               <m:sup>
@@ -19082,15 +18371,7 @@
                     <w:sz w:val="20"/>
                     <w:szCs w:val="20"/>
                   </w:rPr>
-                  <m:t>n</m:t>
-                </m:r>
-                <m:r>
-                  <w:rPr>
-                    <w:rFonts w:ascii="Cambria Math" w:eastAsiaTheme="minorEastAsia" w:hAnsi="Cambria Math"/>
-                    <w:sz w:val="20"/>
-                    <w:szCs w:val="20"/>
-                  </w:rPr>
-                  <m:t>=1</m:t>
+                  <m:t>n=1</m:t>
                 </m:r>
               </m:sub>
               <m:sup>
@@ -19170,23 +18451,7 @@
                             <w:sz w:val="20"/>
                             <w:szCs w:val="20"/>
                           </w:rPr>
-                          <m:t>c</m:t>
-                        </m:r>
-                        <m:r>
-                          <w:rPr>
-                            <w:rFonts w:ascii="Cambria Math" w:eastAsiaTheme="minorEastAsia" w:hAnsi="Cambria Math"/>
-                            <w:sz w:val="20"/>
-                            <w:szCs w:val="20"/>
-                          </w:rPr>
-                          <m:t>*</m:t>
-                        </m:r>
-                        <m:r>
-                          <w:rPr>
-                            <w:rFonts w:ascii="Cambria Math" w:eastAsiaTheme="minorEastAsia" w:hAnsi="Cambria Math"/>
-                            <w:sz w:val="20"/>
-                            <w:szCs w:val="20"/>
-                          </w:rPr>
-                          <m:t>a</m:t>
+                          <m:t>c*a</m:t>
                         </m:r>
                       </m:e>
                       <m:sub>
@@ -19210,15 +18475,7 @@
                     <w:sz w:val="20"/>
                     <w:szCs w:val="20"/>
                   </w:rPr>
-                  <m:t>n</m:t>
-                </m:r>
-                <m:r>
-                  <w:rPr>
-                    <w:rFonts w:ascii="Cambria Math" w:eastAsiaTheme="minorEastAsia" w:hAnsi="Cambria Math"/>
-                    <w:sz w:val="20"/>
-                    <w:szCs w:val="20"/>
-                  </w:rPr>
-                  <m:t>=1</m:t>
+                  <m:t>n=1</m:t>
                 </m:r>
               </m:sub>
               <m:sup>
@@ -19781,15 +19038,7 @@
                         <w:sz w:val="20"/>
                         <w:szCs w:val="20"/>
                       </w:rPr>
-                      <m:t>n</m:t>
-                    </m:r>
-                    <m:r>
-                      <w:rPr>
-                        <w:rFonts w:ascii="Cambria Math" w:hAnsi="Cambria Math"/>
-                        <w:sz w:val="20"/>
-                        <w:szCs w:val="20"/>
-                      </w:rPr>
-                      <m:t>→∞</m:t>
+                      <m:t>n→∞</m:t>
                     </m:r>
                   </m:lim>
                 </m:limLow>
@@ -19887,31 +19136,7 @@
                     <w:sz w:val="20"/>
                     <w:szCs w:val="20"/>
                   </w:rPr>
-                  <m:t>=</m:t>
-                </m:r>
-                <m:r>
-                  <w:rPr>
-                    <w:rFonts w:ascii="Cambria Math" w:eastAsiaTheme="minorEastAsia" w:hAnsi="Cambria Math"/>
-                    <w:sz w:val="20"/>
-                    <w:szCs w:val="20"/>
-                  </w:rPr>
-                  <m:t>a</m:t>
-                </m:r>
-                <m:r>
-                  <w:rPr>
-                    <w:rFonts w:ascii="Cambria Math" w:eastAsiaTheme="minorEastAsia" w:hAnsi="Cambria Math"/>
-                    <w:sz w:val="20"/>
-                    <w:szCs w:val="20"/>
-                  </w:rPr>
-                  <m:t>±</m:t>
-                </m:r>
-                <m:r>
-                  <w:rPr>
-                    <w:rFonts w:ascii="Cambria Math" w:eastAsiaTheme="minorEastAsia" w:hAnsi="Cambria Math"/>
-                    <w:sz w:val="20"/>
-                    <w:szCs w:val="20"/>
-                  </w:rPr>
-                  <m:t>b</m:t>
+                  <m:t>=a±b</m:t>
                 </m:r>
               </m:e>
             </m:func>
@@ -19982,15 +19207,7 @@
                         <w:sz w:val="20"/>
                         <w:szCs w:val="20"/>
                       </w:rPr>
-                      <m:t>n</m:t>
-                    </m:r>
-                    <m:r>
-                      <w:rPr>
-                        <w:rFonts w:ascii="Cambria Math" w:hAnsi="Cambria Math"/>
-                        <w:sz w:val="20"/>
-                        <w:szCs w:val="20"/>
-                      </w:rPr>
-                      <m:t>→∞</m:t>
+                      <m:t>n→∞</m:t>
                     </m:r>
                   </m:lim>
                 </m:limLow>
@@ -20088,31 +19305,7 @@
                     <w:sz w:val="20"/>
                     <w:szCs w:val="20"/>
                   </w:rPr>
-                  <m:t>=</m:t>
-                </m:r>
-                <m:r>
-                  <w:rPr>
-                    <w:rFonts w:ascii="Cambria Math" w:eastAsiaTheme="minorEastAsia" w:hAnsi="Cambria Math"/>
-                    <w:sz w:val="20"/>
-                    <w:szCs w:val="20"/>
-                  </w:rPr>
-                  <m:t>a</m:t>
-                </m:r>
-                <m:r>
-                  <w:rPr>
-                    <w:rFonts w:ascii="Cambria Math" w:eastAsiaTheme="minorEastAsia" w:hAnsi="Cambria Math"/>
-                    <w:sz w:val="20"/>
-                    <w:szCs w:val="20"/>
-                  </w:rPr>
-                  <m:t>*</m:t>
-                </m:r>
-                <m:r>
-                  <w:rPr>
-                    <w:rFonts w:ascii="Cambria Math" w:eastAsiaTheme="minorEastAsia" w:hAnsi="Cambria Math"/>
-                    <w:sz w:val="20"/>
-                    <w:szCs w:val="20"/>
-                  </w:rPr>
-                  <m:t>b</m:t>
+                  <m:t>=a*b</m:t>
                 </m:r>
               </m:e>
             </m:func>
@@ -20183,15 +19376,7 @@
                         <w:sz w:val="20"/>
                         <w:szCs w:val="20"/>
                       </w:rPr>
-                      <m:t>n</m:t>
-                    </m:r>
-                    <m:r>
-                      <w:rPr>
-                        <w:rFonts w:ascii="Cambria Math" w:hAnsi="Cambria Math"/>
-                        <w:sz w:val="20"/>
-                        <w:szCs w:val="20"/>
-                      </w:rPr>
-                      <m:t>→∞</m:t>
+                      <m:t>n→∞</m:t>
                     </m:r>
                   </m:lim>
                 </m:limLow>
@@ -20408,15 +19593,7 @@
                         <w:sz w:val="20"/>
                         <w:szCs w:val="20"/>
                       </w:rPr>
-                      <m:t>n</m:t>
-                    </m:r>
-                    <m:r>
-                      <w:rPr>
-                        <w:rFonts w:ascii="Cambria Math" w:hAnsi="Cambria Math"/>
-                        <w:sz w:val="20"/>
-                        <w:szCs w:val="20"/>
-                      </w:rPr>
-                      <m:t>→∞</m:t>
+                      <m:t>n→∞</m:t>
                     </m:r>
                   </m:lim>
                 </m:limLow>
@@ -20531,15 +19708,7 @@
                         <w:sz w:val="20"/>
                         <w:szCs w:val="20"/>
                       </w:rPr>
-                      <m:t>n</m:t>
-                    </m:r>
-                    <m:r>
-                      <w:rPr>
-                        <w:rFonts w:ascii="Cambria Math" w:hAnsi="Cambria Math"/>
-                        <w:sz w:val="20"/>
-                        <w:szCs w:val="20"/>
-                      </w:rPr>
-                      <m:t>→∞</m:t>
+                      <m:t>n→∞</m:t>
                     </m:r>
                   </m:lim>
                 </m:limLow>
@@ -20597,15 +19766,7 @@
                         <w:sz w:val="20"/>
                         <w:szCs w:val="20"/>
                       </w:rPr>
-                      <m:t>n</m:t>
-                    </m:r>
-                    <m:r>
-                      <w:rPr>
-                        <w:rFonts w:ascii="Cambria Math" w:eastAsiaTheme="minorEastAsia" w:hAnsi="Cambria Math"/>
-                        <w:sz w:val="20"/>
-                        <w:szCs w:val="20"/>
-                      </w:rPr>
-                      <m:t>!</m:t>
+                      <m:t>n!</m:t>
                     </m:r>
                   </m:den>
                 </m:f>
@@ -22349,25 +21510,7 @@
               <w:rPr>
                 <w:rFonts w:ascii="Cambria Math" w:hAnsi="Cambria Math"/>
               </w:rPr>
-              <m:t>f</m:t>
-            </m:r>
-            <m:r>
-              <w:rPr>
-                <w:rFonts w:ascii="Cambria Math" w:hAnsi="Cambria Math"/>
-              </w:rPr>
-              <m:t>(</m:t>
-            </m:r>
-            <m:r>
-              <w:rPr>
-                <w:rFonts w:ascii="Cambria Math" w:hAnsi="Cambria Math"/>
-              </w:rPr>
-              <m:t>x</m:t>
-            </m:r>
-            <m:r>
-              <w:rPr>
-                <w:rFonts w:ascii="Cambria Math" w:hAnsi="Cambria Math"/>
-              </w:rPr>
-              <m:t>)∘</m:t>
+              <m:t>f(x)∘</m:t>
             </m:r>
             <m:r>
               <w:rPr>
@@ -22397,25 +21540,7 @@
               <w:rPr>
                 <w:rFonts w:ascii="Cambria Math" w:hAnsi="Cambria Math"/>
               </w:rPr>
-              <m:t>=</m:t>
-            </m:r>
-            <m:r>
-              <w:rPr>
-                <w:rFonts w:ascii="Cambria Math" w:hAnsi="Cambria Math"/>
-              </w:rPr>
-              <m:t>f</m:t>
-            </m:r>
-            <m:r>
-              <w:rPr>
-                <w:rFonts w:ascii="Cambria Math" w:hAnsi="Cambria Math"/>
-              </w:rPr>
-              <m:t>(</m:t>
-            </m:r>
-            <m:r>
-              <w:rPr>
-                <w:rFonts w:ascii="Cambria Math" w:hAnsi="Cambria Math"/>
-              </w:rPr>
-              <m:t>g</m:t>
+              <m:t>=f(g</m:t>
             </m:r>
             <m:d>
               <m:dPr>
@@ -22475,13 +21600,7 @@
                   <w:rPr>
                     <w:rFonts w:ascii="Cambria Math" w:eastAsiaTheme="minorEastAsia" w:hAnsi="Cambria Math"/>
                   </w:rPr>
-                  <m:t>f</m:t>
-                </m:r>
-                <m:r>
-                  <w:rPr>
-                    <w:rFonts w:ascii="Cambria Math" w:eastAsiaTheme="minorEastAsia" w:hAnsi="Cambria Math"/>
-                  </w:rPr>
-                  <m:t>∘</m:t>
+                  <m:t>f∘</m:t>
                 </m:r>
                 <m:sSup>
                   <m:sSupPr>
@@ -22505,13 +21624,7 @@
                       <w:rPr>
                         <w:rFonts w:ascii="Cambria Math" w:eastAsiaTheme="minorEastAsia" w:hAnsi="Cambria Math"/>
                       </w:rPr>
-                      <m:t>-</m:t>
-                    </m:r>
-                    <m:r>
-                      <w:rPr>
-                        <w:rFonts w:ascii="Cambria Math" w:eastAsiaTheme="minorEastAsia" w:hAnsi="Cambria Math"/>
-                      </w:rPr>
-                      <m:t>1</m:t>
+                      <m:t>-1</m:t>
                     </m:r>
                   </m:sup>
                 </m:sSup>
@@ -22539,19 +21652,7 @@
               <w:rPr>
                 <w:rFonts w:ascii="Cambria Math" w:eastAsiaTheme="minorEastAsia" w:hAnsi="Cambria Math"/>
               </w:rPr>
-              <m:t>=</m:t>
-            </m:r>
-            <m:r>
-              <w:rPr>
-                <w:rFonts w:ascii="Cambria Math" w:eastAsiaTheme="minorEastAsia" w:hAnsi="Cambria Math"/>
-              </w:rPr>
-              <m:t>x</m:t>
-            </m:r>
-            <m:r>
-              <w:rPr>
-                <w:rFonts w:ascii="Cambria Math" w:eastAsiaTheme="minorEastAsia" w:hAnsi="Cambria Math"/>
-              </w:rPr>
-              <m:t>=</m:t>
+              <m:t>=x=</m:t>
             </m:r>
             <m:d>
               <m:dPr>
@@ -22585,13 +21686,7 @@
                       <w:rPr>
                         <w:rFonts w:ascii="Cambria Math" w:eastAsiaTheme="minorEastAsia" w:hAnsi="Cambria Math"/>
                       </w:rPr>
-                      <m:t>-</m:t>
-                    </m:r>
-                    <m:r>
-                      <w:rPr>
-                        <w:rFonts w:ascii="Cambria Math" w:eastAsiaTheme="minorEastAsia" w:hAnsi="Cambria Math"/>
-                      </w:rPr>
-                      <m:t>1</m:t>
+                      <m:t>-1</m:t>
                     </m:r>
                   </m:sup>
                 </m:sSup>
@@ -22599,13 +21694,7 @@
                   <w:rPr>
                     <w:rFonts w:ascii="Cambria Math" w:eastAsiaTheme="minorEastAsia" w:hAnsi="Cambria Math"/>
                   </w:rPr>
-                  <m:t>∘</m:t>
-                </m:r>
-                <m:r>
-                  <w:rPr>
-                    <w:rFonts w:ascii="Cambria Math" w:eastAsiaTheme="minorEastAsia" w:hAnsi="Cambria Math"/>
-                  </w:rPr>
-                  <m:t>f</m:t>
+                  <m:t>∘f</m:t>
                 </m:r>
               </m:e>
             </m:d>
@@ -22932,13 +22021,7 @@
                     <w:rPr>
                       <w:rFonts w:ascii="Cambria Math" w:hAnsi="Cambria Math"/>
                     </w:rPr>
-                    <m:t>y</m:t>
-                  </m:r>
-                  <m:r>
-                    <w:rPr>
-                      <w:rFonts w:ascii="Cambria Math" w:hAnsi="Cambria Math"/>
-                    </w:rPr>
-                    <m:t>=</m:t>
+                    <m:t>y=</m:t>
                   </m:r>
                   <m:sSub>
                     <m:sSubPr>
@@ -23002,13 +22085,7 @@
                     <w:rPr>
                       <w:rFonts w:ascii="Cambria Math" w:hAnsi="Cambria Math"/>
                     </w:rPr>
-                    <m:t>*</m:t>
-                  </m:r>
-                  <m:r>
-                    <w:rPr>
-                      <w:rFonts w:ascii="Cambria Math" w:hAnsi="Cambria Math"/>
-                    </w:rPr>
-                    <m:t>x</m:t>
+                    <m:t>*x</m:t>
                   </m:r>
                 </m:e>
               </m:borderBox>
@@ -23272,19 +22349,7 @@
                     <w:rPr>
                       <w:rFonts w:ascii="Cambria Math" w:eastAsiaTheme="minorEastAsia" w:hAnsi="Cambria Math"/>
                     </w:rPr>
-                    <m:t>=</m:t>
-                  </m:r>
-                  <m:r>
-                    <w:rPr>
-                      <w:rFonts w:ascii="Cambria Math" w:eastAsiaTheme="minorEastAsia" w:hAnsi="Cambria Math"/>
-                    </w:rPr>
-                    <m:t>y</m:t>
-                  </m:r>
-                  <m:r>
-                    <w:rPr>
-                      <w:rFonts w:ascii="Cambria Math" w:eastAsiaTheme="minorEastAsia" w:hAnsi="Cambria Math"/>
-                    </w:rPr>
-                    <m:t>-</m:t>
+                    <m:t>=y-</m:t>
                   </m:r>
                   <m:sSub>
                     <m:sSubPr>
@@ -23316,13 +22381,7 @@
                     <w:rPr>
                       <w:rFonts w:ascii="Cambria Math" w:eastAsiaTheme="minorEastAsia" w:hAnsi="Cambria Math"/>
                     </w:rPr>
-                    <m:t>*</m:t>
-                  </m:r>
-                  <m:r>
-                    <w:rPr>
-                      <w:rFonts w:ascii="Cambria Math" w:eastAsiaTheme="minorEastAsia" w:hAnsi="Cambria Math"/>
-                    </w:rPr>
-                    <m:t>x</m:t>
+                    <m:t>*x</m:t>
                   </m:r>
                 </m:e>
               </m:borderBox>
@@ -24105,13 +23164,7 @@
                     <w:rPr>
                       <w:rFonts w:ascii="Cambria Math" w:hAnsi="Cambria Math"/>
                     </w:rPr>
-                    <m:t>-</m:t>
-                  </m:r>
-                  <m:r>
-                    <w:rPr>
-                      <w:rFonts w:ascii="Cambria Math" w:hAnsi="Cambria Math"/>
-                    </w:rPr>
-                    <m:t>q</m:t>
+                    <m:t>-q</m:t>
                   </m:r>
                 </m:e>
               </m:rad>
@@ -24260,13 +23313,7 @@
           <w:rPr>
             <w:rFonts w:ascii="Cambria Math" w:eastAsiaTheme="minorEastAsia" w:hAnsi="Cambria Math"/>
           </w:rPr>
-          <m:t>=</m:t>
-        </m:r>
-        <m:r>
-          <w:rPr>
-            <w:rFonts w:ascii="Cambria Math" w:eastAsiaTheme="minorEastAsia" w:hAnsi="Cambria Math"/>
-          </w:rPr>
-          <m:t>z</m:t>
+          <m:t>=z</m:t>
         </m:r>
       </m:oMath>
     </w:p>
@@ -25363,13 +24410,7 @@
                       <w:rPr>
                         <w:rFonts w:ascii="Cambria Math" w:eastAsiaTheme="minorEastAsia" w:hAnsi="Cambria Math"/>
                       </w:rPr>
-                      <m:t>⋅</m:t>
-                    </m:r>
-                    <m:r>
-                      <w:rPr>
-                        <w:rFonts w:ascii="Cambria Math" w:eastAsiaTheme="minorEastAsia" w:hAnsi="Cambria Math"/>
-                      </w:rPr>
-                      <m:t>a</m:t>
+                      <m:t>⋅a</m:t>
                     </m:r>
                   </m:e>
                 </m:d>
@@ -25434,19 +24475,7 @@
                       <w:rPr>
                         <w:rFonts w:ascii="Cambria Math" w:eastAsiaTheme="minorEastAsia" w:hAnsi="Cambria Math"/>
                       </w:rPr>
-                      <m:t>⋅</m:t>
-                    </m:r>
-                    <m:r>
-                      <w:rPr>
-                        <w:rFonts w:ascii="Cambria Math" w:eastAsiaTheme="minorEastAsia" w:hAnsi="Cambria Math"/>
-                      </w:rPr>
-                      <m:t>b</m:t>
-                    </m:r>
-                    <m:r>
-                      <w:rPr>
-                        <w:rFonts w:ascii="Cambria Math" w:eastAsiaTheme="minorEastAsia" w:hAnsi="Cambria Math"/>
-                      </w:rPr>
-                      <m:t>'</m:t>
+                      <m:t>⋅b'</m:t>
                     </m:r>
                   </m:e>
                 </m:d>
@@ -25511,19 +24540,7 @@
                       <w:rPr>
                         <w:rFonts w:ascii="Cambria Math" w:eastAsiaTheme="minorEastAsia" w:hAnsi="Cambria Math"/>
                       </w:rPr>
-                      <m:t>⋅</m:t>
-                    </m:r>
-                    <m:r>
-                      <w:rPr>
-                        <w:rFonts w:ascii="Cambria Math" w:eastAsiaTheme="minorEastAsia" w:hAnsi="Cambria Math"/>
-                      </w:rPr>
-                      <m:t>c</m:t>
-                    </m:r>
-                    <m:r>
-                      <w:rPr>
-                        <w:rFonts w:ascii="Cambria Math" w:eastAsiaTheme="minorEastAsia" w:hAnsi="Cambria Math"/>
-                      </w:rPr>
-                      <m:t>'</m:t>
+                      <m:t>⋅c'</m:t>
                     </m:r>
                   </m:e>
                 </m:d>
@@ -25588,19 +24605,7 @@
                       <w:rPr>
                         <w:rFonts w:ascii="Cambria Math" w:eastAsiaTheme="minorEastAsia" w:hAnsi="Cambria Math"/>
                       </w:rPr>
-                      <m:t>⋅</m:t>
-                    </m:r>
-                    <m:r>
-                      <w:rPr>
-                        <w:rFonts w:ascii="Cambria Math" w:eastAsiaTheme="minorEastAsia" w:hAnsi="Cambria Math"/>
-                      </w:rPr>
-                      <m:t>d</m:t>
-                    </m:r>
-                    <m:r>
-                      <w:rPr>
-                        <w:rFonts w:ascii="Cambria Math" w:eastAsiaTheme="minorEastAsia" w:hAnsi="Cambria Math"/>
-                      </w:rPr>
-                      <m:t>'</m:t>
+                      <m:t>⋅d'</m:t>
                     </m:r>
                   </m:e>
                 </m:d>
@@ -26054,25 +25059,7 @@
               <w:rPr>
                 <w:rFonts w:ascii="Cambria Math" w:hAnsi="Cambria Math"/>
               </w:rPr>
-              <m:t>p</m:t>
-            </m:r>
-            <m:r>
-              <w:rPr>
-                <w:rFonts w:ascii="Cambria Math" w:hAnsi="Cambria Math"/>
-              </w:rPr>
-              <m:t>(</m:t>
-            </m:r>
-            <m:r>
-              <w:rPr>
-                <w:rFonts w:ascii="Cambria Math" w:hAnsi="Cambria Math"/>
-              </w:rPr>
-              <m:t>x</m:t>
-            </m:r>
-            <m:r>
-              <w:rPr>
-                <w:rFonts w:ascii="Cambria Math" w:hAnsi="Cambria Math"/>
-              </w:rPr>
-              <m:t>)</m:t>
+              <m:t>p(x)</m:t>
             </m:r>
             <m:r>
               <w:rPr>
@@ -26094,13 +25081,7 @@
                   <w:rPr>
                     <w:rFonts w:ascii="Cambria Math" w:eastAsiaTheme="minorEastAsia" w:hAnsi="Cambria Math"/>
                   </w:rPr>
-                  <m:t>x</m:t>
-                </m:r>
-                <m:r>
-                  <w:rPr>
-                    <w:rFonts w:ascii="Cambria Math" w:eastAsiaTheme="minorEastAsia" w:hAnsi="Cambria Math"/>
-                  </w:rPr>
-                  <m:t>-</m:t>
+                  <m:t>x-</m:t>
                 </m:r>
                 <m:sSub>
                   <m:sSubPr>
@@ -26172,19 +25153,7 @@
               <w:rPr>
                 <w:rFonts w:ascii="Cambria Math" w:hAnsi="Cambria Math"/>
               </w:rPr>
-              <m:t>(</m:t>
-            </m:r>
-            <m:r>
-              <w:rPr>
-                <w:rFonts w:ascii="Cambria Math" w:hAnsi="Cambria Math"/>
-              </w:rPr>
-              <m:t>x</m:t>
-            </m:r>
-            <m:r>
-              <w:rPr>
-                <w:rFonts w:ascii="Cambria Math" w:hAnsi="Cambria Math"/>
-              </w:rPr>
-              <m:t>)</m:t>
+              <m:t>(x)</m:t>
             </m:r>
             <m:r>
               <w:rPr>
@@ -26196,19 +25165,7 @@
               <w:rPr>
                 <w:rFonts w:ascii="Cambria Math" w:hAnsi="Cambria Math"/>
               </w:rPr>
-              <m:t xml:space="preserve"> </m:t>
-            </m:r>
-            <m:r>
-              <w:rPr>
-                <w:rFonts w:ascii="Cambria Math" w:hAnsi="Cambria Math"/>
-              </w:rPr>
-              <m:t>p</m:t>
-            </m:r>
-            <m:r>
-              <w:rPr>
-                <w:rFonts w:ascii="Cambria Math" w:hAnsi="Cambria Math"/>
-              </w:rPr>
-              <m:t>(</m:t>
+              <m:t xml:space="preserve"> p(</m:t>
             </m:r>
             <m:sSub>
               <m:sSubPr>
@@ -26266,25 +25223,7 @@
               <w:rPr>
                 <w:rFonts w:ascii="Cambria Math" w:hAnsi="Cambria Math"/>
               </w:rPr>
-              <m:t>p</m:t>
-            </m:r>
-            <m:r>
-              <w:rPr>
-                <w:rFonts w:ascii="Cambria Math" w:hAnsi="Cambria Math"/>
-              </w:rPr>
-              <m:t>(</m:t>
-            </m:r>
-            <m:r>
-              <w:rPr>
-                <w:rFonts w:ascii="Cambria Math" w:hAnsi="Cambria Math"/>
-              </w:rPr>
-              <m:t>x</m:t>
-            </m:r>
-            <m:r>
-              <w:rPr>
-                <w:rFonts w:ascii="Cambria Math" w:hAnsi="Cambria Math"/>
-              </w:rPr>
-              <m:t>)</m:t>
+              <m:t>p(x)</m:t>
             </m:r>
             <m:r>
               <w:rPr>
@@ -26306,13 +25245,7 @@
                   <w:rPr>
                     <w:rFonts w:ascii="Cambria Math" w:eastAsiaTheme="minorEastAsia" w:hAnsi="Cambria Math"/>
                   </w:rPr>
-                  <m:t>x</m:t>
-                </m:r>
-                <m:r>
-                  <w:rPr>
-                    <w:rFonts w:ascii="Cambria Math" w:eastAsiaTheme="minorEastAsia" w:hAnsi="Cambria Math"/>
-                  </w:rPr>
-                  <m:t>-</m:t>
+                  <m:t>x-</m:t>
                 </m:r>
                 <m:sSub>
                   <m:sSubPr>
@@ -26362,13 +25295,7 @@
                   <w:rPr>
                     <w:rFonts w:ascii="Cambria Math" w:eastAsiaTheme="minorEastAsia" w:hAnsi="Cambria Math"/>
                   </w:rPr>
-                  <m:t>x</m:t>
-                </m:r>
-                <m:r>
-                  <w:rPr>
-                    <w:rFonts w:ascii="Cambria Math" w:eastAsiaTheme="minorEastAsia" w:hAnsi="Cambria Math"/>
-                  </w:rPr>
-                  <m:t>-</m:t>
+                  <m:t>x-</m:t>
                 </m:r>
                 <m:sSub>
                   <m:sSubPr>
@@ -26669,7 +25596,7 @@
           <w:rFonts w:eastAsiaTheme="minorEastAsia"/>
         </w:rPr>
       </w:pPr>
-      <w:hyperlink r:id="rId21" w:history="1">
+      <w:hyperlink r:id="rId22" w:history="1">
         <w:bookmarkStart w:id="85" w:name="_Toc216535218"/>
         <w:r>
           <w:rPr>
@@ -27041,19 +25968,7 @@
                 <w:rPr>
                   <w:rFonts w:ascii="Cambria Math" w:eastAsiaTheme="minorEastAsia" w:hAnsi="Cambria Math"/>
                 </w:rPr>
-                <m:t>=0</m:t>
-              </m:r>
-              <m:r>
-                <w:rPr>
-                  <w:rFonts w:ascii="Cambria Math" w:eastAsiaTheme="minorEastAsia" w:hAnsi="Cambria Math"/>
-                </w:rPr>
-                <m:t>⟹</m:t>
-              </m:r>
-              <m:r>
-                <w:rPr>
-                  <w:rFonts w:ascii="Cambria Math" w:eastAsiaTheme="minorEastAsia" w:hAnsi="Cambria Math"/>
-                </w:rPr>
-                <m:t>Sattelpunkt</m:t>
+                <m:t>=0⟹Sattelpunkt</m:t>
               </m:r>
             </m:oMath>
           </w:p>
@@ -27587,25 +26502,7 @@
                   <w:rPr>
                     <w:rFonts w:ascii="Cambria Math" w:hAnsi="Cambria Math"/>
                   </w:rPr>
-                  <m:t>h</m:t>
-                </m:r>
-                <m:r>
-                  <w:rPr>
-                    <w:rFonts w:ascii="Cambria Math" w:hAnsi="Cambria Math"/>
-                  </w:rPr>
-                  <m:t>(</m:t>
-                </m:r>
-                <m:r>
-                  <w:rPr>
-                    <w:rFonts w:ascii="Cambria Math" w:hAnsi="Cambria Math"/>
-                  </w:rPr>
-                  <m:t>x</m:t>
-                </m:r>
-                <m:r>
-                  <w:rPr>
-                    <w:rFonts w:ascii="Cambria Math" w:hAnsi="Cambria Math"/>
-                  </w:rPr>
-                  <m:t>)</m:t>
+                  <m:t>h(x)</m:t>
                 </m:r>
               </m:num>
               <m:den>
@@ -27613,25 +26510,7 @@
                   <w:rPr>
                     <w:rFonts w:ascii="Cambria Math" w:hAnsi="Cambria Math"/>
                   </w:rPr>
-                  <m:t>g</m:t>
-                </m:r>
-                <m:r>
-                  <w:rPr>
-                    <w:rFonts w:ascii="Cambria Math" w:hAnsi="Cambria Math"/>
-                  </w:rPr>
-                  <m:t>(</m:t>
-                </m:r>
-                <m:r>
-                  <w:rPr>
-                    <w:rFonts w:ascii="Cambria Math" w:hAnsi="Cambria Math"/>
-                  </w:rPr>
-                  <m:t>x</m:t>
-                </m:r>
-                <m:r>
-                  <w:rPr>
-                    <w:rFonts w:ascii="Cambria Math" w:hAnsi="Cambria Math"/>
-                  </w:rPr>
-                  <m:t>)</m:t>
+                  <m:t>g(x)</m:t>
                 </m:r>
               </m:den>
             </m:f>
@@ -27639,13 +26518,7 @@
               <w:rPr>
                 <w:rFonts w:ascii="Cambria Math" w:hAnsi="Cambria Math"/>
               </w:rPr>
-              <m:t>=</m:t>
-            </m:r>
-            <m:r>
-              <w:rPr>
-                <w:rFonts w:ascii="Cambria Math" w:hAnsi="Cambria Math"/>
-              </w:rPr>
-              <m:t>p</m:t>
+              <m:t>=p</m:t>
             </m:r>
             <m:d>
               <m:dPr>
@@ -27685,25 +26558,7 @@
                   <w:rPr>
                     <w:rFonts w:ascii="Cambria Math" w:hAnsi="Cambria Math"/>
                   </w:rPr>
-                  <m:t>r</m:t>
-                </m:r>
-                <m:r>
-                  <w:rPr>
-                    <w:rFonts w:ascii="Cambria Math" w:hAnsi="Cambria Math"/>
-                  </w:rPr>
-                  <m:t>(</m:t>
-                </m:r>
-                <m:r>
-                  <w:rPr>
-                    <w:rFonts w:ascii="Cambria Math" w:hAnsi="Cambria Math"/>
-                  </w:rPr>
-                  <m:t>x</m:t>
-                </m:r>
-                <m:r>
-                  <w:rPr>
-                    <w:rFonts w:ascii="Cambria Math" w:hAnsi="Cambria Math"/>
-                  </w:rPr>
-                  <m:t>)</m:t>
+                  <m:t>r(x)</m:t>
                 </m:r>
               </m:num>
               <m:den>
@@ -27711,25 +26566,7 @@
                   <w:rPr>
                     <w:rFonts w:ascii="Cambria Math" w:hAnsi="Cambria Math"/>
                   </w:rPr>
-                  <m:t>q</m:t>
-                </m:r>
-                <m:r>
-                  <w:rPr>
-                    <w:rFonts w:ascii="Cambria Math" w:hAnsi="Cambria Math"/>
-                  </w:rPr>
-                  <m:t>(</m:t>
-                </m:r>
-                <m:r>
-                  <w:rPr>
-                    <w:rFonts w:ascii="Cambria Math" w:hAnsi="Cambria Math"/>
-                  </w:rPr>
-                  <m:t>x</m:t>
-                </m:r>
-                <m:r>
-                  <w:rPr>
-                    <w:rFonts w:ascii="Cambria Math" w:hAnsi="Cambria Math"/>
-                  </w:rPr>
-                  <m:t>)</m:t>
+                  <m:t>q(x)</m:t>
                 </m:r>
               </m:den>
             </m:f>
@@ -27747,25 +26584,7 @@
           <w:rPr>
             <w:rFonts w:ascii="Cambria Math" w:hAnsi="Cambria Math"/>
           </w:rPr>
-          <m:t>p</m:t>
-        </m:r>
-        <m:r>
-          <w:rPr>
-            <w:rFonts w:ascii="Cambria Math" w:hAnsi="Cambria Math"/>
-          </w:rPr>
-          <m:t>(</m:t>
-        </m:r>
-        <m:r>
-          <w:rPr>
-            <w:rFonts w:ascii="Cambria Math" w:hAnsi="Cambria Math"/>
-          </w:rPr>
-          <m:t>x</m:t>
-        </m:r>
-        <m:r>
-          <w:rPr>
-            <w:rFonts w:ascii="Cambria Math" w:hAnsi="Cambria Math"/>
-          </w:rPr>
-          <m:t>)</m:t>
+          <m:t>p(x)</m:t>
         </m:r>
       </m:oMath>
       <w:r>
@@ -27779,25 +26598,7 @@
           <w:rPr>
             <w:rFonts w:ascii="Cambria Math" w:eastAsiaTheme="minorEastAsia" w:hAnsi="Cambria Math"/>
           </w:rPr>
-          <m:t>f</m:t>
-        </m:r>
-        <m:r>
-          <w:rPr>
-            <w:rFonts w:ascii="Cambria Math" w:eastAsiaTheme="minorEastAsia" w:hAnsi="Cambria Math"/>
-          </w:rPr>
-          <m:t>(</m:t>
-        </m:r>
-        <m:r>
-          <w:rPr>
-            <w:rFonts w:ascii="Cambria Math" w:eastAsiaTheme="minorEastAsia" w:hAnsi="Cambria Math"/>
-          </w:rPr>
-          <m:t>x</m:t>
-        </m:r>
-        <m:r>
-          <w:rPr>
-            <w:rFonts w:ascii="Cambria Math" w:eastAsiaTheme="minorEastAsia" w:hAnsi="Cambria Math"/>
-          </w:rPr>
-          <m:t>)</m:t>
+          <m:t>f(x)</m:t>
         </m:r>
       </m:oMath>
     </w:p>
@@ -28106,13 +26907,7 @@
                   <w:rPr>
                     <w:rFonts w:ascii="Cambria Math" w:eastAsiaTheme="minorEastAsia" w:hAnsi="Cambria Math"/>
                   </w:rPr>
-                  <m:t>g</m:t>
-                </m:r>
-                <m:r>
-                  <w:rPr>
-                    <w:rFonts w:ascii="Cambria Math" w:eastAsiaTheme="minorEastAsia" w:hAnsi="Cambria Math"/>
-                  </w:rPr>
-                  <m:t>±h</m:t>
+                  <m:t>g±h</m:t>
                 </m:r>
               </m:e>
             </m:d>
@@ -28120,19 +26915,7 @@
               <w:rPr>
                 <w:rFonts w:ascii="Cambria Math" w:eastAsiaTheme="minorEastAsia" w:hAnsi="Cambria Math"/>
               </w:rPr>
-              <m:t>'=</m:t>
-            </m:r>
-            <m:r>
-              <w:rPr>
-                <w:rFonts w:ascii="Cambria Math" w:eastAsiaTheme="minorEastAsia" w:hAnsi="Cambria Math"/>
-              </w:rPr>
-              <m:t>g</m:t>
-            </m:r>
-            <m:r>
-              <w:rPr>
-                <w:rFonts w:ascii="Cambria Math" w:eastAsiaTheme="minorEastAsia" w:hAnsi="Cambria Math"/>
-              </w:rPr>
-              <m:t>'±h'</m:t>
+              <m:t>'=g'±h'</m:t>
             </m:r>
           </m:e>
         </m:borderBox>
@@ -28178,13 +26961,7 @@
                       <w:rPr>
                         <w:rFonts w:ascii="Cambria Math" w:eastAsiaTheme="minorEastAsia" w:hAnsi="Cambria Math"/>
                       </w:rPr>
-                      <m:t>g</m:t>
-                    </m:r>
-                    <m:r>
-                      <w:rPr>
-                        <w:rFonts w:ascii="Cambria Math" w:eastAsiaTheme="minorEastAsia" w:hAnsi="Cambria Math"/>
-                      </w:rPr>
-                      <m:t>⋅h</m:t>
+                      <m:t>g⋅h</m:t>
                     </m:r>
                   </m:e>
                 </m:d>
@@ -28234,25 +27011,7 @@
               <w:rPr>
                 <w:rFonts w:ascii="Cambria Math" w:eastAsiaTheme="minorEastAsia" w:hAnsi="Cambria Math"/>
               </w:rPr>
-              <m:t>⋅h</m:t>
-            </m:r>
-            <m:r>
-              <w:rPr>
-                <w:rFonts w:ascii="Cambria Math" w:eastAsiaTheme="minorEastAsia" w:hAnsi="Cambria Math"/>
-              </w:rPr>
-              <m:t>+</m:t>
-            </m:r>
-            <m:r>
-              <w:rPr>
-                <w:rFonts w:ascii="Cambria Math" w:eastAsiaTheme="minorEastAsia" w:hAnsi="Cambria Math"/>
-              </w:rPr>
-              <m:t>g</m:t>
-            </m:r>
-            <m:r>
-              <w:rPr>
-                <w:rFonts w:ascii="Cambria Math" w:eastAsiaTheme="minorEastAsia" w:hAnsi="Cambria Math"/>
-              </w:rPr>
-              <m:t>⋅h'</m:t>
+              <m:t>⋅h+g⋅h'</m:t>
             </m:r>
           </m:e>
         </m:borderBox>
@@ -28378,19 +27137,7 @@
                   <w:rPr>
                     <w:rFonts w:ascii="Cambria Math" w:eastAsiaTheme="minorEastAsia" w:hAnsi="Cambria Math"/>
                   </w:rPr>
-                  <m:t>⋅h-</m:t>
-                </m:r>
-                <m:r>
-                  <w:rPr>
-                    <w:rFonts w:ascii="Cambria Math" w:eastAsiaTheme="minorEastAsia" w:hAnsi="Cambria Math"/>
-                  </w:rPr>
-                  <m:t>g</m:t>
-                </m:r>
-                <m:r>
-                  <w:rPr>
-                    <w:rFonts w:ascii="Cambria Math" w:eastAsiaTheme="minorEastAsia" w:hAnsi="Cambria Math"/>
-                  </w:rPr>
-                  <m:t>⋅</m:t>
+                  <m:t>⋅h-g⋅</m:t>
                 </m:r>
                 <m:sSup>
                   <m:sSupPr>
@@ -28492,19 +27239,7 @@
                       <w:rPr>
                         <w:rFonts w:ascii="Cambria Math" w:eastAsia="Times New Roman" w:hAnsi="Cambria Math" w:cs="Times New Roman"/>
                       </w:rPr>
-                      <m:t>c</m:t>
-                    </m:r>
-                    <m:r>
-                      <w:rPr>
-                        <w:rFonts w:ascii="Cambria Math" w:eastAsia="Times New Roman" w:hAnsi="Cambria Math" w:cs="Times New Roman"/>
-                      </w:rPr>
-                      <m:t>⋅</m:t>
-                    </m:r>
-                    <m:r>
-                      <w:rPr>
-                        <w:rFonts w:ascii="Cambria Math" w:eastAsia="Times New Roman" w:hAnsi="Cambria Math" w:cs="Times New Roman"/>
-                      </w:rPr>
-                      <m:t>g</m:t>
+                      <m:t>c⋅g</m:t>
                     </m:r>
                   </m:e>
                 </m:d>
@@ -28522,31 +27257,7 @@
               <w:rPr>
                 <w:rFonts w:ascii="Cambria Math" w:eastAsia="Times New Roman" w:hAnsi="Cambria Math" w:cs="Times New Roman"/>
               </w:rPr>
-              <m:t>=</m:t>
-            </m:r>
-            <m:r>
-              <w:rPr>
-                <w:rFonts w:ascii="Cambria Math" w:eastAsia="Times New Roman" w:hAnsi="Cambria Math" w:cs="Times New Roman"/>
-              </w:rPr>
-              <m:t>c</m:t>
-            </m:r>
-            <m:r>
-              <w:rPr>
-                <w:rFonts w:ascii="Cambria Math" w:eastAsia="Times New Roman" w:hAnsi="Cambria Math" w:cs="Times New Roman"/>
-              </w:rPr>
-              <m:t>⋅</m:t>
-            </m:r>
-            <m:r>
-              <w:rPr>
-                <w:rFonts w:ascii="Cambria Math" w:eastAsia="Times New Roman" w:hAnsi="Cambria Math" w:cs="Times New Roman"/>
-              </w:rPr>
-              <m:t>g</m:t>
-            </m:r>
-            <m:r>
-              <w:rPr>
-                <w:rFonts w:ascii="Cambria Math" w:eastAsia="Times New Roman" w:hAnsi="Cambria Math" w:cs="Times New Roman"/>
-              </w:rPr>
-              <m:t>'</m:t>
+              <m:t>=c⋅g'</m:t>
             </m:r>
           </m:e>
         </m:borderBox>
@@ -28592,19 +27303,7 @@
                       <w:rPr>
                         <w:rFonts w:ascii="Cambria Math" w:eastAsia="Times New Roman" w:hAnsi="Cambria Math" w:cs="Times New Roman"/>
                       </w:rPr>
-                      <m:t xml:space="preserve"> h(</m:t>
-                    </m:r>
-                    <m:r>
-                      <w:rPr>
-                        <w:rFonts w:ascii="Cambria Math" w:eastAsia="Times New Roman" w:hAnsi="Cambria Math" w:cs="Times New Roman"/>
-                      </w:rPr>
-                      <m:t>g</m:t>
-                    </m:r>
-                    <m:r>
-                      <w:rPr>
-                        <w:rFonts w:ascii="Cambria Math" w:eastAsia="Times New Roman" w:hAnsi="Cambria Math" w:cs="Times New Roman"/>
-                      </w:rPr>
-                      <m:t>)</m:t>
+                      <m:t xml:space="preserve"> h(g)</m:t>
                     </m:r>
                   </m:e>
                 </m:d>
@@ -28654,25 +27353,7 @@
               <w:rPr>
                 <w:rFonts w:ascii="Cambria Math" w:eastAsia="Times New Roman" w:hAnsi="Cambria Math" w:cs="Times New Roman"/>
               </w:rPr>
-              <m:t>⋅h'</m:t>
-            </m:r>
-            <m:r>
-              <w:rPr>
-                <w:rFonts w:ascii="Cambria Math" w:eastAsia="Times New Roman" w:hAnsi="Cambria Math" w:cs="Times New Roman"/>
-              </w:rPr>
-              <m:t>(</m:t>
-            </m:r>
-            <m:r>
-              <w:rPr>
-                <w:rFonts w:ascii="Cambria Math" w:eastAsia="Times New Roman" w:hAnsi="Cambria Math" w:cs="Times New Roman"/>
-              </w:rPr>
-              <m:t>g</m:t>
-            </m:r>
-            <m:r>
-              <w:rPr>
-                <w:rFonts w:ascii="Cambria Math" w:eastAsia="Times New Roman" w:hAnsi="Cambria Math" w:cs="Times New Roman"/>
-              </w:rPr>
-              <m:t>)</m:t>
+              <m:t>⋅h'(g)</m:t>
             </m:r>
           </m:e>
         </m:borderBox>
@@ -28708,13 +27389,7 @@
                   <w:rPr>
                     <w:rFonts w:ascii="Cambria Math" w:eastAsia="Times New Roman" w:hAnsi="Cambria Math" w:cs="Times New Roman"/>
                   </w:rPr>
-                  <m:t>(</m:t>
-                </m:r>
-                <m:r>
-                  <w:rPr>
-                    <w:rFonts w:ascii="Cambria Math" w:eastAsia="Times New Roman" w:hAnsi="Cambria Math" w:cs="Times New Roman"/>
-                  </w:rPr>
-                  <m:t>x</m:t>
+                  <m:t>(x</m:t>
                 </m:r>
               </m:e>
               <m:sup>
@@ -28730,13 +27405,7 @@
               <w:rPr>
                 <w:rFonts w:ascii="Cambria Math" w:eastAsia="Times New Roman" w:hAnsi="Cambria Math" w:cs="Times New Roman"/>
               </w:rPr>
-              <m:t>)'=</m:t>
-            </m:r>
-            <m:r>
-              <w:rPr>
-                <w:rFonts w:ascii="Cambria Math" w:eastAsia="Times New Roman" w:hAnsi="Cambria Math" w:cs="Times New Roman"/>
-              </w:rPr>
-              <m:t>n</m:t>
+              <m:t>)'=n</m:t>
             </m:r>
             <m:sSup>
               <m:sSupPr>
@@ -28760,13 +27429,7 @@
                   <w:rPr>
                     <w:rFonts w:ascii="Cambria Math" w:eastAsia="Times New Roman" w:hAnsi="Cambria Math" w:cs="Times New Roman"/>
                   </w:rPr>
-                  <m:t>n</m:t>
-                </m:r>
-                <m:r>
-                  <w:rPr>
-                    <w:rFonts w:ascii="Cambria Math" w:eastAsia="Times New Roman" w:hAnsi="Cambria Math" w:cs="Times New Roman"/>
-                  </w:rPr>
-                  <m:t>-1</m:t>
+                  <m:t>n-1</m:t>
                 </m:r>
               </m:sup>
             </m:sSup>
@@ -29352,19 +28015,7 @@
                       <w:rPr>
                         <w:rFonts w:ascii="Cambria Math" w:eastAsia="Calibri" w:hAnsi="Cambria Math" w:cs="Times New Roman"/>
                       </w:rPr>
-                      <m:t>(</m:t>
-                    </m:r>
-                    <m:r>
-                      <w:rPr>
-                        <w:rFonts w:ascii="Cambria Math" w:eastAsia="Calibri" w:hAnsi="Cambria Math" w:cs="Times New Roman"/>
-                      </w:rPr>
-                      <m:t>a</m:t>
-                    </m:r>
-                    <m:r>
-                      <w:rPr>
-                        <w:rFonts w:ascii="Cambria Math" w:eastAsia="Calibri" w:hAnsi="Cambria Math" w:cs="Times New Roman"/>
-                      </w:rPr>
-                      <m:t>)</m:t>
+                      <m:t>(a)</m:t>
                     </m:r>
                   </m:e>
                 </m:func>
@@ -29442,19 +28093,7 @@
                           <w:rPr>
                             <w:rFonts w:ascii="Cambria Math" w:eastAsia="Calibri" w:hAnsi="Cambria Math" w:cs="Times New Roman"/>
                           </w:rPr>
-                          <m:t>(</m:t>
-                        </m:r>
-                        <m:r>
-                          <w:rPr>
-                            <w:rFonts w:ascii="Cambria Math" w:eastAsia="Calibri" w:hAnsi="Cambria Math" w:cs="Times New Roman"/>
-                          </w:rPr>
-                          <m:t>a</m:t>
-                        </m:r>
-                        <m:r>
-                          <w:rPr>
-                            <w:rFonts w:ascii="Cambria Math" w:eastAsia="Calibri" w:hAnsi="Cambria Math" w:cs="Times New Roman"/>
-                          </w:rPr>
-                          <m:t>)</m:t>
+                          <m:t>(a)</m:t>
                         </m:r>
                       </m:e>
                     </m:d>
@@ -29572,13 +28211,7 @@
                       <w:rPr>
                         <w:rFonts w:ascii="Cambria Math" w:eastAsia="Calibri" w:hAnsi="Cambria Math" w:cs="Times New Roman"/>
                       </w:rPr>
-                      <m:t>x</m:t>
-                    </m:r>
-                    <m:r>
-                      <w:rPr>
-                        <w:rFonts w:ascii="Cambria Math" w:eastAsia="Calibri" w:hAnsi="Cambria Math" w:cs="Times New Roman"/>
-                      </w:rPr>
-                      <m:t>⋅</m:t>
+                      <m:t>x⋅</m:t>
                     </m:r>
                     <m:func>
                       <m:funcPr>
@@ -29605,19 +28238,7 @@
                           <w:rPr>
                             <w:rFonts w:ascii="Cambria Math" w:eastAsia="Calibri" w:hAnsi="Cambria Math" w:cs="Times New Roman"/>
                           </w:rPr>
-                          <m:t>(</m:t>
-                        </m:r>
-                        <m:r>
-                          <w:rPr>
-                            <w:rFonts w:ascii="Cambria Math" w:eastAsia="Calibri" w:hAnsi="Cambria Math" w:cs="Times New Roman"/>
-                          </w:rPr>
-                          <m:t>a</m:t>
-                        </m:r>
-                        <m:r>
-                          <w:rPr>
-                            <w:rFonts w:ascii="Cambria Math" w:eastAsia="Calibri" w:hAnsi="Cambria Math" w:cs="Times New Roman"/>
-                          </w:rPr>
-                          <m:t>)</m:t>
+                          <m:t>(a)</m:t>
                         </m:r>
                       </m:e>
                     </m:func>
@@ -30281,19 +28902,7 @@
                       <w:rPr>
                         <w:rFonts w:ascii="Cambria Math" w:eastAsia="Calibri" w:hAnsi="Cambria Math" w:cs="Times New Roman"/>
                       </w:rPr>
-                      <m:t>(</m:t>
-                    </m:r>
-                    <m:r>
-                      <w:rPr>
-                        <w:rFonts w:ascii="Cambria Math" w:eastAsia="Calibri" w:hAnsi="Cambria Math" w:cs="Times New Roman"/>
-                      </w:rPr>
-                      <m:t>x</m:t>
-                    </m:r>
-                    <m:r>
-                      <w:rPr>
-                        <w:rFonts w:ascii="Cambria Math" w:eastAsia="Calibri" w:hAnsi="Cambria Math" w:cs="Times New Roman"/>
-                      </w:rPr>
-                      <m:t>)</m:t>
+                      <m:t>(x)</m:t>
                     </m:r>
                   </m:e>
                 </m:func>
@@ -30455,13 +29064,7 @@
                       <w:rPr>
                         <w:rFonts w:ascii="Cambria Math" w:eastAsia="Calibri" w:hAnsi="Cambria Math" w:cs="Times New Roman"/>
                       </w:rPr>
-                      <m:t>-</m:t>
-                    </m:r>
-                    <m:r>
-                      <w:rPr>
-                        <w:rFonts w:ascii="Cambria Math" w:eastAsia="Calibri" w:hAnsi="Cambria Math" w:cs="Times New Roman"/>
-                      </w:rPr>
-                      <m:t>x</m:t>
+                      <m:t>-x</m:t>
                     </m:r>
                   </m:sup>
                 </m:sSup>
@@ -30498,13 +29101,7 @@
                       <w:rPr>
                         <w:rFonts w:ascii="Cambria Math" w:eastAsia="Calibri" w:hAnsi="Cambria Math" w:cs="Times New Roman"/>
                       </w:rPr>
-                      <m:t>-</m:t>
-                    </m:r>
-                    <m:r>
-                      <w:rPr>
-                        <w:rFonts w:ascii="Cambria Math" w:eastAsia="Calibri" w:hAnsi="Cambria Math" w:cs="Times New Roman"/>
-                      </w:rPr>
-                      <m:t>e</m:t>
+                      <m:t>-e</m:t>
                     </m:r>
                   </m:e>
                   <m:sup>
@@ -30512,13 +29109,7 @@
                       <w:rPr>
                         <w:rFonts w:ascii="Cambria Math" w:eastAsia="Calibri" w:hAnsi="Cambria Math" w:cs="Times New Roman"/>
                       </w:rPr>
-                      <m:t>-</m:t>
-                    </m:r>
-                    <m:r>
-                      <w:rPr>
-                        <w:rFonts w:ascii="Cambria Math" w:eastAsia="Calibri" w:hAnsi="Cambria Math" w:cs="Times New Roman"/>
-                      </w:rPr>
-                      <m:t>x</m:t>
+                      <m:t>-x</m:t>
                     </m:r>
                   </m:sup>
                 </m:sSup>
@@ -30562,13 +29153,7 @@
                       <w:rPr>
                         <w:rFonts w:ascii="Cambria Math" w:eastAsia="Calibri" w:hAnsi="Cambria Math" w:cs="Times New Roman"/>
                       </w:rPr>
-                      <m:t>-</m:t>
-                    </m:r>
-                    <m:r>
-                      <w:rPr>
-                        <w:rFonts w:ascii="Cambria Math" w:eastAsia="Calibri" w:hAnsi="Cambria Math" w:cs="Times New Roman"/>
-                      </w:rPr>
-                      <m:t>x</m:t>
+                      <m:t>-x</m:t>
                     </m:r>
                   </m:sup>
                 </m:sSup>
@@ -30604,13 +29189,7 @@
                       <w:rPr>
                         <w:rFonts w:ascii="Cambria Math" w:eastAsia="Calibri" w:hAnsi="Cambria Math" w:cs="Times New Roman"/>
                       </w:rPr>
-                      <m:t>-</m:t>
-                    </m:r>
-                    <m:r>
-                      <w:rPr>
-                        <w:rFonts w:ascii="Cambria Math" w:eastAsia="Calibri" w:hAnsi="Cambria Math" w:cs="Times New Roman"/>
-                      </w:rPr>
-                      <m:t>e</m:t>
+                      <m:t>-e</m:t>
                     </m:r>
                   </m:e>
                   <m:sup>
@@ -30618,13 +29197,7 @@
                       <w:rPr>
                         <w:rFonts w:ascii="Cambria Math" w:eastAsia="Calibri" w:hAnsi="Cambria Math" w:cs="Times New Roman"/>
                       </w:rPr>
-                      <m:t>-</m:t>
-                    </m:r>
-                    <m:r>
-                      <w:rPr>
-                        <w:rFonts w:ascii="Cambria Math" w:eastAsia="Calibri" w:hAnsi="Cambria Math" w:cs="Times New Roman"/>
-                      </w:rPr>
-                      <m:t>x</m:t>
+                      <m:t>-x</m:t>
                     </m:r>
                   </m:sup>
                 </m:sSup>
@@ -30795,13 +29368,7 @@
                           <w:rPr>
                             <w:rFonts w:ascii="Cambria Math" w:eastAsia="Times New Roman" w:hAnsi="Cambria Math" w:cs="Times New Roman"/>
                           </w:rPr>
-                          <m:t>n</m:t>
-                        </m:r>
-                        <m:r>
-                          <w:rPr>
-                            <w:rFonts w:ascii="Cambria Math" w:eastAsia="Times New Roman" w:hAnsi="Cambria Math" w:cs="Times New Roman"/>
-                          </w:rPr>
-                          <m:t>-1</m:t>
+                          <m:t>n-1</m:t>
                         </m:r>
                       </m:sup>
                     </m:sSup>
@@ -30895,19 +29462,7 @@
                                   <w:rPr>
                                     <w:rFonts w:ascii="Cambria Math" w:eastAsia="Calibri" w:hAnsi="Cambria Math" w:cs="Times New Roman"/>
                                   </w:rPr>
-                                  <m:t>x</m:t>
-                                </m:r>
-                                <m:r>
-                                  <w:rPr>
-                                    <w:rFonts w:ascii="Cambria Math" w:eastAsia="Calibri" w:hAnsi="Cambria Math" w:cs="Times New Roman"/>
-                                  </w:rPr>
-                                  <m:t>-</m:t>
-                                </m:r>
-                                <m:r>
-                                  <w:rPr>
-                                    <w:rFonts w:ascii="Cambria Math" w:eastAsia="Calibri" w:hAnsi="Cambria Math" w:cs="Times New Roman"/>
-                                  </w:rPr>
-                                  <m:t>a</m:t>
+                                  <m:t>x-a</m:t>
                                 </m:r>
                               </m:e>
                             </m:d>
@@ -30955,19 +29510,7 @@
                   <w:rPr>
                     <w:rFonts w:ascii="Cambria Math" w:eastAsia="Calibri" w:hAnsi="Cambria Math" w:cs="Times New Roman"/>
                   </w:rPr>
-                  <m:t>x</m:t>
-                </m:r>
-                <m:r>
-                  <w:rPr>
-                    <w:rFonts w:ascii="Cambria Math" w:eastAsia="Calibri" w:hAnsi="Cambria Math" w:cs="Times New Roman"/>
-                  </w:rPr>
-                  <m:t>-</m:t>
-                </m:r>
-                <m:r>
-                  <w:rPr>
-                    <w:rFonts w:ascii="Cambria Math" w:eastAsia="Calibri" w:hAnsi="Cambria Math" w:cs="Times New Roman"/>
-                  </w:rPr>
-                  <m:t>a</m:t>
+                  <m:t>x-a</m:t>
                 </m:r>
               </m:den>
             </m:f>
@@ -31024,13 +29567,7 @@
                           <w:rPr>
                             <w:rFonts w:ascii="Cambria Math" w:eastAsia="Calibri" w:hAnsi="Cambria Math" w:cs="Times New Roman"/>
                           </w:rPr>
-                          <m:t>-</m:t>
-                        </m:r>
-                        <m:r>
-                          <w:rPr>
-                            <w:rFonts w:ascii="Cambria Math" w:eastAsia="Calibri" w:hAnsi="Cambria Math" w:cs="Times New Roman"/>
-                          </w:rPr>
-                          <m:t>1</m:t>
+                          <m:t>-1</m:t>
                         </m:r>
                       </m:num>
                       <m:den>
@@ -31038,19 +29575,7 @@
                           <w:rPr>
                             <w:rFonts w:ascii="Cambria Math" w:eastAsia="Calibri" w:hAnsi="Cambria Math" w:cs="Times New Roman"/>
                           </w:rPr>
-                          <m:t>k</m:t>
-                        </m:r>
-                        <m:r>
-                          <w:rPr>
-                            <w:rFonts w:ascii="Cambria Math" w:eastAsia="Calibri" w:hAnsi="Cambria Math" w:cs="Times New Roman"/>
-                          </w:rPr>
-                          <m:t>-</m:t>
-                        </m:r>
-                        <m:r>
-                          <w:rPr>
-                            <w:rFonts w:ascii="Cambria Math" w:eastAsia="Calibri" w:hAnsi="Cambria Math" w:cs="Times New Roman"/>
-                          </w:rPr>
-                          <m:t>1</m:t>
+                          <m:t>k-1</m:t>
                         </m:r>
                       </m:den>
                     </m:f>
@@ -31102,19 +29627,7 @@
                                   <w:rPr>
                                     <w:rFonts w:ascii="Cambria Math" w:eastAsia="Calibri" w:hAnsi="Cambria Math" w:cs="Times New Roman"/>
                                   </w:rPr>
-                                  <m:t>x</m:t>
-                                </m:r>
-                                <m:r>
-                                  <w:rPr>
-                                    <w:rFonts w:ascii="Cambria Math" w:eastAsia="Calibri" w:hAnsi="Cambria Math" w:cs="Times New Roman"/>
-                                  </w:rPr>
-                                  <m:t>-</m:t>
-                                </m:r>
-                                <m:r>
-                                  <w:rPr>
-                                    <w:rFonts w:ascii="Cambria Math" w:eastAsia="Calibri" w:hAnsi="Cambria Math" w:cs="Times New Roman"/>
-                                  </w:rPr>
-                                  <m:t>a</m:t>
+                                  <m:t>x-a</m:t>
                                 </m:r>
                               </m:e>
                             </m:d>
@@ -31124,19 +29637,7 @@
                               <w:rPr>
                                 <w:rFonts w:ascii="Cambria Math" w:eastAsia="Calibri" w:hAnsi="Cambria Math" w:cs="Times New Roman"/>
                               </w:rPr>
-                              <m:t>k</m:t>
-                            </m:r>
-                            <m:r>
-                              <w:rPr>
-                                <w:rFonts w:ascii="Cambria Math" w:eastAsia="Calibri" w:hAnsi="Cambria Math" w:cs="Times New Roman"/>
-                              </w:rPr>
-                              <m:t>-</m:t>
-                            </m:r>
-                            <m:r>
-                              <w:rPr>
-                                <w:rFonts w:ascii="Cambria Math" w:eastAsia="Calibri" w:hAnsi="Cambria Math" w:cs="Times New Roman"/>
-                              </w:rPr>
-                              <m:t>1</m:t>
+                              <m:t>k-1</m:t>
                             </m:r>
                           </m:sup>
                         </m:sSup>
@@ -31202,19 +29703,7 @@
                           <w:rPr>
                             <w:rFonts w:ascii="Cambria Math" w:eastAsia="Calibri" w:hAnsi="Cambria Math" w:cs="Times New Roman"/>
                           </w:rPr>
-                          <m:t>x</m:t>
-                        </m:r>
-                        <m:r>
-                          <w:rPr>
-                            <w:rFonts w:ascii="Cambria Math" w:eastAsia="Calibri" w:hAnsi="Cambria Math" w:cs="Times New Roman"/>
-                          </w:rPr>
-                          <m:t>-</m:t>
-                        </m:r>
-                        <m:r>
-                          <w:rPr>
-                            <w:rFonts w:ascii="Cambria Math" w:eastAsia="Calibri" w:hAnsi="Cambria Math" w:cs="Times New Roman"/>
-                          </w:rPr>
-                          <m:t>a</m:t>
+                          <m:t>x-a</m:t>
                         </m:r>
                       </m:e>
                     </m:d>
@@ -31420,13 +29909,7 @@
               <w:rPr>
                 <w:rFonts w:ascii="Cambria Math" w:eastAsia="Times New Roman" w:hAnsi="Cambria Math" w:cs="Times New Roman"/>
               </w:rPr>
-              <m:t>=</m:t>
-            </m:r>
-            <m:r>
-              <w:rPr>
-                <w:rFonts w:ascii="Cambria Math" w:eastAsia="Times New Roman" w:hAnsi="Cambria Math" w:cs="Times New Roman"/>
-              </w:rPr>
-              <m:t>a</m:t>
+              <m:t>=a</m:t>
             </m:r>
             <m:sSup>
               <m:sSupPr>
@@ -31601,19 +30084,7 @@
                       <w:rPr>
                         <w:rFonts w:ascii="Cambria Math" w:eastAsia="Calibri" w:hAnsi="Cambria Math" w:cs="Times New Roman"/>
                       </w:rPr>
-                      <m:t>(</m:t>
-                    </m:r>
-                    <m:r>
-                      <w:rPr>
-                        <w:rFonts w:ascii="Cambria Math" w:eastAsia="Calibri" w:hAnsi="Cambria Math" w:cs="Times New Roman"/>
-                      </w:rPr>
-                      <m:t>x</m:t>
-                    </m:r>
-                    <m:r>
-                      <w:rPr>
-                        <w:rFonts w:ascii="Cambria Math" w:eastAsia="Calibri" w:hAnsi="Cambria Math" w:cs="Times New Roman"/>
-                      </w:rPr>
-                      <m:t>)</m:t>
+                      <m:t>(x)</m:t>
                     </m:r>
                   </m:e>
                 </m:func>
@@ -32348,13 +30819,7 @@
                 <w:rPr>
                   <w:rFonts w:ascii="Cambria Math" w:eastAsia="Calibri" w:hAnsi="Cambria Math" w:cs="Times New Roman"/>
                 </w:rPr>
-                <m:t>⟹</m:t>
-              </m:r>
-              <m:r>
-                <w:rPr>
-                  <w:rFonts w:ascii="Cambria Math" w:eastAsia="Calibri" w:hAnsi="Cambria Math" w:cs="Times New Roman"/>
-                </w:rPr>
-                <m:t>-</m:t>
+                <m:t>⟹-</m:t>
               </m:r>
               <m:func>
                 <m:funcPr>
@@ -32389,13 +30854,7 @@
                 <w:rPr>
                   <w:rFonts w:ascii="Cambria Math" w:eastAsia="Calibri" w:hAnsi="Cambria Math" w:cs="Times New Roman"/>
                 </w:rPr>
-                <m:t>⟹</m:t>
-              </m:r>
-              <m:r>
-                <w:rPr>
-                  <w:rFonts w:ascii="Cambria Math" w:eastAsia="Calibri" w:hAnsi="Cambria Math" w:cs="Times New Roman"/>
-                </w:rPr>
-                <m:t>-</m:t>
+                <m:t>⟹-</m:t>
               </m:r>
               <m:func>
                 <m:funcPr>
@@ -32520,31 +30979,7 @@
                   <w:rPr>
                     <w:rFonts w:ascii="Cambria Math" w:hAnsi="Cambria Math"/>
                   </w:rPr>
-                  <m:t>f</m:t>
-                </m:r>
-                <m:r>
-                  <w:rPr>
-                    <w:rFonts w:ascii="Cambria Math" w:hAnsi="Cambria Math"/>
-                  </w:rPr>
-                  <m:t>(</m:t>
-                </m:r>
-                <m:r>
-                  <w:rPr>
-                    <w:rFonts w:ascii="Cambria Math" w:hAnsi="Cambria Math"/>
-                  </w:rPr>
-                  <m:t>x</m:t>
-                </m:r>
-                <m:r>
-                  <w:rPr>
-                    <w:rFonts w:ascii="Cambria Math" w:hAnsi="Cambria Math"/>
-                  </w:rPr>
-                  <m:t>)</m:t>
-                </m:r>
-                <m:r>
-                  <w:rPr>
-                    <w:rFonts w:ascii="Cambria Math" w:hAnsi="Cambria Math"/>
-                  </w:rPr>
-                  <m:t>dx</m:t>
+                  <m:t>f(x)dx</m:t>
                 </m:r>
               </m:e>
             </m:nary>
@@ -32576,19 +31011,7 @@
                   <w:rPr>
                     <w:rFonts w:ascii="Cambria Math" w:hAnsi="Cambria Math"/>
                   </w:rPr>
-                  <m:t>(</m:t>
-                </m:r>
-                <m:r>
-                  <w:rPr>
-                    <w:rFonts w:ascii="Cambria Math" w:hAnsi="Cambria Math"/>
-                  </w:rPr>
-                  <m:t>x</m:t>
-                </m:r>
-                <m:r>
-                  <w:rPr>
-                    <w:rFonts w:ascii="Cambria Math" w:hAnsi="Cambria Math"/>
-                  </w:rPr>
-                  <m:t>)</m:t>
+                  <m:t>(x)</m:t>
                 </m:r>
               </m:sub>
             </m:sSub>
@@ -32689,13 +31112,7 @@
                   <w:rPr>
                     <w:rFonts w:ascii="Cambria Math" w:eastAsiaTheme="minorEastAsia" w:hAnsi="Cambria Math"/>
                   </w:rPr>
-                  <m:t>n</m:t>
-                </m:r>
-                <m:r>
-                  <w:rPr>
-                    <w:rFonts w:ascii="Cambria Math" w:eastAsiaTheme="minorEastAsia" w:hAnsi="Cambria Math"/>
-                  </w:rPr>
-                  <m:t>+1</m:t>
+                  <m:t>n+1</m:t>
                 </m:r>
               </m:den>
             </m:f>
@@ -32727,13 +31144,7 @@
                   <w:rPr>
                     <w:rFonts w:ascii="Cambria Math" w:eastAsiaTheme="minorEastAsia" w:hAnsi="Cambria Math"/>
                   </w:rPr>
-                  <m:t>n</m:t>
-                </m:r>
-                <m:r>
-                  <w:rPr>
-                    <w:rFonts w:ascii="Cambria Math" w:eastAsiaTheme="minorEastAsia" w:hAnsi="Cambria Math"/>
-                  </w:rPr>
-                  <m:t>+1</m:t>
+                  <m:t>n+1</m:t>
                 </m:r>
               </m:sup>
             </m:sSup>
@@ -32741,13 +31152,7 @@
               <w:rPr>
                 <w:rFonts w:ascii="Cambria Math" w:eastAsiaTheme="minorEastAsia" w:hAnsi="Cambria Math"/>
               </w:rPr>
-              <m:t>+</m:t>
-            </m:r>
-            <m:r>
-              <w:rPr>
-                <w:rFonts w:ascii="Cambria Math" w:eastAsiaTheme="minorEastAsia" w:hAnsi="Cambria Math"/>
-              </w:rPr>
-              <m:t>c</m:t>
+              <m:t>+c</m:t>
             </m:r>
           </m:e>
         </m:borderBox>
@@ -32846,13 +31251,7 @@
                   <w:rPr>
                     <w:rFonts w:ascii="Cambria Math" w:eastAsiaTheme="minorEastAsia" w:hAnsi="Cambria Math"/>
                   </w:rPr>
-                  <m:t>n</m:t>
-                </m:r>
-                <m:r>
-                  <w:rPr>
-                    <w:rFonts w:ascii="Cambria Math" w:eastAsiaTheme="minorEastAsia" w:hAnsi="Cambria Math"/>
-                  </w:rPr>
-                  <m:t>+1</m:t>
+                  <m:t>n+1</m:t>
                 </m:r>
               </m:den>
             </m:f>
@@ -32884,13 +31283,7 @@
                   <w:rPr>
                     <w:rFonts w:ascii="Cambria Math" w:eastAsiaTheme="minorEastAsia" w:hAnsi="Cambria Math"/>
                   </w:rPr>
-                  <m:t>n</m:t>
-                </m:r>
-                <m:r>
-                  <w:rPr>
-                    <w:rFonts w:ascii="Cambria Math" w:eastAsiaTheme="minorEastAsia" w:hAnsi="Cambria Math"/>
-                  </w:rPr>
-                  <m:t>+1</m:t>
+                  <m:t>n+1</m:t>
                 </m:r>
               </m:sup>
             </m:sSup>
@@ -32898,13 +31291,7 @@
               <w:rPr>
                 <w:rFonts w:ascii="Cambria Math" w:eastAsiaTheme="minorEastAsia" w:hAnsi="Cambria Math"/>
               </w:rPr>
-              <m:t>+</m:t>
-            </m:r>
-            <m:r>
-              <w:rPr>
-                <w:rFonts w:ascii="Cambria Math" w:eastAsiaTheme="minorEastAsia" w:hAnsi="Cambria Math"/>
-              </w:rPr>
-              <m:t>c</m:t>
+              <m:t>+c</m:t>
             </m:r>
           </m:e>
         </m:borderBox>
@@ -32945,55 +31332,19 @@
                   <w:rPr>
                     <w:rFonts w:ascii="Cambria Math" w:hAnsi="Cambria Math"/>
                   </w:rPr>
-                  <m:t>f</m:t>
+                  <m:t>f(x)</m:t>
+                </m:r>
+                <m:r>
+                  <w:rPr>
+                    <w:rFonts w:ascii="Cambria Math" w:eastAsiaTheme="minorEastAsia" w:hAnsi="Cambria Math"/>
+                  </w:rPr>
+                  <m:t>±</m:t>
                 </m:r>
                 <m:r>
                   <w:rPr>
                     <w:rFonts w:ascii="Cambria Math" w:hAnsi="Cambria Math"/>
                   </w:rPr>
-                  <m:t>(</m:t>
-                </m:r>
-                <m:r>
-                  <w:rPr>
-                    <w:rFonts w:ascii="Cambria Math" w:hAnsi="Cambria Math"/>
-                  </w:rPr>
-                  <m:t>x</m:t>
-                </m:r>
-                <m:r>
-                  <w:rPr>
-                    <w:rFonts w:ascii="Cambria Math" w:hAnsi="Cambria Math"/>
-                  </w:rPr>
-                  <m:t>)</m:t>
-                </m:r>
-                <m:r>
-                  <w:rPr>
-                    <w:rFonts w:ascii="Cambria Math" w:eastAsiaTheme="minorEastAsia" w:hAnsi="Cambria Math"/>
-                  </w:rPr>
-                  <m:t>±</m:t>
-                </m:r>
-                <m:r>
-                  <w:rPr>
-                    <w:rFonts w:ascii="Cambria Math" w:hAnsi="Cambria Math"/>
-                  </w:rPr>
-                  <m:t>g</m:t>
-                </m:r>
-                <m:r>
-                  <w:rPr>
-                    <w:rFonts w:ascii="Cambria Math" w:hAnsi="Cambria Math"/>
-                  </w:rPr>
-                  <m:t>(</m:t>
-                </m:r>
-                <m:r>
-                  <w:rPr>
-                    <w:rFonts w:ascii="Cambria Math" w:hAnsi="Cambria Math"/>
-                  </w:rPr>
-                  <m:t>x</m:t>
-                </m:r>
-                <m:r>
-                  <w:rPr>
-                    <w:rFonts w:ascii="Cambria Math" w:hAnsi="Cambria Math"/>
-                  </w:rPr>
-                  <m:t>)</m:t>
+                  <m:t>g(x)</m:t>
                 </m:r>
                 <m:r>
                   <w:rPr>
@@ -33028,25 +31379,7 @@
                   <w:rPr>
                     <w:rFonts w:ascii="Cambria Math" w:hAnsi="Cambria Math"/>
                   </w:rPr>
-                  <m:t>f</m:t>
-                </m:r>
-                <m:r>
-                  <w:rPr>
-                    <w:rFonts w:ascii="Cambria Math" w:hAnsi="Cambria Math"/>
-                  </w:rPr>
-                  <m:t>(</m:t>
-                </m:r>
-                <m:r>
-                  <w:rPr>
-                    <w:rFonts w:ascii="Cambria Math" w:hAnsi="Cambria Math"/>
-                  </w:rPr>
-                  <m:t>x</m:t>
-                </m:r>
-                <m:r>
-                  <w:rPr>
-                    <w:rFonts w:ascii="Cambria Math" w:hAnsi="Cambria Math"/>
-                  </w:rPr>
-                  <m:t>)</m:t>
+                  <m:t>f(x)</m:t>
                 </m:r>
                 <m:r>
                   <w:rPr>
@@ -33081,25 +31414,7 @@
                   <w:rPr>
                     <w:rFonts w:ascii="Cambria Math" w:hAnsi="Cambria Math"/>
                   </w:rPr>
-                  <m:t>g</m:t>
-                </m:r>
-                <m:r>
-                  <w:rPr>
-                    <w:rFonts w:ascii="Cambria Math" w:hAnsi="Cambria Math"/>
-                  </w:rPr>
-                  <m:t>(</m:t>
-                </m:r>
-                <m:r>
-                  <w:rPr>
-                    <w:rFonts w:ascii="Cambria Math" w:hAnsi="Cambria Math"/>
-                  </w:rPr>
-                  <m:t>x</m:t>
-                </m:r>
-                <m:r>
-                  <w:rPr>
-                    <w:rFonts w:ascii="Cambria Math" w:hAnsi="Cambria Math"/>
-                  </w:rPr>
-                  <m:t>)</m:t>
+                  <m:t>g(x)</m:t>
                 </m:r>
                 <m:r>
                   <w:rPr>
@@ -33148,37 +31463,13 @@
                   <w:rPr>
                     <w:rFonts w:ascii="Cambria Math" w:eastAsiaTheme="minorEastAsia" w:hAnsi="Cambria Math"/>
                   </w:rPr>
-                  <m:t>c</m:t>
-                </m:r>
-                <m:r>
-                  <w:rPr>
-                    <w:rFonts w:ascii="Cambria Math" w:eastAsiaTheme="minorEastAsia" w:hAnsi="Cambria Math"/>
-                  </w:rPr>
-                  <m:t>⋅</m:t>
+                  <m:t>c⋅</m:t>
                 </m:r>
                 <m:r>
                   <w:rPr>
                     <w:rFonts w:ascii="Cambria Math" w:hAnsi="Cambria Math"/>
                   </w:rPr>
-                  <m:t>f</m:t>
-                </m:r>
-                <m:r>
-                  <w:rPr>
-                    <w:rFonts w:ascii="Cambria Math" w:hAnsi="Cambria Math"/>
-                  </w:rPr>
-                  <m:t>(</m:t>
-                </m:r>
-                <m:r>
-                  <w:rPr>
-                    <w:rFonts w:ascii="Cambria Math" w:hAnsi="Cambria Math"/>
-                  </w:rPr>
-                  <m:t>x</m:t>
-                </m:r>
-                <m:r>
-                  <w:rPr>
-                    <w:rFonts w:ascii="Cambria Math" w:hAnsi="Cambria Math"/>
-                  </w:rPr>
-                  <m:t>)</m:t>
+                  <m:t>f(x)</m:t>
                 </m:r>
               </m:e>
             </m:nary>
@@ -33186,25 +31477,7 @@
               <w:rPr>
                 <w:rFonts w:ascii="Cambria Math" w:eastAsiaTheme="minorEastAsia" w:hAnsi="Cambria Math"/>
               </w:rPr>
-              <m:t>dx</m:t>
-            </m:r>
-            <m:r>
-              <w:rPr>
-                <w:rFonts w:ascii="Cambria Math" w:eastAsiaTheme="minorEastAsia" w:hAnsi="Cambria Math"/>
-              </w:rPr>
-              <m:t>=</m:t>
-            </m:r>
-            <m:r>
-              <w:rPr>
-                <w:rFonts w:ascii="Cambria Math" w:eastAsiaTheme="minorEastAsia" w:hAnsi="Cambria Math"/>
-              </w:rPr>
-              <m:t>c</m:t>
-            </m:r>
-            <m:r>
-              <w:rPr>
-                <w:rFonts w:ascii="Cambria Math" w:eastAsiaTheme="minorEastAsia" w:hAnsi="Cambria Math"/>
-              </w:rPr>
-              <m:t>⋅</m:t>
+              <m:t>dx=c⋅</m:t>
             </m:r>
             <m:nary>
               <m:naryPr>
@@ -33225,25 +31498,7 @@
                   <w:rPr>
                     <w:rFonts w:ascii="Cambria Math" w:hAnsi="Cambria Math"/>
                   </w:rPr>
-                  <m:t>f</m:t>
-                </m:r>
-                <m:r>
-                  <w:rPr>
-                    <w:rFonts w:ascii="Cambria Math" w:hAnsi="Cambria Math"/>
-                  </w:rPr>
-                  <m:t>(</m:t>
-                </m:r>
-                <m:r>
-                  <w:rPr>
-                    <w:rFonts w:ascii="Cambria Math" w:hAnsi="Cambria Math"/>
-                  </w:rPr>
-                  <m:t>x</m:t>
-                </m:r>
-                <m:r>
-                  <w:rPr>
-                    <w:rFonts w:ascii="Cambria Math" w:hAnsi="Cambria Math"/>
-                  </w:rPr>
-                  <m:t>)</m:t>
+                  <m:t>f(x)</m:t>
                 </m:r>
                 <m:r>
                   <w:rPr>
@@ -33304,55 +31559,19 @@
                   <w:rPr>
                     <w:rFonts w:ascii="Cambria Math" w:hAnsi="Cambria Math"/>
                   </w:rPr>
-                  <m:t>f</m:t>
+                  <m:t>f(x)</m:t>
+                </m:r>
+                <m:r>
+                  <w:rPr>
+                    <w:rFonts w:ascii="Cambria Math" w:eastAsiaTheme="minorEastAsia" w:hAnsi="Cambria Math"/>
+                  </w:rPr>
+                  <m:t>±</m:t>
                 </m:r>
                 <m:r>
                   <w:rPr>
                     <w:rFonts w:ascii="Cambria Math" w:hAnsi="Cambria Math"/>
                   </w:rPr>
-                  <m:t>(</m:t>
-                </m:r>
-                <m:r>
-                  <w:rPr>
-                    <w:rFonts w:ascii="Cambria Math" w:hAnsi="Cambria Math"/>
-                  </w:rPr>
-                  <m:t>x</m:t>
-                </m:r>
-                <m:r>
-                  <w:rPr>
-                    <w:rFonts w:ascii="Cambria Math" w:hAnsi="Cambria Math"/>
-                  </w:rPr>
-                  <m:t>)</m:t>
-                </m:r>
-                <m:r>
-                  <w:rPr>
-                    <w:rFonts w:ascii="Cambria Math" w:eastAsiaTheme="minorEastAsia" w:hAnsi="Cambria Math"/>
-                  </w:rPr>
-                  <m:t>±</m:t>
-                </m:r>
-                <m:r>
-                  <w:rPr>
-                    <w:rFonts w:ascii="Cambria Math" w:hAnsi="Cambria Math"/>
-                  </w:rPr>
-                  <m:t>g</m:t>
-                </m:r>
-                <m:r>
-                  <w:rPr>
-                    <w:rFonts w:ascii="Cambria Math" w:hAnsi="Cambria Math"/>
-                  </w:rPr>
-                  <m:t>(</m:t>
-                </m:r>
-                <m:r>
-                  <w:rPr>
-                    <w:rFonts w:ascii="Cambria Math" w:hAnsi="Cambria Math"/>
-                  </w:rPr>
-                  <m:t>x</m:t>
-                </m:r>
-                <m:r>
-                  <w:rPr>
-                    <w:rFonts w:ascii="Cambria Math" w:hAnsi="Cambria Math"/>
-                  </w:rPr>
-                  <m:t>)</m:t>
+                  <m:t>g(x)</m:t>
                 </m:r>
                 <m:r>
                   <w:rPr>
@@ -33399,25 +31618,7 @@
                   <w:rPr>
                     <w:rFonts w:ascii="Cambria Math" w:hAnsi="Cambria Math"/>
                   </w:rPr>
-                  <m:t>f</m:t>
-                </m:r>
-                <m:r>
-                  <w:rPr>
-                    <w:rFonts w:ascii="Cambria Math" w:hAnsi="Cambria Math"/>
-                  </w:rPr>
-                  <m:t>(</m:t>
-                </m:r>
-                <m:r>
-                  <w:rPr>
-                    <w:rFonts w:ascii="Cambria Math" w:hAnsi="Cambria Math"/>
-                  </w:rPr>
-                  <m:t>x</m:t>
-                </m:r>
-                <m:r>
-                  <w:rPr>
-                    <w:rFonts w:ascii="Cambria Math" w:hAnsi="Cambria Math"/>
-                  </w:rPr>
-                  <m:t>)</m:t>
+                  <m:t>f(x)</m:t>
                 </m:r>
                 <m:r>
                   <w:rPr>
@@ -33464,25 +31665,7 @@
                   <w:rPr>
                     <w:rFonts w:ascii="Cambria Math" w:hAnsi="Cambria Math"/>
                   </w:rPr>
-                  <m:t>g</m:t>
-                </m:r>
-                <m:r>
-                  <w:rPr>
-                    <w:rFonts w:ascii="Cambria Math" w:hAnsi="Cambria Math"/>
-                  </w:rPr>
-                  <m:t>(</m:t>
-                </m:r>
-                <m:r>
-                  <w:rPr>
-                    <w:rFonts w:ascii="Cambria Math" w:hAnsi="Cambria Math"/>
-                  </w:rPr>
-                  <m:t>x</m:t>
-                </m:r>
-                <m:r>
-                  <w:rPr>
-                    <w:rFonts w:ascii="Cambria Math" w:hAnsi="Cambria Math"/>
-                  </w:rPr>
-                  <m:t>)</m:t>
+                  <m:t>g(x)</m:t>
                 </m:r>
                 <m:r>
                   <w:rPr>
@@ -33543,37 +31726,7 @@
                   <w:rPr>
                     <w:rFonts w:ascii="Cambria Math" w:hAnsi="Cambria Math"/>
                   </w:rPr>
-                  <m:t>c</m:t>
-                </m:r>
-                <m:r>
-                  <w:rPr>
-                    <w:rFonts w:ascii="Cambria Math" w:hAnsi="Cambria Math"/>
-                  </w:rPr>
-                  <m:t>⋅</m:t>
-                </m:r>
-                <m:r>
-                  <w:rPr>
-                    <w:rFonts w:ascii="Cambria Math" w:hAnsi="Cambria Math"/>
-                  </w:rPr>
-                  <m:t>f</m:t>
-                </m:r>
-                <m:r>
-                  <w:rPr>
-                    <w:rFonts w:ascii="Cambria Math" w:hAnsi="Cambria Math"/>
-                  </w:rPr>
-                  <m:t>(</m:t>
-                </m:r>
-                <m:r>
-                  <w:rPr>
-                    <w:rFonts w:ascii="Cambria Math" w:hAnsi="Cambria Math"/>
-                  </w:rPr>
-                  <m:t>x</m:t>
-                </m:r>
-                <m:r>
-                  <w:rPr>
-                    <w:rFonts w:ascii="Cambria Math" w:hAnsi="Cambria Math"/>
-                  </w:rPr>
-                  <m:t>)</m:t>
+                  <m:t>c⋅f(x)</m:t>
                 </m:r>
                 <m:r>
                   <w:rPr>
@@ -33587,19 +31740,7 @@
               <w:rPr>
                 <w:rFonts w:ascii="Cambria Math" w:eastAsiaTheme="minorEastAsia" w:hAnsi="Cambria Math"/>
               </w:rPr>
-              <m:t>=</m:t>
-            </m:r>
-            <m:r>
-              <w:rPr>
-                <w:rFonts w:ascii="Cambria Math" w:eastAsiaTheme="minorEastAsia" w:hAnsi="Cambria Math"/>
-              </w:rPr>
-              <m:t>c</m:t>
-            </m:r>
-            <m:r>
-              <w:rPr>
-                <w:rFonts w:ascii="Cambria Math" w:eastAsiaTheme="minorEastAsia" w:hAnsi="Cambria Math"/>
-              </w:rPr>
-              <m:t>⋅</m:t>
+              <m:t>=c⋅</m:t>
             </m:r>
             <m:nary>
               <m:naryPr>
@@ -33632,25 +31773,7 @@
                   <w:rPr>
                     <w:rFonts w:ascii="Cambria Math" w:hAnsi="Cambria Math"/>
                   </w:rPr>
-                  <m:t>f</m:t>
-                </m:r>
-                <m:r>
-                  <w:rPr>
-                    <w:rFonts w:ascii="Cambria Math" w:hAnsi="Cambria Math"/>
-                  </w:rPr>
-                  <m:t>(</m:t>
-                </m:r>
-                <m:r>
-                  <w:rPr>
-                    <w:rFonts w:ascii="Cambria Math" w:hAnsi="Cambria Math"/>
-                  </w:rPr>
-                  <m:t>x</m:t>
-                </m:r>
-                <m:r>
-                  <w:rPr>
-                    <w:rFonts w:ascii="Cambria Math" w:hAnsi="Cambria Math"/>
-                  </w:rPr>
-                  <m:t>)</m:t>
+                  <m:t>f(x)</m:t>
                 </m:r>
                 <m:r>
                   <w:rPr>
@@ -33711,25 +31834,7 @@
                   <w:rPr>
                     <w:rFonts w:ascii="Cambria Math" w:hAnsi="Cambria Math"/>
                   </w:rPr>
-                  <m:t>f</m:t>
-                </m:r>
-                <m:r>
-                  <w:rPr>
-                    <w:rFonts w:ascii="Cambria Math" w:hAnsi="Cambria Math"/>
-                  </w:rPr>
-                  <m:t>(</m:t>
-                </m:r>
-                <m:r>
-                  <w:rPr>
-                    <w:rFonts w:ascii="Cambria Math" w:hAnsi="Cambria Math"/>
-                  </w:rPr>
-                  <m:t>x</m:t>
-                </m:r>
-                <m:r>
-                  <w:rPr>
-                    <w:rFonts w:ascii="Cambria Math" w:hAnsi="Cambria Math"/>
-                  </w:rPr>
-                  <m:t>)</m:t>
+                  <m:t>f(x)</m:t>
                 </m:r>
                 <m:r>
                   <w:rPr>
@@ -33776,25 +31881,7 @@
                   <w:rPr>
                     <w:rFonts w:ascii="Cambria Math" w:hAnsi="Cambria Math"/>
                   </w:rPr>
-                  <m:t>f</m:t>
-                </m:r>
-                <m:r>
-                  <w:rPr>
-                    <w:rFonts w:ascii="Cambria Math" w:hAnsi="Cambria Math"/>
-                  </w:rPr>
-                  <m:t>(</m:t>
-                </m:r>
-                <m:r>
-                  <w:rPr>
-                    <w:rFonts w:ascii="Cambria Math" w:hAnsi="Cambria Math"/>
-                  </w:rPr>
-                  <m:t>x</m:t>
-                </m:r>
-                <m:r>
-                  <w:rPr>
-                    <w:rFonts w:ascii="Cambria Math" w:hAnsi="Cambria Math"/>
-                  </w:rPr>
-                  <m:t>)</m:t>
+                  <m:t>f(x)</m:t>
                 </m:r>
                 <m:r>
                   <w:rPr>
@@ -33841,25 +31928,7 @@
                   <w:rPr>
                     <w:rFonts w:ascii="Cambria Math" w:hAnsi="Cambria Math"/>
                   </w:rPr>
-                  <m:t>f</m:t>
-                </m:r>
-                <m:r>
-                  <w:rPr>
-                    <w:rFonts w:ascii="Cambria Math" w:hAnsi="Cambria Math"/>
-                  </w:rPr>
-                  <m:t>(</m:t>
-                </m:r>
-                <m:r>
-                  <w:rPr>
-                    <w:rFonts w:ascii="Cambria Math" w:hAnsi="Cambria Math"/>
-                  </w:rPr>
-                  <m:t>x</m:t>
-                </m:r>
-                <m:r>
-                  <w:rPr>
-                    <w:rFonts w:ascii="Cambria Math" w:hAnsi="Cambria Math"/>
-                  </w:rPr>
-                  <m:t>)</m:t>
+                  <m:t>f(x)</m:t>
                 </m:r>
                 <m:r>
                   <w:rPr>
@@ -34715,13 +32784,7 @@
                   <w:rPr>
                     <w:rFonts w:ascii="Cambria Math" w:hAnsi="Cambria Math"/>
                   </w:rPr>
-                  <m:t xml:space="preserve"> </m:t>
-                </m:r>
-                <m:r>
-                  <w:rPr>
-                    <w:rFonts w:ascii="Cambria Math" w:hAnsi="Cambria Math"/>
-                  </w:rPr>
-                  <m:t>dx</m:t>
+                  <m:t xml:space="preserve"> dx</m:t>
                 </m:r>
               </m:e>
             </m:nary>
@@ -34785,13 +32848,7 @@
               <w:rPr>
                 <w:rFonts w:ascii="Cambria Math" w:hAnsi="Cambria Math"/>
               </w:rPr>
-              <m:t>=</m:t>
-            </m:r>
-            <m:r>
-              <w:rPr>
-                <w:rFonts w:ascii="Cambria Math" w:hAnsi="Cambria Math"/>
-              </w:rPr>
-              <m:t>F</m:t>
+              <m:t>=F</m:t>
             </m:r>
             <m:d>
               <m:dPr>
@@ -35014,13 +33071,7 @@
                   <w:rPr>
                     <w:rFonts w:ascii="Cambria Math" w:hAnsi="Cambria Math"/>
                   </w:rPr>
-                  <m:t xml:space="preserve"> </m:t>
-                </m:r>
-                <m:r>
-                  <w:rPr>
-                    <w:rFonts w:ascii="Cambria Math" w:hAnsi="Cambria Math"/>
-                  </w:rPr>
-                  <m:t>dx</m:t>
+                  <m:t xml:space="preserve"> dx</m:t>
                 </m:r>
               </m:e>
             </m:nary>
@@ -35322,31 +33373,7 @@
           <w:rPr>
             <w:rFonts w:ascii="Cambria Math" w:eastAsiaTheme="minorEastAsia" w:hAnsi="Cambria Math" w:cstheme="majorBidi"/>
           </w:rPr>
-          <m:t>Wenn</m:t>
-        </m:r>
-        <m:r>
-          <w:rPr>
-            <w:rFonts w:ascii="Cambria Math" w:eastAsiaTheme="minorEastAsia" w:hAnsi="Cambria Math" w:cstheme="majorBidi"/>
-          </w:rPr>
-          <m:t xml:space="preserve">: </m:t>
-        </m:r>
-        <m:r>
-          <w:rPr>
-            <w:rFonts w:ascii="Cambria Math" w:eastAsiaTheme="minorEastAsia" w:hAnsi="Cambria Math" w:cstheme="majorBidi"/>
-          </w:rPr>
-          <m:t>u</m:t>
-        </m:r>
-        <m:r>
-          <w:rPr>
-            <w:rFonts w:ascii="Cambria Math" w:eastAsiaTheme="minorEastAsia" w:hAnsi="Cambria Math" w:cstheme="majorBidi"/>
-          </w:rPr>
-          <m:t>=</m:t>
-        </m:r>
-        <m:r>
-          <w:rPr>
-            <w:rFonts w:ascii="Cambria Math" w:eastAsiaTheme="minorEastAsia" w:hAnsi="Cambria Math" w:cstheme="majorBidi"/>
-          </w:rPr>
-          <m:t>f</m:t>
+          <m:t>Wenn: u=f</m:t>
         </m:r>
         <m:d>
           <m:dPr>
@@ -35370,37 +33397,7 @@
           <w:rPr>
             <w:rFonts w:ascii="Cambria Math" w:eastAsiaTheme="minorEastAsia" w:hAnsi="Cambria Math" w:cstheme="majorBidi"/>
           </w:rPr>
-          <m:t>=</m:t>
-        </m:r>
-        <m:r>
-          <w:rPr>
-            <w:rFonts w:ascii="Cambria Math" w:eastAsiaTheme="minorEastAsia" w:hAnsi="Cambria Math" w:cstheme="majorBidi"/>
-          </w:rPr>
-          <m:t>g</m:t>
-        </m:r>
-        <m:r>
-          <w:rPr>
-            <w:rFonts w:ascii="Cambria Math" w:eastAsiaTheme="minorEastAsia" w:hAnsi="Cambria Math" w:cstheme="majorBidi"/>
-          </w:rPr>
-          <m:t>(</m:t>
-        </m:r>
-        <m:r>
-          <w:rPr>
-            <w:rFonts w:ascii="Cambria Math" w:eastAsiaTheme="minorEastAsia" w:hAnsi="Cambria Math" w:cstheme="majorBidi"/>
-          </w:rPr>
-          <m:t>x</m:t>
-        </m:r>
-        <m:r>
-          <w:rPr>
-            <w:rFonts w:ascii="Cambria Math" w:eastAsiaTheme="minorEastAsia" w:hAnsi="Cambria Math" w:cstheme="majorBidi"/>
-          </w:rPr>
-          <m:t>)</m:t>
-        </m:r>
-        <m:r>
-          <w:rPr>
-            <w:rFonts w:ascii="Cambria Math" w:eastAsiaTheme="minorEastAsia" w:hAnsi="Cambria Math" w:cstheme="majorBidi"/>
-          </w:rPr>
-          <m:t>⟹</m:t>
+          <m:t>=g(x)⟹</m:t>
         </m:r>
         <m:nary>
           <m:naryPr>
@@ -35530,13 +33527,7 @@
               <w:rPr>
                 <w:rFonts w:ascii="Cambria Math" w:hAnsi="Cambria Math"/>
               </w:rPr>
-              <m:t xml:space="preserve"> </m:t>
-            </m:r>
-            <m:r>
-              <w:rPr>
-                <w:rFonts w:ascii="Cambria Math" w:hAnsi="Cambria Math"/>
-              </w:rPr>
-              <m:t>dx</m:t>
+              <m:t xml:space="preserve"> dx</m:t>
             </m:r>
           </m:e>
         </m:nary>
@@ -35572,13 +33563,7 @@
               <w:rPr>
                 <w:rFonts w:ascii="Cambria Math" w:hAnsi="Cambria Math"/>
               </w:rPr>
-              <m:t xml:space="preserve"> </m:t>
-            </m:r>
-            <m:r>
-              <w:rPr>
-                <w:rFonts w:ascii="Cambria Math" w:hAnsi="Cambria Math"/>
-              </w:rPr>
-              <m:t>du</m:t>
+              <m:t xml:space="preserve"> du</m:t>
             </m:r>
           </m:e>
         </m:nary>
@@ -36045,25 +34030,7 @@
               <w:rPr>
                 <w:rFonts w:ascii="Cambria Math" w:hAnsi="Cambria Math"/>
               </w:rPr>
-              <m:t>s</m:t>
-            </m:r>
-            <m:r>
-              <w:rPr>
-                <w:rFonts w:ascii="Cambria Math" w:hAnsi="Cambria Math"/>
-              </w:rPr>
-              <m:t>(</m:t>
-            </m:r>
-            <m:r>
-              <w:rPr>
-                <w:rFonts w:ascii="Cambria Math" w:hAnsi="Cambria Math"/>
-              </w:rPr>
-              <m:t>x</m:t>
-            </m:r>
-            <m:r>
-              <w:rPr>
-                <w:rFonts w:ascii="Cambria Math" w:hAnsi="Cambria Math"/>
-              </w:rPr>
-              <m:t>)</m:t>
+              <m:t>s(x)</m:t>
             </m:r>
           </m:num>
           <m:den>
@@ -36071,25 +34038,7 @@
               <w:rPr>
                 <w:rFonts w:ascii="Cambria Math" w:hAnsi="Cambria Math"/>
               </w:rPr>
-              <m:t>h</m:t>
-            </m:r>
-            <m:r>
-              <w:rPr>
-                <w:rFonts w:ascii="Cambria Math" w:hAnsi="Cambria Math"/>
-              </w:rPr>
-              <m:t>(</m:t>
-            </m:r>
-            <m:r>
-              <w:rPr>
-                <w:rFonts w:ascii="Cambria Math" w:hAnsi="Cambria Math"/>
-              </w:rPr>
-              <m:t>x</m:t>
-            </m:r>
-            <m:r>
-              <w:rPr>
-                <w:rFonts w:ascii="Cambria Math" w:hAnsi="Cambria Math"/>
-              </w:rPr>
-              <m:t>)</m:t>
+              <m:t>h(x)</m:t>
             </m:r>
           </m:den>
         </m:f>
@@ -36131,13 +34080,7 @@
                   <w:rPr>
                     <w:rFonts w:ascii="Cambria Math" w:hAnsi="Cambria Math"/>
                   </w:rPr>
-                  <m:t>x</m:t>
-                </m:r>
-                <m:r>
-                  <w:rPr>
-                    <w:rFonts w:ascii="Cambria Math" w:hAnsi="Cambria Math"/>
-                  </w:rPr>
-                  <m:t>-</m:t>
+                  <m:t>x-</m:t>
                 </m:r>
                 <m:sSub>
                   <m:sSubPr>
@@ -36207,13 +34150,7 @@
                   <w:rPr>
                     <w:rFonts w:ascii="Cambria Math" w:hAnsi="Cambria Math"/>
                   </w:rPr>
-                  <m:t>x</m:t>
-                </m:r>
-                <m:r>
-                  <w:rPr>
-                    <w:rFonts w:ascii="Cambria Math" w:hAnsi="Cambria Math"/>
-                  </w:rPr>
-                  <m:t>-</m:t>
+                  <m:t>x-</m:t>
                 </m:r>
                 <m:sSub>
                   <m:sSubPr>
@@ -36954,13 +34891,7 @@
                     <w:rPr>
                       <w:rFonts w:ascii="Cambria Math" w:hAnsi="Cambria Math"/>
                     </w:rPr>
-                    <m:t xml:space="preserve"> </m:t>
-                  </m:r>
-                  <m:r>
-                    <w:rPr>
-                      <w:rFonts w:ascii="Cambria Math" w:hAnsi="Cambria Math"/>
-                    </w:rPr>
-                    <m:t>dx</m:t>
+                    <m:t xml:space="preserve"> dx</m:t>
                   </m:r>
                 </m:e>
               </m:nary>
@@ -37005,13 +34936,7 @@
                         <w:rPr>
                           <w:rFonts w:ascii="Cambria Math" w:hAnsi="Cambria Math"/>
                         </w:rPr>
-                        <m:t>t</m:t>
-                      </m:r>
-                      <m:r>
-                        <w:rPr>
-                          <w:rFonts w:ascii="Cambria Math" w:hAnsi="Cambria Math"/>
-                        </w:rPr>
-                        <m:t>→∞</m:t>
+                        <m:t>t→∞</m:t>
                       </m:r>
                     </m:lim>
                   </m:limLow>
@@ -37072,13 +34997,7 @@
                         <w:rPr>
                           <w:rFonts w:ascii="Cambria Math" w:hAnsi="Cambria Math"/>
                         </w:rPr>
-                        <m:t xml:space="preserve"> </m:t>
-                      </m:r>
-                      <m:r>
-                        <w:rPr>
-                          <w:rFonts w:ascii="Cambria Math" w:hAnsi="Cambria Math"/>
-                        </w:rPr>
-                        <m:t>dx</m:t>
+                        <m:t xml:space="preserve"> dx</m:t>
                       </m:r>
                     </m:e>
                   </m:nary>
@@ -37125,13 +35044,7 @@
                         <w:rPr>
                           <w:rFonts w:ascii="Cambria Math" w:hAnsi="Cambria Math"/>
                         </w:rPr>
-                        <m:t>t</m:t>
-                      </m:r>
-                      <m:r>
-                        <w:rPr>
-                          <w:rFonts w:ascii="Cambria Math" w:hAnsi="Cambria Math"/>
-                        </w:rPr>
-                        <m:t>→∞</m:t>
+                        <m:t>t→∞</m:t>
                       </m:r>
                     </m:lim>
                   </m:limLow>
@@ -37263,7 +35176,7 @@
                     </pic:cNvPicPr>
                   </pic:nvPicPr>
                   <pic:blipFill>
-                    <a:blip r:embed="rId22">
+                    <a:blip r:embed="rId23">
                       <a:extLst>
                         <a:ext uri="{28A0092B-C50C-407E-A947-70E740481C1C}">
                           <a14:useLocalDpi xmlns:a14="http://schemas.microsoft.com/office/drawing/2010/main" val="0"/>
@@ -37316,7 +35229,7 @@
                     </pic:cNvPicPr>
                   </pic:nvPicPr>
                   <pic:blipFill>
-                    <a:blip r:embed="rId23" cstate="print">
+                    <a:blip r:embed="rId24" cstate="print">
                       <a:extLst>
                         <a:ext uri="{28A0092B-C50C-407E-A947-70E740481C1C}">
                           <a14:useLocalDpi xmlns:a14="http://schemas.microsoft.com/office/drawing/2010/main" val="0"/>
@@ -37761,13 +35674,7 @@
                       <w:rPr>
                         <w:rFonts w:ascii="Cambria Math" w:hAnsi="Cambria Math"/>
                       </w:rPr>
-                      <m:t>-</m:t>
-                    </m:r>
-                    <m:r>
-                      <w:rPr>
-                        <w:rFonts w:ascii="Cambria Math" w:hAnsi="Cambria Math"/>
-                      </w:rPr>
-                      <m:t>t</m:t>
+                      <m:t>-t</m:t>
                     </m:r>
                   </m:e>
                 </m:d>
@@ -37879,13 +35786,7 @@
                       <w:rPr>
                         <w:rFonts w:ascii="Cambria Math" w:eastAsiaTheme="minorEastAsia" w:hAnsi="Cambria Math"/>
                       </w:rPr>
-                      <m:t>-</m:t>
-                    </m:r>
-                    <m:r>
-                      <w:rPr>
-                        <w:rFonts w:ascii="Cambria Math" w:eastAsiaTheme="minorEastAsia" w:hAnsi="Cambria Math"/>
-                      </w:rPr>
-                      <m:t>t</m:t>
+                      <m:t>-t</m:t>
                     </m:r>
                   </m:e>
                 </m:d>
@@ -37910,19 +35811,7 @@
               <w:rPr>
                 <w:rFonts w:ascii="Cambria Math" w:eastAsiaTheme="minorEastAsia" w:hAnsi="Cambria Math"/>
               </w:rPr>
-              <m:t>(</m:t>
-            </m:r>
-            <m:r>
-              <w:rPr>
-                <w:rFonts w:ascii="Cambria Math" w:eastAsiaTheme="minorEastAsia" w:hAnsi="Cambria Math"/>
-              </w:rPr>
-              <m:t>t</m:t>
-            </m:r>
-            <m:r>
-              <w:rPr>
-                <w:rFonts w:ascii="Cambria Math" w:eastAsiaTheme="minorEastAsia" w:hAnsi="Cambria Math"/>
-              </w:rPr>
-              <m:t>)</m:t>
+              <m:t>(t)</m:t>
             </m:r>
           </m:e>
         </m:borderBox>
@@ -37978,19 +35867,7 @@
                       <w:rPr>
                         <w:rFonts w:ascii="Cambria Math" w:hAnsi="Cambria Math"/>
                       </w:rPr>
-                      <m:t>π</m:t>
-                    </m:r>
-                    <m:r>
-                      <w:rPr>
-                        <w:rFonts w:ascii="Cambria Math" w:hAnsi="Cambria Math"/>
-                      </w:rPr>
-                      <m:t>-</m:t>
-                    </m:r>
-                    <m:r>
-                      <w:rPr>
-                        <w:rFonts w:ascii="Cambria Math" w:hAnsi="Cambria Math"/>
-                      </w:rPr>
-                      <m:t>t</m:t>
+                      <m:t>π-t</m:t>
                     </m:r>
                   </m:e>
                 </m:d>
@@ -38102,19 +35979,7 @@
                       <w:rPr>
                         <w:rFonts w:ascii="Cambria Math" w:eastAsiaTheme="minorEastAsia" w:hAnsi="Cambria Math"/>
                       </w:rPr>
-                      <m:t>π</m:t>
-                    </m:r>
-                    <m:r>
-                      <w:rPr>
-                        <w:rFonts w:ascii="Cambria Math" w:eastAsiaTheme="minorEastAsia" w:hAnsi="Cambria Math"/>
-                      </w:rPr>
-                      <m:t>-</m:t>
-                    </m:r>
-                    <m:r>
-                      <w:rPr>
-                        <w:rFonts w:ascii="Cambria Math" w:eastAsiaTheme="minorEastAsia" w:hAnsi="Cambria Math"/>
-                      </w:rPr>
-                      <m:t>t</m:t>
+                      <m:t>π-t</m:t>
                     </m:r>
                   </m:e>
                 </m:d>
@@ -38139,19 +36004,7 @@
               <w:rPr>
                 <w:rFonts w:ascii="Cambria Math" w:eastAsiaTheme="minorEastAsia" w:hAnsi="Cambria Math"/>
               </w:rPr>
-              <m:t>(</m:t>
-            </m:r>
-            <m:r>
-              <w:rPr>
-                <w:rFonts w:ascii="Cambria Math" w:eastAsiaTheme="minorEastAsia" w:hAnsi="Cambria Math"/>
-              </w:rPr>
-              <m:t>t</m:t>
-            </m:r>
-            <m:r>
-              <w:rPr>
-                <w:rFonts w:ascii="Cambria Math" w:eastAsiaTheme="minorEastAsia" w:hAnsi="Cambria Math"/>
-              </w:rPr>
-              <m:t>)</m:t>
+              <m:t>(t)</m:t>
             </m:r>
           </m:e>
         </m:borderBox>
@@ -38207,13 +36060,7 @@
                       <w:rPr>
                         <w:rFonts w:ascii="Cambria Math" w:hAnsi="Cambria Math"/>
                       </w:rPr>
-                      <m:t>t</m:t>
-                    </m:r>
-                    <m:r>
-                      <w:rPr>
-                        <w:rFonts w:ascii="Cambria Math" w:hAnsi="Cambria Math"/>
-                      </w:rPr>
-                      <m:t>±</m:t>
+                      <m:t>t±</m:t>
                     </m:r>
                     <m:f>
                       <m:fPr>
@@ -38264,19 +36111,7 @@
               <w:rPr>
                 <w:rFonts w:ascii="Cambria Math" w:hAnsi="Cambria Math"/>
               </w:rPr>
-              <m:t>(</m:t>
-            </m:r>
-            <m:r>
-              <w:rPr>
-                <w:rFonts w:ascii="Cambria Math" w:hAnsi="Cambria Math"/>
-              </w:rPr>
-              <m:t>t</m:t>
-            </m:r>
-            <m:r>
-              <w:rPr>
-                <w:rFonts w:ascii="Cambria Math" w:hAnsi="Cambria Math"/>
-              </w:rPr>
-              <m:t>)</m:t>
+              <m:t>(t)</m:t>
             </m:r>
           </m:e>
         </m:borderBox>
@@ -38332,13 +36167,7 @@
                       <w:rPr>
                         <w:rFonts w:ascii="Cambria Math" w:hAnsi="Cambria Math"/>
                       </w:rPr>
-                      <m:t>t</m:t>
-                    </m:r>
-                    <m:r>
-                      <w:rPr>
-                        <w:rFonts w:ascii="Cambria Math" w:hAnsi="Cambria Math"/>
-                      </w:rPr>
-                      <m:t>±</m:t>
+                      <m:t>t±</m:t>
                     </m:r>
                     <m:f>
                       <m:fPr>
@@ -38389,19 +36218,7 @@
               <w:rPr>
                 <w:rFonts w:ascii="Cambria Math" w:eastAsiaTheme="minorEastAsia" w:hAnsi="Cambria Math"/>
               </w:rPr>
-              <m:t>(</m:t>
-            </m:r>
-            <m:r>
-              <w:rPr>
-                <w:rFonts w:ascii="Cambria Math" w:eastAsiaTheme="minorEastAsia" w:hAnsi="Cambria Math"/>
-              </w:rPr>
-              <m:t>t</m:t>
-            </m:r>
-            <m:r>
-              <w:rPr>
-                <w:rFonts w:ascii="Cambria Math" w:eastAsiaTheme="minorEastAsia" w:hAnsi="Cambria Math"/>
-              </w:rPr>
-              <m:t>)</m:t>
+              <m:t>(t)</m:t>
             </m:r>
           </m:e>
         </m:borderBox>
@@ -38457,19 +36274,7 @@
                       <w:rPr>
                         <w:rFonts w:ascii="Cambria Math" w:hAnsi="Cambria Math"/>
                       </w:rPr>
-                      <m:t>t</m:t>
-                    </m:r>
-                    <m:r>
-                      <w:rPr>
-                        <w:rFonts w:ascii="Cambria Math" w:hAnsi="Cambria Math"/>
-                      </w:rPr>
-                      <m:t>+2</m:t>
-                    </m:r>
-                    <m:r>
-                      <w:rPr>
-                        <w:rFonts w:ascii="Cambria Math" w:hAnsi="Cambria Math"/>
-                      </w:rPr>
-                      <m:t>πk</m:t>
+                      <m:t>t+2πk</m:t>
                     </m:r>
                   </m:e>
                 </m:d>
@@ -38581,19 +36386,7 @@
                       <w:rPr>
                         <w:rFonts w:ascii="Cambria Math" w:eastAsiaTheme="minorEastAsia" w:hAnsi="Cambria Math"/>
                       </w:rPr>
-                      <m:t>t</m:t>
-                    </m:r>
-                    <m:r>
-                      <w:rPr>
-                        <w:rFonts w:ascii="Cambria Math" w:eastAsiaTheme="minorEastAsia" w:hAnsi="Cambria Math"/>
-                      </w:rPr>
-                      <m:t>+2</m:t>
-                    </m:r>
-                    <m:r>
-                      <w:rPr>
-                        <w:rFonts w:ascii="Cambria Math" w:eastAsiaTheme="minorEastAsia" w:hAnsi="Cambria Math"/>
-                      </w:rPr>
-                      <m:t>πk</m:t>
+                      <m:t>t+2πk</m:t>
                     </m:r>
                   </m:e>
                 </m:d>
@@ -38618,19 +36411,7 @@
               <w:rPr>
                 <w:rFonts w:ascii="Cambria Math" w:eastAsiaTheme="minorEastAsia" w:hAnsi="Cambria Math"/>
               </w:rPr>
-              <m:t>(</m:t>
-            </m:r>
-            <m:r>
-              <w:rPr>
-                <w:rFonts w:ascii="Cambria Math" w:eastAsiaTheme="minorEastAsia" w:hAnsi="Cambria Math"/>
-              </w:rPr>
-              <m:t>t</m:t>
-            </m:r>
-            <m:r>
-              <w:rPr>
-                <w:rFonts w:ascii="Cambria Math" w:eastAsiaTheme="minorEastAsia" w:hAnsi="Cambria Math"/>
-              </w:rPr>
-              <m:t>)</m:t>
+              <m:t>(t)</m:t>
             </m:r>
           </m:e>
         </m:borderBox>
@@ -38778,13 +36559,7 @@
                       <w:rPr>
                         <w:rFonts w:ascii="Cambria Math" w:eastAsiaTheme="minorEastAsia" w:hAnsi="Cambria Math"/>
                       </w:rPr>
-                      <m:t>+</m:t>
-                    </m:r>
-                    <m:r>
-                      <w:rPr>
-                        <w:rFonts w:ascii="Cambria Math" w:eastAsiaTheme="minorEastAsia" w:hAnsi="Cambria Math"/>
-                      </w:rPr>
-                      <m:t>kπ</m:t>
+                      <m:t>+kπ</m:t>
                     </m:r>
                   </m:e>
                 </m:d>
@@ -38876,13 +36651,7 @@
                       <w:rPr>
                         <w:rFonts w:ascii="Cambria Math" w:eastAsiaTheme="minorEastAsia" w:hAnsi="Cambria Math"/>
                       </w:rPr>
-                      <m:t>+</m:t>
-                    </m:r>
-                    <m:r>
-                      <w:rPr>
-                        <w:rFonts w:ascii="Cambria Math" w:eastAsiaTheme="minorEastAsia" w:hAnsi="Cambria Math"/>
-                      </w:rPr>
-                      <m:t>kπ</m:t>
+                      <m:t>+kπ</m:t>
                     </m:r>
                   </m:e>
                 </m:d>
@@ -38918,13 +36687,7 @@
                       <w:rPr>
                         <w:rFonts w:ascii="Cambria Math" w:hAnsi="Cambria Math"/>
                       </w:rPr>
-                      <m:t>-</m:t>
-                    </m:r>
-                    <m:r>
-                      <w:rPr>
-                        <w:rFonts w:ascii="Cambria Math" w:hAnsi="Cambria Math"/>
-                      </w:rPr>
-                      <m:t>1</m:t>
+                      <m:t>-1</m:t>
                     </m:r>
                   </m:e>
                 </m:d>
@@ -39028,13 +36791,7 @@
                       <w:rPr>
                         <w:rFonts w:ascii="Cambria Math" w:hAnsi="Cambria Math"/>
                       </w:rPr>
-                      <m:t>-</m:t>
-                    </m:r>
-                    <m:r>
-                      <w:rPr>
-                        <w:rFonts w:ascii="Cambria Math" w:hAnsi="Cambria Math"/>
-                      </w:rPr>
-                      <m:t>1</m:t>
+                      <m:t>-1</m:t>
                     </m:r>
                   </m:e>
                 </m:d>
@@ -39256,14 +37013,100 @@
                       <w:rPr>
                         <w:rFonts w:ascii="Cambria Math" w:hAnsi="Cambria Math"/>
                       </w:rPr>
+                      <m:t>x±y</m:t>
+                    </m:r>
+                  </m:e>
+                </m:d>
+              </m:e>
+            </m:func>
+            <m:r>
+              <w:rPr>
+                <w:rFonts w:ascii="Cambria Math" w:hAnsi="Cambria Math"/>
+              </w:rPr>
+              <m:t>=</m:t>
+            </m:r>
+            <m:func>
+              <m:funcPr>
+                <m:ctrlPr>
+                  <w:rPr>
+                    <w:rFonts w:ascii="Cambria Math" w:hAnsi="Cambria Math"/>
+                  </w:rPr>
+                </m:ctrlPr>
+              </m:funcPr>
+              <m:fName>
+                <m:r>
+                  <m:rPr>
+                    <m:sty m:val="p"/>
+                  </m:rPr>
+                  <w:rPr>
+                    <w:rFonts w:ascii="Cambria Math" w:hAnsi="Cambria Math"/>
+                  </w:rPr>
+                  <m:t>sin</m:t>
+                </m:r>
+              </m:fName>
+              <m:e>
+                <m:d>
+                  <m:dPr>
+                    <m:ctrlPr>
+                      <w:rPr>
+                        <w:rFonts w:ascii="Cambria Math" w:hAnsi="Cambria Math"/>
+                        <w:i/>
+                      </w:rPr>
+                    </m:ctrlPr>
+                  </m:dPr>
+                  <m:e>
+                    <m:r>
+                      <w:rPr>
+                        <w:rFonts w:ascii="Cambria Math" w:hAnsi="Cambria Math"/>
+                      </w:rPr>
                       <m:t>x</m:t>
                     </m:r>
-                    <m:r>
+                  </m:e>
+                </m:d>
+              </m:e>
+            </m:func>
+            <m:r>
+              <w:rPr>
+                <w:rFonts w:ascii="Cambria Math" w:hAnsi="Cambria Math"/>
+              </w:rPr>
+              <m:t>⋅</m:t>
+            </m:r>
+            <m:func>
+              <m:funcPr>
+                <m:ctrlPr>
+                  <w:rPr>
+                    <w:rFonts w:ascii="Cambria Math" w:hAnsi="Cambria Math"/>
+                  </w:rPr>
+                </m:ctrlPr>
+              </m:funcPr>
+              <m:fName>
+                <m:r>
+                  <m:rPr>
+                    <m:sty m:val="p"/>
+                  </m:rPr>
+                  <w:rPr>
+                    <w:rFonts w:ascii="Cambria Math" w:hAnsi="Cambria Math"/>
+                  </w:rPr>
+                  <m:t>cos</m:t>
+                </m:r>
+                <m:ctrlPr>
+                  <w:rPr>
+                    <w:rFonts w:ascii="Cambria Math" w:hAnsi="Cambria Math"/>
+                    <w:i/>
+                  </w:rPr>
+                </m:ctrlPr>
+              </m:fName>
+              <m:e>
+                <m:d>
+                  <m:dPr>
+                    <m:ctrlPr>
                       <w:rPr>
                         <w:rFonts w:ascii="Cambria Math" w:hAnsi="Cambria Math"/>
-                      </w:rPr>
-                      <m:t>±</m:t>
-                    </m:r>
+                        <w:i/>
+                      </w:rPr>
+                    </m:ctrlPr>
+                  </m:dPr>
+                  <m:e>
                     <m:r>
                       <w:rPr>
                         <w:rFonts w:ascii="Cambria Math" w:hAnsi="Cambria Math"/>
@@ -39278,7 +37121,7 @@
               <w:rPr>
                 <w:rFonts w:ascii="Cambria Math" w:hAnsi="Cambria Math"/>
               </w:rPr>
-              <m:t>=</m:t>
+              <m:t>±</m:t>
             </m:r>
             <m:func>
               <m:funcPr>
@@ -39296,8 +37139,14 @@
                   <w:rPr>
                     <w:rFonts w:ascii="Cambria Math" w:hAnsi="Cambria Math"/>
                   </w:rPr>
-                  <m:t>sin</m:t>
-                </m:r>
+                  <m:t>cos</m:t>
+                </m:r>
+                <m:ctrlPr>
+                  <w:rPr>
+                    <w:rFonts w:ascii="Cambria Math" w:hAnsi="Cambria Math"/>
+                    <w:i/>
+                  </w:rPr>
+                </m:ctrlPr>
               </m:fName>
               <m:e>
                 <m:d>
@@ -39326,110 +37175,6 @@
               </w:rPr>
               <m:t>⋅</m:t>
             </m:r>
-            <m:func>
-              <m:funcPr>
-                <m:ctrlPr>
-                  <w:rPr>
-                    <w:rFonts w:ascii="Cambria Math" w:hAnsi="Cambria Math"/>
-                  </w:rPr>
-                </m:ctrlPr>
-              </m:funcPr>
-              <m:fName>
-                <m:r>
-                  <m:rPr>
-                    <m:sty m:val="p"/>
-                  </m:rPr>
-                  <w:rPr>
-                    <w:rFonts w:ascii="Cambria Math" w:hAnsi="Cambria Math"/>
-                  </w:rPr>
-                  <m:t>cos</m:t>
-                </m:r>
-                <m:ctrlPr>
-                  <w:rPr>
-                    <w:rFonts w:ascii="Cambria Math" w:hAnsi="Cambria Math"/>
-                    <w:i/>
-                  </w:rPr>
-                </m:ctrlPr>
-              </m:fName>
-              <m:e>
-                <m:d>
-                  <m:dPr>
-                    <m:ctrlPr>
-                      <w:rPr>
-                        <w:rFonts w:ascii="Cambria Math" w:hAnsi="Cambria Math"/>
-                        <w:i/>
-                      </w:rPr>
-                    </m:ctrlPr>
-                  </m:dPr>
-                  <m:e>
-                    <m:r>
-                      <w:rPr>
-                        <w:rFonts w:ascii="Cambria Math" w:hAnsi="Cambria Math"/>
-                      </w:rPr>
-                      <m:t>y</m:t>
-                    </m:r>
-                  </m:e>
-                </m:d>
-              </m:e>
-            </m:func>
-            <m:r>
-              <w:rPr>
-                <w:rFonts w:ascii="Cambria Math" w:hAnsi="Cambria Math"/>
-              </w:rPr>
-              <m:t>±</m:t>
-            </m:r>
-            <m:func>
-              <m:funcPr>
-                <m:ctrlPr>
-                  <w:rPr>
-                    <w:rFonts w:ascii="Cambria Math" w:hAnsi="Cambria Math"/>
-                  </w:rPr>
-                </m:ctrlPr>
-              </m:funcPr>
-              <m:fName>
-                <m:r>
-                  <m:rPr>
-                    <m:sty m:val="p"/>
-                  </m:rPr>
-                  <w:rPr>
-                    <w:rFonts w:ascii="Cambria Math" w:hAnsi="Cambria Math"/>
-                  </w:rPr>
-                  <m:t>cos</m:t>
-                </m:r>
-                <m:ctrlPr>
-                  <w:rPr>
-                    <w:rFonts w:ascii="Cambria Math" w:hAnsi="Cambria Math"/>
-                    <w:i/>
-                  </w:rPr>
-                </m:ctrlPr>
-              </m:fName>
-              <m:e>
-                <m:d>
-                  <m:dPr>
-                    <m:ctrlPr>
-                      <w:rPr>
-                        <w:rFonts w:ascii="Cambria Math" w:hAnsi="Cambria Math"/>
-                        <w:i/>
-                      </w:rPr>
-                    </m:ctrlPr>
-                  </m:dPr>
-                  <m:e>
-                    <m:r>
-                      <w:rPr>
-                        <w:rFonts w:ascii="Cambria Math" w:hAnsi="Cambria Math"/>
-                      </w:rPr>
-                      <m:t>x</m:t>
-                    </m:r>
-                  </m:e>
-                </m:d>
-              </m:e>
-            </m:func>
-            <m:r>
-              <w:rPr>
-                <w:rFonts w:ascii="Cambria Math" w:hAnsi="Cambria Math"/>
-              </w:rPr>
-              <m:t>⋅</m:t>
-            </m:r>
             <m:r>
               <m:rPr>
                 <m:sty m:val="p"/>
@@ -39443,19 +37188,7 @@
               <w:rPr>
                 <w:rFonts w:ascii="Cambria Math" w:hAnsi="Cambria Math"/>
               </w:rPr>
-              <m:t>(</m:t>
-            </m:r>
-            <m:r>
-              <w:rPr>
-                <w:rFonts w:ascii="Cambria Math" w:hAnsi="Cambria Math"/>
-              </w:rPr>
-              <m:t>y</m:t>
-            </m:r>
-            <m:r>
-              <w:rPr>
-                <w:rFonts w:ascii="Cambria Math" w:hAnsi="Cambria Math"/>
-              </w:rPr>
-              <m:t>)</m:t>
+              <m:t>(y)</m:t>
             </m:r>
           </m:e>
         </m:borderBox>
@@ -39511,14 +37244,69 @@
                       <w:rPr>
                         <w:rFonts w:ascii="Cambria Math" w:hAnsi="Cambria Math"/>
                       </w:rPr>
-                      <m:t>x</m:t>
+                      <m:t>x±y</m:t>
                     </m:r>
-                    <m:r>
+                  </m:e>
+                </m:d>
+              </m:e>
+            </m:func>
+            <m:r>
+              <w:rPr>
+                <w:rFonts w:ascii="Cambria Math" w:hAnsi="Cambria Math"/>
+              </w:rPr>
+              <m:t>=</m:t>
+            </m:r>
+            <m:r>
+              <m:rPr>
+                <m:sty m:val="p"/>
+              </m:rPr>
+              <w:rPr>
+                <w:rFonts w:ascii="Cambria Math" w:hAnsi="Cambria Math"/>
+              </w:rPr>
+              <m:t>cos⁡</m:t>
+            </m:r>
+            <m:r>
+              <w:rPr>
+                <w:rFonts w:ascii="Cambria Math" w:hAnsi="Cambria Math"/>
+              </w:rPr>
+              <m:t>(x)⋅</m:t>
+            </m:r>
+            <m:func>
+              <m:funcPr>
+                <m:ctrlPr>
+                  <w:rPr>
+                    <w:rFonts w:ascii="Cambria Math" w:hAnsi="Cambria Math"/>
+                  </w:rPr>
+                </m:ctrlPr>
+              </m:funcPr>
+              <m:fName>
+                <m:r>
+                  <m:rPr>
+                    <m:sty m:val="p"/>
+                  </m:rPr>
+                  <w:rPr>
+                    <w:rFonts w:ascii="Cambria Math" w:hAnsi="Cambria Math"/>
+                  </w:rPr>
+                  <m:t>cos</m:t>
+                </m:r>
+                <m:ctrlPr>
+                  <w:rPr>
+                    <w:rFonts w:ascii="Cambria Math" w:hAnsi="Cambria Math"/>
+                    <w:i/>
+                  </w:rPr>
+                </m:ctrlPr>
+              </m:fName>
+              <m:e>
+                <m:d>
+                  <m:dPr>
+                    <m:ctrlPr>
                       <w:rPr>
                         <w:rFonts w:ascii="Cambria Math" w:hAnsi="Cambria Math"/>
-                      </w:rPr>
-                      <m:t>±</m:t>
-                    </m:r>
+                        <w:i/>
+                      </w:rPr>
+                    </m:ctrlPr>
+                  </m:dPr>
+                  <m:e>
                     <m:r>
                       <w:rPr>
                         <w:rFonts w:ascii="Cambria Math" w:hAnsi="Cambria Math"/>
@@ -39533,85 +37321,6 @@
               <w:rPr>
                 <w:rFonts w:ascii="Cambria Math" w:hAnsi="Cambria Math"/>
               </w:rPr>
-              <m:t>=</m:t>
-            </m:r>
-            <m:r>
-              <m:rPr>
-                <m:sty m:val="p"/>
-              </m:rPr>
-              <w:rPr>
-                <w:rFonts w:ascii="Cambria Math" w:hAnsi="Cambria Math"/>
-              </w:rPr>
-              <m:t>cos⁡</m:t>
-            </m:r>
-            <m:r>
-              <w:rPr>
-                <w:rFonts w:ascii="Cambria Math" w:hAnsi="Cambria Math"/>
-              </w:rPr>
-              <m:t>(</m:t>
-            </m:r>
-            <m:r>
-              <w:rPr>
-                <w:rFonts w:ascii="Cambria Math" w:hAnsi="Cambria Math"/>
-              </w:rPr>
-              <m:t>x</m:t>
-            </m:r>
-            <m:r>
-              <w:rPr>
-                <w:rFonts w:ascii="Cambria Math" w:hAnsi="Cambria Math"/>
-              </w:rPr>
-              <m:t>)⋅</m:t>
-            </m:r>
-            <m:func>
-              <m:funcPr>
-                <m:ctrlPr>
-                  <w:rPr>
-                    <w:rFonts w:ascii="Cambria Math" w:hAnsi="Cambria Math"/>
-                  </w:rPr>
-                </m:ctrlPr>
-              </m:funcPr>
-              <m:fName>
-                <m:r>
-                  <m:rPr>
-                    <m:sty m:val="p"/>
-                  </m:rPr>
-                  <w:rPr>
-                    <w:rFonts w:ascii="Cambria Math" w:hAnsi="Cambria Math"/>
-                  </w:rPr>
-                  <m:t>cos</m:t>
-                </m:r>
-                <m:ctrlPr>
-                  <w:rPr>
-                    <w:rFonts w:ascii="Cambria Math" w:hAnsi="Cambria Math"/>
-                    <w:i/>
-                  </w:rPr>
-                </m:ctrlPr>
-              </m:fName>
-              <m:e>
-                <m:d>
-                  <m:dPr>
-                    <m:ctrlPr>
-                      <w:rPr>
-                        <w:rFonts w:ascii="Cambria Math" w:hAnsi="Cambria Math"/>
-                        <w:i/>
-                      </w:rPr>
-                    </m:ctrlPr>
-                  </m:dPr>
-                  <m:e>
-                    <m:r>
-                      <w:rPr>
-                        <w:rFonts w:ascii="Cambria Math" w:hAnsi="Cambria Math"/>
-                      </w:rPr>
-                      <m:t>y</m:t>
-                    </m:r>
-                  </m:e>
-                </m:d>
-              </m:e>
-            </m:func>
-            <m:r>
-              <w:rPr>
-                <w:rFonts w:ascii="Cambria Math" w:hAnsi="Cambria Math"/>
-              </w:rPr>
               <m:t>∓</m:t>
             </m:r>
             <m:func>
@@ -39679,19 +37388,7 @@
               <w:rPr>
                 <w:rFonts w:ascii="Cambria Math" w:hAnsi="Cambria Math"/>
               </w:rPr>
-              <m:t>(</m:t>
-            </m:r>
-            <m:r>
-              <w:rPr>
-                <w:rFonts w:ascii="Cambria Math" w:hAnsi="Cambria Math"/>
-              </w:rPr>
-              <m:t>y</m:t>
-            </m:r>
-            <m:r>
-              <w:rPr>
-                <w:rFonts w:ascii="Cambria Math" w:hAnsi="Cambria Math"/>
-              </w:rPr>
-              <m:t>)</m:t>
+              <m:t>(y)</m:t>
             </m:r>
             <m:r>
               <m:rPr>
@@ -39772,19 +37469,7 @@
                   <w:rPr>
                     <w:rFonts w:ascii="Cambria Math" w:hAnsi="Cambria Math"/>
                   </w:rPr>
-                  <m:t>(</m:t>
-                </m:r>
-                <m:r>
-                  <w:rPr>
-                    <w:rFonts w:ascii="Cambria Math" w:hAnsi="Cambria Math"/>
-                  </w:rPr>
-                  <m:t>x</m:t>
-                </m:r>
-                <m:r>
-                  <w:rPr>
-                    <w:rFonts w:ascii="Cambria Math" w:hAnsi="Cambria Math"/>
-                  </w:rPr>
-                  <m:t>)</m:t>
+                  <m:t>(x)</m:t>
                 </m:r>
               </m:e>
             </m:func>
@@ -39932,19 +37617,7 @@
                   <w:rPr>
                     <w:rFonts w:ascii="Cambria Math" w:hAnsi="Cambria Math"/>
                   </w:rPr>
-                  <m:t>(</m:t>
-                </m:r>
-                <m:r>
-                  <w:rPr>
-                    <w:rFonts w:ascii="Cambria Math" w:hAnsi="Cambria Math"/>
-                  </w:rPr>
-                  <m:t>x</m:t>
-                </m:r>
-                <m:r>
-                  <w:rPr>
-                    <w:rFonts w:ascii="Cambria Math" w:hAnsi="Cambria Math"/>
-                  </w:rPr>
-                  <m:t>)</m:t>
+                  <m:t>(x)</m:t>
                 </m:r>
               </m:e>
             </m:func>
@@ -39999,19 +37672,7 @@
                   <w:rPr>
                     <w:rFonts w:ascii="Cambria Math" w:eastAsiaTheme="minorEastAsia" w:hAnsi="Cambria Math"/>
                   </w:rPr>
-                  <m:t>(</m:t>
-                </m:r>
-                <m:r>
-                  <w:rPr>
-                    <w:rFonts w:ascii="Cambria Math" w:eastAsiaTheme="minorEastAsia" w:hAnsi="Cambria Math"/>
-                  </w:rPr>
-                  <m:t>x</m:t>
-                </m:r>
-                <m:r>
-                  <w:rPr>
-                    <w:rFonts w:ascii="Cambria Math" w:eastAsiaTheme="minorEastAsia" w:hAnsi="Cambria Math"/>
-                  </w:rPr>
-                  <m:t>)</m:t>
+                  <m:t>(x)</m:t>
                 </m:r>
               </m:e>
             </m:func>
@@ -40075,19 +37736,7 @@
                       <w:rPr>
                         <w:rFonts w:ascii="Cambria Math" w:eastAsiaTheme="minorEastAsia" w:hAnsi="Cambria Math"/>
                       </w:rPr>
-                      <m:t>x</m:t>
-                    </m:r>
-                    <m:r>
-                      <w:rPr>
-                        <w:rFonts w:ascii="Cambria Math" w:eastAsiaTheme="minorEastAsia" w:hAnsi="Cambria Math"/>
-                      </w:rPr>
-                      <m:t>±</m:t>
-                    </m:r>
-                    <m:r>
-                      <w:rPr>
-                        <w:rFonts w:ascii="Cambria Math" w:eastAsiaTheme="minorEastAsia" w:hAnsi="Cambria Math"/>
-                      </w:rPr>
-                      <m:t>y</m:t>
+                      <m:t>x±y</m:t>
                     </m:r>
                   </m:e>
                 </m:d>
@@ -40349,19 +37998,7 @@
                       <w:rPr>
                         <w:rFonts w:ascii="Cambria Math" w:eastAsiaTheme="minorEastAsia" w:hAnsi="Cambria Math"/>
                       </w:rPr>
-                      <m:t>x</m:t>
-                    </m:r>
-                    <m:r>
-                      <w:rPr>
-                        <w:rFonts w:ascii="Cambria Math" w:eastAsiaTheme="minorEastAsia" w:hAnsi="Cambria Math"/>
-                      </w:rPr>
-                      <m:t>±</m:t>
-                    </m:r>
-                    <m:r>
-                      <w:rPr>
-                        <w:rFonts w:ascii="Cambria Math" w:eastAsiaTheme="minorEastAsia" w:hAnsi="Cambria Math"/>
-                      </w:rPr>
-                      <m:t>y</m:t>
+                      <m:t>x±y</m:t>
                     </m:r>
                   </m:e>
                 </m:d>
@@ -40647,13 +38284,7 @@
                         <w:rPr>
                           <w:rFonts w:ascii="Cambria Math" w:hAnsi="Cambria Math"/>
                         </w:rPr>
-                        <m:t>-</m:t>
-                      </m:r>
-                      <m:r>
-                        <w:rPr>
-                          <w:rFonts w:ascii="Cambria Math" w:hAnsi="Cambria Math"/>
-                        </w:rPr>
-                        <m:t>x</m:t>
+                        <m:t>-x</m:t>
                       </m:r>
                     </m:e>
                   </m:d>
@@ -40678,19 +38309,7 @@
                 <w:rPr>
                   <w:rFonts w:ascii="Cambria Math" w:hAnsi="Cambria Math"/>
                 </w:rPr>
-                <m:t>(</m:t>
-              </m:r>
-              <m:r>
-                <w:rPr>
-                  <w:rFonts w:ascii="Cambria Math" w:hAnsi="Cambria Math"/>
-                </w:rPr>
-                <m:t>x</m:t>
-              </m:r>
-              <m:r>
-                <w:rPr>
-                  <w:rFonts w:ascii="Cambria Math" w:hAnsi="Cambria Math"/>
-                </w:rPr>
-                <m:t>)</m:t>
+                <m:t>(x)</m:t>
               </m:r>
             </m:e>
           </m:borderBox>
@@ -42004,16 +39623,7 @@
               <w:rPr>
                 <w:rFonts w:ascii="Cambria Math" w:eastAsiaTheme="minorEastAsia" w:hAnsi="Cambria Math"/>
               </w:rPr>
-              <m:t>Frage</m:t>
-            </m:r>
-            <m:r>
-              <m:rPr>
-                <m:sty m:val="b"/>
-              </m:rPr>
-              <w:rPr>
-                <w:rFonts w:ascii="Cambria Math" w:eastAsiaTheme="minorEastAsia" w:hAnsi="Cambria Math"/>
-              </w:rPr>
-              <m:t xml:space="preserve">: </m:t>
+              <m:t xml:space="preserve">Frage: </m:t>
             </m:r>
             <m:r>
               <m:rPr>
@@ -46037,19 +43647,7 @@
                       <w:rPr>
                         <w:rFonts w:ascii="Cambria Math" w:hAnsi="Cambria Math"/>
                       </w:rPr>
-                      <m:t>a</m:t>
-                    </m:r>
-                    <m:r>
-                      <w:rPr>
-                        <w:rFonts w:ascii="Cambria Math" w:hAnsi="Cambria Math"/>
-                      </w:rPr>
-                      <m:t>+</m:t>
-                    </m:r>
-                    <m:r>
-                      <w:rPr>
-                        <w:rFonts w:ascii="Cambria Math" w:hAnsi="Cambria Math"/>
-                      </w:rPr>
-                      <m:t>b</m:t>
+                      <m:t>a+b</m:t>
                     </m:r>
                   </m:e>
                 </m:d>
@@ -46099,19 +43697,7 @@
               <w:rPr>
                 <w:rFonts w:ascii="Cambria Math" w:hAnsi="Cambria Math"/>
               </w:rPr>
-              <m:t>+2</m:t>
-            </m:r>
-            <m:r>
-              <w:rPr>
-                <w:rFonts w:ascii="Cambria Math" w:hAnsi="Cambria Math"/>
-              </w:rPr>
-              <m:t>ab</m:t>
-            </m:r>
-            <m:r>
-              <w:rPr>
-                <w:rFonts w:ascii="Cambria Math" w:hAnsi="Cambria Math"/>
-              </w:rPr>
-              <m:t>+</m:t>
+              <m:t>+2ab+</m:t>
             </m:r>
             <m:sSup>
               <m:sSupPr>
@@ -46183,19 +43769,7 @@
                       <w:rPr>
                         <w:rFonts w:ascii="Cambria Math" w:hAnsi="Cambria Math"/>
                       </w:rPr>
-                      <m:t>a</m:t>
-                    </m:r>
-                    <m:r>
-                      <w:rPr>
-                        <w:rFonts w:ascii="Cambria Math" w:hAnsi="Cambria Math"/>
-                      </w:rPr>
-                      <m:t>-</m:t>
-                    </m:r>
-                    <m:r>
-                      <w:rPr>
-                        <w:rFonts w:ascii="Cambria Math" w:hAnsi="Cambria Math"/>
-                      </w:rPr>
-                      <m:t>b</m:t>
+                      <m:t>a-b</m:t>
                     </m:r>
                   </m:e>
                 </m:d>
@@ -46245,25 +43819,7 @@
               <w:rPr>
                 <w:rFonts w:ascii="Cambria Math" w:hAnsi="Cambria Math"/>
               </w:rPr>
-              <m:t>-</m:t>
-            </m:r>
-            <m:r>
-              <w:rPr>
-                <w:rFonts w:ascii="Cambria Math" w:hAnsi="Cambria Math"/>
-              </w:rPr>
-              <m:t>2</m:t>
-            </m:r>
-            <m:r>
-              <w:rPr>
-                <w:rFonts w:ascii="Cambria Math" w:hAnsi="Cambria Math"/>
-              </w:rPr>
-              <m:t>ab</m:t>
-            </m:r>
-            <m:r>
-              <w:rPr>
-                <w:rFonts w:ascii="Cambria Math" w:hAnsi="Cambria Math"/>
-              </w:rPr>
-              <m:t>+</m:t>
+              <m:t>-2ab+</m:t>
             </m:r>
             <m:sSup>
               <m:sSupPr>
@@ -46325,19 +43881,7 @@
                   <w:rPr>
                     <w:rFonts w:ascii="Cambria Math" w:hAnsi="Cambria Math"/>
                   </w:rPr>
-                  <m:t>a</m:t>
-                </m:r>
-                <m:r>
-                  <w:rPr>
-                    <w:rFonts w:ascii="Cambria Math" w:hAnsi="Cambria Math"/>
-                  </w:rPr>
-                  <m:t>+</m:t>
-                </m:r>
-                <m:r>
-                  <w:rPr>
-                    <w:rFonts w:ascii="Cambria Math" w:hAnsi="Cambria Math"/>
-                  </w:rPr>
-                  <m:t>b</m:t>
+                  <m:t>a+b</m:t>
                 </m:r>
               </m:e>
             </m:d>
@@ -46355,19 +43899,7 @@
                   <w:rPr>
                     <w:rFonts w:ascii="Cambria Math" w:hAnsi="Cambria Math"/>
                   </w:rPr>
-                  <m:t>a</m:t>
-                </m:r>
-                <m:r>
-                  <w:rPr>
-                    <w:rFonts w:ascii="Cambria Math" w:hAnsi="Cambria Math"/>
-                  </w:rPr>
-                  <m:t>-</m:t>
-                </m:r>
-                <m:r>
-                  <w:rPr>
-                    <w:rFonts w:ascii="Cambria Math" w:hAnsi="Cambria Math"/>
-                  </w:rPr>
-                  <m:t>b</m:t>
+                  <m:t>a-b</m:t>
                 </m:r>
               </m:e>
             </m:d>
@@ -46479,19 +44011,7 @@
                       <w:rPr>
                         <w:rFonts w:ascii="Cambria Math" w:eastAsiaTheme="minorEastAsia" w:hAnsi="Cambria Math"/>
                       </w:rPr>
-                      <m:t>a</m:t>
-                    </m:r>
-                    <m:r>
-                      <w:rPr>
-                        <w:rFonts w:ascii="Cambria Math" w:eastAsiaTheme="minorEastAsia" w:hAnsi="Cambria Math"/>
-                      </w:rPr>
-                      <m:t>+</m:t>
-                    </m:r>
-                    <m:r>
-                      <w:rPr>
-                        <w:rFonts w:ascii="Cambria Math" w:eastAsiaTheme="minorEastAsia" w:hAnsi="Cambria Math"/>
-                      </w:rPr>
-                      <m:t>b</m:t>
+                      <m:t>a+b</m:t>
                     </m:r>
                   </m:e>
                 </m:d>
@@ -46573,19 +44093,7 @@
               <w:rPr>
                 <w:rFonts w:ascii="Cambria Math" w:eastAsiaTheme="minorEastAsia" w:hAnsi="Cambria Math"/>
               </w:rPr>
-              <m:t>b</m:t>
-            </m:r>
-            <m:r>
-              <w:rPr>
-                <w:rFonts w:ascii="Cambria Math" w:eastAsiaTheme="minorEastAsia" w:hAnsi="Cambria Math"/>
-              </w:rPr>
-              <m:t>+3</m:t>
-            </m:r>
-            <m:r>
-              <w:rPr>
-                <w:rFonts w:ascii="Cambria Math" w:eastAsiaTheme="minorEastAsia" w:hAnsi="Cambria Math"/>
-              </w:rPr>
-              <m:t>a</m:t>
+              <m:t>b+3a</m:t>
             </m:r>
             <m:sSup>
               <m:sSupPr>
@@ -46689,19 +44197,7 @@
                       <w:rPr>
                         <w:rFonts w:ascii="Cambria Math" w:eastAsiaTheme="minorEastAsia" w:hAnsi="Cambria Math"/>
                       </w:rPr>
-                      <m:t>a</m:t>
-                    </m:r>
-                    <m:r>
-                      <w:rPr>
-                        <w:rFonts w:ascii="Cambria Math" w:eastAsiaTheme="minorEastAsia" w:hAnsi="Cambria Math"/>
-                      </w:rPr>
-                      <m:t>-</m:t>
-                    </m:r>
-                    <m:r>
-                      <w:rPr>
-                        <w:rFonts w:ascii="Cambria Math" w:eastAsiaTheme="minorEastAsia" w:hAnsi="Cambria Math"/>
-                      </w:rPr>
-                      <m:t>b</m:t>
+                      <m:t>a-b</m:t>
                     </m:r>
                   </m:e>
                 </m:d>
@@ -46751,13 +44247,7 @@
               <w:rPr>
                 <w:rFonts w:ascii="Cambria Math" w:eastAsiaTheme="minorEastAsia" w:hAnsi="Cambria Math"/>
               </w:rPr>
-              <m:t>-</m:t>
-            </m:r>
-            <m:r>
-              <w:rPr>
-                <w:rFonts w:ascii="Cambria Math" w:eastAsiaTheme="minorEastAsia" w:hAnsi="Cambria Math"/>
-              </w:rPr>
-              <m:t>3</m:t>
+              <m:t>-3</m:t>
             </m:r>
             <m:sSup>
               <m:sSupPr>
@@ -46789,19 +44279,7 @@
               <w:rPr>
                 <w:rFonts w:ascii="Cambria Math" w:eastAsiaTheme="minorEastAsia" w:hAnsi="Cambria Math"/>
               </w:rPr>
-              <m:t>b</m:t>
-            </m:r>
-            <m:r>
-              <w:rPr>
-                <w:rFonts w:ascii="Cambria Math" w:eastAsiaTheme="minorEastAsia" w:hAnsi="Cambria Math"/>
-              </w:rPr>
-              <m:t>+3</m:t>
-            </m:r>
-            <m:r>
-              <w:rPr>
-                <w:rFonts w:ascii="Cambria Math" w:eastAsiaTheme="minorEastAsia" w:hAnsi="Cambria Math"/>
-              </w:rPr>
-              <m:t>a</m:t>
+              <m:t>b+3a</m:t>
             </m:r>
             <m:sSup>
               <m:sSupPr>
@@ -46905,19 +44383,7 @@
                       <w:rPr>
                         <w:rFonts w:ascii="Cambria Math" w:eastAsiaTheme="minorEastAsia" w:hAnsi="Cambria Math"/>
                       </w:rPr>
-                      <m:t>a</m:t>
-                    </m:r>
-                    <m:r>
-                      <w:rPr>
-                        <w:rFonts w:ascii="Cambria Math" w:eastAsiaTheme="minorEastAsia" w:hAnsi="Cambria Math"/>
-                      </w:rPr>
-                      <m:t>+</m:t>
-                    </m:r>
-                    <m:r>
-                      <w:rPr>
-                        <w:rFonts w:ascii="Cambria Math" w:eastAsiaTheme="minorEastAsia" w:hAnsi="Cambria Math"/>
-                      </w:rPr>
-                      <m:t>b</m:t>
+                      <m:t>a+b</m:t>
                     </m:r>
                   </m:e>
                 </m:d>
@@ -46999,13 +44465,7 @@
               <w:rPr>
                 <w:rFonts w:ascii="Cambria Math" w:eastAsiaTheme="minorEastAsia" w:hAnsi="Cambria Math"/>
               </w:rPr>
-              <m:t>b</m:t>
-            </m:r>
-            <m:r>
-              <w:rPr>
-                <w:rFonts w:ascii="Cambria Math" w:eastAsiaTheme="minorEastAsia" w:hAnsi="Cambria Math"/>
-              </w:rPr>
-              <m:t>+6</m:t>
+              <m:t>b+6</m:t>
             </m:r>
             <m:sSup>
               <m:sSupPr>
@@ -47063,13 +44523,7 @@
               <w:rPr>
                 <w:rFonts w:ascii="Cambria Math" w:eastAsiaTheme="minorEastAsia" w:hAnsi="Cambria Math"/>
               </w:rPr>
-              <m:t>+4</m:t>
-            </m:r>
-            <m:r>
-              <w:rPr>
-                <w:rFonts w:ascii="Cambria Math" w:eastAsiaTheme="minorEastAsia" w:hAnsi="Cambria Math"/>
-              </w:rPr>
-              <m:t>a</m:t>
+              <m:t>+4a</m:t>
             </m:r>
             <m:sSup>
               <m:sSupPr>
@@ -47173,19 +44627,7 @@
                       <w:rPr>
                         <w:rFonts w:ascii="Cambria Math" w:eastAsiaTheme="minorEastAsia" w:hAnsi="Cambria Math"/>
                       </w:rPr>
-                      <m:t>a</m:t>
-                    </m:r>
-                    <m:r>
-                      <w:rPr>
-                        <w:rFonts w:ascii="Cambria Math" w:eastAsiaTheme="minorEastAsia" w:hAnsi="Cambria Math"/>
-                      </w:rPr>
-                      <m:t>-</m:t>
-                    </m:r>
-                    <m:r>
-                      <w:rPr>
-                        <w:rFonts w:ascii="Cambria Math" w:eastAsiaTheme="minorEastAsia" w:hAnsi="Cambria Math"/>
-                      </w:rPr>
-                      <m:t>b</m:t>
+                      <m:t>a-b</m:t>
                     </m:r>
                   </m:e>
                 </m:d>
@@ -47235,13 +44677,7 @@
               <w:rPr>
                 <w:rFonts w:ascii="Cambria Math" w:eastAsiaTheme="minorEastAsia" w:hAnsi="Cambria Math"/>
               </w:rPr>
-              <m:t>-</m:t>
-            </m:r>
-            <m:r>
-              <w:rPr>
-                <w:rFonts w:ascii="Cambria Math" w:eastAsiaTheme="minorEastAsia" w:hAnsi="Cambria Math"/>
-              </w:rPr>
-              <m:t>4</m:t>
+              <m:t>-4</m:t>
             </m:r>
             <m:sSup>
               <m:sSupPr>
@@ -47273,13 +44709,7 @@
               <w:rPr>
                 <w:rFonts w:ascii="Cambria Math" w:eastAsiaTheme="minorEastAsia" w:hAnsi="Cambria Math"/>
               </w:rPr>
-              <m:t>b</m:t>
-            </m:r>
-            <m:r>
-              <w:rPr>
-                <w:rFonts w:ascii="Cambria Math" w:eastAsiaTheme="minorEastAsia" w:hAnsi="Cambria Math"/>
-              </w:rPr>
-              <m:t>+6</m:t>
+              <m:t>b+6</m:t>
             </m:r>
             <m:sSup>
               <m:sSupPr>
@@ -47337,19 +44767,7 @@
               <w:rPr>
                 <w:rFonts w:ascii="Cambria Math" w:eastAsiaTheme="minorEastAsia" w:hAnsi="Cambria Math"/>
               </w:rPr>
-              <m:t>-</m:t>
-            </m:r>
-            <m:r>
-              <w:rPr>
-                <w:rFonts w:ascii="Cambria Math" w:eastAsiaTheme="minorEastAsia" w:hAnsi="Cambria Math"/>
-              </w:rPr>
-              <m:t>4</m:t>
-            </m:r>
-            <m:r>
-              <w:rPr>
-                <w:rFonts w:ascii="Cambria Math" w:eastAsiaTheme="minorEastAsia" w:hAnsi="Cambria Math"/>
-              </w:rPr>
-              <m:t>a</m:t>
+              <m:t>-4a</m:t>
             </m:r>
             <m:sSup>
               <m:sSupPr>
@@ -47453,19 +44871,7 @@
                       <w:rPr>
                         <w:rFonts w:ascii="Cambria Math" w:eastAsiaTheme="minorEastAsia" w:hAnsi="Cambria Math"/>
                       </w:rPr>
-                      <m:t>a</m:t>
-                    </m:r>
-                    <m:r>
-                      <w:rPr>
-                        <w:rFonts w:ascii="Cambria Math" w:eastAsiaTheme="minorEastAsia" w:hAnsi="Cambria Math"/>
-                      </w:rPr>
-                      <m:t>+</m:t>
-                    </m:r>
-                    <m:r>
-                      <w:rPr>
-                        <w:rFonts w:ascii="Cambria Math" w:eastAsiaTheme="minorEastAsia" w:hAnsi="Cambria Math"/>
-                      </w:rPr>
-                      <m:t>b</m:t>
+                      <m:t>a+b</m:t>
                     </m:r>
                   </m:e>
                 </m:d>
@@ -47547,8 +44953,60 @@
               <w:rPr>
                 <w:rFonts w:ascii="Cambria Math" w:eastAsiaTheme="minorEastAsia" w:hAnsi="Cambria Math"/>
               </w:rPr>
-              <m:t>b</m:t>
+              <m:t>b+10</m:t>
             </m:r>
+            <m:sSup>
+              <m:sSupPr>
+                <m:ctrlPr>
+                  <w:rPr>
+                    <w:rFonts w:ascii="Cambria Math" w:eastAsiaTheme="minorEastAsia" w:hAnsi="Cambria Math"/>
+                    <w:i/>
+                  </w:rPr>
+                </m:ctrlPr>
+              </m:sSupPr>
+              <m:e>
+                <m:r>
+                  <w:rPr>
+                    <w:rFonts w:ascii="Cambria Math" w:eastAsiaTheme="minorEastAsia" w:hAnsi="Cambria Math"/>
+                  </w:rPr>
+                  <m:t>a</m:t>
+                </m:r>
+              </m:e>
+              <m:sup>
+                <m:r>
+                  <w:rPr>
+                    <w:rFonts w:ascii="Cambria Math" w:eastAsiaTheme="minorEastAsia" w:hAnsi="Cambria Math"/>
+                  </w:rPr>
+                  <m:t>3</m:t>
+                </m:r>
+              </m:sup>
+            </m:sSup>
+            <m:sSup>
+              <m:sSupPr>
+                <m:ctrlPr>
+                  <w:rPr>
+                    <w:rFonts w:ascii="Cambria Math" w:eastAsiaTheme="minorEastAsia" w:hAnsi="Cambria Math"/>
+                    <w:i/>
+                  </w:rPr>
+                </m:ctrlPr>
+              </m:sSupPr>
+              <m:e>
+                <m:r>
+                  <w:rPr>
+                    <w:rFonts w:ascii="Cambria Math" w:eastAsiaTheme="minorEastAsia" w:hAnsi="Cambria Math"/>
+                  </w:rPr>
+                  <m:t>b</m:t>
+                </m:r>
+              </m:e>
+              <m:sup>
+                <m:r>
+                  <w:rPr>
+                    <w:rFonts w:ascii="Cambria Math" w:eastAsiaTheme="minorEastAsia" w:hAnsi="Cambria Math"/>
+                  </w:rPr>
+                  <m:t>2</m:t>
+                </m:r>
+              </m:sup>
+            </m:sSup>
             <m:r>
               <w:rPr>
                 <w:rFonts w:ascii="Cambria Math" w:eastAsiaTheme="minorEastAsia" w:hAnsi="Cambria Math"/>
@@ -47577,7 +45035,7 @@
                   <w:rPr>
                     <w:rFonts w:ascii="Cambria Math" w:eastAsiaTheme="minorEastAsia" w:hAnsi="Cambria Math"/>
                   </w:rPr>
-                  <m:t>3</m:t>
+                  <m:t>2</m:t>
                 </m:r>
               </m:sup>
             </m:sSup>
@@ -47603,7 +45061,7 @@
                   <w:rPr>
                     <w:rFonts w:ascii="Cambria Math" w:eastAsiaTheme="minorEastAsia" w:hAnsi="Cambria Math"/>
                   </w:rPr>
-                  <m:t>2</m:t>
+                  <m:t>3</m:t>
                 </m:r>
               </m:sup>
             </m:sSup>
@@ -47611,71 +45069,7 @@
               <w:rPr>
                 <w:rFonts w:ascii="Cambria Math" w:eastAsiaTheme="minorEastAsia" w:hAnsi="Cambria Math"/>
               </w:rPr>
-              <m:t>+10</m:t>
-            </m:r>
-            <m:sSup>
-              <m:sSupPr>
-                <m:ctrlPr>
-                  <w:rPr>
-                    <w:rFonts w:ascii="Cambria Math" w:eastAsiaTheme="minorEastAsia" w:hAnsi="Cambria Math"/>
-                    <w:i/>
-                  </w:rPr>
-                </m:ctrlPr>
-              </m:sSupPr>
-              <m:e>
-                <m:r>
-                  <w:rPr>
-                    <w:rFonts w:ascii="Cambria Math" w:eastAsiaTheme="minorEastAsia" w:hAnsi="Cambria Math"/>
-                  </w:rPr>
-                  <m:t>a</m:t>
-                </m:r>
-              </m:e>
-              <m:sup>
-                <m:r>
-                  <w:rPr>
-                    <w:rFonts w:ascii="Cambria Math" w:eastAsiaTheme="minorEastAsia" w:hAnsi="Cambria Math"/>
-                  </w:rPr>
-                  <m:t>2</m:t>
-                </m:r>
-              </m:sup>
-            </m:sSup>
-            <m:sSup>
-              <m:sSupPr>
-                <m:ctrlPr>
-                  <w:rPr>
-                    <w:rFonts w:ascii="Cambria Math" w:eastAsiaTheme="minorEastAsia" w:hAnsi="Cambria Math"/>
-                    <w:i/>
-                  </w:rPr>
-                </m:ctrlPr>
-              </m:sSupPr>
-              <m:e>
-                <m:r>
-                  <w:rPr>
-                    <w:rFonts w:ascii="Cambria Math" w:eastAsiaTheme="minorEastAsia" w:hAnsi="Cambria Math"/>
-                  </w:rPr>
-                  <m:t>b</m:t>
-                </m:r>
-              </m:e>
-              <m:sup>
-                <m:r>
-                  <w:rPr>
-                    <w:rFonts w:ascii="Cambria Math" w:eastAsiaTheme="minorEastAsia" w:hAnsi="Cambria Math"/>
-                  </w:rPr>
-                  <m:t>3</m:t>
-                </m:r>
-              </m:sup>
-            </m:sSup>
-            <m:r>
-              <w:rPr>
-                <w:rFonts w:ascii="Cambria Math" w:eastAsiaTheme="minorEastAsia" w:hAnsi="Cambria Math"/>
-              </w:rPr>
-              <m:t>+5</m:t>
-            </m:r>
-            <m:r>
-              <w:rPr>
-                <w:rFonts w:ascii="Cambria Math" w:eastAsiaTheme="minorEastAsia" w:hAnsi="Cambria Math"/>
-              </w:rPr>
-              <m:t>a</m:t>
+              <m:t>+5a</m:t>
             </m:r>
             <m:sSup>
               <m:sSupPr>
@@ -47779,19 +45173,7 @@
                       <w:rPr>
                         <w:rFonts w:ascii="Cambria Math" w:eastAsiaTheme="minorEastAsia" w:hAnsi="Cambria Math"/>
                       </w:rPr>
-                      <m:t>a</m:t>
-                    </m:r>
-                    <m:r>
-                      <w:rPr>
-                        <w:rFonts w:ascii="Cambria Math" w:eastAsiaTheme="minorEastAsia" w:hAnsi="Cambria Math"/>
-                      </w:rPr>
-                      <m:t>-</m:t>
-                    </m:r>
-                    <m:r>
-                      <w:rPr>
-                        <w:rFonts w:ascii="Cambria Math" w:eastAsiaTheme="minorEastAsia" w:hAnsi="Cambria Math"/>
-                      </w:rPr>
-                      <m:t>b</m:t>
+                      <m:t>a-b</m:t>
                     </m:r>
                   </m:e>
                 </m:d>
@@ -47841,13 +45223,7 @@
               <w:rPr>
                 <w:rFonts w:ascii="Cambria Math" w:eastAsiaTheme="minorEastAsia" w:hAnsi="Cambria Math"/>
               </w:rPr>
-              <m:t>-</m:t>
-            </m:r>
-            <m:r>
-              <w:rPr>
-                <w:rFonts w:ascii="Cambria Math" w:eastAsiaTheme="minorEastAsia" w:hAnsi="Cambria Math"/>
-              </w:rPr>
-              <m:t>5</m:t>
+              <m:t>-5</m:t>
             </m:r>
             <m:sSup>
               <m:sSupPr>
@@ -47879,13 +45255,7 @@
               <w:rPr>
                 <w:rFonts w:ascii="Cambria Math" w:eastAsiaTheme="minorEastAsia" w:hAnsi="Cambria Math"/>
               </w:rPr>
-              <m:t>b</m:t>
-            </m:r>
-            <m:r>
-              <w:rPr>
-                <w:rFonts w:ascii="Cambria Math" w:eastAsiaTheme="minorEastAsia" w:hAnsi="Cambria Math"/>
-              </w:rPr>
-              <m:t>+10</m:t>
+              <m:t>b+10</m:t>
             </m:r>
             <m:sSup>
               <m:sSupPr>
@@ -47943,13 +45313,7 @@
               <w:rPr>
                 <w:rFonts w:ascii="Cambria Math" w:eastAsiaTheme="minorEastAsia" w:hAnsi="Cambria Math"/>
               </w:rPr>
-              <m:t>-</m:t>
-            </m:r>
-            <m:r>
-              <w:rPr>
-                <w:rFonts w:ascii="Cambria Math" w:eastAsiaTheme="minorEastAsia" w:hAnsi="Cambria Math"/>
-              </w:rPr>
-              <m:t>10</m:t>
+              <m:t>-10</m:t>
             </m:r>
             <m:sSup>
               <m:sSupPr>
@@ -48007,13 +45371,7 @@
               <w:rPr>
                 <w:rFonts w:ascii="Cambria Math" w:eastAsiaTheme="minorEastAsia" w:hAnsi="Cambria Math"/>
               </w:rPr>
-              <m:t>+5</m:t>
-            </m:r>
-            <m:r>
-              <w:rPr>
-                <w:rFonts w:ascii="Cambria Math" w:eastAsiaTheme="minorEastAsia" w:hAnsi="Cambria Math"/>
-              </w:rPr>
-              <m:t>a</m:t>
+              <m:t>+5a</m:t>
             </m:r>
             <m:sSup>
               <m:sSupPr>
@@ -53597,6 +50955,118 @@
     </w:lvl>
   </w:abstractNum>
   <w:abstractNum w:abstractNumId="31" w15:restartNumberingAfterBreak="0">
+    <w:nsid w:val="5A6C398D"/>
+    <w:multiLevelType w:val="hybridMultilevel"/>
+    <w:tmpl w:val="05503858"/>
+    <w:lvl w:ilvl="0" w:tplc="0FF224E0">
+      <w:numFmt w:val="bullet"/>
+      <w:lvlText w:val=""/>
+      <w:lvlJc w:val="left"/>
+      <w:pPr>
+        <w:ind w:left="720" w:hanging="360"/>
+      </w:pPr>
+      <w:rPr>
+        <w:rFonts w:ascii="Wingdings" w:eastAsiaTheme="minorHAnsi" w:hAnsi="Wingdings" w:cstheme="minorBidi" w:hint="default"/>
+      </w:rPr>
+    </w:lvl>
+    <w:lvl w:ilvl="1" w:tplc="04070003" w:tentative="1">
+      <w:start w:val="1"/>
+      <w:numFmt w:val="bullet"/>
+      <w:lvlText w:val="o"/>
+      <w:lvlJc w:val="left"/>
+      <w:pPr>
+        <w:ind w:left="1440" w:hanging="360"/>
+      </w:pPr>
+      <w:rPr>
+        <w:rFonts w:ascii="Courier New" w:hAnsi="Courier New" w:cs="Courier New" w:hint="default"/>
+      </w:rPr>
+    </w:lvl>
+    <w:lvl w:ilvl="2" w:tplc="04070005" w:tentative="1">
+      <w:start w:val="1"/>
+      <w:numFmt w:val="bullet"/>
+      <w:lvlText w:val=""/>
+      <w:lvlJc w:val="left"/>
+      <w:pPr>
+        <w:ind w:left="2160" w:hanging="360"/>
+      </w:pPr>
+      <w:rPr>
+        <w:rFonts w:ascii="Wingdings" w:hAnsi="Wingdings" w:hint="default"/>
+      </w:rPr>
+    </w:lvl>
+    <w:lvl w:ilvl="3" w:tplc="04070001" w:tentative="1">
+      <w:start w:val="1"/>
+      <w:numFmt w:val="bullet"/>
+      <w:lvlText w:val=""/>
+      <w:lvlJc w:val="left"/>
+      <w:pPr>
+        <w:ind w:left="2880" w:hanging="360"/>
+      </w:pPr>
+      <w:rPr>
+        <w:rFonts w:ascii="Symbol" w:hAnsi="Symbol" w:hint="default"/>
+      </w:rPr>
+    </w:lvl>
+    <w:lvl w:ilvl="4" w:tplc="04070003" w:tentative="1">
+      <w:start w:val="1"/>
+      <w:numFmt w:val="bullet"/>
+      <w:lvlText w:val="o"/>
+      <w:lvlJc w:val="left"/>
+      <w:pPr>
+        <w:ind w:left="3600" w:hanging="360"/>
+      </w:pPr>
+      <w:rPr>
+        <w:rFonts w:ascii="Courier New" w:hAnsi="Courier New" w:cs="Courier New" w:hint="default"/>
+      </w:rPr>
+    </w:lvl>
+    <w:lvl w:ilvl="5" w:tplc="04070005" w:tentative="1">
+      <w:start w:val="1"/>
+      <w:numFmt w:val="bullet"/>
+      <w:lvlText w:val=""/>
+      <w:lvlJc w:val="left"/>
+      <w:pPr>
+        <w:ind w:left="4320" w:hanging="360"/>
+      </w:pPr>
+      <w:rPr>
+        <w:rFonts w:ascii="Wingdings" w:hAnsi="Wingdings" w:hint="default"/>
+      </w:rPr>
+    </w:lvl>
+    <w:lvl w:ilvl="6" w:tplc="04070001" w:tentative="1">
+      <w:start w:val="1"/>
+      <w:numFmt w:val="bullet"/>
+      <w:lvlText w:val=""/>
+      <w:lvlJc w:val="left"/>
+      <w:pPr>
+        <w:ind w:left="5040" w:hanging="360"/>
+      </w:pPr>
+      <w:rPr>
+        <w:rFonts w:ascii="Symbol" w:hAnsi="Symbol" w:hint="default"/>
+      </w:rPr>
+    </w:lvl>
+    <w:lvl w:ilvl="7" w:tplc="04070003" w:tentative="1">
+      <w:start w:val="1"/>
+      <w:numFmt w:val="bullet"/>
+      <w:lvlText w:val="o"/>
+      <w:lvlJc w:val="left"/>
+      <w:pPr>
+        <w:ind w:left="5760" w:hanging="360"/>
+      </w:pPr>
+      <w:rPr>
+        <w:rFonts w:ascii="Courier New" w:hAnsi="Courier New" w:cs="Courier New" w:hint="default"/>
+      </w:rPr>
+    </w:lvl>
+    <w:lvl w:ilvl="8" w:tplc="04070005" w:tentative="1">
+      <w:start w:val="1"/>
+      <w:numFmt w:val="bullet"/>
+      <w:lvlText w:val=""/>
+      <w:lvlJc w:val="left"/>
+      <w:pPr>
+        <w:ind w:left="6480" w:hanging="360"/>
+      </w:pPr>
+      <w:rPr>
+        <w:rFonts w:ascii="Wingdings" w:hAnsi="Wingdings" w:hint="default"/>
+      </w:rPr>
+    </w:lvl>
+  </w:abstractNum>
+  <w:abstractNum w:abstractNumId="32" w15:restartNumberingAfterBreak="0">
     <w:nsid w:val="5D206987"/>
     <w:multiLevelType w:val="hybridMultilevel"/>
     <w:tmpl w:val="22C0A7C6"/>
@@ -53682,7 +51152,7 @@
       </w:pPr>
     </w:lvl>
   </w:abstractNum>
-  <w:abstractNum w:abstractNumId="32" w15:restartNumberingAfterBreak="0">
+  <w:abstractNum w:abstractNumId="33" w15:restartNumberingAfterBreak="0">
     <w:nsid w:val="632B3E56"/>
     <w:multiLevelType w:val="hybridMultilevel"/>
     <w:tmpl w:val="575A84E6"/>
@@ -53768,7 +51238,7 @@
       </w:pPr>
     </w:lvl>
   </w:abstractNum>
-  <w:abstractNum w:abstractNumId="33" w15:restartNumberingAfterBreak="0">
+  <w:abstractNum w:abstractNumId="34" w15:restartNumberingAfterBreak="0">
     <w:nsid w:val="69A640B3"/>
     <w:multiLevelType w:val="hybridMultilevel"/>
     <w:tmpl w:val="C6BE1F7A"/>
@@ -53857,7 +51327,7 @@
       </w:pPr>
     </w:lvl>
   </w:abstractNum>
-  <w:abstractNum w:abstractNumId="34" w15:restartNumberingAfterBreak="0">
+  <w:abstractNum w:abstractNumId="35" w15:restartNumberingAfterBreak="0">
     <w:nsid w:val="6AF4598A"/>
     <w:multiLevelType w:val="hybridMultilevel"/>
     <w:tmpl w:val="4336D898"/>
@@ -53943,7 +51413,7 @@
       </w:pPr>
     </w:lvl>
   </w:abstractNum>
-  <w:abstractNum w:abstractNumId="35" w15:restartNumberingAfterBreak="0">
+  <w:abstractNum w:abstractNumId="36" w15:restartNumberingAfterBreak="0">
     <w:nsid w:val="6BA90356"/>
     <w:multiLevelType w:val="hybridMultilevel"/>
     <w:tmpl w:val="C152DD50"/>
@@ -54032,7 +51502,7 @@
       </w:pPr>
     </w:lvl>
   </w:abstractNum>
-  <w:abstractNum w:abstractNumId="36" w15:restartNumberingAfterBreak="0">
+  <w:abstractNum w:abstractNumId="37" w15:restartNumberingAfterBreak="0">
     <w:nsid w:val="6DDD155E"/>
     <w:multiLevelType w:val="hybridMultilevel"/>
     <w:tmpl w:val="FA369116"/>
@@ -54118,7 +51588,7 @@
       </w:pPr>
     </w:lvl>
   </w:abstractNum>
-  <w:abstractNum w:abstractNumId="37" w15:restartNumberingAfterBreak="0">
+  <w:abstractNum w:abstractNumId="38" w15:restartNumberingAfterBreak="0">
     <w:nsid w:val="7C9D65DF"/>
     <w:multiLevelType w:val="multilevel"/>
     <w:tmpl w:val="03CACE42"/>
@@ -54243,7 +51713,7 @@
       </w:rPr>
     </w:lvl>
   </w:abstractNum>
-  <w:abstractNum w:abstractNumId="38" w15:restartNumberingAfterBreak="0">
+  <w:abstractNum w:abstractNumId="39" w15:restartNumberingAfterBreak="0">
     <w:nsid w:val="7CE23B6D"/>
     <w:multiLevelType w:val="hybridMultilevel"/>
     <w:tmpl w:val="1B6C4328"/>
@@ -54333,7 +51803,7 @@
     </w:lvl>
   </w:abstractNum>
   <w:num w:numId="1" w16cid:durableId="575287665">
-    <w:abstractNumId w:val="37"/>
+    <w:abstractNumId w:val="38"/>
   </w:num>
   <w:num w:numId="2" w16cid:durableId="1523278971">
     <w:abstractNumId w:val="7"/>
@@ -54348,7 +51818,7 @@
     <w:abstractNumId w:val="16"/>
   </w:num>
   <w:num w:numId="6" w16cid:durableId="422990915">
-    <w:abstractNumId w:val="32"/>
+    <w:abstractNumId w:val="33"/>
   </w:num>
   <w:num w:numId="7" w16cid:durableId="1680422255">
     <w:abstractNumId w:val="15"/>
@@ -54366,7 +51836,7 @@
     <w:abstractNumId w:val="24"/>
   </w:num>
   <w:num w:numId="12" w16cid:durableId="1332030031">
-    <w:abstractNumId w:val="31"/>
+    <w:abstractNumId w:val="32"/>
   </w:num>
   <w:num w:numId="13" w16cid:durableId="1495486116">
     <w:abstractNumId w:val="20"/>
@@ -54384,10 +51854,10 @@
     <w:abstractNumId w:val="3"/>
   </w:num>
   <w:num w:numId="18" w16cid:durableId="283120835">
-    <w:abstractNumId w:val="38"/>
+    <w:abstractNumId w:val="39"/>
   </w:num>
   <w:num w:numId="19" w16cid:durableId="816261044">
-    <w:abstractNumId w:val="36"/>
+    <w:abstractNumId w:val="37"/>
   </w:num>
   <w:num w:numId="20" w16cid:durableId="1144390883">
     <w:abstractNumId w:val="9"/>
@@ -54423,19 +51893,19 @@
     <w:abstractNumId w:val="1"/>
   </w:num>
   <w:num w:numId="31" w16cid:durableId="287128308">
-    <w:abstractNumId w:val="33"/>
+    <w:abstractNumId w:val="34"/>
   </w:num>
   <w:num w:numId="32" w16cid:durableId="1709065561">
     <w:abstractNumId w:val="5"/>
   </w:num>
   <w:num w:numId="33" w16cid:durableId="333724611">
-    <w:abstractNumId w:val="34"/>
+    <w:abstractNumId w:val="35"/>
   </w:num>
   <w:num w:numId="34" w16cid:durableId="1565527889">
     <w:abstractNumId w:val="17"/>
   </w:num>
   <w:num w:numId="35" w16cid:durableId="903100301">
-    <w:abstractNumId w:val="35"/>
+    <w:abstractNumId w:val="36"/>
   </w:num>
   <w:num w:numId="36" w16cid:durableId="507722423">
     <w:abstractNumId w:val="29"/>
@@ -54448,6 +51918,9 @@
   </w:num>
   <w:num w:numId="39" w16cid:durableId="42683856">
     <w:abstractNumId w:val="26"/>
+  </w:num>
+  <w:num w:numId="40" w16cid:durableId="153567442">
+    <w:abstractNumId w:val="31"/>
   </w:num>
   <w:numIdMacAtCleanup w:val="22"/>
 </w:numbering>
@@ -56310,6 +53783,7 @@
     <w:rsid w:val="0086524F"/>
     <w:rsid w:val="008B61EA"/>
     <w:rsid w:val="008C3333"/>
+    <w:rsid w:val="008C3369"/>
     <w:rsid w:val="008D516E"/>
     <w:rsid w:val="008E4EF5"/>
     <w:rsid w:val="00910DEF"/>
@@ -56327,6 +53801,7 @@
     <w:rsid w:val="00AE1EC5"/>
     <w:rsid w:val="00AF4970"/>
     <w:rsid w:val="00B17282"/>
+    <w:rsid w:val="00B20913"/>
     <w:rsid w:val="00B218DD"/>
     <w:rsid w:val="00B32B37"/>
     <w:rsid w:val="00B36ED6"/>
